--- a/Nama Varian.docx
+++ b/Nama Varian.docx
@@ -1,6 +1,6 @@
 
 <file path=word/document.xml><?xml version="1.0" encoding="utf-8"?>
-<w:document xmlns:wpc="http://schemas.microsoft.com/office/word/2010/wordprocessingCanvas" xmlns:cx="http://schemas.microsoft.com/office/drawing/2014/chartex" xmlns:cx1="http://schemas.microsoft.com/office/drawing/2015/9/8/chartex" xmlns:cx2="http://schemas.microsoft.com/office/drawing/2015/10/21/chartex" xmlns:cx3="http://schemas.microsoft.com/office/drawing/2016/5/9/chartex" xmlns:cx4="http://schemas.microsoft.com/office/drawing/2016/5/10/chartex" xmlns:cx5="http://schemas.microsoft.com/office/drawing/2016/5/11/chartex" xmlns:cx6="http://schemas.microsoft.com/office/drawing/2016/5/12/chartex" xmlns:cx7="http://schemas.microsoft.com/office/drawing/2016/5/13/chartex" xmlns:cx8="http://schemas.microsoft.com/office/drawing/2016/5/14/chartex" xmlns:mc="http://schemas.openxmlformats.org/markup-compatibility/2006" xmlns:aink="http://schemas.microsoft.com/office/drawing/2016/ink" xmlns:am3d="http://schemas.microsoft.com/office/drawing/2017/model3d" xmlns:o="urn:schemas-microsoft-com:office:office" xmlns:r="http://schemas.openxmlformats.org/officeDocument/2006/relationships" xmlns:m="http://schemas.openxmlformats.org/officeDocument/2006/math" xmlns:v="urn:schemas-microsoft-com:vml" xmlns:wp14="http://schemas.microsoft.com/office/word/2010/wordprocessingDrawing" xmlns:wp="http://schemas.openxmlformats.org/drawingml/2006/wordprocessingDrawing" xmlns:w10="urn:schemas-microsoft-com:office:word" xmlns:w="http://schemas.openxmlformats.org/wordprocessingml/2006/main" xmlns:w14="http://schemas.microsoft.com/office/word/2010/wordml" xmlns:w15="http://schemas.microsoft.com/office/word/2012/wordml" xmlns:w16cex="http://schemas.microsoft.com/office/word/2018/wordml/cex" xmlns:w16cid="http://schemas.microsoft.com/office/word/2016/wordml/cid" xmlns:w16="http://schemas.microsoft.com/office/word/2018/wordml" xmlns:w16sdtdh="http://schemas.microsoft.com/office/word/2020/wordml/sdtdatahash" xmlns:w16se="http://schemas.microsoft.com/office/word/2015/wordml/symex" xmlns:wpg="http://schemas.microsoft.com/office/word/2010/wordprocessingGroup" xmlns:wpi="http://schemas.microsoft.com/office/word/2010/wordprocessingInk" xmlns:wne="http://schemas.microsoft.com/office/word/2006/wordml" xmlns:wps="http://schemas.microsoft.com/office/word/2010/wordprocessingShape" mc:Ignorable="w14 w15 w16se w16cid w16 w16cex w16sdtdh wp14">
+<w:document xmlns:wpc="http://schemas.microsoft.com/office/word/2010/wordprocessingCanvas" xmlns:cx="http://schemas.microsoft.com/office/drawing/2014/chartex" xmlns:cx1="http://schemas.microsoft.com/office/drawing/2015/9/8/chartex" xmlns:cx2="http://schemas.microsoft.com/office/drawing/2015/10/21/chartex" xmlns:cx3="http://schemas.microsoft.com/office/drawing/2016/5/9/chartex" xmlns:cx4="http://schemas.microsoft.com/office/drawing/2016/5/10/chartex" xmlns:cx5="http://schemas.microsoft.com/office/drawing/2016/5/11/chartex" xmlns:cx6="http://schemas.microsoft.com/office/drawing/2016/5/12/chartex" xmlns:cx7="http://schemas.microsoft.com/office/drawing/2016/5/13/chartex" xmlns:cx8="http://schemas.microsoft.com/office/drawing/2016/5/14/chartex" xmlns:mc="http://schemas.openxmlformats.org/markup-compatibility/2006" xmlns:aink="http://schemas.microsoft.com/office/drawing/2016/ink" xmlns:am3d="http://schemas.microsoft.com/office/drawing/2017/model3d" xmlns:o="urn:schemas-microsoft-com:office:office" xmlns:r="http://schemas.openxmlformats.org/officeDocument/2006/relationships" xmlns:m="http://schemas.openxmlformats.org/officeDocument/2006/math" xmlns:v="urn:schemas-microsoft-com:vml" xmlns:wp14="http://schemas.microsoft.com/office/word/2010/wordprocessingDrawing" xmlns:wp="http://schemas.openxmlformats.org/drawingml/2006/wordprocessingDrawing" xmlns:w10="urn:schemas-microsoft-com:office:word" xmlns:w="http://schemas.openxmlformats.org/wordprocessingml/2006/main" xmlns:w14="http://schemas.microsoft.com/office/word/2010/wordml" xmlns:w15="http://schemas.microsoft.com/office/word/2012/wordml" xmlns:w16cid="http://schemas.microsoft.com/office/word/2016/wordml/cid" xmlns:w16se="http://schemas.microsoft.com/office/word/2015/wordml/symex" xmlns:wpg="http://schemas.microsoft.com/office/word/2010/wordprocessingGroup" xmlns:wpi="http://schemas.microsoft.com/office/word/2010/wordprocessingInk" xmlns:wne="http://schemas.microsoft.com/office/word/2006/wordml" xmlns:wps="http://schemas.microsoft.com/office/word/2010/wordprocessingShape" mc:Ignorable="w14 w15 w16se w16cid wp14">
   <w:body>
     <w:tbl>
       <w:tblPr>
@@ -40,44 +40,68 @@
             <w:tcW w:w="4508" w:type="dxa"/>
           </w:tcPr>
           <w:p>
-            <w:r>
-              <w:t>Jumlah Unit</w:t>
-            </w:r>
-          </w:p>
-        </w:tc>
-        <w:tc>
-          <w:tcPr>
-            <w:tcW w:w="4509" w:type="dxa"/>
-          </w:tcPr>
-          <w:p/>
-        </w:tc>
-      </w:tr>
-      <w:tr>
-        <w:tc>
-          <w:tcPr>
-            <w:tcW w:w="4508" w:type="dxa"/>
-          </w:tcPr>
-          <w:p>
-            <w:r>
-              <w:t>Jenis Komputer</w:t>
-            </w:r>
-          </w:p>
-        </w:tc>
-        <w:tc>
-          <w:tcPr>
-            <w:tcW w:w="4509" w:type="dxa"/>
-          </w:tcPr>
-          <w:p/>
-        </w:tc>
-      </w:tr>
-      <w:tr>
-        <w:tc>
-          <w:tcPr>
-            <w:tcW w:w="4508" w:type="dxa"/>
-          </w:tcPr>
-          <w:p>
-            <w:r>
-              <w:t>Merk/Seri</w:t>
+            <w:proofErr w:type="spellStart"/>
+            <w:r>
+              <w:t>Jumlah</w:t>
+            </w:r>
+            <w:proofErr w:type="spellEnd"/>
+            <w:r>
+              <w:t xml:space="preserve"> Unit</w:t>
+            </w:r>
+          </w:p>
+        </w:tc>
+        <w:tc>
+          <w:tcPr>
+            <w:tcW w:w="4509" w:type="dxa"/>
+          </w:tcPr>
+          <w:p>
+            <w:r>
+              <w:t>30</w:t>
+            </w:r>
+          </w:p>
+        </w:tc>
+      </w:tr>
+      <w:tr>
+        <w:tc>
+          <w:tcPr>
+            <w:tcW w:w="4508" w:type="dxa"/>
+          </w:tcPr>
+          <w:p>
+            <w:proofErr w:type="spellStart"/>
+            <w:r>
+              <w:t>Jenis</w:t>
+            </w:r>
+            <w:proofErr w:type="spellEnd"/>
+            <w:r>
+              <w:t xml:space="preserve"> </w:t>
+            </w:r>
+            <w:proofErr w:type="spellStart"/>
+            <w:r>
+              <w:t>Komputer</w:t>
+            </w:r>
+            <w:proofErr w:type="spellEnd"/>
+          </w:p>
+        </w:tc>
+        <w:tc>
+          <w:tcPr>
+            <w:tcW w:w="4509" w:type="dxa"/>
+          </w:tcPr>
+          <w:p/>
+        </w:tc>
+      </w:tr>
+      <w:tr>
+        <w:tc>
+          <w:tcPr>
+            <w:tcW w:w="4508" w:type="dxa"/>
+          </w:tcPr>
+          <w:p>
+            <w:proofErr w:type="spellStart"/>
+            <w:r>
+              <w:t>Merk</w:t>
+            </w:r>
+            <w:proofErr w:type="spellEnd"/>
+            <w:r>
+              <w:t>/Seri</w:t>
             </w:r>
           </w:p>
         </w:tc>
@@ -103,7 +127,11 @@
           <w:tcPr>
             <w:tcW w:w="4509" w:type="dxa"/>
           </w:tcPr>
-          <w:p/>
+          <w:p>
+            <w:r>
+              <w:t>I5-12400</w:t>
+            </w:r>
+          </w:p>
         </w:tc>
       </w:tr>
       <w:tr>
@@ -148,26 +176,49 @@
             <w:tcW w:w="4508" w:type="dxa"/>
           </w:tcPr>
           <w:p>
-            <w:r>
-              <w:t>Tipe Hardisk</w:t>
-            </w:r>
-          </w:p>
-        </w:tc>
-        <w:tc>
-          <w:tcPr>
-            <w:tcW w:w="4509" w:type="dxa"/>
-          </w:tcPr>
-          <w:p/>
-        </w:tc>
-      </w:tr>
-      <w:tr>
-        <w:tc>
-          <w:tcPr>
-            <w:tcW w:w="4508" w:type="dxa"/>
-          </w:tcPr>
-          <w:p>
-            <w:r>
-              <w:t>Kapasitas Hardisk (GB)</w:t>
+            <w:proofErr w:type="spellStart"/>
+            <w:r>
+              <w:t>Tipe</w:t>
+            </w:r>
+            <w:proofErr w:type="spellEnd"/>
+            <w:r>
+              <w:t xml:space="preserve"> </w:t>
+            </w:r>
+            <w:proofErr w:type="spellStart"/>
+            <w:r>
+              <w:t>Hardisk</w:t>
+            </w:r>
+            <w:proofErr w:type="spellEnd"/>
+          </w:p>
+        </w:tc>
+        <w:tc>
+          <w:tcPr>
+            <w:tcW w:w="4509" w:type="dxa"/>
+          </w:tcPr>
+          <w:p/>
+        </w:tc>
+      </w:tr>
+      <w:tr>
+        <w:tc>
+          <w:tcPr>
+            <w:tcW w:w="4508" w:type="dxa"/>
+          </w:tcPr>
+          <w:p>
+            <w:proofErr w:type="spellStart"/>
+            <w:r>
+              <w:t>Kapasitas</w:t>
+            </w:r>
+            <w:proofErr w:type="spellEnd"/>
+            <w:r>
+              <w:t xml:space="preserve"> </w:t>
+            </w:r>
+            <w:proofErr w:type="spellStart"/>
+            <w:r>
+              <w:t>Hardisk</w:t>
+            </w:r>
+            <w:proofErr w:type="spellEnd"/>
+            <w:r>
+              <w:t xml:space="preserve"> (GB)</w:t>
             </w:r>
           </w:p>
         </w:tc>
@@ -202,45 +253,65 @@
             <w:tcW w:w="4508" w:type="dxa"/>
           </w:tcPr>
           <w:p>
-            <w:r>
-              <w:t>Kecepatan LAN Card Ethernet/Kabel</w:t>
-            </w:r>
-          </w:p>
-        </w:tc>
-        <w:tc>
-          <w:tcPr>
-            <w:tcW w:w="4509" w:type="dxa"/>
-          </w:tcPr>
-          <w:p/>
-        </w:tc>
-      </w:tr>
-      <w:tr>
-        <w:tc>
-          <w:tcPr>
-            <w:tcW w:w="4508" w:type="dxa"/>
-          </w:tcPr>
-          <w:p>
-            <w:r>
-              <w:t>Sistem Operasi</w:t>
-            </w:r>
-          </w:p>
-        </w:tc>
-        <w:tc>
-          <w:tcPr>
-            <w:tcW w:w="4509" w:type="dxa"/>
-          </w:tcPr>
-          <w:p/>
-        </w:tc>
-      </w:tr>
-      <w:tr>
-        <w:tc>
-          <w:tcPr>
-            <w:tcW w:w="4508" w:type="dxa"/>
-          </w:tcPr>
-          <w:p>
-            <w:r>
-              <w:t>Screenshot DxDiag</w:t>
-            </w:r>
+            <w:proofErr w:type="spellStart"/>
+            <w:r>
+              <w:t>Kecepatan</w:t>
+            </w:r>
+            <w:proofErr w:type="spellEnd"/>
+            <w:r>
+              <w:t xml:space="preserve"> LAN Card Ethernet/Kabel</w:t>
+            </w:r>
+          </w:p>
+        </w:tc>
+        <w:tc>
+          <w:tcPr>
+            <w:tcW w:w="4509" w:type="dxa"/>
+          </w:tcPr>
+          <w:p/>
+        </w:tc>
+      </w:tr>
+      <w:tr>
+        <w:tc>
+          <w:tcPr>
+            <w:tcW w:w="4508" w:type="dxa"/>
+          </w:tcPr>
+          <w:p>
+            <w:proofErr w:type="spellStart"/>
+            <w:r>
+              <w:t>Sistem</w:t>
+            </w:r>
+            <w:proofErr w:type="spellEnd"/>
+            <w:r>
+              <w:t xml:space="preserve"> </w:t>
+            </w:r>
+            <w:proofErr w:type="spellStart"/>
+            <w:r>
+              <w:t>Operasi</w:t>
+            </w:r>
+            <w:proofErr w:type="spellEnd"/>
+          </w:p>
+        </w:tc>
+        <w:tc>
+          <w:tcPr>
+            <w:tcW w:w="4509" w:type="dxa"/>
+          </w:tcPr>
+          <w:p/>
+        </w:tc>
+      </w:tr>
+      <w:tr>
+        <w:tc>
+          <w:tcPr>
+            <w:tcW w:w="4508" w:type="dxa"/>
+          </w:tcPr>
+          <w:p>
+            <w:r>
+              <w:t xml:space="preserve">Screenshot </w:t>
+            </w:r>
+            <w:proofErr w:type="spellStart"/>
+            <w:r>
+              <w:t>DxDiag</w:t>
+            </w:r>
+            <w:proofErr w:type="spellEnd"/>
           </w:p>
         </w:tc>
         <w:tc>
@@ -275,25 +346,2635 @@
           </w:tcPr>
           <w:p>
             <w:r>
-              <w:t>Screenshot Tipe &amp; Kapasitas Hardisk</w:t>
-            </w:r>
-          </w:p>
-        </w:tc>
-        <w:tc>
-          <w:tcPr>
-            <w:tcW w:w="4509" w:type="dxa"/>
-          </w:tcPr>
-          <w:p/>
-        </w:tc>
-      </w:tr>
-      <w:tr>
-        <w:tc>
-          <w:tcPr>
-            <w:tcW w:w="4508" w:type="dxa"/>
-          </w:tcPr>
-          <w:p>
-            <w:r>
-              <w:t>Screenshot Kecepatan LAN Card Ethernet</w:t>
+              <w:t xml:space="preserve">Screenshot </w:t>
+            </w:r>
+            <w:proofErr w:type="spellStart"/>
+            <w:r>
+              <w:t>Tipe</w:t>
+            </w:r>
+            <w:proofErr w:type="spellEnd"/>
+            <w:r>
+              <w:t xml:space="preserve"> &amp; </w:t>
+            </w:r>
+            <w:proofErr w:type="spellStart"/>
+            <w:r>
+              <w:t>Kapasitas</w:t>
+            </w:r>
+            <w:proofErr w:type="spellEnd"/>
+            <w:r>
+              <w:t xml:space="preserve"> </w:t>
+            </w:r>
+            <w:proofErr w:type="spellStart"/>
+            <w:r>
+              <w:t>Hardisk</w:t>
+            </w:r>
+            <w:proofErr w:type="spellEnd"/>
+          </w:p>
+        </w:tc>
+        <w:tc>
+          <w:tcPr>
+            <w:tcW w:w="4509" w:type="dxa"/>
+          </w:tcPr>
+          <w:p/>
+        </w:tc>
+      </w:tr>
+      <w:tr>
+        <w:tc>
+          <w:tcPr>
+            <w:tcW w:w="4508" w:type="dxa"/>
+          </w:tcPr>
+          <w:p>
+            <w:r>
+              <w:t xml:space="preserve">Screenshot </w:t>
+            </w:r>
+            <w:proofErr w:type="spellStart"/>
+            <w:r>
+              <w:t>Kecepatan</w:t>
+            </w:r>
+            <w:proofErr w:type="spellEnd"/>
+            <w:r>
+              <w:t xml:space="preserve"> LAN Card Ethernet</w:t>
+            </w:r>
+          </w:p>
+        </w:tc>
+        <w:tc>
+          <w:tcPr>
+            <w:tcW w:w="4509" w:type="dxa"/>
+          </w:tcPr>
+          <w:p/>
+        </w:tc>
+      </w:tr>
+    </w:tbl>
+    <w:p/>
+    <w:tbl>
+      <w:tblPr>
+        <w:tblStyle w:val="TableGrid"/>
+        <w:tblW w:w="0" w:type="auto"/>
+        <w:tblLook w:val="04A0" w:firstRow="1" w:lastRow="0" w:firstColumn="1" w:lastColumn="0" w:noHBand="0" w:noVBand="1"/>
+      </w:tblPr>
+      <w:tblGrid>
+        <w:gridCol w:w="4508"/>
+        <w:gridCol w:w="4509"/>
+      </w:tblGrid>
+      <w:tr>
+        <w:tc>
+          <w:tcPr>
+            <w:tcW w:w="4508" w:type="dxa"/>
+          </w:tcPr>
+          <w:p>
+            <w:r>
+              <w:t>Nama Varian</w:t>
+            </w:r>
+          </w:p>
+        </w:tc>
+        <w:tc>
+          <w:tcPr>
+            <w:tcW w:w="4509" w:type="dxa"/>
+          </w:tcPr>
+          <w:p>
+            <w:r>
+              <w:t>1</w:t>
+            </w:r>
+          </w:p>
+        </w:tc>
+      </w:tr>
+      <w:tr>
+        <w:tc>
+          <w:tcPr>
+            <w:tcW w:w="4508" w:type="dxa"/>
+          </w:tcPr>
+          <w:p>
+            <w:proofErr w:type="spellStart"/>
+            <w:r>
+              <w:t>Jumlah</w:t>
+            </w:r>
+            <w:proofErr w:type="spellEnd"/>
+            <w:r>
+              <w:t xml:space="preserve"> Unit</w:t>
+            </w:r>
+          </w:p>
+        </w:tc>
+        <w:tc>
+          <w:tcPr>
+            <w:tcW w:w="4509" w:type="dxa"/>
+          </w:tcPr>
+          <w:p>
+            <w:r>
+              <w:t>14</w:t>
+            </w:r>
+          </w:p>
+        </w:tc>
+      </w:tr>
+      <w:tr>
+        <w:tc>
+          <w:tcPr>
+            <w:tcW w:w="4508" w:type="dxa"/>
+          </w:tcPr>
+          <w:p>
+            <w:proofErr w:type="spellStart"/>
+            <w:r>
+              <w:t>Jenis</w:t>
+            </w:r>
+            <w:proofErr w:type="spellEnd"/>
+            <w:r>
+              <w:t xml:space="preserve"> </w:t>
+            </w:r>
+            <w:proofErr w:type="spellStart"/>
+            <w:r>
+              <w:t>Komputer</w:t>
+            </w:r>
+            <w:proofErr w:type="spellEnd"/>
+          </w:p>
+        </w:tc>
+        <w:tc>
+          <w:tcPr>
+            <w:tcW w:w="4509" w:type="dxa"/>
+          </w:tcPr>
+          <w:p/>
+        </w:tc>
+      </w:tr>
+      <w:tr>
+        <w:tc>
+          <w:tcPr>
+            <w:tcW w:w="4508" w:type="dxa"/>
+          </w:tcPr>
+          <w:p>
+            <w:proofErr w:type="spellStart"/>
+            <w:r>
+              <w:t>Merk</w:t>
+            </w:r>
+            <w:proofErr w:type="spellEnd"/>
+            <w:r>
+              <w:t>/Seri</w:t>
+            </w:r>
+          </w:p>
+        </w:tc>
+        <w:tc>
+          <w:tcPr>
+            <w:tcW w:w="4509" w:type="dxa"/>
+          </w:tcPr>
+          <w:p/>
+        </w:tc>
+      </w:tr>
+      <w:tr>
+        <w:tc>
+          <w:tcPr>
+            <w:tcW w:w="4508" w:type="dxa"/>
+          </w:tcPr>
+          <w:p>
+            <w:r>
+              <w:t>Processor</w:t>
+            </w:r>
+          </w:p>
+        </w:tc>
+        <w:tc>
+          <w:tcPr>
+            <w:tcW w:w="4509" w:type="dxa"/>
+          </w:tcPr>
+          <w:p>
+            <w:r>
+              <w:t>I5-4590</w:t>
+            </w:r>
+          </w:p>
+        </w:tc>
+      </w:tr>
+      <w:tr>
+        <w:tc>
+          <w:tcPr>
+            <w:tcW w:w="4508" w:type="dxa"/>
+          </w:tcPr>
+          <w:p>
+            <w:r>
+              <w:t>CPU Core</w:t>
+            </w:r>
+          </w:p>
+        </w:tc>
+        <w:tc>
+          <w:tcPr>
+            <w:tcW w:w="4509" w:type="dxa"/>
+          </w:tcPr>
+          <w:p/>
+        </w:tc>
+      </w:tr>
+      <w:tr>
+        <w:tc>
+          <w:tcPr>
+            <w:tcW w:w="4508" w:type="dxa"/>
+          </w:tcPr>
+          <w:p>
+            <w:r>
+              <w:t>CPU Thread</w:t>
+            </w:r>
+          </w:p>
+        </w:tc>
+        <w:tc>
+          <w:tcPr>
+            <w:tcW w:w="4509" w:type="dxa"/>
+          </w:tcPr>
+          <w:p/>
+        </w:tc>
+      </w:tr>
+      <w:tr>
+        <w:tc>
+          <w:tcPr>
+            <w:tcW w:w="4508" w:type="dxa"/>
+          </w:tcPr>
+          <w:p>
+            <w:proofErr w:type="spellStart"/>
+            <w:r>
+              <w:t>Tipe</w:t>
+            </w:r>
+            <w:proofErr w:type="spellEnd"/>
+            <w:r>
+              <w:t xml:space="preserve"> </w:t>
+            </w:r>
+            <w:proofErr w:type="spellStart"/>
+            <w:r>
+              <w:t>Hardisk</w:t>
+            </w:r>
+            <w:proofErr w:type="spellEnd"/>
+          </w:p>
+        </w:tc>
+        <w:tc>
+          <w:tcPr>
+            <w:tcW w:w="4509" w:type="dxa"/>
+          </w:tcPr>
+          <w:p/>
+        </w:tc>
+      </w:tr>
+      <w:tr>
+        <w:tc>
+          <w:tcPr>
+            <w:tcW w:w="4508" w:type="dxa"/>
+          </w:tcPr>
+          <w:p>
+            <w:proofErr w:type="spellStart"/>
+            <w:r>
+              <w:t>Kapasitas</w:t>
+            </w:r>
+            <w:proofErr w:type="spellEnd"/>
+            <w:r>
+              <w:t xml:space="preserve"> </w:t>
+            </w:r>
+            <w:proofErr w:type="spellStart"/>
+            <w:r>
+              <w:t>Hardisk</w:t>
+            </w:r>
+            <w:proofErr w:type="spellEnd"/>
+            <w:r>
+              <w:t xml:space="preserve"> (GB)</w:t>
+            </w:r>
+          </w:p>
+        </w:tc>
+        <w:tc>
+          <w:tcPr>
+            <w:tcW w:w="4509" w:type="dxa"/>
+          </w:tcPr>
+          <w:p/>
+        </w:tc>
+      </w:tr>
+      <w:tr>
+        <w:tc>
+          <w:tcPr>
+            <w:tcW w:w="4508" w:type="dxa"/>
+          </w:tcPr>
+          <w:p>
+            <w:r>
+              <w:t>RAM (GB)</w:t>
+            </w:r>
+          </w:p>
+        </w:tc>
+        <w:tc>
+          <w:tcPr>
+            <w:tcW w:w="4509" w:type="dxa"/>
+          </w:tcPr>
+          <w:p/>
+        </w:tc>
+      </w:tr>
+      <w:tr>
+        <w:tc>
+          <w:tcPr>
+            <w:tcW w:w="4508" w:type="dxa"/>
+          </w:tcPr>
+          <w:p>
+            <w:proofErr w:type="spellStart"/>
+            <w:r>
+              <w:t>Kecepatan</w:t>
+            </w:r>
+            <w:proofErr w:type="spellEnd"/>
+            <w:r>
+              <w:t xml:space="preserve"> LAN Card Ethernet/Kabel</w:t>
+            </w:r>
+          </w:p>
+        </w:tc>
+        <w:tc>
+          <w:tcPr>
+            <w:tcW w:w="4509" w:type="dxa"/>
+          </w:tcPr>
+          <w:p/>
+        </w:tc>
+      </w:tr>
+      <w:tr>
+        <w:tc>
+          <w:tcPr>
+            <w:tcW w:w="4508" w:type="dxa"/>
+          </w:tcPr>
+          <w:p>
+            <w:proofErr w:type="spellStart"/>
+            <w:r>
+              <w:t>Sistem</w:t>
+            </w:r>
+            <w:proofErr w:type="spellEnd"/>
+            <w:r>
+              <w:t xml:space="preserve"> </w:t>
+            </w:r>
+            <w:proofErr w:type="spellStart"/>
+            <w:r>
+              <w:t>Operasi</w:t>
+            </w:r>
+            <w:proofErr w:type="spellEnd"/>
+          </w:p>
+        </w:tc>
+        <w:tc>
+          <w:tcPr>
+            <w:tcW w:w="4509" w:type="dxa"/>
+          </w:tcPr>
+          <w:p/>
+        </w:tc>
+      </w:tr>
+      <w:tr>
+        <w:tc>
+          <w:tcPr>
+            <w:tcW w:w="4508" w:type="dxa"/>
+          </w:tcPr>
+          <w:p>
+            <w:r>
+              <w:t xml:space="preserve">Screenshot </w:t>
+            </w:r>
+            <w:proofErr w:type="spellStart"/>
+            <w:r>
+              <w:t>DxDiag</w:t>
+            </w:r>
+            <w:proofErr w:type="spellEnd"/>
+          </w:p>
+        </w:tc>
+        <w:tc>
+          <w:tcPr>
+            <w:tcW w:w="4509" w:type="dxa"/>
+          </w:tcPr>
+          <w:p/>
+        </w:tc>
+      </w:tr>
+      <w:tr>
+        <w:tc>
+          <w:tcPr>
+            <w:tcW w:w="4508" w:type="dxa"/>
+          </w:tcPr>
+          <w:p>
+            <w:r>
+              <w:t>Screenshot CPU Core &amp; Thread</w:t>
+            </w:r>
+          </w:p>
+        </w:tc>
+        <w:tc>
+          <w:tcPr>
+            <w:tcW w:w="4509" w:type="dxa"/>
+          </w:tcPr>
+          <w:p/>
+        </w:tc>
+      </w:tr>
+      <w:tr>
+        <w:tc>
+          <w:tcPr>
+            <w:tcW w:w="4508" w:type="dxa"/>
+          </w:tcPr>
+          <w:p>
+            <w:r>
+              <w:t xml:space="preserve">Screenshot </w:t>
+            </w:r>
+            <w:proofErr w:type="spellStart"/>
+            <w:r>
+              <w:t>Tipe</w:t>
+            </w:r>
+            <w:proofErr w:type="spellEnd"/>
+            <w:r>
+              <w:t xml:space="preserve"> &amp; </w:t>
+            </w:r>
+            <w:proofErr w:type="spellStart"/>
+            <w:r>
+              <w:t>Kapasitas</w:t>
+            </w:r>
+            <w:proofErr w:type="spellEnd"/>
+            <w:r>
+              <w:t xml:space="preserve"> </w:t>
+            </w:r>
+            <w:proofErr w:type="spellStart"/>
+            <w:r>
+              <w:t>Hardisk</w:t>
+            </w:r>
+            <w:proofErr w:type="spellEnd"/>
+          </w:p>
+        </w:tc>
+        <w:tc>
+          <w:tcPr>
+            <w:tcW w:w="4509" w:type="dxa"/>
+          </w:tcPr>
+          <w:p/>
+        </w:tc>
+      </w:tr>
+      <w:tr>
+        <w:tc>
+          <w:tcPr>
+            <w:tcW w:w="4508" w:type="dxa"/>
+          </w:tcPr>
+          <w:p>
+            <w:r>
+              <w:t xml:space="preserve">Screenshot </w:t>
+            </w:r>
+            <w:proofErr w:type="spellStart"/>
+            <w:r>
+              <w:t>Kecepatan</w:t>
+            </w:r>
+            <w:proofErr w:type="spellEnd"/>
+            <w:r>
+              <w:t xml:space="preserve"> LAN Card Ethernet</w:t>
+            </w:r>
+          </w:p>
+        </w:tc>
+        <w:tc>
+          <w:tcPr>
+            <w:tcW w:w="4509" w:type="dxa"/>
+          </w:tcPr>
+          <w:p/>
+        </w:tc>
+      </w:tr>
+    </w:tbl>
+    <w:p/>
+    <w:tbl>
+      <w:tblPr>
+        <w:tblStyle w:val="TableGrid"/>
+        <w:tblW w:w="0" w:type="auto"/>
+        <w:tblLook w:val="04A0" w:firstRow="1" w:lastRow="0" w:firstColumn="1" w:lastColumn="0" w:noHBand="0" w:noVBand="1"/>
+      </w:tblPr>
+      <w:tblGrid>
+        <w:gridCol w:w="4508"/>
+        <w:gridCol w:w="4509"/>
+      </w:tblGrid>
+      <w:tr>
+        <w:tc>
+          <w:tcPr>
+            <w:tcW w:w="4508" w:type="dxa"/>
+          </w:tcPr>
+          <w:p>
+            <w:r>
+              <w:t>Nama Varian</w:t>
+            </w:r>
+          </w:p>
+        </w:tc>
+        <w:tc>
+          <w:tcPr>
+            <w:tcW w:w="4509" w:type="dxa"/>
+          </w:tcPr>
+          <w:p>
+            <w:r>
+              <w:t>1</w:t>
+            </w:r>
+          </w:p>
+        </w:tc>
+      </w:tr>
+      <w:tr>
+        <w:tc>
+          <w:tcPr>
+            <w:tcW w:w="4508" w:type="dxa"/>
+          </w:tcPr>
+          <w:p>
+            <w:proofErr w:type="spellStart"/>
+            <w:r>
+              <w:t>Jumlah</w:t>
+            </w:r>
+            <w:proofErr w:type="spellEnd"/>
+            <w:r>
+              <w:t xml:space="preserve"> Unit</w:t>
+            </w:r>
+          </w:p>
+        </w:tc>
+        <w:tc>
+          <w:tcPr>
+            <w:tcW w:w="4509" w:type="dxa"/>
+          </w:tcPr>
+          <w:p>
+            <w:r>
+              <w:t>6</w:t>
+            </w:r>
+          </w:p>
+        </w:tc>
+      </w:tr>
+      <w:tr>
+        <w:tc>
+          <w:tcPr>
+            <w:tcW w:w="4508" w:type="dxa"/>
+          </w:tcPr>
+          <w:p>
+            <w:proofErr w:type="spellStart"/>
+            <w:r>
+              <w:t>Jenis</w:t>
+            </w:r>
+            <w:proofErr w:type="spellEnd"/>
+            <w:r>
+              <w:t xml:space="preserve"> </w:t>
+            </w:r>
+            <w:proofErr w:type="spellStart"/>
+            <w:r>
+              <w:t>Komputer</w:t>
+            </w:r>
+            <w:proofErr w:type="spellEnd"/>
+          </w:p>
+        </w:tc>
+        <w:tc>
+          <w:tcPr>
+            <w:tcW w:w="4509" w:type="dxa"/>
+          </w:tcPr>
+          <w:p/>
+        </w:tc>
+      </w:tr>
+      <w:tr>
+        <w:tc>
+          <w:tcPr>
+            <w:tcW w:w="4508" w:type="dxa"/>
+          </w:tcPr>
+          <w:p>
+            <w:proofErr w:type="spellStart"/>
+            <w:r>
+              <w:t>Merk</w:t>
+            </w:r>
+            <w:proofErr w:type="spellEnd"/>
+            <w:r>
+              <w:t>/Seri</w:t>
+            </w:r>
+          </w:p>
+        </w:tc>
+        <w:tc>
+          <w:tcPr>
+            <w:tcW w:w="4509" w:type="dxa"/>
+          </w:tcPr>
+          <w:p/>
+        </w:tc>
+      </w:tr>
+      <w:tr>
+        <w:tc>
+          <w:tcPr>
+            <w:tcW w:w="4508" w:type="dxa"/>
+          </w:tcPr>
+          <w:p>
+            <w:r>
+              <w:t>Processor</w:t>
+            </w:r>
+          </w:p>
+        </w:tc>
+        <w:tc>
+          <w:tcPr>
+            <w:tcW w:w="4509" w:type="dxa"/>
+          </w:tcPr>
+          <w:p>
+            <w:r>
+              <w:t>I5-10400</w:t>
+            </w:r>
+          </w:p>
+        </w:tc>
+      </w:tr>
+      <w:tr>
+        <w:tc>
+          <w:tcPr>
+            <w:tcW w:w="4508" w:type="dxa"/>
+          </w:tcPr>
+          <w:p>
+            <w:r>
+              <w:t>CPU Core</w:t>
+            </w:r>
+          </w:p>
+        </w:tc>
+        <w:tc>
+          <w:tcPr>
+            <w:tcW w:w="4509" w:type="dxa"/>
+          </w:tcPr>
+          <w:p/>
+        </w:tc>
+      </w:tr>
+      <w:tr>
+        <w:tc>
+          <w:tcPr>
+            <w:tcW w:w="4508" w:type="dxa"/>
+          </w:tcPr>
+          <w:p>
+            <w:r>
+              <w:t>CPU Thread</w:t>
+            </w:r>
+          </w:p>
+        </w:tc>
+        <w:tc>
+          <w:tcPr>
+            <w:tcW w:w="4509" w:type="dxa"/>
+          </w:tcPr>
+          <w:p/>
+        </w:tc>
+      </w:tr>
+      <w:tr>
+        <w:tc>
+          <w:tcPr>
+            <w:tcW w:w="4508" w:type="dxa"/>
+          </w:tcPr>
+          <w:p>
+            <w:proofErr w:type="spellStart"/>
+            <w:r>
+              <w:t>Tipe</w:t>
+            </w:r>
+            <w:proofErr w:type="spellEnd"/>
+            <w:r>
+              <w:t xml:space="preserve"> </w:t>
+            </w:r>
+            <w:proofErr w:type="spellStart"/>
+            <w:r>
+              <w:t>Hardisk</w:t>
+            </w:r>
+            <w:proofErr w:type="spellEnd"/>
+          </w:p>
+        </w:tc>
+        <w:tc>
+          <w:tcPr>
+            <w:tcW w:w="4509" w:type="dxa"/>
+          </w:tcPr>
+          <w:p/>
+        </w:tc>
+      </w:tr>
+      <w:tr>
+        <w:tc>
+          <w:tcPr>
+            <w:tcW w:w="4508" w:type="dxa"/>
+          </w:tcPr>
+          <w:p>
+            <w:proofErr w:type="spellStart"/>
+            <w:r>
+              <w:t>Kapasitas</w:t>
+            </w:r>
+            <w:proofErr w:type="spellEnd"/>
+            <w:r>
+              <w:t xml:space="preserve"> </w:t>
+            </w:r>
+            <w:proofErr w:type="spellStart"/>
+            <w:r>
+              <w:t>Hardisk</w:t>
+            </w:r>
+            <w:proofErr w:type="spellEnd"/>
+            <w:r>
+              <w:t xml:space="preserve"> (GB)</w:t>
+            </w:r>
+          </w:p>
+        </w:tc>
+        <w:tc>
+          <w:tcPr>
+            <w:tcW w:w="4509" w:type="dxa"/>
+          </w:tcPr>
+          <w:p/>
+        </w:tc>
+      </w:tr>
+      <w:tr>
+        <w:tc>
+          <w:tcPr>
+            <w:tcW w:w="4508" w:type="dxa"/>
+          </w:tcPr>
+          <w:p>
+            <w:r>
+              <w:t>RAM (GB)</w:t>
+            </w:r>
+          </w:p>
+        </w:tc>
+        <w:tc>
+          <w:tcPr>
+            <w:tcW w:w="4509" w:type="dxa"/>
+          </w:tcPr>
+          <w:p/>
+        </w:tc>
+      </w:tr>
+      <w:tr>
+        <w:tc>
+          <w:tcPr>
+            <w:tcW w:w="4508" w:type="dxa"/>
+          </w:tcPr>
+          <w:p>
+            <w:proofErr w:type="spellStart"/>
+            <w:r>
+              <w:t>Kecepatan</w:t>
+            </w:r>
+            <w:proofErr w:type="spellEnd"/>
+            <w:r>
+              <w:t xml:space="preserve"> LAN Card Ethernet/Kabel</w:t>
+            </w:r>
+          </w:p>
+        </w:tc>
+        <w:tc>
+          <w:tcPr>
+            <w:tcW w:w="4509" w:type="dxa"/>
+          </w:tcPr>
+          <w:p/>
+        </w:tc>
+      </w:tr>
+      <w:tr>
+        <w:tc>
+          <w:tcPr>
+            <w:tcW w:w="4508" w:type="dxa"/>
+          </w:tcPr>
+          <w:p>
+            <w:proofErr w:type="spellStart"/>
+            <w:r>
+              <w:t>Sistem</w:t>
+            </w:r>
+            <w:proofErr w:type="spellEnd"/>
+            <w:r>
+              <w:t xml:space="preserve"> </w:t>
+            </w:r>
+            <w:proofErr w:type="spellStart"/>
+            <w:r>
+              <w:t>Operasi</w:t>
+            </w:r>
+            <w:proofErr w:type="spellEnd"/>
+          </w:p>
+        </w:tc>
+        <w:tc>
+          <w:tcPr>
+            <w:tcW w:w="4509" w:type="dxa"/>
+          </w:tcPr>
+          <w:p/>
+        </w:tc>
+      </w:tr>
+      <w:tr>
+        <w:tc>
+          <w:tcPr>
+            <w:tcW w:w="4508" w:type="dxa"/>
+          </w:tcPr>
+          <w:p>
+            <w:r>
+              <w:t xml:space="preserve">Screenshot </w:t>
+            </w:r>
+            <w:proofErr w:type="spellStart"/>
+            <w:r>
+              <w:t>DxDiag</w:t>
+            </w:r>
+            <w:proofErr w:type="spellEnd"/>
+          </w:p>
+        </w:tc>
+        <w:tc>
+          <w:tcPr>
+            <w:tcW w:w="4509" w:type="dxa"/>
+          </w:tcPr>
+          <w:p/>
+        </w:tc>
+      </w:tr>
+      <w:tr>
+        <w:tc>
+          <w:tcPr>
+            <w:tcW w:w="4508" w:type="dxa"/>
+          </w:tcPr>
+          <w:p>
+            <w:r>
+              <w:lastRenderedPageBreak/>
+              <w:t>Screenshot CPU Core &amp; Thread</w:t>
+            </w:r>
+          </w:p>
+        </w:tc>
+        <w:tc>
+          <w:tcPr>
+            <w:tcW w:w="4509" w:type="dxa"/>
+          </w:tcPr>
+          <w:p/>
+        </w:tc>
+      </w:tr>
+      <w:tr>
+        <w:tc>
+          <w:tcPr>
+            <w:tcW w:w="4508" w:type="dxa"/>
+          </w:tcPr>
+          <w:p>
+            <w:r>
+              <w:t xml:space="preserve">Screenshot </w:t>
+            </w:r>
+            <w:proofErr w:type="spellStart"/>
+            <w:r>
+              <w:t>Tipe</w:t>
+            </w:r>
+            <w:proofErr w:type="spellEnd"/>
+            <w:r>
+              <w:t xml:space="preserve"> &amp; </w:t>
+            </w:r>
+            <w:proofErr w:type="spellStart"/>
+            <w:r>
+              <w:t>Kapasitas</w:t>
+            </w:r>
+            <w:proofErr w:type="spellEnd"/>
+            <w:r>
+              <w:t xml:space="preserve"> </w:t>
+            </w:r>
+            <w:proofErr w:type="spellStart"/>
+            <w:r>
+              <w:t>Hardisk</w:t>
+            </w:r>
+            <w:proofErr w:type="spellEnd"/>
+          </w:p>
+        </w:tc>
+        <w:tc>
+          <w:tcPr>
+            <w:tcW w:w="4509" w:type="dxa"/>
+          </w:tcPr>
+          <w:p/>
+        </w:tc>
+      </w:tr>
+      <w:tr>
+        <w:tc>
+          <w:tcPr>
+            <w:tcW w:w="4508" w:type="dxa"/>
+          </w:tcPr>
+          <w:p>
+            <w:r>
+              <w:t xml:space="preserve">Screenshot </w:t>
+            </w:r>
+            <w:proofErr w:type="spellStart"/>
+            <w:r>
+              <w:t>Kecepatan</w:t>
+            </w:r>
+            <w:proofErr w:type="spellEnd"/>
+            <w:r>
+              <w:t xml:space="preserve"> LAN Card Ethernet</w:t>
+            </w:r>
+          </w:p>
+        </w:tc>
+        <w:tc>
+          <w:tcPr>
+            <w:tcW w:w="4509" w:type="dxa"/>
+          </w:tcPr>
+          <w:p/>
+        </w:tc>
+      </w:tr>
+    </w:tbl>
+    <w:p/>
+    <w:tbl>
+      <w:tblPr>
+        <w:tblStyle w:val="TableGrid"/>
+        <w:tblW w:w="0" w:type="auto"/>
+        <w:tblLook w:val="04A0" w:firstRow="1" w:lastRow="0" w:firstColumn="1" w:lastColumn="0" w:noHBand="0" w:noVBand="1"/>
+      </w:tblPr>
+      <w:tblGrid>
+        <w:gridCol w:w="2399"/>
+        <w:gridCol w:w="6618"/>
+      </w:tblGrid>
+      <w:tr>
+        <w:tc>
+          <w:tcPr>
+            <w:tcW w:w="4508" w:type="dxa"/>
+          </w:tcPr>
+          <w:p>
+            <w:r>
+              <w:t>Nama Varian</w:t>
+            </w:r>
+          </w:p>
+        </w:tc>
+        <w:tc>
+          <w:tcPr>
+            <w:tcW w:w="4509" w:type="dxa"/>
+          </w:tcPr>
+          <w:p>
+            <w:r>
+              <w:t>1</w:t>
+            </w:r>
+          </w:p>
+        </w:tc>
+      </w:tr>
+      <w:tr>
+        <w:tc>
+          <w:tcPr>
+            <w:tcW w:w="4508" w:type="dxa"/>
+          </w:tcPr>
+          <w:p>
+            <w:proofErr w:type="spellStart"/>
+            <w:r>
+              <w:t>Jumlah</w:t>
+            </w:r>
+            <w:proofErr w:type="spellEnd"/>
+            <w:r>
+              <w:t xml:space="preserve"> Unit</w:t>
+            </w:r>
+          </w:p>
+        </w:tc>
+        <w:tc>
+          <w:tcPr>
+            <w:tcW w:w="4509" w:type="dxa"/>
+          </w:tcPr>
+          <w:p>
+            <w:r>
+              <w:t>4</w:t>
+            </w:r>
+          </w:p>
+        </w:tc>
+      </w:tr>
+      <w:tr>
+        <w:tc>
+          <w:tcPr>
+            <w:tcW w:w="4508" w:type="dxa"/>
+          </w:tcPr>
+          <w:p>
+            <w:proofErr w:type="spellStart"/>
+            <w:r>
+              <w:t>Jenis</w:t>
+            </w:r>
+            <w:proofErr w:type="spellEnd"/>
+            <w:r>
+              <w:t xml:space="preserve"> </w:t>
+            </w:r>
+            <w:proofErr w:type="spellStart"/>
+            <w:r>
+              <w:t>Komputer</w:t>
+            </w:r>
+            <w:proofErr w:type="spellEnd"/>
+          </w:p>
+        </w:tc>
+        <w:tc>
+          <w:tcPr>
+            <w:tcW w:w="4509" w:type="dxa"/>
+          </w:tcPr>
+          <w:p>
+            <w:proofErr w:type="spellStart"/>
+            <w:r>
+              <w:t>Rakitan</w:t>
+            </w:r>
+            <w:proofErr w:type="spellEnd"/>
+          </w:p>
+        </w:tc>
+      </w:tr>
+      <w:tr>
+        <w:tc>
+          <w:tcPr>
+            <w:tcW w:w="4508" w:type="dxa"/>
+          </w:tcPr>
+          <w:p>
+            <w:proofErr w:type="spellStart"/>
+            <w:r>
+              <w:t>Merk</w:t>
+            </w:r>
+            <w:proofErr w:type="spellEnd"/>
+            <w:r>
+              <w:t>/Seri</w:t>
+            </w:r>
+          </w:p>
+        </w:tc>
+        <w:tc>
+          <w:tcPr>
+            <w:tcW w:w="4509" w:type="dxa"/>
+          </w:tcPr>
+          <w:p>
+            <w:r>
+              <w:t>H310M-DS2</w:t>
+            </w:r>
+          </w:p>
+        </w:tc>
+      </w:tr>
+      <w:tr>
+        <w:tc>
+          <w:tcPr>
+            <w:tcW w:w="4508" w:type="dxa"/>
+          </w:tcPr>
+          <w:p>
+            <w:r>
+              <w:t>Processor</w:t>
+            </w:r>
+          </w:p>
+        </w:tc>
+        <w:tc>
+          <w:tcPr>
+            <w:tcW w:w="4509" w:type="dxa"/>
+          </w:tcPr>
+          <w:p>
+            <w:r>
+              <w:t>I5-9600k</w:t>
+            </w:r>
+          </w:p>
+        </w:tc>
+      </w:tr>
+      <w:tr>
+        <w:tc>
+          <w:tcPr>
+            <w:tcW w:w="4508" w:type="dxa"/>
+          </w:tcPr>
+          <w:p>
+            <w:r>
+              <w:t>CPU Core</w:t>
+            </w:r>
+          </w:p>
+        </w:tc>
+        <w:tc>
+          <w:tcPr>
+            <w:tcW w:w="4509" w:type="dxa"/>
+          </w:tcPr>
+          <w:p>
+            <w:r>
+              <w:t>6</w:t>
+            </w:r>
+          </w:p>
+        </w:tc>
+      </w:tr>
+      <w:tr>
+        <w:tc>
+          <w:tcPr>
+            <w:tcW w:w="4508" w:type="dxa"/>
+          </w:tcPr>
+          <w:p>
+            <w:r>
+              <w:t>CPU Thread</w:t>
+            </w:r>
+          </w:p>
+        </w:tc>
+        <w:tc>
+          <w:tcPr>
+            <w:tcW w:w="4509" w:type="dxa"/>
+          </w:tcPr>
+          <w:p>
+            <w:r>
+              <w:t>6</w:t>
+            </w:r>
+          </w:p>
+        </w:tc>
+      </w:tr>
+      <w:tr>
+        <w:tc>
+          <w:tcPr>
+            <w:tcW w:w="4508" w:type="dxa"/>
+          </w:tcPr>
+          <w:p>
+            <w:proofErr w:type="spellStart"/>
+            <w:r>
+              <w:t>Tipe</w:t>
+            </w:r>
+            <w:proofErr w:type="spellEnd"/>
+            <w:r>
+              <w:t xml:space="preserve"> </w:t>
+            </w:r>
+            <w:proofErr w:type="spellStart"/>
+            <w:r>
+              <w:t>Hardisk</w:t>
+            </w:r>
+            <w:proofErr w:type="spellEnd"/>
+          </w:p>
+        </w:tc>
+        <w:tc>
+          <w:tcPr>
+            <w:tcW w:w="4509" w:type="dxa"/>
+          </w:tcPr>
+          <w:p>
+            <w:r>
+              <w:t>SSD</w:t>
+            </w:r>
+          </w:p>
+        </w:tc>
+      </w:tr>
+      <w:tr>
+        <w:tc>
+          <w:tcPr>
+            <w:tcW w:w="4508" w:type="dxa"/>
+          </w:tcPr>
+          <w:p>
+            <w:proofErr w:type="spellStart"/>
+            <w:r>
+              <w:t>Kapasitas</w:t>
+            </w:r>
+            <w:proofErr w:type="spellEnd"/>
+            <w:r>
+              <w:t xml:space="preserve"> </w:t>
+            </w:r>
+            <w:proofErr w:type="spellStart"/>
+            <w:r>
+              <w:t>Hardisk</w:t>
+            </w:r>
+            <w:proofErr w:type="spellEnd"/>
+            <w:r>
+              <w:t xml:space="preserve"> (GB)</w:t>
+            </w:r>
+          </w:p>
+        </w:tc>
+        <w:tc>
+          <w:tcPr>
+            <w:tcW w:w="4509" w:type="dxa"/>
+          </w:tcPr>
+          <w:p>
+            <w:r>
+              <w:t>480GB</w:t>
+            </w:r>
+          </w:p>
+        </w:tc>
+      </w:tr>
+      <w:tr>
+        <w:tc>
+          <w:tcPr>
+            <w:tcW w:w="4508" w:type="dxa"/>
+          </w:tcPr>
+          <w:p>
+            <w:r>
+              <w:t>RAM (GB)</w:t>
+            </w:r>
+          </w:p>
+        </w:tc>
+        <w:tc>
+          <w:tcPr>
+            <w:tcW w:w="4509" w:type="dxa"/>
+          </w:tcPr>
+          <w:p>
+            <w:r>
+              <w:t>8GB</w:t>
+            </w:r>
+          </w:p>
+        </w:tc>
+      </w:tr>
+      <w:tr>
+        <w:tc>
+          <w:tcPr>
+            <w:tcW w:w="4508" w:type="dxa"/>
+          </w:tcPr>
+          <w:p>
+            <w:proofErr w:type="spellStart"/>
+            <w:r>
+              <w:t>Kecepatan</w:t>
+            </w:r>
+            <w:proofErr w:type="spellEnd"/>
+            <w:r>
+              <w:t xml:space="preserve"> LAN Card Ethernet/Kabel</w:t>
+            </w:r>
+          </w:p>
+        </w:tc>
+        <w:tc>
+          <w:tcPr>
+            <w:tcW w:w="4509" w:type="dxa"/>
+          </w:tcPr>
+          <w:p>
+            <w:r>
+              <w:t>1GBPS</w:t>
+            </w:r>
+          </w:p>
+        </w:tc>
+      </w:tr>
+      <w:tr>
+        <w:tc>
+          <w:tcPr>
+            <w:tcW w:w="4508" w:type="dxa"/>
+          </w:tcPr>
+          <w:p>
+            <w:proofErr w:type="spellStart"/>
+            <w:r>
+              <w:t>Sistem</w:t>
+            </w:r>
+            <w:proofErr w:type="spellEnd"/>
+            <w:r>
+              <w:t xml:space="preserve"> </w:t>
+            </w:r>
+            <w:proofErr w:type="spellStart"/>
+            <w:r>
+              <w:t>Operasi</w:t>
+            </w:r>
+            <w:proofErr w:type="spellEnd"/>
+          </w:p>
+        </w:tc>
+        <w:tc>
+          <w:tcPr>
+            <w:tcW w:w="4509" w:type="dxa"/>
+          </w:tcPr>
+          <w:p>
+            <w:r>
+              <w:t>Windows 10 Pro</w:t>
+            </w:r>
+          </w:p>
+        </w:tc>
+      </w:tr>
+      <w:tr>
+        <w:tc>
+          <w:tcPr>
+            <w:tcW w:w="4508" w:type="dxa"/>
+          </w:tcPr>
+          <w:p>
+            <w:r>
+              <w:t xml:space="preserve">Screenshot </w:t>
+            </w:r>
+            <w:proofErr w:type="spellStart"/>
+            <w:r>
+              <w:t>DxDiag</w:t>
+            </w:r>
+            <w:proofErr w:type="spellEnd"/>
+          </w:p>
+        </w:tc>
+        <w:tc>
+          <w:tcPr>
+            <w:tcW w:w="4509" w:type="dxa"/>
+          </w:tcPr>
+          <w:p>
+            <w:r>
+              <w:rPr>
+                <w:noProof/>
+              </w:rPr>
+              <w:drawing>
+                <wp:inline distT="0" distB="0" distL="0" distR="0" wp14:anchorId="06A83E1E" wp14:editId="123D3B7F">
+                  <wp:extent cx="3703320" cy="2679748"/>
+                  <wp:effectExtent l="0" t="0" r="0" b="6350"/>
+                  <wp:docPr id="1" name="Picture 1"/>
+                  <wp:cNvGraphicFramePr>
+                    <a:graphicFrameLocks xmlns:a="http://schemas.openxmlformats.org/drawingml/2006/main" noChangeAspect="1"/>
+                  </wp:cNvGraphicFramePr>
+                  <a:graphic xmlns:a="http://schemas.openxmlformats.org/drawingml/2006/main">
+                    <a:graphicData uri="http://schemas.openxmlformats.org/drawingml/2006/picture">
+                      <pic:pic xmlns:pic="http://schemas.openxmlformats.org/drawingml/2006/picture">
+                        <pic:nvPicPr>
+                          <pic:cNvPr id="1" name=""/>
+                          <pic:cNvPicPr/>
+                        </pic:nvPicPr>
+                        <pic:blipFill>
+                          <a:blip r:embed="rId5"/>
+                          <a:stretch>
+                            <a:fillRect/>
+                          </a:stretch>
+                        </pic:blipFill>
+                        <pic:spPr>
+                          <a:xfrm>
+                            <a:off x="0" y="0"/>
+                            <a:ext cx="3759555" cy="2720440"/>
+                          </a:xfrm>
+                          <a:prstGeom prst="rect">
+                            <a:avLst/>
+                          </a:prstGeom>
+                        </pic:spPr>
+                      </pic:pic>
+                    </a:graphicData>
+                  </a:graphic>
+                </wp:inline>
+              </w:drawing>
+            </w:r>
+          </w:p>
+        </w:tc>
+      </w:tr>
+      <w:tr>
+        <w:tc>
+          <w:tcPr>
+            <w:tcW w:w="4508" w:type="dxa"/>
+          </w:tcPr>
+          <w:p>
+            <w:r>
+              <w:lastRenderedPageBreak/>
+              <w:t>Screenshot CPU Core &amp; Thread</w:t>
+            </w:r>
+          </w:p>
+        </w:tc>
+        <w:tc>
+          <w:tcPr>
+            <w:tcW w:w="4509" w:type="dxa"/>
+          </w:tcPr>
+          <w:p>
+            <w:r>
+              <w:drawing>
+                <wp:inline distT="0" distB="0" distL="0" distR="0" wp14:anchorId="235839A4" wp14:editId="245A4D2D">
+                  <wp:extent cx="4065270" cy="3585201"/>
+                  <wp:effectExtent l="0" t="0" r="0" b="0"/>
+                  <wp:docPr id="2" name="Picture 2"/>
+                  <wp:cNvGraphicFramePr>
+                    <a:graphicFrameLocks xmlns:a="http://schemas.openxmlformats.org/drawingml/2006/main" noChangeAspect="1"/>
+                  </wp:cNvGraphicFramePr>
+                  <a:graphic xmlns:a="http://schemas.openxmlformats.org/drawingml/2006/main">
+                    <a:graphicData uri="http://schemas.openxmlformats.org/drawingml/2006/picture">
+                      <pic:pic xmlns:pic="http://schemas.openxmlformats.org/drawingml/2006/picture">
+                        <pic:nvPicPr>
+                          <pic:cNvPr id="1" name=""/>
+                          <pic:cNvPicPr/>
+                        </pic:nvPicPr>
+                        <pic:blipFill>
+                          <a:blip r:embed="rId6"/>
+                          <a:stretch>
+                            <a:fillRect/>
+                          </a:stretch>
+                        </pic:blipFill>
+                        <pic:spPr>
+                          <a:xfrm>
+                            <a:off x="0" y="0"/>
+                            <a:ext cx="4083139" cy="3600960"/>
+                          </a:xfrm>
+                          <a:prstGeom prst="rect">
+                            <a:avLst/>
+                          </a:prstGeom>
+                        </pic:spPr>
+                      </pic:pic>
+                    </a:graphicData>
+                  </a:graphic>
+                </wp:inline>
+              </w:drawing>
+            </w:r>
+          </w:p>
+        </w:tc>
+      </w:tr>
+      <w:tr>
+        <w:tc>
+          <w:tcPr>
+            <w:tcW w:w="4508" w:type="dxa"/>
+          </w:tcPr>
+          <w:p>
+            <w:r>
+              <w:t xml:space="preserve">Screenshot </w:t>
+            </w:r>
+            <w:proofErr w:type="spellStart"/>
+            <w:r>
+              <w:t>Tipe</w:t>
+            </w:r>
+            <w:proofErr w:type="spellEnd"/>
+            <w:r>
+              <w:t xml:space="preserve"> &amp; </w:t>
+            </w:r>
+            <w:proofErr w:type="spellStart"/>
+            <w:r>
+              <w:t>Kapasitas</w:t>
+            </w:r>
+            <w:proofErr w:type="spellEnd"/>
+            <w:r>
+              <w:t xml:space="preserve"> </w:t>
+            </w:r>
+            <w:proofErr w:type="spellStart"/>
+            <w:r>
+              <w:t>Hardisk</w:t>
+            </w:r>
+            <w:proofErr w:type="spellEnd"/>
+          </w:p>
+        </w:tc>
+        <w:tc>
+          <w:tcPr>
+            <w:tcW w:w="4509" w:type="dxa"/>
+          </w:tcPr>
+          <w:p>
+            <w:bookmarkStart w:id="0" w:name="_GoBack"/>
+            <w:bookmarkEnd w:id="0"/>
+          </w:p>
+        </w:tc>
+      </w:tr>
+      <w:tr>
+        <w:tc>
+          <w:tcPr>
+            <w:tcW w:w="4508" w:type="dxa"/>
+          </w:tcPr>
+          <w:p>
+            <w:r>
+              <w:t xml:space="preserve">Screenshot </w:t>
+            </w:r>
+            <w:proofErr w:type="spellStart"/>
+            <w:r>
+              <w:t>Kecepatan</w:t>
+            </w:r>
+            <w:proofErr w:type="spellEnd"/>
+            <w:r>
+              <w:t xml:space="preserve"> LAN Card Ethernet</w:t>
+            </w:r>
+          </w:p>
+        </w:tc>
+        <w:tc>
+          <w:tcPr>
+            <w:tcW w:w="4509" w:type="dxa"/>
+          </w:tcPr>
+          <w:p>
+            <w:r>
+              <w:drawing>
+                <wp:inline distT="0" distB="0" distL="0" distR="0" wp14:anchorId="7F0E8360" wp14:editId="41FABD29">
+                  <wp:extent cx="4065270" cy="920957"/>
+                  <wp:effectExtent l="0" t="0" r="0" b="0"/>
+                  <wp:docPr id="3" name="Picture 3"/>
+                  <wp:cNvGraphicFramePr>
+                    <a:graphicFrameLocks xmlns:a="http://schemas.openxmlformats.org/drawingml/2006/main" noChangeAspect="1"/>
+                  </wp:cNvGraphicFramePr>
+                  <a:graphic xmlns:a="http://schemas.openxmlformats.org/drawingml/2006/main">
+                    <a:graphicData uri="http://schemas.openxmlformats.org/drawingml/2006/picture">
+                      <pic:pic xmlns:pic="http://schemas.openxmlformats.org/drawingml/2006/picture">
+                        <pic:nvPicPr>
+                          <pic:cNvPr id="1" name=""/>
+                          <pic:cNvPicPr/>
+                        </pic:nvPicPr>
+                        <pic:blipFill>
+                          <a:blip r:embed="rId7"/>
+                          <a:stretch>
+                            <a:fillRect/>
+                          </a:stretch>
+                        </pic:blipFill>
+                        <pic:spPr>
+                          <a:xfrm flipV="1">
+                            <a:off x="0" y="0"/>
+                            <a:ext cx="4101929" cy="929262"/>
+                          </a:xfrm>
+                          <a:prstGeom prst="rect">
+                            <a:avLst/>
+                          </a:prstGeom>
+                        </pic:spPr>
+                      </pic:pic>
+                    </a:graphicData>
+                  </a:graphic>
+                </wp:inline>
+              </w:drawing>
+            </w:r>
+          </w:p>
+        </w:tc>
+      </w:tr>
+    </w:tbl>
+    <w:p/>
+    <w:tbl>
+      <w:tblPr>
+        <w:tblStyle w:val="TableGrid"/>
+        <w:tblW w:w="0" w:type="auto"/>
+        <w:tblLook w:val="04A0" w:firstRow="1" w:lastRow="0" w:firstColumn="1" w:lastColumn="0" w:noHBand="0" w:noVBand="1"/>
+      </w:tblPr>
+      <w:tblGrid>
+        <w:gridCol w:w="4508"/>
+        <w:gridCol w:w="4509"/>
+      </w:tblGrid>
+      <w:tr>
+        <w:tc>
+          <w:tcPr>
+            <w:tcW w:w="4508" w:type="dxa"/>
+          </w:tcPr>
+          <w:p>
+            <w:r>
+              <w:t>Nama Varian</w:t>
+            </w:r>
+          </w:p>
+        </w:tc>
+        <w:tc>
+          <w:tcPr>
+            <w:tcW w:w="4509" w:type="dxa"/>
+          </w:tcPr>
+          <w:p>
+            <w:r>
+              <w:t>1</w:t>
+            </w:r>
+          </w:p>
+        </w:tc>
+      </w:tr>
+      <w:tr>
+        <w:tc>
+          <w:tcPr>
+            <w:tcW w:w="4508" w:type="dxa"/>
+          </w:tcPr>
+          <w:p>
+            <w:proofErr w:type="spellStart"/>
+            <w:r>
+              <w:t>Jumlah</w:t>
+            </w:r>
+            <w:proofErr w:type="spellEnd"/>
+            <w:r>
+              <w:t xml:space="preserve"> Unit</w:t>
+            </w:r>
+          </w:p>
+        </w:tc>
+        <w:tc>
+          <w:tcPr>
+            <w:tcW w:w="4509" w:type="dxa"/>
+          </w:tcPr>
+          <w:p>
+            <w:r>
+              <w:t>1</w:t>
+            </w:r>
+          </w:p>
+        </w:tc>
+      </w:tr>
+      <w:tr>
+        <w:tc>
+          <w:tcPr>
+            <w:tcW w:w="4508" w:type="dxa"/>
+          </w:tcPr>
+          <w:p>
+            <w:proofErr w:type="spellStart"/>
+            <w:r>
+              <w:t>Jenis</w:t>
+            </w:r>
+            <w:proofErr w:type="spellEnd"/>
+            <w:r>
+              <w:t xml:space="preserve"> </w:t>
+            </w:r>
+            <w:proofErr w:type="spellStart"/>
+            <w:r>
+              <w:t>Komputer</w:t>
+            </w:r>
+            <w:proofErr w:type="spellEnd"/>
+          </w:p>
+        </w:tc>
+        <w:tc>
+          <w:tcPr>
+            <w:tcW w:w="4509" w:type="dxa"/>
+          </w:tcPr>
+          <w:p/>
+        </w:tc>
+      </w:tr>
+      <w:tr>
+        <w:tc>
+          <w:tcPr>
+            <w:tcW w:w="4508" w:type="dxa"/>
+          </w:tcPr>
+          <w:p>
+            <w:proofErr w:type="spellStart"/>
+            <w:r>
+              <w:t>Merk</w:t>
+            </w:r>
+            <w:proofErr w:type="spellEnd"/>
+            <w:r>
+              <w:t>/Seri</w:t>
+            </w:r>
+          </w:p>
+        </w:tc>
+        <w:tc>
+          <w:tcPr>
+            <w:tcW w:w="4509" w:type="dxa"/>
+          </w:tcPr>
+          <w:p/>
+        </w:tc>
+      </w:tr>
+      <w:tr>
+        <w:tc>
+          <w:tcPr>
+            <w:tcW w:w="4508" w:type="dxa"/>
+          </w:tcPr>
+          <w:p>
+            <w:r>
+              <w:t>Processor</w:t>
+            </w:r>
+          </w:p>
+        </w:tc>
+        <w:tc>
+          <w:tcPr>
+            <w:tcW w:w="4509" w:type="dxa"/>
+          </w:tcPr>
+          <w:p>
+            <w:r>
+              <w:t>I7-11700</w:t>
+            </w:r>
+          </w:p>
+        </w:tc>
+      </w:tr>
+      <w:tr>
+        <w:tc>
+          <w:tcPr>
+            <w:tcW w:w="4508" w:type="dxa"/>
+          </w:tcPr>
+          <w:p>
+            <w:r>
+              <w:t>CPU Core</w:t>
+            </w:r>
+          </w:p>
+        </w:tc>
+        <w:tc>
+          <w:tcPr>
+            <w:tcW w:w="4509" w:type="dxa"/>
+          </w:tcPr>
+          <w:p/>
+        </w:tc>
+      </w:tr>
+      <w:tr>
+        <w:tc>
+          <w:tcPr>
+            <w:tcW w:w="4508" w:type="dxa"/>
+          </w:tcPr>
+          <w:p>
+            <w:r>
+              <w:t>CPU Thread</w:t>
+            </w:r>
+          </w:p>
+        </w:tc>
+        <w:tc>
+          <w:tcPr>
+            <w:tcW w:w="4509" w:type="dxa"/>
+          </w:tcPr>
+          <w:p/>
+        </w:tc>
+      </w:tr>
+      <w:tr>
+        <w:tc>
+          <w:tcPr>
+            <w:tcW w:w="4508" w:type="dxa"/>
+          </w:tcPr>
+          <w:p>
+            <w:proofErr w:type="spellStart"/>
+            <w:r>
+              <w:t>Tipe</w:t>
+            </w:r>
+            <w:proofErr w:type="spellEnd"/>
+            <w:r>
+              <w:t xml:space="preserve"> </w:t>
+            </w:r>
+            <w:proofErr w:type="spellStart"/>
+            <w:r>
+              <w:t>Hardisk</w:t>
+            </w:r>
+            <w:proofErr w:type="spellEnd"/>
+          </w:p>
+        </w:tc>
+        <w:tc>
+          <w:tcPr>
+            <w:tcW w:w="4509" w:type="dxa"/>
+          </w:tcPr>
+          <w:p/>
+        </w:tc>
+      </w:tr>
+      <w:tr>
+        <w:tc>
+          <w:tcPr>
+            <w:tcW w:w="4508" w:type="dxa"/>
+          </w:tcPr>
+          <w:p>
+            <w:proofErr w:type="spellStart"/>
+            <w:r>
+              <w:t>Kapasitas</w:t>
+            </w:r>
+            <w:proofErr w:type="spellEnd"/>
+            <w:r>
+              <w:t xml:space="preserve"> </w:t>
+            </w:r>
+            <w:proofErr w:type="spellStart"/>
+            <w:r>
+              <w:t>Hardisk</w:t>
+            </w:r>
+            <w:proofErr w:type="spellEnd"/>
+            <w:r>
+              <w:t xml:space="preserve"> (GB)</w:t>
+            </w:r>
+          </w:p>
+        </w:tc>
+        <w:tc>
+          <w:tcPr>
+            <w:tcW w:w="4509" w:type="dxa"/>
+          </w:tcPr>
+          <w:p/>
+        </w:tc>
+      </w:tr>
+      <w:tr>
+        <w:tc>
+          <w:tcPr>
+            <w:tcW w:w="4508" w:type="dxa"/>
+          </w:tcPr>
+          <w:p>
+            <w:r>
+              <w:t>RAM (GB)</w:t>
+            </w:r>
+          </w:p>
+        </w:tc>
+        <w:tc>
+          <w:tcPr>
+            <w:tcW w:w="4509" w:type="dxa"/>
+          </w:tcPr>
+          <w:p/>
+        </w:tc>
+      </w:tr>
+      <w:tr>
+        <w:tc>
+          <w:tcPr>
+            <w:tcW w:w="4508" w:type="dxa"/>
+          </w:tcPr>
+          <w:p>
+            <w:proofErr w:type="spellStart"/>
+            <w:r>
+              <w:t>Kecepatan</w:t>
+            </w:r>
+            <w:proofErr w:type="spellEnd"/>
+            <w:r>
+              <w:t xml:space="preserve"> LAN Card Ethernet/Kabel</w:t>
+            </w:r>
+          </w:p>
+        </w:tc>
+        <w:tc>
+          <w:tcPr>
+            <w:tcW w:w="4509" w:type="dxa"/>
+          </w:tcPr>
+          <w:p/>
+        </w:tc>
+      </w:tr>
+      <w:tr>
+        <w:tc>
+          <w:tcPr>
+            <w:tcW w:w="4508" w:type="dxa"/>
+          </w:tcPr>
+          <w:p>
+            <w:proofErr w:type="spellStart"/>
+            <w:r>
+              <w:t>Sistem</w:t>
+            </w:r>
+            <w:proofErr w:type="spellEnd"/>
+            <w:r>
+              <w:t xml:space="preserve"> </w:t>
+            </w:r>
+            <w:proofErr w:type="spellStart"/>
+            <w:r>
+              <w:t>Operasi</w:t>
+            </w:r>
+            <w:proofErr w:type="spellEnd"/>
+          </w:p>
+        </w:tc>
+        <w:tc>
+          <w:tcPr>
+            <w:tcW w:w="4509" w:type="dxa"/>
+          </w:tcPr>
+          <w:p/>
+        </w:tc>
+      </w:tr>
+      <w:tr>
+        <w:tc>
+          <w:tcPr>
+            <w:tcW w:w="4508" w:type="dxa"/>
+          </w:tcPr>
+          <w:p>
+            <w:r>
+              <w:t xml:space="preserve">Screenshot </w:t>
+            </w:r>
+            <w:proofErr w:type="spellStart"/>
+            <w:r>
+              <w:t>DxDiag</w:t>
+            </w:r>
+            <w:proofErr w:type="spellEnd"/>
+          </w:p>
+        </w:tc>
+        <w:tc>
+          <w:tcPr>
+            <w:tcW w:w="4509" w:type="dxa"/>
+          </w:tcPr>
+          <w:p/>
+        </w:tc>
+      </w:tr>
+      <w:tr>
+        <w:tc>
+          <w:tcPr>
+            <w:tcW w:w="4508" w:type="dxa"/>
+          </w:tcPr>
+          <w:p>
+            <w:r>
+              <w:t>Screenshot CPU Core &amp; Thread</w:t>
+            </w:r>
+          </w:p>
+        </w:tc>
+        <w:tc>
+          <w:tcPr>
+            <w:tcW w:w="4509" w:type="dxa"/>
+          </w:tcPr>
+          <w:p/>
+        </w:tc>
+      </w:tr>
+      <w:tr>
+        <w:tc>
+          <w:tcPr>
+            <w:tcW w:w="4508" w:type="dxa"/>
+          </w:tcPr>
+          <w:p>
+            <w:r>
+              <w:t xml:space="preserve">Screenshot </w:t>
+            </w:r>
+            <w:proofErr w:type="spellStart"/>
+            <w:r>
+              <w:t>Tipe</w:t>
+            </w:r>
+            <w:proofErr w:type="spellEnd"/>
+            <w:r>
+              <w:t xml:space="preserve"> &amp; </w:t>
+            </w:r>
+            <w:proofErr w:type="spellStart"/>
+            <w:r>
+              <w:t>Kapasitas</w:t>
+            </w:r>
+            <w:proofErr w:type="spellEnd"/>
+            <w:r>
+              <w:t xml:space="preserve"> </w:t>
+            </w:r>
+            <w:proofErr w:type="spellStart"/>
+            <w:r>
+              <w:t>Hardisk</w:t>
+            </w:r>
+            <w:proofErr w:type="spellEnd"/>
+          </w:p>
+        </w:tc>
+        <w:tc>
+          <w:tcPr>
+            <w:tcW w:w="4509" w:type="dxa"/>
+          </w:tcPr>
+          <w:p/>
+        </w:tc>
+      </w:tr>
+      <w:tr>
+        <w:tc>
+          <w:tcPr>
+            <w:tcW w:w="4508" w:type="dxa"/>
+          </w:tcPr>
+          <w:p>
+            <w:r>
+              <w:t xml:space="preserve">Screenshot </w:t>
+            </w:r>
+            <w:proofErr w:type="spellStart"/>
+            <w:r>
+              <w:t>Kecepatan</w:t>
+            </w:r>
+            <w:proofErr w:type="spellEnd"/>
+            <w:r>
+              <w:t xml:space="preserve"> LAN Card Ethernet</w:t>
+            </w:r>
+          </w:p>
+        </w:tc>
+        <w:tc>
+          <w:tcPr>
+            <w:tcW w:w="4509" w:type="dxa"/>
+          </w:tcPr>
+          <w:p/>
+        </w:tc>
+      </w:tr>
+    </w:tbl>
+    <w:p/>
+    <w:tbl>
+      <w:tblPr>
+        <w:tblStyle w:val="TableGrid"/>
+        <w:tblW w:w="0" w:type="auto"/>
+        <w:tblLook w:val="04A0" w:firstRow="1" w:lastRow="0" w:firstColumn="1" w:lastColumn="0" w:noHBand="0" w:noVBand="1"/>
+      </w:tblPr>
+      <w:tblGrid>
+        <w:gridCol w:w="4508"/>
+        <w:gridCol w:w="4509"/>
+      </w:tblGrid>
+      <w:tr>
+        <w:tc>
+          <w:tcPr>
+            <w:tcW w:w="4508" w:type="dxa"/>
+          </w:tcPr>
+          <w:p>
+            <w:r>
+              <w:t>Nama Varian</w:t>
+            </w:r>
+          </w:p>
+        </w:tc>
+        <w:tc>
+          <w:tcPr>
+            <w:tcW w:w="4509" w:type="dxa"/>
+          </w:tcPr>
+          <w:p>
+            <w:r>
+              <w:t>1</w:t>
+            </w:r>
+          </w:p>
+        </w:tc>
+      </w:tr>
+      <w:tr>
+        <w:tc>
+          <w:tcPr>
+            <w:tcW w:w="4508" w:type="dxa"/>
+          </w:tcPr>
+          <w:p>
+            <w:proofErr w:type="spellStart"/>
+            <w:r>
+              <w:t>Jumlah</w:t>
+            </w:r>
+            <w:proofErr w:type="spellEnd"/>
+            <w:r>
+              <w:t xml:space="preserve"> Unit</w:t>
+            </w:r>
+          </w:p>
+        </w:tc>
+        <w:tc>
+          <w:tcPr>
+            <w:tcW w:w="4509" w:type="dxa"/>
+          </w:tcPr>
+          <w:p>
+            <w:r>
+              <w:t>1</w:t>
+            </w:r>
+          </w:p>
+        </w:tc>
+      </w:tr>
+      <w:tr>
+        <w:tc>
+          <w:tcPr>
+            <w:tcW w:w="4508" w:type="dxa"/>
+          </w:tcPr>
+          <w:p>
+            <w:proofErr w:type="spellStart"/>
+            <w:r>
+              <w:lastRenderedPageBreak/>
+              <w:t>Jenis</w:t>
+            </w:r>
+            <w:proofErr w:type="spellEnd"/>
+            <w:r>
+              <w:t xml:space="preserve"> </w:t>
+            </w:r>
+            <w:proofErr w:type="spellStart"/>
+            <w:r>
+              <w:t>Komputer</w:t>
+            </w:r>
+            <w:proofErr w:type="spellEnd"/>
+          </w:p>
+        </w:tc>
+        <w:tc>
+          <w:tcPr>
+            <w:tcW w:w="4509" w:type="dxa"/>
+          </w:tcPr>
+          <w:p/>
+        </w:tc>
+      </w:tr>
+      <w:tr>
+        <w:tc>
+          <w:tcPr>
+            <w:tcW w:w="4508" w:type="dxa"/>
+          </w:tcPr>
+          <w:p>
+            <w:proofErr w:type="spellStart"/>
+            <w:r>
+              <w:t>Merk</w:t>
+            </w:r>
+            <w:proofErr w:type="spellEnd"/>
+            <w:r>
+              <w:t>/Seri</w:t>
+            </w:r>
+          </w:p>
+        </w:tc>
+        <w:tc>
+          <w:tcPr>
+            <w:tcW w:w="4509" w:type="dxa"/>
+          </w:tcPr>
+          <w:p/>
+        </w:tc>
+      </w:tr>
+      <w:tr>
+        <w:tc>
+          <w:tcPr>
+            <w:tcW w:w="4508" w:type="dxa"/>
+          </w:tcPr>
+          <w:p>
+            <w:r>
+              <w:t>Processor</w:t>
+            </w:r>
+          </w:p>
+        </w:tc>
+        <w:tc>
+          <w:tcPr>
+            <w:tcW w:w="4509" w:type="dxa"/>
+          </w:tcPr>
+          <w:p>
+            <w:r>
+              <w:t>I7-4770</w:t>
+            </w:r>
+          </w:p>
+        </w:tc>
+      </w:tr>
+      <w:tr>
+        <w:tc>
+          <w:tcPr>
+            <w:tcW w:w="4508" w:type="dxa"/>
+          </w:tcPr>
+          <w:p>
+            <w:r>
+              <w:t>CPU Core</w:t>
+            </w:r>
+          </w:p>
+        </w:tc>
+        <w:tc>
+          <w:tcPr>
+            <w:tcW w:w="4509" w:type="dxa"/>
+          </w:tcPr>
+          <w:p/>
+        </w:tc>
+      </w:tr>
+      <w:tr>
+        <w:tc>
+          <w:tcPr>
+            <w:tcW w:w="4508" w:type="dxa"/>
+          </w:tcPr>
+          <w:p>
+            <w:r>
+              <w:t>CPU Thread</w:t>
+            </w:r>
+          </w:p>
+        </w:tc>
+        <w:tc>
+          <w:tcPr>
+            <w:tcW w:w="4509" w:type="dxa"/>
+          </w:tcPr>
+          <w:p/>
+        </w:tc>
+      </w:tr>
+      <w:tr>
+        <w:tc>
+          <w:tcPr>
+            <w:tcW w:w="4508" w:type="dxa"/>
+          </w:tcPr>
+          <w:p>
+            <w:proofErr w:type="spellStart"/>
+            <w:r>
+              <w:t>Tipe</w:t>
+            </w:r>
+            <w:proofErr w:type="spellEnd"/>
+            <w:r>
+              <w:t xml:space="preserve"> </w:t>
+            </w:r>
+            <w:proofErr w:type="spellStart"/>
+            <w:r>
+              <w:t>Hardisk</w:t>
+            </w:r>
+            <w:proofErr w:type="spellEnd"/>
+          </w:p>
+        </w:tc>
+        <w:tc>
+          <w:tcPr>
+            <w:tcW w:w="4509" w:type="dxa"/>
+          </w:tcPr>
+          <w:p/>
+        </w:tc>
+      </w:tr>
+      <w:tr>
+        <w:tc>
+          <w:tcPr>
+            <w:tcW w:w="4508" w:type="dxa"/>
+          </w:tcPr>
+          <w:p>
+            <w:proofErr w:type="spellStart"/>
+            <w:r>
+              <w:t>Kapasitas</w:t>
+            </w:r>
+            <w:proofErr w:type="spellEnd"/>
+            <w:r>
+              <w:t xml:space="preserve"> </w:t>
+            </w:r>
+            <w:proofErr w:type="spellStart"/>
+            <w:r>
+              <w:t>Hardisk</w:t>
+            </w:r>
+            <w:proofErr w:type="spellEnd"/>
+            <w:r>
+              <w:t xml:space="preserve"> (GB)</w:t>
+            </w:r>
+          </w:p>
+        </w:tc>
+        <w:tc>
+          <w:tcPr>
+            <w:tcW w:w="4509" w:type="dxa"/>
+          </w:tcPr>
+          <w:p/>
+        </w:tc>
+      </w:tr>
+      <w:tr>
+        <w:tc>
+          <w:tcPr>
+            <w:tcW w:w="4508" w:type="dxa"/>
+          </w:tcPr>
+          <w:p>
+            <w:r>
+              <w:t>RAM (GB)</w:t>
+            </w:r>
+          </w:p>
+        </w:tc>
+        <w:tc>
+          <w:tcPr>
+            <w:tcW w:w="4509" w:type="dxa"/>
+          </w:tcPr>
+          <w:p/>
+        </w:tc>
+      </w:tr>
+      <w:tr>
+        <w:tc>
+          <w:tcPr>
+            <w:tcW w:w="4508" w:type="dxa"/>
+          </w:tcPr>
+          <w:p>
+            <w:proofErr w:type="spellStart"/>
+            <w:r>
+              <w:t>Kecepatan</w:t>
+            </w:r>
+            <w:proofErr w:type="spellEnd"/>
+            <w:r>
+              <w:t xml:space="preserve"> LAN Card Ethernet/Kabel</w:t>
+            </w:r>
+          </w:p>
+        </w:tc>
+        <w:tc>
+          <w:tcPr>
+            <w:tcW w:w="4509" w:type="dxa"/>
+          </w:tcPr>
+          <w:p/>
+        </w:tc>
+      </w:tr>
+      <w:tr>
+        <w:tc>
+          <w:tcPr>
+            <w:tcW w:w="4508" w:type="dxa"/>
+          </w:tcPr>
+          <w:p>
+            <w:proofErr w:type="spellStart"/>
+            <w:r>
+              <w:t>Sistem</w:t>
+            </w:r>
+            <w:proofErr w:type="spellEnd"/>
+            <w:r>
+              <w:t xml:space="preserve"> </w:t>
+            </w:r>
+            <w:proofErr w:type="spellStart"/>
+            <w:r>
+              <w:t>Operasi</w:t>
+            </w:r>
+            <w:proofErr w:type="spellEnd"/>
+          </w:p>
+        </w:tc>
+        <w:tc>
+          <w:tcPr>
+            <w:tcW w:w="4509" w:type="dxa"/>
+          </w:tcPr>
+          <w:p/>
+        </w:tc>
+      </w:tr>
+      <w:tr>
+        <w:tc>
+          <w:tcPr>
+            <w:tcW w:w="4508" w:type="dxa"/>
+          </w:tcPr>
+          <w:p>
+            <w:r>
+              <w:t xml:space="preserve">Screenshot </w:t>
+            </w:r>
+            <w:proofErr w:type="spellStart"/>
+            <w:r>
+              <w:t>DxDiag</w:t>
+            </w:r>
+            <w:proofErr w:type="spellEnd"/>
+          </w:p>
+        </w:tc>
+        <w:tc>
+          <w:tcPr>
+            <w:tcW w:w="4509" w:type="dxa"/>
+          </w:tcPr>
+          <w:p/>
+        </w:tc>
+      </w:tr>
+      <w:tr>
+        <w:tc>
+          <w:tcPr>
+            <w:tcW w:w="4508" w:type="dxa"/>
+          </w:tcPr>
+          <w:p>
+            <w:r>
+              <w:t>Screenshot CPU Core &amp; Thread</w:t>
+            </w:r>
+          </w:p>
+        </w:tc>
+        <w:tc>
+          <w:tcPr>
+            <w:tcW w:w="4509" w:type="dxa"/>
+          </w:tcPr>
+          <w:p/>
+        </w:tc>
+      </w:tr>
+      <w:tr>
+        <w:tc>
+          <w:tcPr>
+            <w:tcW w:w="4508" w:type="dxa"/>
+          </w:tcPr>
+          <w:p>
+            <w:r>
+              <w:t xml:space="preserve">Screenshot </w:t>
+            </w:r>
+            <w:proofErr w:type="spellStart"/>
+            <w:r>
+              <w:t>Tipe</w:t>
+            </w:r>
+            <w:proofErr w:type="spellEnd"/>
+            <w:r>
+              <w:t xml:space="preserve"> &amp; </w:t>
+            </w:r>
+            <w:proofErr w:type="spellStart"/>
+            <w:r>
+              <w:t>Kapasitas</w:t>
+            </w:r>
+            <w:proofErr w:type="spellEnd"/>
+            <w:r>
+              <w:t xml:space="preserve"> </w:t>
+            </w:r>
+            <w:proofErr w:type="spellStart"/>
+            <w:r>
+              <w:t>Hardisk</w:t>
+            </w:r>
+            <w:proofErr w:type="spellEnd"/>
+          </w:p>
+        </w:tc>
+        <w:tc>
+          <w:tcPr>
+            <w:tcW w:w="4509" w:type="dxa"/>
+          </w:tcPr>
+          <w:p/>
+        </w:tc>
+      </w:tr>
+      <w:tr>
+        <w:tc>
+          <w:tcPr>
+            <w:tcW w:w="4508" w:type="dxa"/>
+          </w:tcPr>
+          <w:p>
+            <w:r>
+              <w:t xml:space="preserve">Screenshot </w:t>
+            </w:r>
+            <w:proofErr w:type="spellStart"/>
+            <w:r>
+              <w:t>Kecepatan</w:t>
+            </w:r>
+            <w:proofErr w:type="spellEnd"/>
+            <w:r>
+              <w:t xml:space="preserve"> LAN Card Ethernet</w:t>
+            </w:r>
+          </w:p>
+        </w:tc>
+        <w:tc>
+          <w:tcPr>
+            <w:tcW w:w="4509" w:type="dxa"/>
+          </w:tcPr>
+          <w:p/>
+        </w:tc>
+      </w:tr>
+    </w:tbl>
+    <w:p/>
+    <w:tbl>
+      <w:tblPr>
+        <w:tblStyle w:val="TableGrid"/>
+        <w:tblW w:w="0" w:type="auto"/>
+        <w:tblLook w:val="04A0" w:firstRow="1" w:lastRow="0" w:firstColumn="1" w:lastColumn="0" w:noHBand="0" w:noVBand="1"/>
+      </w:tblPr>
+      <w:tblGrid>
+        <w:gridCol w:w="4508"/>
+        <w:gridCol w:w="4509"/>
+      </w:tblGrid>
+      <w:tr>
+        <w:tc>
+          <w:tcPr>
+            <w:tcW w:w="4508" w:type="dxa"/>
+          </w:tcPr>
+          <w:p>
+            <w:r>
+              <w:t>Nama Varian</w:t>
+            </w:r>
+          </w:p>
+        </w:tc>
+        <w:tc>
+          <w:tcPr>
+            <w:tcW w:w="4509" w:type="dxa"/>
+          </w:tcPr>
+          <w:p>
+            <w:r>
+              <w:t>1</w:t>
+            </w:r>
+          </w:p>
+        </w:tc>
+      </w:tr>
+      <w:tr>
+        <w:tc>
+          <w:tcPr>
+            <w:tcW w:w="4508" w:type="dxa"/>
+          </w:tcPr>
+          <w:p>
+            <w:proofErr w:type="spellStart"/>
+            <w:r>
+              <w:t>Jumlah</w:t>
+            </w:r>
+            <w:proofErr w:type="spellEnd"/>
+            <w:r>
+              <w:t xml:space="preserve"> Unit</w:t>
+            </w:r>
+          </w:p>
+        </w:tc>
+        <w:tc>
+          <w:tcPr>
+            <w:tcW w:w="4509" w:type="dxa"/>
+          </w:tcPr>
+          <w:p/>
+        </w:tc>
+      </w:tr>
+      <w:tr>
+        <w:tc>
+          <w:tcPr>
+            <w:tcW w:w="4508" w:type="dxa"/>
+          </w:tcPr>
+          <w:p>
+            <w:proofErr w:type="spellStart"/>
+            <w:r>
+              <w:t>Jenis</w:t>
+            </w:r>
+            <w:proofErr w:type="spellEnd"/>
+            <w:r>
+              <w:t xml:space="preserve"> </w:t>
+            </w:r>
+            <w:proofErr w:type="spellStart"/>
+            <w:r>
+              <w:t>Komputer</w:t>
+            </w:r>
+            <w:proofErr w:type="spellEnd"/>
+          </w:p>
+        </w:tc>
+        <w:tc>
+          <w:tcPr>
+            <w:tcW w:w="4509" w:type="dxa"/>
+          </w:tcPr>
+          <w:p/>
+        </w:tc>
+      </w:tr>
+      <w:tr>
+        <w:tc>
+          <w:tcPr>
+            <w:tcW w:w="4508" w:type="dxa"/>
+          </w:tcPr>
+          <w:p>
+            <w:proofErr w:type="spellStart"/>
+            <w:r>
+              <w:t>Merk</w:t>
+            </w:r>
+            <w:proofErr w:type="spellEnd"/>
+            <w:r>
+              <w:t>/Seri</w:t>
+            </w:r>
+          </w:p>
+        </w:tc>
+        <w:tc>
+          <w:tcPr>
+            <w:tcW w:w="4509" w:type="dxa"/>
+          </w:tcPr>
+          <w:p/>
+        </w:tc>
+      </w:tr>
+      <w:tr>
+        <w:tc>
+          <w:tcPr>
+            <w:tcW w:w="4508" w:type="dxa"/>
+          </w:tcPr>
+          <w:p>
+            <w:r>
+              <w:t>Processor</w:t>
+            </w:r>
+          </w:p>
+        </w:tc>
+        <w:tc>
+          <w:tcPr>
+            <w:tcW w:w="4509" w:type="dxa"/>
+          </w:tcPr>
+          <w:p>
+            <w:r>
+              <w:t>I3-6100</w:t>
+            </w:r>
+          </w:p>
+        </w:tc>
+      </w:tr>
+      <w:tr>
+        <w:tc>
+          <w:tcPr>
+            <w:tcW w:w="4508" w:type="dxa"/>
+          </w:tcPr>
+          <w:p>
+            <w:r>
+              <w:t>CPU Core</w:t>
+            </w:r>
+          </w:p>
+        </w:tc>
+        <w:tc>
+          <w:tcPr>
+            <w:tcW w:w="4509" w:type="dxa"/>
+          </w:tcPr>
+          <w:p/>
+        </w:tc>
+      </w:tr>
+      <w:tr>
+        <w:tc>
+          <w:tcPr>
+            <w:tcW w:w="4508" w:type="dxa"/>
+          </w:tcPr>
+          <w:p>
+            <w:r>
+              <w:t>CPU Thread</w:t>
+            </w:r>
+          </w:p>
+        </w:tc>
+        <w:tc>
+          <w:tcPr>
+            <w:tcW w:w="4509" w:type="dxa"/>
+          </w:tcPr>
+          <w:p/>
+        </w:tc>
+      </w:tr>
+      <w:tr>
+        <w:tc>
+          <w:tcPr>
+            <w:tcW w:w="4508" w:type="dxa"/>
+          </w:tcPr>
+          <w:p>
+            <w:proofErr w:type="spellStart"/>
+            <w:r>
+              <w:t>Tipe</w:t>
+            </w:r>
+            <w:proofErr w:type="spellEnd"/>
+            <w:r>
+              <w:t xml:space="preserve"> </w:t>
+            </w:r>
+            <w:proofErr w:type="spellStart"/>
+            <w:r>
+              <w:t>Hardisk</w:t>
+            </w:r>
+            <w:proofErr w:type="spellEnd"/>
+          </w:p>
+        </w:tc>
+        <w:tc>
+          <w:tcPr>
+            <w:tcW w:w="4509" w:type="dxa"/>
+          </w:tcPr>
+          <w:p/>
+        </w:tc>
+      </w:tr>
+      <w:tr>
+        <w:tc>
+          <w:tcPr>
+            <w:tcW w:w="4508" w:type="dxa"/>
+          </w:tcPr>
+          <w:p>
+            <w:proofErr w:type="spellStart"/>
+            <w:r>
+              <w:t>Kapasitas</w:t>
+            </w:r>
+            <w:proofErr w:type="spellEnd"/>
+            <w:r>
+              <w:t xml:space="preserve"> </w:t>
+            </w:r>
+            <w:proofErr w:type="spellStart"/>
+            <w:r>
+              <w:t>Hardisk</w:t>
+            </w:r>
+            <w:proofErr w:type="spellEnd"/>
+            <w:r>
+              <w:t xml:space="preserve"> (GB)</w:t>
+            </w:r>
+          </w:p>
+        </w:tc>
+        <w:tc>
+          <w:tcPr>
+            <w:tcW w:w="4509" w:type="dxa"/>
+          </w:tcPr>
+          <w:p/>
+        </w:tc>
+      </w:tr>
+      <w:tr>
+        <w:tc>
+          <w:tcPr>
+            <w:tcW w:w="4508" w:type="dxa"/>
+          </w:tcPr>
+          <w:p>
+            <w:r>
+              <w:t>RAM (GB)</w:t>
+            </w:r>
+          </w:p>
+        </w:tc>
+        <w:tc>
+          <w:tcPr>
+            <w:tcW w:w="4509" w:type="dxa"/>
+          </w:tcPr>
+          <w:p/>
+        </w:tc>
+      </w:tr>
+      <w:tr>
+        <w:tc>
+          <w:tcPr>
+            <w:tcW w:w="4508" w:type="dxa"/>
+          </w:tcPr>
+          <w:p>
+            <w:proofErr w:type="spellStart"/>
+            <w:r>
+              <w:t>Kecepatan</w:t>
+            </w:r>
+            <w:proofErr w:type="spellEnd"/>
+            <w:r>
+              <w:t xml:space="preserve"> LAN Card Ethernet/Kabel</w:t>
+            </w:r>
+          </w:p>
+        </w:tc>
+        <w:tc>
+          <w:tcPr>
+            <w:tcW w:w="4509" w:type="dxa"/>
+          </w:tcPr>
+          <w:p/>
+        </w:tc>
+      </w:tr>
+      <w:tr>
+        <w:tc>
+          <w:tcPr>
+            <w:tcW w:w="4508" w:type="dxa"/>
+          </w:tcPr>
+          <w:p>
+            <w:proofErr w:type="spellStart"/>
+            <w:r>
+              <w:t>Sistem</w:t>
+            </w:r>
+            <w:proofErr w:type="spellEnd"/>
+            <w:r>
+              <w:t xml:space="preserve"> </w:t>
+            </w:r>
+            <w:proofErr w:type="spellStart"/>
+            <w:r>
+              <w:t>Operasi</w:t>
+            </w:r>
+            <w:proofErr w:type="spellEnd"/>
+          </w:p>
+        </w:tc>
+        <w:tc>
+          <w:tcPr>
+            <w:tcW w:w="4509" w:type="dxa"/>
+          </w:tcPr>
+          <w:p/>
+        </w:tc>
+      </w:tr>
+      <w:tr>
+        <w:tc>
+          <w:tcPr>
+            <w:tcW w:w="4508" w:type="dxa"/>
+          </w:tcPr>
+          <w:p>
+            <w:r>
+              <w:t xml:space="preserve">Screenshot </w:t>
+            </w:r>
+            <w:proofErr w:type="spellStart"/>
+            <w:r>
+              <w:t>DxDiag</w:t>
+            </w:r>
+            <w:proofErr w:type="spellEnd"/>
+          </w:p>
+        </w:tc>
+        <w:tc>
+          <w:tcPr>
+            <w:tcW w:w="4509" w:type="dxa"/>
+          </w:tcPr>
+          <w:p/>
+        </w:tc>
+      </w:tr>
+      <w:tr>
+        <w:tc>
+          <w:tcPr>
+            <w:tcW w:w="4508" w:type="dxa"/>
+          </w:tcPr>
+          <w:p>
+            <w:r>
+              <w:t>Screenshot CPU Core &amp; Thread</w:t>
+            </w:r>
+          </w:p>
+        </w:tc>
+        <w:tc>
+          <w:tcPr>
+            <w:tcW w:w="4509" w:type="dxa"/>
+          </w:tcPr>
+          <w:p/>
+        </w:tc>
+      </w:tr>
+      <w:tr>
+        <w:tc>
+          <w:tcPr>
+            <w:tcW w:w="4508" w:type="dxa"/>
+          </w:tcPr>
+          <w:p>
+            <w:r>
+              <w:t xml:space="preserve">Screenshot </w:t>
+            </w:r>
+            <w:proofErr w:type="spellStart"/>
+            <w:r>
+              <w:t>Tipe</w:t>
+            </w:r>
+            <w:proofErr w:type="spellEnd"/>
+            <w:r>
+              <w:t xml:space="preserve"> &amp; </w:t>
+            </w:r>
+            <w:proofErr w:type="spellStart"/>
+            <w:r>
+              <w:t>Kapasitas</w:t>
+            </w:r>
+            <w:proofErr w:type="spellEnd"/>
+            <w:r>
+              <w:t xml:space="preserve"> </w:t>
+            </w:r>
+            <w:proofErr w:type="spellStart"/>
+            <w:r>
+              <w:t>Hardisk</w:t>
+            </w:r>
+            <w:proofErr w:type="spellEnd"/>
+          </w:p>
+        </w:tc>
+        <w:tc>
+          <w:tcPr>
+            <w:tcW w:w="4509" w:type="dxa"/>
+          </w:tcPr>
+          <w:p/>
+        </w:tc>
+      </w:tr>
+      <w:tr>
+        <w:tc>
+          <w:tcPr>
+            <w:tcW w:w="4508" w:type="dxa"/>
+          </w:tcPr>
+          <w:p>
+            <w:r>
+              <w:t xml:space="preserve">Screenshot </w:t>
+            </w:r>
+            <w:proofErr w:type="spellStart"/>
+            <w:r>
+              <w:t>Kecepatan</w:t>
+            </w:r>
+            <w:proofErr w:type="spellEnd"/>
+            <w:r>
+              <w:t xml:space="preserve"> LAN Card Ethernet</w:t>
             </w:r>
           </w:p>
         </w:tc>
@@ -317,7 +2998,7 @@
 </file>
 
 <file path=word/styles.xml><?xml version="1.0" encoding="utf-8"?>
-<w:styles xmlns:mc="http://schemas.openxmlformats.org/markup-compatibility/2006" xmlns:r="http://schemas.openxmlformats.org/officeDocument/2006/relationships" xmlns:w="http://schemas.openxmlformats.org/wordprocessingml/2006/main" xmlns:w14="http://schemas.microsoft.com/office/word/2010/wordml" xmlns:w15="http://schemas.microsoft.com/office/word/2012/wordml" xmlns:w16cex="http://schemas.microsoft.com/office/word/2018/wordml/cex" xmlns:w16cid="http://schemas.microsoft.com/office/word/2016/wordml/cid" xmlns:w16="http://schemas.microsoft.com/office/word/2018/wordml" xmlns:w16sdtdh="http://schemas.microsoft.com/office/word/2020/wordml/sdtdatahash" xmlns:w16se="http://schemas.microsoft.com/office/word/2015/wordml/symex" mc:Ignorable="w14 w15 w16se w16cid w16 w16cex w16sdtdh">
+<w:styles xmlns:mc="http://schemas.openxmlformats.org/markup-compatibility/2006" xmlns:r="http://schemas.openxmlformats.org/officeDocument/2006/relationships" xmlns:w="http://schemas.openxmlformats.org/wordprocessingml/2006/main" xmlns:w14="http://schemas.microsoft.com/office/word/2010/wordml" xmlns:w15="http://schemas.microsoft.com/office/word/2012/wordml" xmlns:w16cid="http://schemas.microsoft.com/office/word/2016/wordml/cid" xmlns:w16se="http://schemas.microsoft.com/office/word/2015/wordml/symex" mc:Ignorable="w14 w15 w16se w16cid">
   <w:docDefaults>
     <w:rPrDefault>
       <w:rPr>
@@ -333,7 +3014,7 @@
       </w:pPr>
     </w:pPrDefault>
   </w:docDefaults>
-  <w:latentStyles w:defLockedState="0" w:defUIPriority="99" w:defSemiHidden="0" w:defUnhideWhenUsed="0" w:defQFormat="0" w:count="376">
+  <w:latentStyles w:defLockedState="0" w:defUIPriority="99" w:defSemiHidden="0" w:defUnhideWhenUsed="0" w:defQFormat="0" w:count="375">
     <w:lsdException w:name="Normal" w:uiPriority="0" w:qFormat="1"/>
     <w:lsdException w:name="heading 1" w:uiPriority="9" w:qFormat="1"/>
     <w:lsdException w:name="heading 2" w:semiHidden="1" w:uiPriority="9" w:unhideWhenUsed="1" w:qFormat="1"/>
@@ -709,7 +3390,6 @@
     <w:lsdException w:name="Smart Hyperlink" w:semiHidden="1" w:unhideWhenUsed="1"/>
     <w:lsdException w:name="Hashtag" w:semiHidden="1" w:unhideWhenUsed="1"/>
     <w:lsdException w:name="Unresolved Mention" w:semiHidden="1" w:unhideWhenUsed="1"/>
-    <w:lsdException w:name="Smart Link" w:semiHidden="1" w:unhideWhenUsed="1"/>
   </w:latentStyles>
   <w:style w:type="paragraph" w:default="1" w:styleId="Normal">
     <w:name w:val="Normal"/>
@@ -1058,4 +3738,16 @@
     </a:ext>
   </a:extLst>
 </a:theme>
+</file>
+
+<file path=customXml/item1.xml><?xml version="1.0" encoding="utf-8"?>
+<b:Sources xmlns:b="http://schemas.openxmlformats.org/officeDocument/2006/bibliography" xmlns="http://schemas.openxmlformats.org/officeDocument/2006/bibliography" SelectedStyle="\APASixthEditionOfficeOnline.xsl" StyleName="APA" Version="6"/>
+</file>
+
+<file path=customXml/itemProps1.xml><?xml version="1.0" encoding="utf-8"?>
+<ds:datastoreItem xmlns:ds="http://schemas.openxmlformats.org/officeDocument/2006/customXml" ds:itemID="{01B201E7-245C-4552-AE1E-E0108E40E95A}">
+  <ds:schemaRefs>
+    <ds:schemaRef ds:uri="http://schemas.openxmlformats.org/officeDocument/2006/bibliography"/>
+  </ds:schemaRefs>
+</ds:datastoreItem>
 </file>
--- a/Nama Varian.docx
+++ b/Nama Varian.docx
@@ -1,6 +1,6 @@
 
 <file path=word/document.xml><?xml version="1.0" encoding="utf-8"?>
-<w:document xmlns:wpc="http://schemas.microsoft.com/office/word/2010/wordprocessingCanvas" xmlns:cx="http://schemas.microsoft.com/office/drawing/2014/chartex" xmlns:cx1="http://schemas.microsoft.com/office/drawing/2015/9/8/chartex" xmlns:cx2="http://schemas.microsoft.com/office/drawing/2015/10/21/chartex" xmlns:cx3="http://schemas.microsoft.com/office/drawing/2016/5/9/chartex" xmlns:cx4="http://schemas.microsoft.com/office/drawing/2016/5/10/chartex" xmlns:cx5="http://schemas.microsoft.com/office/drawing/2016/5/11/chartex" xmlns:cx6="http://schemas.microsoft.com/office/drawing/2016/5/12/chartex" xmlns:cx7="http://schemas.microsoft.com/office/drawing/2016/5/13/chartex" xmlns:cx8="http://schemas.microsoft.com/office/drawing/2016/5/14/chartex" xmlns:mc="http://schemas.openxmlformats.org/markup-compatibility/2006" xmlns:aink="http://schemas.microsoft.com/office/drawing/2016/ink" xmlns:am3d="http://schemas.microsoft.com/office/drawing/2017/model3d" xmlns:o="urn:schemas-microsoft-com:office:office" xmlns:r="http://schemas.openxmlformats.org/officeDocument/2006/relationships" xmlns:m="http://schemas.openxmlformats.org/officeDocument/2006/math" xmlns:v="urn:schemas-microsoft-com:vml" xmlns:wp14="http://schemas.microsoft.com/office/word/2010/wordprocessingDrawing" xmlns:wp="http://schemas.openxmlformats.org/drawingml/2006/wordprocessingDrawing" xmlns:w10="urn:schemas-microsoft-com:office:word" xmlns:w="http://schemas.openxmlformats.org/wordprocessingml/2006/main" xmlns:w14="http://schemas.microsoft.com/office/word/2010/wordml" xmlns:w15="http://schemas.microsoft.com/office/word/2012/wordml" xmlns:w16cid="http://schemas.microsoft.com/office/word/2016/wordml/cid" xmlns:w16se="http://schemas.microsoft.com/office/word/2015/wordml/symex" xmlns:wpg="http://schemas.microsoft.com/office/word/2010/wordprocessingGroup" xmlns:wpi="http://schemas.microsoft.com/office/word/2010/wordprocessingInk" xmlns:wne="http://schemas.microsoft.com/office/word/2006/wordml" xmlns:wps="http://schemas.microsoft.com/office/word/2010/wordprocessingShape" mc:Ignorable="w14 w15 w16se w16cid wp14">
+<w:document xmlns:wpc="http://schemas.microsoft.com/office/word/2010/wordprocessingCanvas" xmlns:cx="http://schemas.microsoft.com/office/drawing/2014/chartex" xmlns:cx1="http://schemas.microsoft.com/office/drawing/2015/9/8/chartex" xmlns:cx2="http://schemas.microsoft.com/office/drawing/2015/10/21/chartex" xmlns:cx3="http://schemas.microsoft.com/office/drawing/2016/5/9/chartex" xmlns:cx4="http://schemas.microsoft.com/office/drawing/2016/5/10/chartex" xmlns:cx5="http://schemas.microsoft.com/office/drawing/2016/5/11/chartex" xmlns:cx6="http://schemas.microsoft.com/office/drawing/2016/5/12/chartex" xmlns:cx7="http://schemas.microsoft.com/office/drawing/2016/5/13/chartex" xmlns:cx8="http://schemas.microsoft.com/office/drawing/2016/5/14/chartex" xmlns:mc="http://schemas.openxmlformats.org/markup-compatibility/2006" xmlns:aink="http://schemas.microsoft.com/office/drawing/2016/ink" xmlns:am3d="http://schemas.microsoft.com/office/drawing/2017/model3d" xmlns:o="urn:schemas-microsoft-com:office:office" xmlns:oel="http://schemas.microsoft.com/office/2019/extlst" xmlns:r="http://schemas.openxmlformats.org/officeDocument/2006/relationships" xmlns:m="http://schemas.openxmlformats.org/officeDocument/2006/math" xmlns:v="urn:schemas-microsoft-com:vml" xmlns:wp14="http://schemas.microsoft.com/office/word/2010/wordprocessingDrawing" xmlns:wp="http://schemas.openxmlformats.org/drawingml/2006/wordprocessingDrawing" xmlns:w10="urn:schemas-microsoft-com:office:word" xmlns:w="http://schemas.openxmlformats.org/wordprocessingml/2006/main" xmlns:w14="http://schemas.microsoft.com/office/word/2010/wordml" xmlns:w15="http://schemas.microsoft.com/office/word/2012/wordml" xmlns:w16cex="http://schemas.microsoft.com/office/word/2018/wordml/cex" xmlns:w16cid="http://schemas.microsoft.com/office/word/2016/wordml/cid" xmlns:w16="http://schemas.microsoft.com/office/word/2018/wordml" xmlns:w16du="http://schemas.microsoft.com/office/word/2023/wordml/word16du" xmlns:w16sdtdh="http://schemas.microsoft.com/office/word/2020/wordml/sdtdatahash" xmlns:w16sdtfl="http://schemas.microsoft.com/office/word/2024/wordml/sdtformatlock" xmlns:w16se="http://schemas.microsoft.com/office/word/2015/wordml/symex" xmlns:wpg="http://schemas.microsoft.com/office/word/2010/wordprocessingGroup" xmlns:wpi="http://schemas.microsoft.com/office/word/2010/wordprocessingInk" xmlns:wne="http://schemas.microsoft.com/office/word/2006/wordml" xmlns:wps="http://schemas.microsoft.com/office/word/2010/wordprocessingShape" mc:Ignorable="w14 w15 w16se w16cid w16 w16cex w16sdtdh w16sdtfl w16du wp14">
   <w:body>
     <w:tbl>
       <w:tblPr>
@@ -9,8 +9,8 @@
         <w:tblLook w:val="04A0" w:firstRow="1" w:lastRow="0" w:firstColumn="1" w:lastColumn="0" w:noHBand="0" w:noVBand="1"/>
       </w:tblPr>
       <w:tblGrid>
-        <w:gridCol w:w="4508"/>
-        <w:gridCol w:w="4509"/>
+        <w:gridCol w:w="2321"/>
+        <w:gridCol w:w="6696"/>
       </w:tblGrid>
       <w:tr>
         <w:tc>
@@ -67,9 +67,126 @@
             <w:tcW w:w="4508" w:type="dxa"/>
           </w:tcPr>
           <w:p>
-            <w:proofErr w:type="spellStart"/>
-            <w:r>
-              <w:t>Jenis</w:t>
+            <w:r>
+              <w:t xml:space="preserve">Jenis </w:t>
+            </w:r>
+            <w:proofErr w:type="spellStart"/>
+            <w:r>
+              <w:t>Komputer</w:t>
+            </w:r>
+            <w:proofErr w:type="spellEnd"/>
+          </w:p>
+        </w:tc>
+        <w:tc>
+          <w:tcPr>
+            <w:tcW w:w="4509" w:type="dxa"/>
+          </w:tcPr>
+          <w:p>
+            <w:proofErr w:type="spellStart"/>
+            <w:r>
+              <w:t>Rakitan</w:t>
+            </w:r>
+            <w:proofErr w:type="spellEnd"/>
+          </w:p>
+        </w:tc>
+      </w:tr>
+      <w:tr>
+        <w:tc>
+          <w:tcPr>
+            <w:tcW w:w="4508" w:type="dxa"/>
+          </w:tcPr>
+          <w:p>
+            <w:r>
+              <w:t>Merk/Seri</w:t>
+            </w:r>
+          </w:p>
+        </w:tc>
+        <w:tc>
+          <w:tcPr>
+            <w:tcW w:w="4509" w:type="dxa"/>
+          </w:tcPr>
+          <w:p>
+            <w:r>
+              <w:t>Pro H610M-S</w:t>
+            </w:r>
+          </w:p>
+        </w:tc>
+      </w:tr>
+      <w:tr>
+        <w:tc>
+          <w:tcPr>
+            <w:tcW w:w="4508" w:type="dxa"/>
+          </w:tcPr>
+          <w:p>
+            <w:r>
+              <w:t>Processor</w:t>
+            </w:r>
+          </w:p>
+        </w:tc>
+        <w:tc>
+          <w:tcPr>
+            <w:tcW w:w="4509" w:type="dxa"/>
+          </w:tcPr>
+          <w:p>
+            <w:r>
+              <w:t>I5-12400</w:t>
+            </w:r>
+          </w:p>
+        </w:tc>
+      </w:tr>
+      <w:tr>
+        <w:tc>
+          <w:tcPr>
+            <w:tcW w:w="4508" w:type="dxa"/>
+          </w:tcPr>
+          <w:p>
+            <w:r>
+              <w:t>CPU Core</w:t>
+            </w:r>
+          </w:p>
+        </w:tc>
+        <w:tc>
+          <w:tcPr>
+            <w:tcW w:w="4509" w:type="dxa"/>
+          </w:tcPr>
+          <w:p>
+            <w:r>
+              <w:t>6</w:t>
+            </w:r>
+          </w:p>
+        </w:tc>
+      </w:tr>
+      <w:tr>
+        <w:tc>
+          <w:tcPr>
+            <w:tcW w:w="4508" w:type="dxa"/>
+          </w:tcPr>
+          <w:p>
+            <w:r>
+              <w:t>CPU Thread</w:t>
+            </w:r>
+          </w:p>
+        </w:tc>
+        <w:tc>
+          <w:tcPr>
+            <w:tcW w:w="4509" w:type="dxa"/>
+          </w:tcPr>
+          <w:p>
+            <w:r>
+              <w:t>12</w:t>
+            </w:r>
+          </w:p>
+        </w:tc>
+      </w:tr>
+      <w:tr>
+        <w:tc>
+          <w:tcPr>
+            <w:tcW w:w="4508" w:type="dxa"/>
+          </w:tcPr>
+          <w:p>
+            <w:proofErr w:type="spellStart"/>
+            <w:r>
+              <w:t>Tipe</w:t>
             </w:r>
             <w:proofErr w:type="spellEnd"/>
             <w:r>
@@ -77,111 +194,279 @@
             </w:r>
             <w:proofErr w:type="spellStart"/>
             <w:r>
-              <w:t>Komputer</w:t>
-            </w:r>
-            <w:proofErr w:type="spellEnd"/>
-          </w:p>
-        </w:tc>
-        <w:tc>
-          <w:tcPr>
-            <w:tcW w:w="4509" w:type="dxa"/>
-          </w:tcPr>
-          <w:p/>
-        </w:tc>
-      </w:tr>
-      <w:tr>
-        <w:tc>
-          <w:tcPr>
-            <w:tcW w:w="4508" w:type="dxa"/>
-          </w:tcPr>
-          <w:p>
-            <w:proofErr w:type="spellStart"/>
-            <w:r>
-              <w:t>Merk</w:t>
-            </w:r>
-            <w:proofErr w:type="spellEnd"/>
-            <w:r>
-              <w:t>/Seri</w:t>
-            </w:r>
-          </w:p>
-        </w:tc>
-        <w:tc>
-          <w:tcPr>
-            <w:tcW w:w="4509" w:type="dxa"/>
-          </w:tcPr>
-          <w:p/>
-        </w:tc>
-      </w:tr>
-      <w:tr>
-        <w:tc>
-          <w:tcPr>
-            <w:tcW w:w="4508" w:type="dxa"/>
-          </w:tcPr>
-          <w:p>
-            <w:r>
-              <w:t>Processor</w:t>
-            </w:r>
-          </w:p>
-        </w:tc>
-        <w:tc>
-          <w:tcPr>
-            <w:tcW w:w="4509" w:type="dxa"/>
-          </w:tcPr>
-          <w:p>
-            <w:r>
-              <w:t>I5-12400</w:t>
-            </w:r>
-          </w:p>
-        </w:tc>
-      </w:tr>
-      <w:tr>
-        <w:tc>
-          <w:tcPr>
-            <w:tcW w:w="4508" w:type="dxa"/>
-          </w:tcPr>
-          <w:p>
-            <w:r>
-              <w:t>CPU Core</w:t>
-            </w:r>
-          </w:p>
-        </w:tc>
-        <w:tc>
-          <w:tcPr>
-            <w:tcW w:w="4509" w:type="dxa"/>
-          </w:tcPr>
-          <w:p/>
-        </w:tc>
-      </w:tr>
-      <w:tr>
-        <w:tc>
-          <w:tcPr>
-            <w:tcW w:w="4508" w:type="dxa"/>
-          </w:tcPr>
-          <w:p>
-            <w:r>
-              <w:t>CPU Thread</w:t>
-            </w:r>
-          </w:p>
-        </w:tc>
-        <w:tc>
-          <w:tcPr>
-            <w:tcW w:w="4509" w:type="dxa"/>
-          </w:tcPr>
-          <w:p/>
-        </w:tc>
-      </w:tr>
-      <w:tr>
-        <w:tc>
-          <w:tcPr>
-            <w:tcW w:w="4508" w:type="dxa"/>
-          </w:tcPr>
-          <w:p>
+              <w:t>Hardisk</w:t>
+            </w:r>
+            <w:proofErr w:type="spellEnd"/>
+          </w:p>
+        </w:tc>
+        <w:tc>
+          <w:tcPr>
+            <w:tcW w:w="4509" w:type="dxa"/>
+          </w:tcPr>
+          <w:p>
+            <w:r>
+              <w:t>SSD</w:t>
+            </w:r>
+          </w:p>
+        </w:tc>
+      </w:tr>
+      <w:tr>
+        <w:tc>
+          <w:tcPr>
+            <w:tcW w:w="4508" w:type="dxa"/>
+          </w:tcPr>
+          <w:p>
+            <w:proofErr w:type="spellStart"/>
+            <w:r>
+              <w:t>Kapasitas</w:t>
+            </w:r>
+            <w:proofErr w:type="spellEnd"/>
+            <w:r>
+              <w:t xml:space="preserve"> </w:t>
+            </w:r>
+            <w:proofErr w:type="spellStart"/>
+            <w:r>
+              <w:t>Hardisk</w:t>
+            </w:r>
+            <w:proofErr w:type="spellEnd"/>
+            <w:r>
+              <w:t xml:space="preserve"> (GB)</w:t>
+            </w:r>
+          </w:p>
+        </w:tc>
+        <w:tc>
+          <w:tcPr>
+            <w:tcW w:w="4509" w:type="dxa"/>
+          </w:tcPr>
+          <w:p>
+            <w:r>
+              <w:t>256</w:t>
+            </w:r>
+          </w:p>
+        </w:tc>
+      </w:tr>
+      <w:tr>
+        <w:tc>
+          <w:tcPr>
+            <w:tcW w:w="4508" w:type="dxa"/>
+          </w:tcPr>
+          <w:p>
+            <w:r>
+              <w:t>RAM (GB)</w:t>
+            </w:r>
+          </w:p>
+        </w:tc>
+        <w:tc>
+          <w:tcPr>
+            <w:tcW w:w="4509" w:type="dxa"/>
+          </w:tcPr>
+          <w:p>
+            <w:r>
+              <w:t>8GB</w:t>
+            </w:r>
+          </w:p>
+        </w:tc>
+      </w:tr>
+      <w:tr>
+        <w:tc>
+          <w:tcPr>
+            <w:tcW w:w="4508" w:type="dxa"/>
+          </w:tcPr>
+          <w:p>
+            <w:proofErr w:type="spellStart"/>
+            <w:r>
+              <w:t>Kecepatan</w:t>
+            </w:r>
+            <w:proofErr w:type="spellEnd"/>
+            <w:r>
+              <w:t xml:space="preserve"> LAN Card Ethernet/Kabel</w:t>
+            </w:r>
+          </w:p>
+        </w:tc>
+        <w:tc>
+          <w:tcPr>
+            <w:tcW w:w="4509" w:type="dxa"/>
+          </w:tcPr>
+          <w:p>
+            <w:r>
+              <w:t>1GBPS</w:t>
+            </w:r>
+          </w:p>
+        </w:tc>
+      </w:tr>
+      <w:tr>
+        <w:tc>
+          <w:tcPr>
+            <w:tcW w:w="4508" w:type="dxa"/>
+          </w:tcPr>
+          <w:p>
+            <w:proofErr w:type="spellStart"/>
+            <w:r>
+              <w:t>Sistem</w:t>
+            </w:r>
+            <w:proofErr w:type="spellEnd"/>
+            <w:r>
+              <w:t xml:space="preserve"> </w:t>
+            </w:r>
+            <w:proofErr w:type="spellStart"/>
+            <w:r>
+              <w:t>Operasi</w:t>
+            </w:r>
+            <w:proofErr w:type="spellEnd"/>
+          </w:p>
+        </w:tc>
+        <w:tc>
+          <w:tcPr>
+            <w:tcW w:w="4509" w:type="dxa"/>
+          </w:tcPr>
+          <w:p>
+            <w:r>
+              <w:t>Windows 11 Pro</w:t>
+            </w:r>
+          </w:p>
+        </w:tc>
+      </w:tr>
+      <w:tr>
+        <w:tc>
+          <w:tcPr>
+            <w:tcW w:w="4508" w:type="dxa"/>
+          </w:tcPr>
+          <w:p>
+            <w:r>
+              <w:t xml:space="preserve">Screenshot </w:t>
+            </w:r>
+            <w:proofErr w:type="spellStart"/>
+            <w:r>
+              <w:t>DxDiag</w:t>
+            </w:r>
+            <w:proofErr w:type="spellEnd"/>
+          </w:p>
+        </w:tc>
+        <w:tc>
+          <w:tcPr>
+            <w:tcW w:w="4509" w:type="dxa"/>
+          </w:tcPr>
+          <w:p>
+            <w:r>
+              <w:drawing>
+                <wp:inline distT="0" distB="0" distL="0" distR="0" wp14:anchorId="11DFB9EB" wp14:editId="78372FFA">
+                  <wp:extent cx="3629570" cy="2630805"/>
+                  <wp:effectExtent l="0" t="0" r="9525" b="0"/>
+                  <wp:docPr id="1478131978" name="Picture 1"/>
+                  <wp:cNvGraphicFramePr>
+                    <a:graphicFrameLocks xmlns:a="http://schemas.openxmlformats.org/drawingml/2006/main" noChangeAspect="1"/>
+                  </wp:cNvGraphicFramePr>
+                  <a:graphic xmlns:a="http://schemas.openxmlformats.org/drawingml/2006/main">
+                    <a:graphicData uri="http://schemas.openxmlformats.org/drawingml/2006/picture">
+                      <pic:pic xmlns:pic="http://schemas.openxmlformats.org/drawingml/2006/picture">
+                        <pic:nvPicPr>
+                          <pic:cNvPr id="1478131978" name=""/>
+                          <pic:cNvPicPr/>
+                        </pic:nvPicPr>
+                        <pic:blipFill>
+                          <a:blip r:embed="rId5"/>
+                          <a:stretch>
+                            <a:fillRect/>
+                          </a:stretch>
+                        </pic:blipFill>
+                        <pic:spPr>
+                          <a:xfrm>
+                            <a:off x="0" y="0"/>
+                            <a:ext cx="3631130" cy="2631936"/>
+                          </a:xfrm>
+                          <a:prstGeom prst="rect">
+                            <a:avLst/>
+                          </a:prstGeom>
+                        </pic:spPr>
+                      </pic:pic>
+                    </a:graphicData>
+                  </a:graphic>
+                </wp:inline>
+              </w:drawing>
+            </w:r>
+          </w:p>
+        </w:tc>
+      </w:tr>
+      <w:tr>
+        <w:tc>
+          <w:tcPr>
+            <w:tcW w:w="4508" w:type="dxa"/>
+          </w:tcPr>
+          <w:p>
+            <w:r>
+              <w:t>Screenshot CPU Core &amp; Thread</w:t>
+            </w:r>
+          </w:p>
+        </w:tc>
+        <w:tc>
+          <w:tcPr>
+            <w:tcW w:w="4509" w:type="dxa"/>
+          </w:tcPr>
+          <w:p>
+            <w:r>
+              <w:drawing>
+                <wp:inline distT="0" distB="0" distL="0" distR="0" wp14:anchorId="31BD1355" wp14:editId="529472F2">
+                  <wp:extent cx="3636490" cy="2754660"/>
+                  <wp:effectExtent l="0" t="0" r="2540" b="7620"/>
+                  <wp:docPr id="1743800759" name="Picture 1"/>
+                  <wp:cNvGraphicFramePr>
+                    <a:graphicFrameLocks xmlns:a="http://schemas.openxmlformats.org/drawingml/2006/main" noChangeAspect="1"/>
+                  </wp:cNvGraphicFramePr>
+                  <a:graphic xmlns:a="http://schemas.openxmlformats.org/drawingml/2006/main">
+                    <a:graphicData uri="http://schemas.openxmlformats.org/drawingml/2006/picture">
+                      <pic:pic xmlns:pic="http://schemas.openxmlformats.org/drawingml/2006/picture">
+                        <pic:nvPicPr>
+                          <pic:cNvPr id="1743800759" name=""/>
+                          <pic:cNvPicPr/>
+                        </pic:nvPicPr>
+                        <pic:blipFill>
+                          <a:blip r:embed="rId6"/>
+                          <a:stretch>
+                            <a:fillRect/>
+                          </a:stretch>
+                        </pic:blipFill>
+                        <pic:spPr>
+                          <a:xfrm>
+                            <a:off x="0" y="0"/>
+                            <a:ext cx="3648795" cy="2763981"/>
+                          </a:xfrm>
+                          <a:prstGeom prst="rect">
+                            <a:avLst/>
+                          </a:prstGeom>
+                        </pic:spPr>
+                      </pic:pic>
+                    </a:graphicData>
+                  </a:graphic>
+                </wp:inline>
+              </w:drawing>
+            </w:r>
+          </w:p>
+        </w:tc>
+      </w:tr>
+      <w:tr>
+        <w:tc>
+          <w:tcPr>
+            <w:tcW w:w="4508" w:type="dxa"/>
+          </w:tcPr>
+          <w:p>
+            <w:r>
+              <w:lastRenderedPageBreak/>
+              <w:t xml:space="preserve">Screenshot </w:t>
+            </w:r>
             <w:proofErr w:type="spellStart"/>
             <w:r>
               <w:t>Tipe</w:t>
             </w:r>
             <w:proofErr w:type="spellEnd"/>
             <w:r>
+              <w:t xml:space="preserve"> &amp; </w:t>
+            </w:r>
+            <w:proofErr w:type="spellStart"/>
+            <w:r>
+              <w:t>Kapasitas</w:t>
+            </w:r>
+            <w:proofErr w:type="spellEnd"/>
+            <w:r>
               <w:t xml:space="preserve"> </w:t>
             </w:r>
             <w:proofErr w:type="spellStart"/>
@@ -195,204 +480,62 @@
           <w:tcPr>
             <w:tcW w:w="4509" w:type="dxa"/>
           </w:tcPr>
-          <w:p/>
-        </w:tc>
-      </w:tr>
-      <w:tr>
-        <w:tc>
-          <w:tcPr>
-            <w:tcW w:w="4508" w:type="dxa"/>
-          </w:tcPr>
-          <w:p>
-            <w:proofErr w:type="spellStart"/>
-            <w:r>
-              <w:t>Kapasitas</w:t>
-            </w:r>
-            <w:proofErr w:type="spellEnd"/>
-            <w:r>
-              <w:t xml:space="preserve"> </w:t>
-            </w:r>
-            <w:proofErr w:type="spellStart"/>
-            <w:r>
-              <w:t>Hardisk</w:t>
-            </w:r>
-            <w:proofErr w:type="spellEnd"/>
-            <w:r>
-              <w:t xml:space="preserve"> (GB)</w:t>
-            </w:r>
-          </w:p>
-        </w:tc>
-        <w:tc>
-          <w:tcPr>
-            <w:tcW w:w="4509" w:type="dxa"/>
-          </w:tcPr>
-          <w:p/>
-        </w:tc>
-      </w:tr>
-      <w:tr>
-        <w:tc>
-          <w:tcPr>
-            <w:tcW w:w="4508" w:type="dxa"/>
-          </w:tcPr>
-          <w:p>
-            <w:r>
-              <w:t>RAM (GB)</w:t>
-            </w:r>
-          </w:p>
-        </w:tc>
-        <w:tc>
-          <w:tcPr>
-            <w:tcW w:w="4509" w:type="dxa"/>
-          </w:tcPr>
-          <w:p/>
-        </w:tc>
-      </w:tr>
-      <w:tr>
-        <w:tc>
-          <w:tcPr>
-            <w:tcW w:w="4508" w:type="dxa"/>
-          </w:tcPr>
-          <w:p>
+          <w:p>
+            <w:r>
+              <w:drawing>
+                <wp:inline distT="0" distB="0" distL="0" distR="0" wp14:anchorId="3A8E9201" wp14:editId="5CCB54E0">
+                  <wp:extent cx="4112895" cy="3255415"/>
+                  <wp:effectExtent l="0" t="0" r="1905" b="2540"/>
+                  <wp:docPr id="2107982587" name="Picture 1"/>
+                  <wp:cNvGraphicFramePr>
+                    <a:graphicFrameLocks xmlns:a="http://schemas.openxmlformats.org/drawingml/2006/main" noChangeAspect="1"/>
+                  </wp:cNvGraphicFramePr>
+                  <a:graphic xmlns:a="http://schemas.openxmlformats.org/drawingml/2006/main">
+                    <a:graphicData uri="http://schemas.openxmlformats.org/drawingml/2006/picture">
+                      <pic:pic xmlns:pic="http://schemas.openxmlformats.org/drawingml/2006/picture">
+                        <pic:nvPicPr>
+                          <pic:cNvPr id="2107982587" name=""/>
+                          <pic:cNvPicPr/>
+                        </pic:nvPicPr>
+                        <pic:blipFill>
+                          <a:blip r:embed="rId7"/>
+                          <a:stretch>
+                            <a:fillRect/>
+                          </a:stretch>
+                        </pic:blipFill>
+                        <pic:spPr>
+                          <a:xfrm>
+                            <a:off x="0" y="0"/>
+                            <a:ext cx="4115463" cy="3257447"/>
+                          </a:xfrm>
+                          <a:prstGeom prst="rect">
+                            <a:avLst/>
+                          </a:prstGeom>
+                        </pic:spPr>
+                      </pic:pic>
+                    </a:graphicData>
+                  </a:graphic>
+                </wp:inline>
+              </w:drawing>
+            </w:r>
+          </w:p>
+        </w:tc>
+      </w:tr>
+      <w:tr>
+        <w:tc>
+          <w:tcPr>
+            <w:tcW w:w="4508" w:type="dxa"/>
+          </w:tcPr>
+          <w:p>
+            <w:r>
+              <w:t xml:space="preserve">Screenshot </w:t>
+            </w:r>
             <w:proofErr w:type="spellStart"/>
             <w:r>
               <w:t>Kecepatan</w:t>
             </w:r>
             <w:proofErr w:type="spellEnd"/>
             <w:r>
-              <w:t xml:space="preserve"> LAN Card Ethernet/Kabel</w:t>
-            </w:r>
-          </w:p>
-        </w:tc>
-        <w:tc>
-          <w:tcPr>
-            <w:tcW w:w="4509" w:type="dxa"/>
-          </w:tcPr>
-          <w:p/>
-        </w:tc>
-      </w:tr>
-      <w:tr>
-        <w:tc>
-          <w:tcPr>
-            <w:tcW w:w="4508" w:type="dxa"/>
-          </w:tcPr>
-          <w:p>
-            <w:proofErr w:type="spellStart"/>
-            <w:r>
-              <w:t>Sistem</w:t>
-            </w:r>
-            <w:proofErr w:type="spellEnd"/>
-            <w:r>
-              <w:t xml:space="preserve"> </w:t>
-            </w:r>
-            <w:proofErr w:type="spellStart"/>
-            <w:r>
-              <w:t>Operasi</w:t>
-            </w:r>
-            <w:proofErr w:type="spellEnd"/>
-          </w:p>
-        </w:tc>
-        <w:tc>
-          <w:tcPr>
-            <w:tcW w:w="4509" w:type="dxa"/>
-          </w:tcPr>
-          <w:p/>
-        </w:tc>
-      </w:tr>
-      <w:tr>
-        <w:tc>
-          <w:tcPr>
-            <w:tcW w:w="4508" w:type="dxa"/>
-          </w:tcPr>
-          <w:p>
-            <w:r>
-              <w:t xml:space="preserve">Screenshot </w:t>
-            </w:r>
-            <w:proofErr w:type="spellStart"/>
-            <w:r>
-              <w:t>DxDiag</w:t>
-            </w:r>
-            <w:proofErr w:type="spellEnd"/>
-          </w:p>
-        </w:tc>
-        <w:tc>
-          <w:tcPr>
-            <w:tcW w:w="4509" w:type="dxa"/>
-          </w:tcPr>
-          <w:p/>
-        </w:tc>
-      </w:tr>
-      <w:tr>
-        <w:tc>
-          <w:tcPr>
-            <w:tcW w:w="4508" w:type="dxa"/>
-          </w:tcPr>
-          <w:p>
-            <w:r>
-              <w:t>Screenshot CPU Core &amp; Thread</w:t>
-            </w:r>
-          </w:p>
-        </w:tc>
-        <w:tc>
-          <w:tcPr>
-            <w:tcW w:w="4509" w:type="dxa"/>
-          </w:tcPr>
-          <w:p/>
-        </w:tc>
-      </w:tr>
-      <w:tr>
-        <w:tc>
-          <w:tcPr>
-            <w:tcW w:w="4508" w:type="dxa"/>
-          </w:tcPr>
-          <w:p>
-            <w:r>
-              <w:t xml:space="preserve">Screenshot </w:t>
-            </w:r>
-            <w:proofErr w:type="spellStart"/>
-            <w:r>
-              <w:t>Tipe</w:t>
-            </w:r>
-            <w:proofErr w:type="spellEnd"/>
-            <w:r>
-              <w:t xml:space="preserve"> &amp; </w:t>
-            </w:r>
-            <w:proofErr w:type="spellStart"/>
-            <w:r>
-              <w:t>Kapasitas</w:t>
-            </w:r>
-            <w:proofErr w:type="spellEnd"/>
-            <w:r>
-              <w:t xml:space="preserve"> </w:t>
-            </w:r>
-            <w:proofErr w:type="spellStart"/>
-            <w:r>
-              <w:t>Hardisk</w:t>
-            </w:r>
-            <w:proofErr w:type="spellEnd"/>
-          </w:p>
-        </w:tc>
-        <w:tc>
-          <w:tcPr>
-            <w:tcW w:w="4509" w:type="dxa"/>
-          </w:tcPr>
-          <w:p/>
-        </w:tc>
-      </w:tr>
-      <w:tr>
-        <w:tc>
-          <w:tcPr>
-            <w:tcW w:w="4508" w:type="dxa"/>
-          </w:tcPr>
-          <w:p>
-            <w:r>
-              <w:t xml:space="preserve">Screenshot </w:t>
-            </w:r>
-            <w:proofErr w:type="spellStart"/>
-            <w:r>
-              <w:t>Kecepatan</w:t>
-            </w:r>
-            <w:proofErr w:type="spellEnd"/>
-            <w:r>
               <w:t xml:space="preserve"> LAN Card Ethernet</w:t>
             </w:r>
           </w:p>
@@ -401,7 +544,45 @@
           <w:tcPr>
             <w:tcW w:w="4509" w:type="dxa"/>
           </w:tcPr>
-          <w:p/>
+          <w:p>
+            <w:r>
+              <w:drawing>
+                <wp:inline distT="0" distB="0" distL="0" distR="0" wp14:anchorId="433D0642" wp14:editId="417217E5">
+                  <wp:extent cx="4111590" cy="874517"/>
+                  <wp:effectExtent l="0" t="0" r="3810" b="1905"/>
+                  <wp:docPr id="1736384821" name="Picture 1"/>
+                  <wp:cNvGraphicFramePr>
+                    <a:graphicFrameLocks xmlns:a="http://schemas.openxmlformats.org/drawingml/2006/main" noChangeAspect="1"/>
+                  </wp:cNvGraphicFramePr>
+                  <a:graphic xmlns:a="http://schemas.openxmlformats.org/drawingml/2006/main">
+                    <a:graphicData uri="http://schemas.openxmlformats.org/drawingml/2006/picture">
+                      <pic:pic xmlns:pic="http://schemas.openxmlformats.org/drawingml/2006/picture">
+                        <pic:nvPicPr>
+                          <pic:cNvPr id="1736384821" name=""/>
+                          <pic:cNvPicPr/>
+                        </pic:nvPicPr>
+                        <pic:blipFill>
+                          <a:blip r:embed="rId8"/>
+                          <a:stretch>
+                            <a:fillRect/>
+                          </a:stretch>
+                        </pic:blipFill>
+                        <pic:spPr>
+                          <a:xfrm>
+                            <a:off x="0" y="0"/>
+                            <a:ext cx="4159303" cy="884665"/>
+                          </a:xfrm>
+                          <a:prstGeom prst="rect">
+                            <a:avLst/>
+                          </a:prstGeom>
+                        </pic:spPr>
+                      </pic:pic>
+                    </a:graphicData>
+                  </a:graphic>
+                </wp:inline>
+              </w:drawing>
+            </w:r>
+          </w:p>
         </w:tc>
       </w:tr>
     </w:tbl>
@@ -433,6 +614,394 @@
           </w:tcPr>
           <w:p>
             <w:r>
+              <w:t>2</w:t>
+            </w:r>
+          </w:p>
+        </w:tc>
+      </w:tr>
+      <w:tr>
+        <w:tc>
+          <w:tcPr>
+            <w:tcW w:w="4508" w:type="dxa"/>
+          </w:tcPr>
+          <w:p>
+            <w:proofErr w:type="spellStart"/>
+            <w:r>
+              <w:t>Jumlah</w:t>
+            </w:r>
+            <w:proofErr w:type="spellEnd"/>
+            <w:r>
+              <w:t xml:space="preserve"> Unit</w:t>
+            </w:r>
+          </w:p>
+        </w:tc>
+        <w:tc>
+          <w:tcPr>
+            <w:tcW w:w="4509" w:type="dxa"/>
+          </w:tcPr>
+          <w:p>
+            <w:r>
+              <w:t>15</w:t>
+            </w:r>
+          </w:p>
+        </w:tc>
+      </w:tr>
+      <w:tr>
+        <w:tc>
+          <w:tcPr>
+            <w:tcW w:w="4508" w:type="dxa"/>
+          </w:tcPr>
+          <w:p>
+            <w:r>
+              <w:t xml:space="preserve">Jenis </w:t>
+            </w:r>
+            <w:proofErr w:type="spellStart"/>
+            <w:r>
+              <w:t>Komputer</w:t>
+            </w:r>
+            <w:proofErr w:type="spellEnd"/>
+          </w:p>
+        </w:tc>
+        <w:tc>
+          <w:tcPr>
+            <w:tcW w:w="4509" w:type="dxa"/>
+          </w:tcPr>
+          <w:p>
+            <w:proofErr w:type="spellStart"/>
+            <w:r>
+              <w:t>Rakitan</w:t>
+            </w:r>
+            <w:proofErr w:type="spellEnd"/>
+          </w:p>
+        </w:tc>
+      </w:tr>
+      <w:tr>
+        <w:tc>
+          <w:tcPr>
+            <w:tcW w:w="4508" w:type="dxa"/>
+          </w:tcPr>
+          <w:p>
+            <w:r>
+              <w:t>Merk/Seri</w:t>
+            </w:r>
+          </w:p>
+        </w:tc>
+        <w:tc>
+          <w:tcPr>
+            <w:tcW w:w="4509" w:type="dxa"/>
+          </w:tcPr>
+          <w:p/>
+        </w:tc>
+      </w:tr>
+      <w:tr>
+        <w:tc>
+          <w:tcPr>
+            <w:tcW w:w="4508" w:type="dxa"/>
+          </w:tcPr>
+          <w:p>
+            <w:r>
+              <w:t>Processor</w:t>
+            </w:r>
+          </w:p>
+        </w:tc>
+        <w:tc>
+          <w:tcPr>
+            <w:tcW w:w="4509" w:type="dxa"/>
+          </w:tcPr>
+          <w:p>
+            <w:r>
+              <w:t>I3-6100</w:t>
+            </w:r>
+          </w:p>
+        </w:tc>
+      </w:tr>
+      <w:tr>
+        <w:tc>
+          <w:tcPr>
+            <w:tcW w:w="4508" w:type="dxa"/>
+          </w:tcPr>
+          <w:p>
+            <w:r>
+              <w:t>CPU Core</w:t>
+            </w:r>
+          </w:p>
+        </w:tc>
+        <w:tc>
+          <w:tcPr>
+            <w:tcW w:w="4509" w:type="dxa"/>
+          </w:tcPr>
+          <w:p/>
+        </w:tc>
+      </w:tr>
+      <w:tr>
+        <w:tc>
+          <w:tcPr>
+            <w:tcW w:w="4508" w:type="dxa"/>
+          </w:tcPr>
+          <w:p>
+            <w:r>
+              <w:t>CPU Thread</w:t>
+            </w:r>
+          </w:p>
+        </w:tc>
+        <w:tc>
+          <w:tcPr>
+            <w:tcW w:w="4509" w:type="dxa"/>
+          </w:tcPr>
+          <w:p/>
+        </w:tc>
+      </w:tr>
+      <w:tr>
+        <w:tc>
+          <w:tcPr>
+            <w:tcW w:w="4508" w:type="dxa"/>
+          </w:tcPr>
+          <w:p>
+            <w:proofErr w:type="spellStart"/>
+            <w:r>
+              <w:t>Tipe</w:t>
+            </w:r>
+            <w:proofErr w:type="spellEnd"/>
+            <w:r>
+              <w:t xml:space="preserve"> </w:t>
+            </w:r>
+            <w:proofErr w:type="spellStart"/>
+            <w:r>
+              <w:t>Hardisk</w:t>
+            </w:r>
+            <w:proofErr w:type="spellEnd"/>
+          </w:p>
+        </w:tc>
+        <w:tc>
+          <w:tcPr>
+            <w:tcW w:w="4509" w:type="dxa"/>
+          </w:tcPr>
+          <w:p/>
+        </w:tc>
+      </w:tr>
+      <w:tr>
+        <w:tc>
+          <w:tcPr>
+            <w:tcW w:w="4508" w:type="dxa"/>
+          </w:tcPr>
+          <w:p>
+            <w:proofErr w:type="spellStart"/>
+            <w:r>
+              <w:t>Kapasitas</w:t>
+            </w:r>
+            <w:proofErr w:type="spellEnd"/>
+            <w:r>
+              <w:t xml:space="preserve"> </w:t>
+            </w:r>
+            <w:proofErr w:type="spellStart"/>
+            <w:r>
+              <w:t>Hardisk</w:t>
+            </w:r>
+            <w:proofErr w:type="spellEnd"/>
+            <w:r>
+              <w:t xml:space="preserve"> (GB)</w:t>
+            </w:r>
+          </w:p>
+        </w:tc>
+        <w:tc>
+          <w:tcPr>
+            <w:tcW w:w="4509" w:type="dxa"/>
+          </w:tcPr>
+          <w:p/>
+        </w:tc>
+      </w:tr>
+      <w:tr>
+        <w:tc>
+          <w:tcPr>
+            <w:tcW w:w="4508" w:type="dxa"/>
+          </w:tcPr>
+          <w:p>
+            <w:r>
+              <w:t>RAM (GB)</w:t>
+            </w:r>
+          </w:p>
+        </w:tc>
+        <w:tc>
+          <w:tcPr>
+            <w:tcW w:w="4509" w:type="dxa"/>
+          </w:tcPr>
+          <w:p/>
+        </w:tc>
+      </w:tr>
+      <w:tr>
+        <w:tc>
+          <w:tcPr>
+            <w:tcW w:w="4508" w:type="dxa"/>
+          </w:tcPr>
+          <w:p>
+            <w:proofErr w:type="spellStart"/>
+            <w:r>
+              <w:t>Kecepatan</w:t>
+            </w:r>
+            <w:proofErr w:type="spellEnd"/>
+            <w:r>
+              <w:t xml:space="preserve"> LAN Card Ethernet/Kabel</w:t>
+            </w:r>
+          </w:p>
+        </w:tc>
+        <w:tc>
+          <w:tcPr>
+            <w:tcW w:w="4509" w:type="dxa"/>
+          </w:tcPr>
+          <w:p/>
+        </w:tc>
+      </w:tr>
+      <w:tr>
+        <w:tc>
+          <w:tcPr>
+            <w:tcW w:w="4508" w:type="dxa"/>
+          </w:tcPr>
+          <w:p>
+            <w:proofErr w:type="spellStart"/>
+            <w:r>
+              <w:t>Sistem</w:t>
+            </w:r>
+            <w:proofErr w:type="spellEnd"/>
+            <w:r>
+              <w:t xml:space="preserve"> </w:t>
+            </w:r>
+            <w:proofErr w:type="spellStart"/>
+            <w:r>
+              <w:t>Operasi</w:t>
+            </w:r>
+            <w:proofErr w:type="spellEnd"/>
+          </w:p>
+        </w:tc>
+        <w:tc>
+          <w:tcPr>
+            <w:tcW w:w="4509" w:type="dxa"/>
+          </w:tcPr>
+          <w:p/>
+        </w:tc>
+      </w:tr>
+      <w:tr>
+        <w:tc>
+          <w:tcPr>
+            <w:tcW w:w="4508" w:type="dxa"/>
+          </w:tcPr>
+          <w:p>
+            <w:r>
+              <w:t xml:space="preserve">Screenshot </w:t>
+            </w:r>
+            <w:proofErr w:type="spellStart"/>
+            <w:r>
+              <w:t>DxDiag</w:t>
+            </w:r>
+            <w:proofErr w:type="spellEnd"/>
+          </w:p>
+        </w:tc>
+        <w:tc>
+          <w:tcPr>
+            <w:tcW w:w="4509" w:type="dxa"/>
+          </w:tcPr>
+          <w:p/>
+        </w:tc>
+      </w:tr>
+      <w:tr>
+        <w:tc>
+          <w:tcPr>
+            <w:tcW w:w="4508" w:type="dxa"/>
+          </w:tcPr>
+          <w:p>
+            <w:r>
+              <w:t>Screenshot CPU Core &amp; Thread</w:t>
+            </w:r>
+          </w:p>
+        </w:tc>
+        <w:tc>
+          <w:tcPr>
+            <w:tcW w:w="4509" w:type="dxa"/>
+          </w:tcPr>
+          <w:p/>
+        </w:tc>
+      </w:tr>
+      <w:tr>
+        <w:tc>
+          <w:tcPr>
+            <w:tcW w:w="4508" w:type="dxa"/>
+          </w:tcPr>
+          <w:p>
+            <w:r>
+              <w:t xml:space="preserve">Screenshot </w:t>
+            </w:r>
+            <w:proofErr w:type="spellStart"/>
+            <w:r>
+              <w:t>Tipe</w:t>
+            </w:r>
+            <w:proofErr w:type="spellEnd"/>
+            <w:r>
+              <w:t xml:space="preserve"> &amp; </w:t>
+            </w:r>
+            <w:proofErr w:type="spellStart"/>
+            <w:r>
+              <w:t>Kapasitas</w:t>
+            </w:r>
+            <w:proofErr w:type="spellEnd"/>
+            <w:r>
+              <w:t xml:space="preserve"> </w:t>
+            </w:r>
+            <w:proofErr w:type="spellStart"/>
+            <w:r>
+              <w:t>Hardisk</w:t>
+            </w:r>
+            <w:proofErr w:type="spellEnd"/>
+          </w:p>
+        </w:tc>
+        <w:tc>
+          <w:tcPr>
+            <w:tcW w:w="4509" w:type="dxa"/>
+          </w:tcPr>
+          <w:p/>
+        </w:tc>
+      </w:tr>
+      <w:tr>
+        <w:tc>
+          <w:tcPr>
+            <w:tcW w:w="4508" w:type="dxa"/>
+          </w:tcPr>
+          <w:p>
+            <w:r>
+              <w:t xml:space="preserve">Screenshot </w:t>
+            </w:r>
+            <w:proofErr w:type="spellStart"/>
+            <w:r>
+              <w:t>Kecepatan</w:t>
+            </w:r>
+            <w:proofErr w:type="spellEnd"/>
+            <w:r>
+              <w:t xml:space="preserve"> LAN Card Ethernet</w:t>
+            </w:r>
+          </w:p>
+        </w:tc>
+        <w:tc>
+          <w:tcPr>
+            <w:tcW w:w="4509" w:type="dxa"/>
+          </w:tcPr>
+          <w:p/>
+        </w:tc>
+      </w:tr>
+      <w:tr>
+        <w:tc>
+          <w:tcPr>
+            <w:tcW w:w="4508" w:type="dxa"/>
+          </w:tcPr>
+          <w:p>
+            <w:r>
+              <w:t>Nama Varian</w:t>
+            </w:r>
+          </w:p>
+        </w:tc>
+        <w:tc>
+          <w:tcPr>
+            <w:tcW w:w="4509" w:type="dxa"/>
+          </w:tcPr>
+          <w:p>
+            <w:r>
               <w:t>1</w:t>
             </w:r>
           </w:p>
@@ -471,9 +1040,108 @@
             <w:tcW w:w="4508" w:type="dxa"/>
           </w:tcPr>
           <w:p>
-            <w:proofErr w:type="spellStart"/>
-            <w:r>
-              <w:t>Jenis</w:t>
+            <w:r>
+              <w:t xml:space="preserve">Jenis </w:t>
+            </w:r>
+            <w:proofErr w:type="spellStart"/>
+            <w:r>
+              <w:t>Komputer</w:t>
+            </w:r>
+            <w:proofErr w:type="spellEnd"/>
+          </w:p>
+        </w:tc>
+        <w:tc>
+          <w:tcPr>
+            <w:tcW w:w="4509" w:type="dxa"/>
+          </w:tcPr>
+          <w:p/>
+        </w:tc>
+      </w:tr>
+      <w:tr>
+        <w:tc>
+          <w:tcPr>
+            <w:tcW w:w="4508" w:type="dxa"/>
+          </w:tcPr>
+          <w:p>
+            <w:r>
+              <w:t>Merk/Seri</w:t>
+            </w:r>
+          </w:p>
+        </w:tc>
+        <w:tc>
+          <w:tcPr>
+            <w:tcW w:w="4509" w:type="dxa"/>
+          </w:tcPr>
+          <w:p/>
+        </w:tc>
+      </w:tr>
+      <w:tr>
+        <w:tc>
+          <w:tcPr>
+            <w:tcW w:w="4508" w:type="dxa"/>
+          </w:tcPr>
+          <w:p>
+            <w:r>
+              <w:t>Processor</w:t>
+            </w:r>
+          </w:p>
+        </w:tc>
+        <w:tc>
+          <w:tcPr>
+            <w:tcW w:w="4509" w:type="dxa"/>
+          </w:tcPr>
+          <w:p>
+            <w:r>
+              <w:t>I5-4590</w:t>
+            </w:r>
+          </w:p>
+        </w:tc>
+      </w:tr>
+      <w:tr>
+        <w:tc>
+          <w:tcPr>
+            <w:tcW w:w="4508" w:type="dxa"/>
+          </w:tcPr>
+          <w:p>
+            <w:r>
+              <w:t>CPU Core</w:t>
+            </w:r>
+          </w:p>
+        </w:tc>
+        <w:tc>
+          <w:tcPr>
+            <w:tcW w:w="4509" w:type="dxa"/>
+          </w:tcPr>
+          <w:p/>
+        </w:tc>
+      </w:tr>
+      <w:tr>
+        <w:tc>
+          <w:tcPr>
+            <w:tcW w:w="4508" w:type="dxa"/>
+          </w:tcPr>
+          <w:p>
+            <w:r>
+              <w:t>CPU Thread</w:t>
+            </w:r>
+          </w:p>
+        </w:tc>
+        <w:tc>
+          <w:tcPr>
+            <w:tcW w:w="4509" w:type="dxa"/>
+          </w:tcPr>
+          <w:p/>
+        </w:tc>
+      </w:tr>
+      <w:tr>
+        <w:tc>
+          <w:tcPr>
+            <w:tcW w:w="4508" w:type="dxa"/>
+          </w:tcPr>
+          <w:p>
+            <w:proofErr w:type="spellStart"/>
+            <w:r>
+              <w:t>Tipe</w:t>
             </w:r>
             <w:proofErr w:type="spellEnd"/>
             <w:r>
@@ -481,115 +1149,6 @@
             </w:r>
             <w:proofErr w:type="spellStart"/>
             <w:r>
-              <w:t>Komputer</w:t>
-            </w:r>
-            <w:proofErr w:type="spellEnd"/>
-          </w:p>
-        </w:tc>
-        <w:tc>
-          <w:tcPr>
-            <w:tcW w:w="4509" w:type="dxa"/>
-          </w:tcPr>
-          <w:p/>
-        </w:tc>
-      </w:tr>
-      <w:tr>
-        <w:tc>
-          <w:tcPr>
-            <w:tcW w:w="4508" w:type="dxa"/>
-          </w:tcPr>
-          <w:p>
-            <w:proofErr w:type="spellStart"/>
-            <w:r>
-              <w:t>Merk</w:t>
-            </w:r>
-            <w:proofErr w:type="spellEnd"/>
-            <w:r>
-              <w:t>/Seri</w:t>
-            </w:r>
-          </w:p>
-        </w:tc>
-        <w:tc>
-          <w:tcPr>
-            <w:tcW w:w="4509" w:type="dxa"/>
-          </w:tcPr>
-          <w:p/>
-        </w:tc>
-      </w:tr>
-      <w:tr>
-        <w:tc>
-          <w:tcPr>
-            <w:tcW w:w="4508" w:type="dxa"/>
-          </w:tcPr>
-          <w:p>
-            <w:r>
-              <w:t>Processor</w:t>
-            </w:r>
-          </w:p>
-        </w:tc>
-        <w:tc>
-          <w:tcPr>
-            <w:tcW w:w="4509" w:type="dxa"/>
-          </w:tcPr>
-          <w:p>
-            <w:r>
-              <w:t>I5-4590</w:t>
-            </w:r>
-          </w:p>
-        </w:tc>
-      </w:tr>
-      <w:tr>
-        <w:tc>
-          <w:tcPr>
-            <w:tcW w:w="4508" w:type="dxa"/>
-          </w:tcPr>
-          <w:p>
-            <w:r>
-              <w:t>CPU Core</w:t>
-            </w:r>
-          </w:p>
-        </w:tc>
-        <w:tc>
-          <w:tcPr>
-            <w:tcW w:w="4509" w:type="dxa"/>
-          </w:tcPr>
-          <w:p/>
-        </w:tc>
-      </w:tr>
-      <w:tr>
-        <w:tc>
-          <w:tcPr>
-            <w:tcW w:w="4508" w:type="dxa"/>
-          </w:tcPr>
-          <w:p>
-            <w:r>
-              <w:t>CPU Thread</w:t>
-            </w:r>
-          </w:p>
-        </w:tc>
-        <w:tc>
-          <w:tcPr>
-            <w:tcW w:w="4509" w:type="dxa"/>
-          </w:tcPr>
-          <w:p/>
-        </w:tc>
-      </w:tr>
-      <w:tr>
-        <w:tc>
-          <w:tcPr>
-            <w:tcW w:w="4508" w:type="dxa"/>
-          </w:tcPr>
-          <w:p>
-            <w:proofErr w:type="spellStart"/>
-            <w:r>
-              <w:t>Tipe</w:t>
-            </w:r>
-            <w:proofErr w:type="spellEnd"/>
-            <w:r>
-              <w:t xml:space="preserve"> </w:t>
-            </w:r>
-            <w:proofErr w:type="spellStart"/>
-            <w:r>
               <w:t>Hardisk</w:t>
             </w:r>
             <w:proofErr w:type="spellEnd"/>
@@ -610,6 +1169,7 @@
           <w:p>
             <w:proofErr w:type="spellStart"/>
             <w:r>
+              <w:lastRenderedPageBreak/>
               <w:t>Kapasitas</w:t>
             </w:r>
             <w:proofErr w:type="spellEnd"/>
@@ -875,9 +1435,108 @@
             <w:tcW w:w="4508" w:type="dxa"/>
           </w:tcPr>
           <w:p>
-            <w:proofErr w:type="spellStart"/>
-            <w:r>
-              <w:t>Jenis</w:t>
+            <w:r>
+              <w:t xml:space="preserve">Jenis </w:t>
+            </w:r>
+            <w:proofErr w:type="spellStart"/>
+            <w:r>
+              <w:t>Komputer</w:t>
+            </w:r>
+            <w:proofErr w:type="spellEnd"/>
+          </w:p>
+        </w:tc>
+        <w:tc>
+          <w:tcPr>
+            <w:tcW w:w="4509" w:type="dxa"/>
+          </w:tcPr>
+          <w:p/>
+        </w:tc>
+      </w:tr>
+      <w:tr>
+        <w:tc>
+          <w:tcPr>
+            <w:tcW w:w="4508" w:type="dxa"/>
+          </w:tcPr>
+          <w:p>
+            <w:r>
+              <w:t>Merk/Seri</w:t>
+            </w:r>
+          </w:p>
+        </w:tc>
+        <w:tc>
+          <w:tcPr>
+            <w:tcW w:w="4509" w:type="dxa"/>
+          </w:tcPr>
+          <w:p/>
+        </w:tc>
+      </w:tr>
+      <w:tr>
+        <w:tc>
+          <w:tcPr>
+            <w:tcW w:w="4508" w:type="dxa"/>
+          </w:tcPr>
+          <w:p>
+            <w:r>
+              <w:t>Processor</w:t>
+            </w:r>
+          </w:p>
+        </w:tc>
+        <w:tc>
+          <w:tcPr>
+            <w:tcW w:w="4509" w:type="dxa"/>
+          </w:tcPr>
+          <w:p>
+            <w:r>
+              <w:t>I5-10400</w:t>
+            </w:r>
+          </w:p>
+        </w:tc>
+      </w:tr>
+      <w:tr>
+        <w:tc>
+          <w:tcPr>
+            <w:tcW w:w="4508" w:type="dxa"/>
+          </w:tcPr>
+          <w:p>
+            <w:r>
+              <w:t>CPU Core</w:t>
+            </w:r>
+          </w:p>
+        </w:tc>
+        <w:tc>
+          <w:tcPr>
+            <w:tcW w:w="4509" w:type="dxa"/>
+          </w:tcPr>
+          <w:p/>
+        </w:tc>
+      </w:tr>
+      <w:tr>
+        <w:tc>
+          <w:tcPr>
+            <w:tcW w:w="4508" w:type="dxa"/>
+          </w:tcPr>
+          <w:p>
+            <w:r>
+              <w:t>CPU Thread</w:t>
+            </w:r>
+          </w:p>
+        </w:tc>
+        <w:tc>
+          <w:tcPr>
+            <w:tcW w:w="4509" w:type="dxa"/>
+          </w:tcPr>
+          <w:p/>
+        </w:tc>
+      </w:tr>
+      <w:tr>
+        <w:tc>
+          <w:tcPr>
+            <w:tcW w:w="4508" w:type="dxa"/>
+          </w:tcPr>
+          <w:p>
+            <w:proofErr w:type="spellStart"/>
+            <w:r>
+              <w:t>Tipe</w:t>
             </w:r>
             <w:proofErr w:type="spellEnd"/>
             <w:r>
@@ -885,108 +1544,27 @@
             </w:r>
             <w:proofErr w:type="spellStart"/>
             <w:r>
-              <w:t>Komputer</w:t>
-            </w:r>
-            <w:proofErr w:type="spellEnd"/>
-          </w:p>
-        </w:tc>
-        <w:tc>
-          <w:tcPr>
-            <w:tcW w:w="4509" w:type="dxa"/>
-          </w:tcPr>
-          <w:p/>
-        </w:tc>
-      </w:tr>
-      <w:tr>
-        <w:tc>
-          <w:tcPr>
-            <w:tcW w:w="4508" w:type="dxa"/>
-          </w:tcPr>
-          <w:p>
-            <w:proofErr w:type="spellStart"/>
-            <w:r>
-              <w:t>Merk</w:t>
-            </w:r>
-            <w:proofErr w:type="spellEnd"/>
-            <w:r>
-              <w:t>/Seri</w:t>
-            </w:r>
-          </w:p>
-        </w:tc>
-        <w:tc>
-          <w:tcPr>
-            <w:tcW w:w="4509" w:type="dxa"/>
-          </w:tcPr>
-          <w:p/>
-        </w:tc>
-      </w:tr>
-      <w:tr>
-        <w:tc>
-          <w:tcPr>
-            <w:tcW w:w="4508" w:type="dxa"/>
-          </w:tcPr>
-          <w:p>
-            <w:r>
-              <w:t>Processor</w:t>
-            </w:r>
-          </w:p>
-        </w:tc>
-        <w:tc>
-          <w:tcPr>
-            <w:tcW w:w="4509" w:type="dxa"/>
-          </w:tcPr>
-          <w:p>
-            <w:r>
-              <w:t>I5-10400</w:t>
-            </w:r>
-          </w:p>
-        </w:tc>
-      </w:tr>
-      <w:tr>
-        <w:tc>
-          <w:tcPr>
-            <w:tcW w:w="4508" w:type="dxa"/>
-          </w:tcPr>
-          <w:p>
-            <w:r>
-              <w:t>CPU Core</w:t>
-            </w:r>
-          </w:p>
-        </w:tc>
-        <w:tc>
-          <w:tcPr>
-            <w:tcW w:w="4509" w:type="dxa"/>
-          </w:tcPr>
-          <w:p/>
-        </w:tc>
-      </w:tr>
-      <w:tr>
-        <w:tc>
-          <w:tcPr>
-            <w:tcW w:w="4508" w:type="dxa"/>
-          </w:tcPr>
-          <w:p>
-            <w:r>
-              <w:t>CPU Thread</w:t>
-            </w:r>
-          </w:p>
-        </w:tc>
-        <w:tc>
-          <w:tcPr>
-            <w:tcW w:w="4509" w:type="dxa"/>
-          </w:tcPr>
-          <w:p/>
-        </w:tc>
-      </w:tr>
-      <w:tr>
-        <w:tc>
-          <w:tcPr>
-            <w:tcW w:w="4508" w:type="dxa"/>
-          </w:tcPr>
-          <w:p>
-            <w:proofErr w:type="spellStart"/>
-            <w:r>
-              <w:t>Tipe</w:t>
+              <w:t>Hardisk</w:t>
+            </w:r>
+            <w:proofErr w:type="spellEnd"/>
+          </w:p>
+        </w:tc>
+        <w:tc>
+          <w:tcPr>
+            <w:tcW w:w="4509" w:type="dxa"/>
+          </w:tcPr>
+          <w:p/>
+        </w:tc>
+      </w:tr>
+      <w:tr>
+        <w:tc>
+          <w:tcPr>
+            <w:tcW w:w="4508" w:type="dxa"/>
+          </w:tcPr>
+          <w:p>
+            <w:proofErr w:type="spellStart"/>
+            <w:r>
+              <w:t>Kapasitas</w:t>
             </w:r>
             <w:proofErr w:type="spellEnd"/>
             <w:r>
@@ -997,24 +1575,68 @@
               <w:t>Hardisk</w:t>
             </w:r>
             <w:proofErr w:type="spellEnd"/>
-          </w:p>
-        </w:tc>
-        <w:tc>
-          <w:tcPr>
-            <w:tcW w:w="4509" w:type="dxa"/>
-          </w:tcPr>
-          <w:p/>
-        </w:tc>
-      </w:tr>
-      <w:tr>
-        <w:tc>
-          <w:tcPr>
-            <w:tcW w:w="4508" w:type="dxa"/>
-          </w:tcPr>
-          <w:p>
-            <w:proofErr w:type="spellStart"/>
-            <w:r>
-              <w:t>Kapasitas</w:t>
+            <w:r>
+              <w:t xml:space="preserve"> (GB)</w:t>
+            </w:r>
+          </w:p>
+        </w:tc>
+        <w:tc>
+          <w:tcPr>
+            <w:tcW w:w="4509" w:type="dxa"/>
+          </w:tcPr>
+          <w:p/>
+        </w:tc>
+      </w:tr>
+      <w:tr>
+        <w:tc>
+          <w:tcPr>
+            <w:tcW w:w="4508" w:type="dxa"/>
+          </w:tcPr>
+          <w:p>
+            <w:r>
+              <w:t>RAM (GB)</w:t>
+            </w:r>
+          </w:p>
+        </w:tc>
+        <w:tc>
+          <w:tcPr>
+            <w:tcW w:w="4509" w:type="dxa"/>
+          </w:tcPr>
+          <w:p/>
+        </w:tc>
+      </w:tr>
+      <w:tr>
+        <w:tc>
+          <w:tcPr>
+            <w:tcW w:w="4508" w:type="dxa"/>
+          </w:tcPr>
+          <w:p>
+            <w:proofErr w:type="spellStart"/>
+            <w:r>
+              <w:t>Kecepatan</w:t>
+            </w:r>
+            <w:proofErr w:type="spellEnd"/>
+            <w:r>
+              <w:t xml:space="preserve"> LAN Card Ethernet/Kabel</w:t>
+            </w:r>
+          </w:p>
+        </w:tc>
+        <w:tc>
+          <w:tcPr>
+            <w:tcW w:w="4509" w:type="dxa"/>
+          </w:tcPr>
+          <w:p/>
+        </w:tc>
+      </w:tr>
+      <w:tr>
+        <w:tc>
+          <w:tcPr>
+            <w:tcW w:w="4508" w:type="dxa"/>
+          </w:tcPr>
+          <w:p>
+            <w:proofErr w:type="spellStart"/>
+            <w:r>
+              <w:t>Sistem</w:t>
             </w:r>
             <w:proofErr w:type="spellEnd"/>
             <w:r>
@@ -1022,78 +1644,6 @@
             </w:r>
             <w:proofErr w:type="spellStart"/>
             <w:r>
-              <w:t>Hardisk</w:t>
-            </w:r>
-            <w:proofErr w:type="spellEnd"/>
-            <w:r>
-              <w:t xml:space="preserve"> (GB)</w:t>
-            </w:r>
-          </w:p>
-        </w:tc>
-        <w:tc>
-          <w:tcPr>
-            <w:tcW w:w="4509" w:type="dxa"/>
-          </w:tcPr>
-          <w:p/>
-        </w:tc>
-      </w:tr>
-      <w:tr>
-        <w:tc>
-          <w:tcPr>
-            <w:tcW w:w="4508" w:type="dxa"/>
-          </w:tcPr>
-          <w:p>
-            <w:r>
-              <w:t>RAM (GB)</w:t>
-            </w:r>
-          </w:p>
-        </w:tc>
-        <w:tc>
-          <w:tcPr>
-            <w:tcW w:w="4509" w:type="dxa"/>
-          </w:tcPr>
-          <w:p/>
-        </w:tc>
-      </w:tr>
-      <w:tr>
-        <w:tc>
-          <w:tcPr>
-            <w:tcW w:w="4508" w:type="dxa"/>
-          </w:tcPr>
-          <w:p>
-            <w:proofErr w:type="spellStart"/>
-            <w:r>
-              <w:t>Kecepatan</w:t>
-            </w:r>
-            <w:proofErr w:type="spellEnd"/>
-            <w:r>
-              <w:t xml:space="preserve"> LAN Card Ethernet/Kabel</w:t>
-            </w:r>
-          </w:p>
-        </w:tc>
-        <w:tc>
-          <w:tcPr>
-            <w:tcW w:w="4509" w:type="dxa"/>
-          </w:tcPr>
-          <w:p/>
-        </w:tc>
-      </w:tr>
-      <w:tr>
-        <w:tc>
-          <w:tcPr>
-            <w:tcW w:w="4508" w:type="dxa"/>
-          </w:tcPr>
-          <w:p>
-            <w:proofErr w:type="spellStart"/>
-            <w:r>
-              <w:t>Sistem</w:t>
-            </w:r>
-            <w:proofErr w:type="spellEnd"/>
-            <w:r>
-              <w:t xml:space="preserve"> </w:t>
-            </w:r>
-            <w:proofErr w:type="spellStart"/>
-            <w:r>
               <w:t>Operasi</w:t>
             </w:r>
             <w:proofErr w:type="spellEnd"/>
@@ -1136,7 +1686,6 @@
           </w:tcPr>
           <w:p>
             <w:r>
-              <w:lastRenderedPageBreak/>
               <w:t>Screenshot CPU Core &amp; Thread</w:t>
             </w:r>
           </w:p>
@@ -1280,9 +1829,126 @@
             <w:tcW w:w="4508" w:type="dxa"/>
           </w:tcPr>
           <w:p>
-            <w:proofErr w:type="spellStart"/>
-            <w:r>
-              <w:t>Jenis</w:t>
+            <w:r>
+              <w:t xml:space="preserve">Jenis </w:t>
+            </w:r>
+            <w:proofErr w:type="spellStart"/>
+            <w:r>
+              <w:t>Komputer</w:t>
+            </w:r>
+            <w:proofErr w:type="spellEnd"/>
+          </w:p>
+        </w:tc>
+        <w:tc>
+          <w:tcPr>
+            <w:tcW w:w="4509" w:type="dxa"/>
+          </w:tcPr>
+          <w:p>
+            <w:proofErr w:type="spellStart"/>
+            <w:r>
+              <w:t>Rakitan</w:t>
+            </w:r>
+            <w:proofErr w:type="spellEnd"/>
+          </w:p>
+        </w:tc>
+      </w:tr>
+      <w:tr>
+        <w:tc>
+          <w:tcPr>
+            <w:tcW w:w="4508" w:type="dxa"/>
+          </w:tcPr>
+          <w:p>
+            <w:r>
+              <w:t>Merk/Seri</w:t>
+            </w:r>
+          </w:p>
+        </w:tc>
+        <w:tc>
+          <w:tcPr>
+            <w:tcW w:w="4509" w:type="dxa"/>
+          </w:tcPr>
+          <w:p>
+            <w:r>
+              <w:t>H310M-DS2</w:t>
+            </w:r>
+          </w:p>
+        </w:tc>
+      </w:tr>
+      <w:tr>
+        <w:tc>
+          <w:tcPr>
+            <w:tcW w:w="4508" w:type="dxa"/>
+          </w:tcPr>
+          <w:p>
+            <w:r>
+              <w:t>Processor</w:t>
+            </w:r>
+          </w:p>
+        </w:tc>
+        <w:tc>
+          <w:tcPr>
+            <w:tcW w:w="4509" w:type="dxa"/>
+          </w:tcPr>
+          <w:p>
+            <w:r>
+              <w:t>I5-9600k</w:t>
+            </w:r>
+          </w:p>
+        </w:tc>
+      </w:tr>
+      <w:tr>
+        <w:tc>
+          <w:tcPr>
+            <w:tcW w:w="4508" w:type="dxa"/>
+          </w:tcPr>
+          <w:p>
+            <w:r>
+              <w:t>CPU Core</w:t>
+            </w:r>
+          </w:p>
+        </w:tc>
+        <w:tc>
+          <w:tcPr>
+            <w:tcW w:w="4509" w:type="dxa"/>
+          </w:tcPr>
+          <w:p>
+            <w:r>
+              <w:t>6</w:t>
+            </w:r>
+          </w:p>
+        </w:tc>
+      </w:tr>
+      <w:tr>
+        <w:tc>
+          <w:tcPr>
+            <w:tcW w:w="4508" w:type="dxa"/>
+          </w:tcPr>
+          <w:p>
+            <w:r>
+              <w:t>CPU Thread</w:t>
+            </w:r>
+          </w:p>
+        </w:tc>
+        <w:tc>
+          <w:tcPr>
+            <w:tcW w:w="4509" w:type="dxa"/>
+          </w:tcPr>
+          <w:p>
+            <w:r>
+              <w:t>6</w:t>
+            </w:r>
+          </w:p>
+        </w:tc>
+      </w:tr>
+      <w:tr>
+        <w:tc>
+          <w:tcPr>
+            <w:tcW w:w="4508" w:type="dxa"/>
+          </w:tcPr>
+          <w:p>
+            <w:proofErr w:type="spellStart"/>
+            <w:r>
+              <w:t>Tipe</w:t>
             </w:r>
             <w:proofErr w:type="spellEnd"/>
             <w:r>
@@ -1290,126 +1956,31 @@
             </w:r>
             <w:proofErr w:type="spellStart"/>
             <w:r>
-              <w:t>Komputer</w:t>
-            </w:r>
-            <w:proofErr w:type="spellEnd"/>
-          </w:p>
-        </w:tc>
-        <w:tc>
-          <w:tcPr>
-            <w:tcW w:w="4509" w:type="dxa"/>
-          </w:tcPr>
-          <w:p>
-            <w:proofErr w:type="spellStart"/>
-            <w:r>
-              <w:t>Rakitan</w:t>
-            </w:r>
-            <w:proofErr w:type="spellEnd"/>
-          </w:p>
-        </w:tc>
-      </w:tr>
-      <w:tr>
-        <w:tc>
-          <w:tcPr>
-            <w:tcW w:w="4508" w:type="dxa"/>
-          </w:tcPr>
-          <w:p>
-            <w:proofErr w:type="spellStart"/>
-            <w:r>
-              <w:t>Merk</w:t>
-            </w:r>
-            <w:proofErr w:type="spellEnd"/>
-            <w:r>
-              <w:t>/Seri</w:t>
-            </w:r>
-          </w:p>
-        </w:tc>
-        <w:tc>
-          <w:tcPr>
-            <w:tcW w:w="4509" w:type="dxa"/>
-          </w:tcPr>
-          <w:p>
-            <w:r>
-              <w:t>H310M-DS2</w:t>
-            </w:r>
-          </w:p>
-        </w:tc>
-      </w:tr>
-      <w:tr>
-        <w:tc>
-          <w:tcPr>
-            <w:tcW w:w="4508" w:type="dxa"/>
-          </w:tcPr>
-          <w:p>
-            <w:r>
-              <w:t>Processor</w:t>
-            </w:r>
-          </w:p>
-        </w:tc>
-        <w:tc>
-          <w:tcPr>
-            <w:tcW w:w="4509" w:type="dxa"/>
-          </w:tcPr>
-          <w:p>
-            <w:r>
-              <w:t>I5-9600k</w:t>
-            </w:r>
-          </w:p>
-        </w:tc>
-      </w:tr>
-      <w:tr>
-        <w:tc>
-          <w:tcPr>
-            <w:tcW w:w="4508" w:type="dxa"/>
-          </w:tcPr>
-          <w:p>
-            <w:r>
-              <w:t>CPU Core</w:t>
-            </w:r>
-          </w:p>
-        </w:tc>
-        <w:tc>
-          <w:tcPr>
-            <w:tcW w:w="4509" w:type="dxa"/>
-          </w:tcPr>
-          <w:p>
-            <w:r>
-              <w:t>6</w:t>
-            </w:r>
-          </w:p>
-        </w:tc>
-      </w:tr>
-      <w:tr>
-        <w:tc>
-          <w:tcPr>
-            <w:tcW w:w="4508" w:type="dxa"/>
-          </w:tcPr>
-          <w:p>
-            <w:r>
-              <w:t>CPU Thread</w:t>
-            </w:r>
-          </w:p>
-        </w:tc>
-        <w:tc>
-          <w:tcPr>
-            <w:tcW w:w="4509" w:type="dxa"/>
-          </w:tcPr>
-          <w:p>
-            <w:r>
-              <w:t>6</w:t>
-            </w:r>
-          </w:p>
-        </w:tc>
-      </w:tr>
-      <w:tr>
-        <w:tc>
-          <w:tcPr>
-            <w:tcW w:w="4508" w:type="dxa"/>
-          </w:tcPr>
-          <w:p>
-            <w:proofErr w:type="spellStart"/>
-            <w:r>
-              <w:t>Tipe</w:t>
+              <w:t>Hardisk</w:t>
+            </w:r>
+            <w:proofErr w:type="spellEnd"/>
+          </w:p>
+        </w:tc>
+        <w:tc>
+          <w:tcPr>
+            <w:tcW w:w="4509" w:type="dxa"/>
+          </w:tcPr>
+          <w:p>
+            <w:r>
+              <w:t>SSD</w:t>
+            </w:r>
+          </w:p>
+        </w:tc>
+      </w:tr>
+      <w:tr>
+        <w:tc>
+          <w:tcPr>
+            <w:tcW w:w="4508" w:type="dxa"/>
+          </w:tcPr>
+          <w:p>
+            <w:proofErr w:type="spellStart"/>
+            <w:r>
+              <w:t>Kapasitas</w:t>
             </w:r>
             <w:proofErr w:type="spellEnd"/>
             <w:r>
@@ -1420,28 +1991,80 @@
               <w:t>Hardisk</w:t>
             </w:r>
             <w:proofErr w:type="spellEnd"/>
-          </w:p>
-        </w:tc>
-        <w:tc>
-          <w:tcPr>
-            <w:tcW w:w="4509" w:type="dxa"/>
-          </w:tcPr>
-          <w:p>
-            <w:r>
-              <w:t>SSD</w:t>
-            </w:r>
-          </w:p>
-        </w:tc>
-      </w:tr>
-      <w:tr>
-        <w:tc>
-          <w:tcPr>
-            <w:tcW w:w="4508" w:type="dxa"/>
-          </w:tcPr>
-          <w:p>
-            <w:proofErr w:type="spellStart"/>
-            <w:r>
-              <w:t>Kapasitas</w:t>
+            <w:r>
+              <w:t xml:space="preserve"> (GB)</w:t>
+            </w:r>
+          </w:p>
+        </w:tc>
+        <w:tc>
+          <w:tcPr>
+            <w:tcW w:w="4509" w:type="dxa"/>
+          </w:tcPr>
+          <w:p>
+            <w:r>
+              <w:t>480GB</w:t>
+            </w:r>
+          </w:p>
+        </w:tc>
+      </w:tr>
+      <w:tr>
+        <w:tc>
+          <w:tcPr>
+            <w:tcW w:w="4508" w:type="dxa"/>
+          </w:tcPr>
+          <w:p>
+            <w:r>
+              <w:t>RAM (GB)</w:t>
+            </w:r>
+          </w:p>
+        </w:tc>
+        <w:tc>
+          <w:tcPr>
+            <w:tcW w:w="4509" w:type="dxa"/>
+          </w:tcPr>
+          <w:p>
+            <w:r>
+              <w:t>8GB</w:t>
+            </w:r>
+          </w:p>
+        </w:tc>
+      </w:tr>
+      <w:tr>
+        <w:tc>
+          <w:tcPr>
+            <w:tcW w:w="4508" w:type="dxa"/>
+          </w:tcPr>
+          <w:p>
+            <w:proofErr w:type="spellStart"/>
+            <w:r>
+              <w:t>Kecepatan</w:t>
+            </w:r>
+            <w:proofErr w:type="spellEnd"/>
+            <w:r>
+              <w:t xml:space="preserve"> LAN Card Ethernet/Kabel</w:t>
+            </w:r>
+          </w:p>
+        </w:tc>
+        <w:tc>
+          <w:tcPr>
+            <w:tcW w:w="4509" w:type="dxa"/>
+          </w:tcPr>
+          <w:p>
+            <w:r>
+              <w:t>1GBPS</w:t>
+            </w:r>
+          </w:p>
+        </w:tc>
+      </w:tr>
+      <w:tr>
+        <w:tc>
+          <w:tcPr>
+            <w:tcW w:w="4508" w:type="dxa"/>
+          </w:tcPr>
+          <w:p>
+            <w:proofErr w:type="spellStart"/>
+            <w:r>
+              <w:t>Sistem</w:t>
             </w:r>
             <w:proofErr w:type="spellEnd"/>
             <w:r>
@@ -1449,90 +2072,6 @@
             </w:r>
             <w:proofErr w:type="spellStart"/>
             <w:r>
-              <w:t>Hardisk</w:t>
-            </w:r>
-            <w:proofErr w:type="spellEnd"/>
-            <w:r>
-              <w:t xml:space="preserve"> (GB)</w:t>
-            </w:r>
-          </w:p>
-        </w:tc>
-        <w:tc>
-          <w:tcPr>
-            <w:tcW w:w="4509" w:type="dxa"/>
-          </w:tcPr>
-          <w:p>
-            <w:r>
-              <w:t>480GB</w:t>
-            </w:r>
-          </w:p>
-        </w:tc>
-      </w:tr>
-      <w:tr>
-        <w:tc>
-          <w:tcPr>
-            <w:tcW w:w="4508" w:type="dxa"/>
-          </w:tcPr>
-          <w:p>
-            <w:r>
-              <w:t>RAM (GB)</w:t>
-            </w:r>
-          </w:p>
-        </w:tc>
-        <w:tc>
-          <w:tcPr>
-            <w:tcW w:w="4509" w:type="dxa"/>
-          </w:tcPr>
-          <w:p>
-            <w:r>
-              <w:t>8GB</w:t>
-            </w:r>
-          </w:p>
-        </w:tc>
-      </w:tr>
-      <w:tr>
-        <w:tc>
-          <w:tcPr>
-            <w:tcW w:w="4508" w:type="dxa"/>
-          </w:tcPr>
-          <w:p>
-            <w:proofErr w:type="spellStart"/>
-            <w:r>
-              <w:t>Kecepatan</w:t>
-            </w:r>
-            <w:proofErr w:type="spellEnd"/>
-            <w:r>
-              <w:t xml:space="preserve"> LAN Card Ethernet/Kabel</w:t>
-            </w:r>
-          </w:p>
-        </w:tc>
-        <w:tc>
-          <w:tcPr>
-            <w:tcW w:w="4509" w:type="dxa"/>
-          </w:tcPr>
-          <w:p>
-            <w:r>
-              <w:t>1GBPS</w:t>
-            </w:r>
-          </w:p>
-        </w:tc>
-      </w:tr>
-      <w:tr>
-        <w:tc>
-          <w:tcPr>
-            <w:tcW w:w="4508" w:type="dxa"/>
-          </w:tcPr>
-          <w:p>
-            <w:proofErr w:type="spellStart"/>
-            <w:r>
-              <w:t>Sistem</w:t>
-            </w:r>
-            <w:proofErr w:type="spellEnd"/>
-            <w:r>
-              <w:t xml:space="preserve"> </w:t>
-            </w:r>
-            <w:proofErr w:type="spellStart"/>
-            <w:r>
               <w:t>Operasi</w:t>
             </w:r>
             <w:proofErr w:type="spellEnd"/>
@@ -1556,6 +2095,7 @@
           </w:tcPr>
           <w:p>
             <w:r>
+              <w:lastRenderedPageBreak/>
               <w:t xml:space="preserve">Screenshot </w:t>
             </w:r>
             <w:proofErr w:type="spellStart"/>
@@ -1590,7 +2130,7 @@
                           <pic:cNvPicPr/>
                         </pic:nvPicPr>
                         <pic:blipFill>
-                          <a:blip r:embed="rId5"/>
+                          <a:blip r:embed="rId9"/>
                           <a:stretch>
                             <a:fillRect/>
                           </a:stretch>
@@ -1620,7 +2160,6 @@
           </w:tcPr>
           <w:p>
             <w:r>
-              <w:lastRenderedPageBreak/>
               <w:t>Screenshot CPU Core &amp; Thread</w:t>
             </w:r>
           </w:p>
@@ -1631,6 +2170,9 @@
           </w:tcPr>
           <w:p>
             <w:r>
+              <w:rPr>
+                <w:noProof/>
+              </w:rPr>
               <w:drawing>
                 <wp:inline distT="0" distB="0" distL="0" distR="0" wp14:anchorId="235839A4" wp14:editId="245A4D2D">
                   <wp:extent cx="4065270" cy="3585201"/>
@@ -1647,7 +2189,7 @@
                           <pic:cNvPicPr/>
                         </pic:nvPicPr>
                         <pic:blipFill>
-                          <a:blip r:embed="rId6"/>
+                          <a:blip r:embed="rId10"/>
                           <a:stretch>
                             <a:fillRect/>
                           </a:stretch>
@@ -1706,10 +2248,7 @@
           <w:tcPr>
             <w:tcW w:w="4509" w:type="dxa"/>
           </w:tcPr>
-          <w:p>
-            <w:bookmarkStart w:id="0" w:name="_GoBack"/>
-            <w:bookmarkEnd w:id="0"/>
-          </w:p>
+          <w:p/>
         </w:tc>
       </w:tr>
       <w:tr>
@@ -1737,8 +2276,11 @@
           </w:tcPr>
           <w:p>
             <w:r>
+              <w:rPr>
+                <w:noProof/>
+              </w:rPr>
               <w:drawing>
-                <wp:inline distT="0" distB="0" distL="0" distR="0" wp14:anchorId="7F0E8360" wp14:editId="41FABD29">
+                <wp:inline distT="0" distB="0" distL="0" distR="0" wp14:anchorId="7F0E8360" wp14:editId="68935560">
                   <wp:extent cx="4065270" cy="920957"/>
                   <wp:effectExtent l="0" t="0" r="0" b="0"/>
                   <wp:docPr id="3" name="Picture 3"/>
@@ -1753,13 +2295,13 @@
                           <pic:cNvPicPr/>
                         </pic:nvPicPr>
                         <pic:blipFill>
-                          <a:blip r:embed="rId7"/>
+                          <a:blip r:embed="rId11"/>
                           <a:stretch>
                             <a:fillRect/>
                           </a:stretch>
                         </pic:blipFill>
                         <pic:spPr>
-                          <a:xfrm flipV="1">
+                          <a:xfrm>
                             <a:off x="0" y="0"/>
                             <a:ext cx="4101929" cy="929262"/>
                           </a:xfrm>
@@ -1843,13 +2385,8 @@
             <w:tcW w:w="4508" w:type="dxa"/>
           </w:tcPr>
           <w:p>
-            <w:proofErr w:type="spellStart"/>
-            <w:r>
-              <w:t>Jenis</w:t>
-            </w:r>
-            <w:proofErr w:type="spellEnd"/>
-            <w:r>
-              <w:t xml:space="preserve"> </w:t>
+            <w:r>
+              <w:t xml:space="preserve">Jenis </w:t>
             </w:r>
             <w:proofErr w:type="spellStart"/>
             <w:r>
@@ -1871,13 +2408,8 @@
             <w:tcW w:w="4508" w:type="dxa"/>
           </w:tcPr>
           <w:p>
-            <w:proofErr w:type="spellStart"/>
-            <w:r>
-              <w:t>Merk</w:t>
-            </w:r>
-            <w:proofErr w:type="spellEnd"/>
-            <w:r>
-              <w:t>/Seri</w:t>
+            <w:r>
+              <w:t>Merk/Seri</w:t>
             </w:r>
           </w:p>
         </w:tc>
@@ -1917,6 +2449,7 @@
           </w:tcPr>
           <w:p>
             <w:r>
+              <w:lastRenderedPageBreak/>
               <w:t>CPU Core</w:t>
             </w:r>
           </w:p>
@@ -2247,14 +2780,8 @@
             <w:tcW w:w="4508" w:type="dxa"/>
           </w:tcPr>
           <w:p>
-            <w:proofErr w:type="spellStart"/>
-            <w:r>
-              <w:lastRenderedPageBreak/>
-              <w:t>Jenis</w:t>
-            </w:r>
-            <w:proofErr w:type="spellEnd"/>
-            <w:r>
-              <w:t xml:space="preserve"> </w:t>
+            <w:r>
+              <w:t xml:space="preserve">Jenis </w:t>
             </w:r>
             <w:proofErr w:type="spellStart"/>
             <w:r>
@@ -2276,13 +2803,8 @@
             <w:tcW w:w="4508" w:type="dxa"/>
           </w:tcPr>
           <w:p>
-            <w:proofErr w:type="spellStart"/>
-            <w:r>
-              <w:t>Merk</w:t>
-            </w:r>
-            <w:proofErr w:type="spellEnd"/>
-            <w:r>
-              <w:t>/Seri</w:t>
+            <w:r>
+              <w:t>Merk/Seri</w:t>
             </w:r>
           </w:p>
         </w:tc>
@@ -2648,9 +3170,108 @@
             <w:tcW w:w="4508" w:type="dxa"/>
           </w:tcPr>
           <w:p>
-            <w:proofErr w:type="spellStart"/>
-            <w:r>
-              <w:t>Jenis</w:t>
+            <w:r>
+              <w:t xml:space="preserve">Jenis </w:t>
+            </w:r>
+            <w:proofErr w:type="spellStart"/>
+            <w:r>
+              <w:t>Komputer</w:t>
+            </w:r>
+            <w:proofErr w:type="spellEnd"/>
+          </w:p>
+        </w:tc>
+        <w:tc>
+          <w:tcPr>
+            <w:tcW w:w="4509" w:type="dxa"/>
+          </w:tcPr>
+          <w:p/>
+        </w:tc>
+      </w:tr>
+      <w:tr>
+        <w:tc>
+          <w:tcPr>
+            <w:tcW w:w="4508" w:type="dxa"/>
+          </w:tcPr>
+          <w:p>
+            <w:r>
+              <w:t>Merk/Seri</w:t>
+            </w:r>
+          </w:p>
+        </w:tc>
+        <w:tc>
+          <w:tcPr>
+            <w:tcW w:w="4509" w:type="dxa"/>
+          </w:tcPr>
+          <w:p/>
+        </w:tc>
+      </w:tr>
+      <w:tr>
+        <w:tc>
+          <w:tcPr>
+            <w:tcW w:w="4508" w:type="dxa"/>
+          </w:tcPr>
+          <w:p>
+            <w:r>
+              <w:t>Processor</w:t>
+            </w:r>
+          </w:p>
+        </w:tc>
+        <w:tc>
+          <w:tcPr>
+            <w:tcW w:w="4509" w:type="dxa"/>
+          </w:tcPr>
+          <w:p>
+            <w:r>
+              <w:t>I3-6100</w:t>
+            </w:r>
+          </w:p>
+        </w:tc>
+      </w:tr>
+      <w:tr>
+        <w:tc>
+          <w:tcPr>
+            <w:tcW w:w="4508" w:type="dxa"/>
+          </w:tcPr>
+          <w:p>
+            <w:r>
+              <w:t>CPU Core</w:t>
+            </w:r>
+          </w:p>
+        </w:tc>
+        <w:tc>
+          <w:tcPr>
+            <w:tcW w:w="4509" w:type="dxa"/>
+          </w:tcPr>
+          <w:p/>
+        </w:tc>
+      </w:tr>
+      <w:tr>
+        <w:tc>
+          <w:tcPr>
+            <w:tcW w:w="4508" w:type="dxa"/>
+          </w:tcPr>
+          <w:p>
+            <w:r>
+              <w:t>CPU Thread</w:t>
+            </w:r>
+          </w:p>
+        </w:tc>
+        <w:tc>
+          <w:tcPr>
+            <w:tcW w:w="4509" w:type="dxa"/>
+          </w:tcPr>
+          <w:p/>
+        </w:tc>
+      </w:tr>
+      <w:tr>
+        <w:tc>
+          <w:tcPr>
+            <w:tcW w:w="4508" w:type="dxa"/>
+          </w:tcPr>
+          <w:p>
+            <w:proofErr w:type="spellStart"/>
+            <w:r>
+              <w:t>Tipe</w:t>
             </w:r>
             <w:proofErr w:type="spellEnd"/>
             <w:r>
@@ -2658,111 +3279,182 @@
             </w:r>
             <w:proofErr w:type="spellStart"/>
             <w:r>
-              <w:t>Komputer</w:t>
-            </w:r>
-            <w:proofErr w:type="spellEnd"/>
-          </w:p>
-        </w:tc>
-        <w:tc>
-          <w:tcPr>
-            <w:tcW w:w="4509" w:type="dxa"/>
-          </w:tcPr>
-          <w:p/>
-        </w:tc>
-      </w:tr>
-      <w:tr>
-        <w:tc>
-          <w:tcPr>
-            <w:tcW w:w="4508" w:type="dxa"/>
-          </w:tcPr>
-          <w:p>
-            <w:proofErr w:type="spellStart"/>
-            <w:r>
-              <w:t>Merk</w:t>
-            </w:r>
-            <w:proofErr w:type="spellEnd"/>
-            <w:r>
-              <w:t>/Seri</w:t>
-            </w:r>
-          </w:p>
-        </w:tc>
-        <w:tc>
-          <w:tcPr>
-            <w:tcW w:w="4509" w:type="dxa"/>
-          </w:tcPr>
-          <w:p/>
-        </w:tc>
-      </w:tr>
-      <w:tr>
-        <w:tc>
-          <w:tcPr>
-            <w:tcW w:w="4508" w:type="dxa"/>
-          </w:tcPr>
-          <w:p>
-            <w:r>
-              <w:t>Processor</w:t>
-            </w:r>
-          </w:p>
-        </w:tc>
-        <w:tc>
-          <w:tcPr>
-            <w:tcW w:w="4509" w:type="dxa"/>
-          </w:tcPr>
-          <w:p>
-            <w:r>
-              <w:t>I3-6100</w:t>
-            </w:r>
-          </w:p>
-        </w:tc>
-      </w:tr>
-      <w:tr>
-        <w:tc>
-          <w:tcPr>
-            <w:tcW w:w="4508" w:type="dxa"/>
-          </w:tcPr>
-          <w:p>
-            <w:r>
-              <w:t>CPU Core</w:t>
-            </w:r>
-          </w:p>
-        </w:tc>
-        <w:tc>
-          <w:tcPr>
-            <w:tcW w:w="4509" w:type="dxa"/>
-          </w:tcPr>
-          <w:p/>
-        </w:tc>
-      </w:tr>
-      <w:tr>
-        <w:tc>
-          <w:tcPr>
-            <w:tcW w:w="4508" w:type="dxa"/>
-          </w:tcPr>
-          <w:p>
-            <w:r>
-              <w:t>CPU Thread</w:t>
-            </w:r>
-          </w:p>
-        </w:tc>
-        <w:tc>
-          <w:tcPr>
-            <w:tcW w:w="4509" w:type="dxa"/>
-          </w:tcPr>
-          <w:p/>
-        </w:tc>
-      </w:tr>
-      <w:tr>
-        <w:tc>
-          <w:tcPr>
-            <w:tcW w:w="4508" w:type="dxa"/>
-          </w:tcPr>
-          <w:p>
+              <w:t>Hardisk</w:t>
+            </w:r>
+            <w:proofErr w:type="spellEnd"/>
+          </w:p>
+        </w:tc>
+        <w:tc>
+          <w:tcPr>
+            <w:tcW w:w="4509" w:type="dxa"/>
+          </w:tcPr>
+          <w:p/>
+        </w:tc>
+      </w:tr>
+      <w:tr>
+        <w:tc>
+          <w:tcPr>
+            <w:tcW w:w="4508" w:type="dxa"/>
+          </w:tcPr>
+          <w:p>
+            <w:proofErr w:type="spellStart"/>
+            <w:r>
+              <w:t>Kapasitas</w:t>
+            </w:r>
+            <w:proofErr w:type="spellEnd"/>
+            <w:r>
+              <w:t xml:space="preserve"> </w:t>
+            </w:r>
+            <w:proofErr w:type="spellStart"/>
+            <w:r>
+              <w:t>Hardisk</w:t>
+            </w:r>
+            <w:proofErr w:type="spellEnd"/>
+            <w:r>
+              <w:t xml:space="preserve"> (GB)</w:t>
+            </w:r>
+          </w:p>
+        </w:tc>
+        <w:tc>
+          <w:tcPr>
+            <w:tcW w:w="4509" w:type="dxa"/>
+          </w:tcPr>
+          <w:p/>
+        </w:tc>
+      </w:tr>
+      <w:tr>
+        <w:tc>
+          <w:tcPr>
+            <w:tcW w:w="4508" w:type="dxa"/>
+          </w:tcPr>
+          <w:p>
+            <w:r>
+              <w:t>RAM (GB)</w:t>
+            </w:r>
+          </w:p>
+        </w:tc>
+        <w:tc>
+          <w:tcPr>
+            <w:tcW w:w="4509" w:type="dxa"/>
+          </w:tcPr>
+          <w:p/>
+        </w:tc>
+      </w:tr>
+      <w:tr>
+        <w:tc>
+          <w:tcPr>
+            <w:tcW w:w="4508" w:type="dxa"/>
+          </w:tcPr>
+          <w:p>
+            <w:proofErr w:type="spellStart"/>
+            <w:r>
+              <w:t>Kecepatan</w:t>
+            </w:r>
+            <w:proofErr w:type="spellEnd"/>
+            <w:r>
+              <w:t xml:space="preserve"> LAN Card Ethernet/Kabel</w:t>
+            </w:r>
+          </w:p>
+        </w:tc>
+        <w:tc>
+          <w:tcPr>
+            <w:tcW w:w="4509" w:type="dxa"/>
+          </w:tcPr>
+          <w:p/>
+        </w:tc>
+      </w:tr>
+      <w:tr>
+        <w:tc>
+          <w:tcPr>
+            <w:tcW w:w="4508" w:type="dxa"/>
+          </w:tcPr>
+          <w:p>
+            <w:proofErr w:type="spellStart"/>
+            <w:r>
+              <w:t>Sistem</w:t>
+            </w:r>
+            <w:proofErr w:type="spellEnd"/>
+            <w:r>
+              <w:t xml:space="preserve"> </w:t>
+            </w:r>
+            <w:proofErr w:type="spellStart"/>
+            <w:r>
+              <w:t>Operasi</w:t>
+            </w:r>
+            <w:proofErr w:type="spellEnd"/>
+          </w:p>
+        </w:tc>
+        <w:tc>
+          <w:tcPr>
+            <w:tcW w:w="4509" w:type="dxa"/>
+          </w:tcPr>
+          <w:p/>
+        </w:tc>
+      </w:tr>
+      <w:tr>
+        <w:tc>
+          <w:tcPr>
+            <w:tcW w:w="4508" w:type="dxa"/>
+          </w:tcPr>
+          <w:p>
+            <w:r>
+              <w:t xml:space="preserve">Screenshot </w:t>
+            </w:r>
+            <w:proofErr w:type="spellStart"/>
+            <w:r>
+              <w:t>DxDiag</w:t>
+            </w:r>
+            <w:proofErr w:type="spellEnd"/>
+          </w:p>
+        </w:tc>
+        <w:tc>
+          <w:tcPr>
+            <w:tcW w:w="4509" w:type="dxa"/>
+          </w:tcPr>
+          <w:p/>
+        </w:tc>
+      </w:tr>
+      <w:tr>
+        <w:tc>
+          <w:tcPr>
+            <w:tcW w:w="4508" w:type="dxa"/>
+          </w:tcPr>
+          <w:p>
+            <w:r>
+              <w:t>Screenshot CPU Core &amp; Thread</w:t>
+            </w:r>
+          </w:p>
+        </w:tc>
+        <w:tc>
+          <w:tcPr>
+            <w:tcW w:w="4509" w:type="dxa"/>
+          </w:tcPr>
+          <w:p/>
+        </w:tc>
+      </w:tr>
+      <w:tr>
+        <w:tc>
+          <w:tcPr>
+            <w:tcW w:w="4508" w:type="dxa"/>
+          </w:tcPr>
+          <w:p>
+            <w:r>
+              <w:t xml:space="preserve">Screenshot </w:t>
+            </w:r>
             <w:proofErr w:type="spellStart"/>
             <w:r>
               <w:t>Tipe</w:t>
             </w:r>
             <w:proofErr w:type="spellEnd"/>
             <w:r>
+              <w:t xml:space="preserve"> &amp; </w:t>
+            </w:r>
+            <w:proofErr w:type="spellStart"/>
+            <w:r>
+              <w:t>Kapasitas</w:t>
+            </w:r>
+            <w:proofErr w:type="spellEnd"/>
+            <w:r>
               <w:t xml:space="preserve"> </w:t>
             </w:r>
             <w:proofErr w:type="spellStart"/>
@@ -2785,195 +3477,15 @@
             <w:tcW w:w="4508" w:type="dxa"/>
           </w:tcPr>
           <w:p>
-            <w:proofErr w:type="spellStart"/>
-            <w:r>
-              <w:t>Kapasitas</w:t>
-            </w:r>
-            <w:proofErr w:type="spellEnd"/>
-            <w:r>
-              <w:t xml:space="preserve"> </w:t>
-            </w:r>
-            <w:proofErr w:type="spellStart"/>
-            <w:r>
-              <w:t>Hardisk</w:t>
-            </w:r>
-            <w:proofErr w:type="spellEnd"/>
-            <w:r>
-              <w:t xml:space="preserve"> (GB)</w:t>
-            </w:r>
-          </w:p>
-        </w:tc>
-        <w:tc>
-          <w:tcPr>
-            <w:tcW w:w="4509" w:type="dxa"/>
-          </w:tcPr>
-          <w:p/>
-        </w:tc>
-      </w:tr>
-      <w:tr>
-        <w:tc>
-          <w:tcPr>
-            <w:tcW w:w="4508" w:type="dxa"/>
-          </w:tcPr>
-          <w:p>
-            <w:r>
-              <w:t>RAM (GB)</w:t>
-            </w:r>
-          </w:p>
-        </w:tc>
-        <w:tc>
-          <w:tcPr>
-            <w:tcW w:w="4509" w:type="dxa"/>
-          </w:tcPr>
-          <w:p/>
-        </w:tc>
-      </w:tr>
-      <w:tr>
-        <w:tc>
-          <w:tcPr>
-            <w:tcW w:w="4508" w:type="dxa"/>
-          </w:tcPr>
-          <w:p>
+            <w:r>
+              <w:t xml:space="preserve">Screenshot </w:t>
+            </w:r>
             <w:proofErr w:type="spellStart"/>
             <w:r>
               <w:t>Kecepatan</w:t>
             </w:r>
             <w:proofErr w:type="spellEnd"/>
             <w:r>
-              <w:t xml:space="preserve"> LAN Card Ethernet/Kabel</w:t>
-            </w:r>
-          </w:p>
-        </w:tc>
-        <w:tc>
-          <w:tcPr>
-            <w:tcW w:w="4509" w:type="dxa"/>
-          </w:tcPr>
-          <w:p/>
-        </w:tc>
-      </w:tr>
-      <w:tr>
-        <w:tc>
-          <w:tcPr>
-            <w:tcW w:w="4508" w:type="dxa"/>
-          </w:tcPr>
-          <w:p>
-            <w:proofErr w:type="spellStart"/>
-            <w:r>
-              <w:t>Sistem</w:t>
-            </w:r>
-            <w:proofErr w:type="spellEnd"/>
-            <w:r>
-              <w:t xml:space="preserve"> </w:t>
-            </w:r>
-            <w:proofErr w:type="spellStart"/>
-            <w:r>
-              <w:t>Operasi</w:t>
-            </w:r>
-            <w:proofErr w:type="spellEnd"/>
-          </w:p>
-        </w:tc>
-        <w:tc>
-          <w:tcPr>
-            <w:tcW w:w="4509" w:type="dxa"/>
-          </w:tcPr>
-          <w:p/>
-        </w:tc>
-      </w:tr>
-      <w:tr>
-        <w:tc>
-          <w:tcPr>
-            <w:tcW w:w="4508" w:type="dxa"/>
-          </w:tcPr>
-          <w:p>
-            <w:r>
-              <w:t xml:space="preserve">Screenshot </w:t>
-            </w:r>
-            <w:proofErr w:type="spellStart"/>
-            <w:r>
-              <w:t>DxDiag</w:t>
-            </w:r>
-            <w:proofErr w:type="spellEnd"/>
-          </w:p>
-        </w:tc>
-        <w:tc>
-          <w:tcPr>
-            <w:tcW w:w="4509" w:type="dxa"/>
-          </w:tcPr>
-          <w:p/>
-        </w:tc>
-      </w:tr>
-      <w:tr>
-        <w:tc>
-          <w:tcPr>
-            <w:tcW w:w="4508" w:type="dxa"/>
-          </w:tcPr>
-          <w:p>
-            <w:r>
-              <w:t>Screenshot CPU Core &amp; Thread</w:t>
-            </w:r>
-          </w:p>
-        </w:tc>
-        <w:tc>
-          <w:tcPr>
-            <w:tcW w:w="4509" w:type="dxa"/>
-          </w:tcPr>
-          <w:p/>
-        </w:tc>
-      </w:tr>
-      <w:tr>
-        <w:tc>
-          <w:tcPr>
-            <w:tcW w:w="4508" w:type="dxa"/>
-          </w:tcPr>
-          <w:p>
-            <w:r>
-              <w:t xml:space="preserve">Screenshot </w:t>
-            </w:r>
-            <w:proofErr w:type="spellStart"/>
-            <w:r>
-              <w:t>Tipe</w:t>
-            </w:r>
-            <w:proofErr w:type="spellEnd"/>
-            <w:r>
-              <w:t xml:space="preserve"> &amp; </w:t>
-            </w:r>
-            <w:proofErr w:type="spellStart"/>
-            <w:r>
-              <w:t>Kapasitas</w:t>
-            </w:r>
-            <w:proofErr w:type="spellEnd"/>
-            <w:r>
-              <w:t xml:space="preserve"> </w:t>
-            </w:r>
-            <w:proofErr w:type="spellStart"/>
-            <w:r>
-              <w:t>Hardisk</w:t>
-            </w:r>
-            <w:proofErr w:type="spellEnd"/>
-          </w:p>
-        </w:tc>
-        <w:tc>
-          <w:tcPr>
-            <w:tcW w:w="4509" w:type="dxa"/>
-          </w:tcPr>
-          <w:p/>
-        </w:tc>
-      </w:tr>
-      <w:tr>
-        <w:tc>
-          <w:tcPr>
-            <w:tcW w:w="4508" w:type="dxa"/>
-          </w:tcPr>
-          <w:p>
-            <w:r>
-              <w:t xml:space="preserve">Screenshot </w:t>
-            </w:r>
-            <w:proofErr w:type="spellStart"/>
-            <w:r>
-              <w:t>Kecepatan</w:t>
-            </w:r>
-            <w:proofErr w:type="spellEnd"/>
-            <w:r>
               <w:t xml:space="preserve"> LAN Card Ethernet</w:t>
             </w:r>
           </w:p>
@@ -2986,6 +3498,8 @@
         </w:tc>
       </w:tr>
     </w:tbl>
+    <w:p/>
+    <w:p/>
     <w:p/>
     <w:sectPr>
       <w:pgSz w:w="11907" w:h="16840" w:code="9"/>
@@ -2998,7 +3512,7 @@
 </file>
 
 <file path=word/styles.xml><?xml version="1.0" encoding="utf-8"?>
-<w:styles xmlns:mc="http://schemas.openxmlformats.org/markup-compatibility/2006" xmlns:r="http://schemas.openxmlformats.org/officeDocument/2006/relationships" xmlns:w="http://schemas.openxmlformats.org/wordprocessingml/2006/main" xmlns:w14="http://schemas.microsoft.com/office/word/2010/wordml" xmlns:w15="http://schemas.microsoft.com/office/word/2012/wordml" xmlns:w16cid="http://schemas.microsoft.com/office/word/2016/wordml/cid" xmlns:w16se="http://schemas.microsoft.com/office/word/2015/wordml/symex" mc:Ignorable="w14 w15 w16se w16cid">
+<w:styles xmlns:mc="http://schemas.openxmlformats.org/markup-compatibility/2006" xmlns:r="http://schemas.openxmlformats.org/officeDocument/2006/relationships" xmlns:w="http://schemas.openxmlformats.org/wordprocessingml/2006/main" xmlns:w14="http://schemas.microsoft.com/office/word/2010/wordml" xmlns:w15="http://schemas.microsoft.com/office/word/2012/wordml" xmlns:w16cex="http://schemas.microsoft.com/office/word/2018/wordml/cex" xmlns:w16cid="http://schemas.microsoft.com/office/word/2016/wordml/cid" xmlns:w16="http://schemas.microsoft.com/office/word/2018/wordml" xmlns:w16du="http://schemas.microsoft.com/office/word/2023/wordml/word16du" xmlns:w16sdtdh="http://schemas.microsoft.com/office/word/2020/wordml/sdtdatahash" xmlns:w16sdtfl="http://schemas.microsoft.com/office/word/2024/wordml/sdtformatlock" xmlns:w16se="http://schemas.microsoft.com/office/word/2015/wordml/symex" mc:Ignorable="w14 w15 w16se w16cid w16 w16cex w16sdtdh w16sdtfl w16du">
   <w:docDefaults>
     <w:rPrDefault>
       <w:rPr>
@@ -3014,7 +3528,7 @@
       </w:pPr>
     </w:pPrDefault>
   </w:docDefaults>
-  <w:latentStyles w:defLockedState="0" w:defUIPriority="99" w:defSemiHidden="0" w:defUnhideWhenUsed="0" w:defQFormat="0" w:count="375">
+  <w:latentStyles w:defLockedState="0" w:defUIPriority="99" w:defSemiHidden="0" w:defUnhideWhenUsed="0" w:defQFormat="0" w:count="376">
     <w:lsdException w:name="Normal" w:uiPriority="0" w:qFormat="1"/>
     <w:lsdException w:name="heading 1" w:uiPriority="9" w:qFormat="1"/>
     <w:lsdException w:name="heading 2" w:semiHidden="1" w:uiPriority="9" w:unhideWhenUsed="1" w:qFormat="1"/>
@@ -3390,6 +3904,7 @@
     <w:lsdException w:name="Smart Hyperlink" w:semiHidden="1" w:unhideWhenUsed="1"/>
     <w:lsdException w:name="Hashtag" w:semiHidden="1" w:unhideWhenUsed="1"/>
     <w:lsdException w:name="Unresolved Mention" w:semiHidden="1" w:unhideWhenUsed="1"/>
+    <w:lsdException w:name="Smart Link" w:semiHidden="1" w:unhideWhenUsed="1"/>
   </w:latentStyles>
   <w:style w:type="paragraph" w:default="1" w:styleId="Normal">
     <w:name w:val="Normal"/>

--- a/Nama Varian.docx
+++ b/Nama Varian.docx
@@ -1,6 +1,6 @@
 
 <file path=word/document.xml><?xml version="1.0" encoding="utf-8"?>
-<w:document xmlns:wpc="http://schemas.microsoft.com/office/word/2010/wordprocessingCanvas" xmlns:cx="http://schemas.microsoft.com/office/drawing/2014/chartex" xmlns:cx1="http://schemas.microsoft.com/office/drawing/2015/9/8/chartex" xmlns:cx2="http://schemas.microsoft.com/office/drawing/2015/10/21/chartex" xmlns:cx3="http://schemas.microsoft.com/office/drawing/2016/5/9/chartex" xmlns:cx4="http://schemas.microsoft.com/office/drawing/2016/5/10/chartex" xmlns:cx5="http://schemas.microsoft.com/office/drawing/2016/5/11/chartex" xmlns:cx6="http://schemas.microsoft.com/office/drawing/2016/5/12/chartex" xmlns:cx7="http://schemas.microsoft.com/office/drawing/2016/5/13/chartex" xmlns:cx8="http://schemas.microsoft.com/office/drawing/2016/5/14/chartex" xmlns:mc="http://schemas.openxmlformats.org/markup-compatibility/2006" xmlns:aink="http://schemas.microsoft.com/office/drawing/2016/ink" xmlns:am3d="http://schemas.microsoft.com/office/drawing/2017/model3d" xmlns:o="urn:schemas-microsoft-com:office:office" xmlns:oel="http://schemas.microsoft.com/office/2019/extlst" xmlns:r="http://schemas.openxmlformats.org/officeDocument/2006/relationships" xmlns:m="http://schemas.openxmlformats.org/officeDocument/2006/math" xmlns:v="urn:schemas-microsoft-com:vml" xmlns:wp14="http://schemas.microsoft.com/office/word/2010/wordprocessingDrawing" xmlns:wp="http://schemas.openxmlformats.org/drawingml/2006/wordprocessingDrawing" xmlns:w10="urn:schemas-microsoft-com:office:word" xmlns:w="http://schemas.openxmlformats.org/wordprocessingml/2006/main" xmlns:w14="http://schemas.microsoft.com/office/word/2010/wordml" xmlns:w15="http://schemas.microsoft.com/office/word/2012/wordml" xmlns:w16cex="http://schemas.microsoft.com/office/word/2018/wordml/cex" xmlns:w16cid="http://schemas.microsoft.com/office/word/2016/wordml/cid" xmlns:w16="http://schemas.microsoft.com/office/word/2018/wordml" xmlns:w16du="http://schemas.microsoft.com/office/word/2023/wordml/word16du" xmlns:w16sdtdh="http://schemas.microsoft.com/office/word/2020/wordml/sdtdatahash" xmlns:w16sdtfl="http://schemas.microsoft.com/office/word/2024/wordml/sdtformatlock" xmlns:w16se="http://schemas.microsoft.com/office/word/2015/wordml/symex" xmlns:wpg="http://schemas.microsoft.com/office/word/2010/wordprocessingGroup" xmlns:wpi="http://schemas.microsoft.com/office/word/2010/wordprocessingInk" xmlns:wne="http://schemas.microsoft.com/office/word/2006/wordml" xmlns:wps="http://schemas.microsoft.com/office/word/2010/wordprocessingShape" mc:Ignorable="w14 w15 w16se w16cid w16 w16cex w16sdtdh w16sdtfl w16du wp14">
+<w:document xmlns:wpc="http://schemas.microsoft.com/office/word/2010/wordprocessingCanvas" xmlns:cx="http://schemas.microsoft.com/office/drawing/2014/chartex" xmlns:mc="http://schemas.openxmlformats.org/markup-compatibility/2006" xmlns:o="urn:schemas-microsoft-com:office:office" xmlns:r="http://schemas.openxmlformats.org/officeDocument/2006/relationships" xmlns:m="http://schemas.openxmlformats.org/officeDocument/2006/math" xmlns:v="urn:schemas-microsoft-com:vml" xmlns:wp14="http://schemas.microsoft.com/office/word/2010/wordprocessingDrawing" xmlns:wp="http://schemas.openxmlformats.org/drawingml/2006/wordprocessingDrawing" xmlns:w10="urn:schemas-microsoft-com:office:word" xmlns:w="http://schemas.openxmlformats.org/wordprocessingml/2006/main" xmlns:w14="http://schemas.microsoft.com/office/word/2010/wordml" xmlns:w15="http://schemas.microsoft.com/office/word/2012/wordml" xmlns:w16se="http://schemas.microsoft.com/office/word/2015/wordml/symex" xmlns:wpg="http://schemas.microsoft.com/office/word/2010/wordprocessingGroup" xmlns:wpi="http://schemas.microsoft.com/office/word/2010/wordprocessingInk" xmlns:wne="http://schemas.microsoft.com/office/word/2006/wordml" xmlns:wps="http://schemas.microsoft.com/office/word/2010/wordprocessingShape" mc:Ignorable="w14 w15 w16se wp14">
   <w:body>
     <w:tbl>
       <w:tblPr>
@@ -67,8 +67,13 @@
             <w:tcW w:w="4508" w:type="dxa"/>
           </w:tcPr>
           <w:p>
-            <w:r>
-              <w:t xml:space="preserve">Jenis </w:t>
+            <w:proofErr w:type="spellStart"/>
+            <w:r>
+              <w:t>Jenis</w:t>
+            </w:r>
+            <w:proofErr w:type="spellEnd"/>
+            <w:r>
+              <w:t xml:space="preserve"> </w:t>
             </w:r>
             <w:proofErr w:type="spellStart"/>
             <w:r>
@@ -279,8 +284,13 @@
             </w:r>
             <w:proofErr w:type="spellEnd"/>
             <w:r>
-              <w:t xml:space="preserve"> LAN Card Ethernet/Kabel</w:t>
-            </w:r>
+              <w:t xml:space="preserve"> LAN Card Ethernet/</w:t>
+            </w:r>
+            <w:proofErr w:type="spellStart"/>
+            <w:r>
+              <w:t>Kabel</w:t>
+            </w:r>
+            <w:proofErr w:type="spellEnd"/>
           </w:p>
         </w:tc>
         <w:tc>
@@ -348,6 +358,9 @@
           </w:tcPr>
           <w:p>
             <w:r>
+              <w:rPr>
+                <w:noProof/>
+              </w:rPr>
               <w:drawing>
                 <wp:inline distT="0" distB="0" distL="0" distR="0" wp14:anchorId="11DFB9EB" wp14:editId="78372FFA">
                   <wp:extent cx="3629570" cy="2630805"/>
@@ -404,6 +417,9 @@
           </w:tcPr>
           <w:p>
             <w:r>
+              <w:rPr>
+                <w:noProof/>
+              </w:rPr>
               <w:drawing>
                 <wp:inline distT="0" distB="0" distL="0" distR="0" wp14:anchorId="31BD1355" wp14:editId="529472F2">
                   <wp:extent cx="3636490" cy="2754660"/>
@@ -482,6 +498,9 @@
           </w:tcPr>
           <w:p>
             <w:r>
+              <w:rPr>
+                <w:noProof/>
+              </w:rPr>
               <w:drawing>
                 <wp:inline distT="0" distB="0" distL="0" distR="0" wp14:anchorId="3A8E9201" wp14:editId="5CCB54E0">
                   <wp:extent cx="4112895" cy="3255415"/>
@@ -546,6 +565,9 @@
           </w:tcPr>
           <w:p>
             <w:r>
+              <w:rPr>
+                <w:noProof/>
+              </w:rPr>
               <w:drawing>
                 <wp:inline distT="0" distB="0" distL="0" distR="0" wp14:anchorId="433D0642" wp14:editId="417217E5">
                   <wp:extent cx="4111590" cy="874517"/>
@@ -652,8 +674,13 @@
             <w:tcW w:w="4508" w:type="dxa"/>
           </w:tcPr>
           <w:p>
-            <w:r>
-              <w:t xml:space="preserve">Jenis </w:t>
+            <w:proofErr w:type="spellStart"/>
+            <w:r>
+              <w:t>Jenis</w:t>
+            </w:r>
+            <w:proofErr w:type="spellEnd"/>
+            <w:r>
+              <w:t xml:space="preserve"> </w:t>
             </w:r>
             <w:proofErr w:type="spellStart"/>
             <w:r>
@@ -840,8 +867,13 @@
             </w:r>
             <w:proofErr w:type="spellEnd"/>
             <w:r>
-              <w:t xml:space="preserve"> LAN Card Ethernet/Kabel</w:t>
-            </w:r>
+              <w:t xml:space="preserve"> LAN Card Ethernet/</w:t>
+            </w:r>
+            <w:proofErr w:type="spellStart"/>
+            <w:r>
+              <w:t>Kabel</w:t>
+            </w:r>
+            <w:proofErr w:type="spellEnd"/>
           </w:p>
         </w:tc>
         <w:tc>
@@ -1040,8 +1072,13 @@
             <w:tcW w:w="4508" w:type="dxa"/>
           </w:tcPr>
           <w:p>
-            <w:r>
-              <w:t xml:space="preserve">Jenis </w:t>
+            <w:proofErr w:type="spellStart"/>
+            <w:r>
+              <w:t>Jenis</w:t>
+            </w:r>
+            <w:proofErr w:type="spellEnd"/>
+            <w:r>
+              <w:t xml:space="preserve"> </w:t>
             </w:r>
             <w:proofErr w:type="spellStart"/>
             <w:r>
@@ -1223,8 +1260,13 @@
             </w:r>
             <w:proofErr w:type="spellEnd"/>
             <w:r>
-              <w:t xml:space="preserve"> LAN Card Ethernet/Kabel</w:t>
-            </w:r>
+              <w:t xml:space="preserve"> LAN Card Ethernet/</w:t>
+            </w:r>
+            <w:proofErr w:type="spellStart"/>
+            <w:r>
+              <w:t>Kabel</w:t>
+            </w:r>
+            <w:proofErr w:type="spellEnd"/>
           </w:p>
         </w:tc>
         <w:tc>
@@ -1377,13 +1419,13 @@
         <w:tblLook w:val="04A0" w:firstRow="1" w:lastRow="0" w:firstColumn="1" w:lastColumn="0" w:noHBand="0" w:noVBand="1"/>
       </w:tblPr>
       <w:tblGrid>
-        <w:gridCol w:w="4508"/>
-        <w:gridCol w:w="4509"/>
+        <w:gridCol w:w="1980"/>
+        <w:gridCol w:w="7037"/>
       </w:tblGrid>
       <w:tr>
         <w:tc>
           <w:tcPr>
-            <w:tcW w:w="4508" w:type="dxa"/>
+            <w:tcW w:w="1980" w:type="dxa"/>
           </w:tcPr>
           <w:p>
             <w:r>
@@ -1393,7 +1435,7 @@
         </w:tc>
         <w:tc>
           <w:tcPr>
-            <w:tcW w:w="4509" w:type="dxa"/>
+            <w:tcW w:w="7037" w:type="dxa"/>
           </w:tcPr>
           <w:p>
             <w:r>
@@ -1405,7 +1447,7 @@
       <w:tr>
         <w:tc>
           <w:tcPr>
-            <w:tcW w:w="4508" w:type="dxa"/>
+            <w:tcW w:w="1980" w:type="dxa"/>
           </w:tcPr>
           <w:p>
             <w:proofErr w:type="spellStart"/>
@@ -1420,7 +1462,7 @@
         </w:tc>
         <w:tc>
           <w:tcPr>
-            <w:tcW w:w="4509" w:type="dxa"/>
+            <w:tcW w:w="7037" w:type="dxa"/>
           </w:tcPr>
           <w:p>
             <w:r>
@@ -1432,11 +1474,16 @@
       <w:tr>
         <w:tc>
           <w:tcPr>
-            <w:tcW w:w="4508" w:type="dxa"/>
-          </w:tcPr>
-          <w:p>
-            <w:r>
-              <w:t xml:space="preserve">Jenis </w:t>
+            <w:tcW w:w="1980" w:type="dxa"/>
+          </w:tcPr>
+          <w:p>
+            <w:proofErr w:type="spellStart"/>
+            <w:r>
+              <w:t>Jenis</w:t>
+            </w:r>
+            <w:proofErr w:type="spellEnd"/>
+            <w:r>
+              <w:t xml:space="preserve"> </w:t>
             </w:r>
             <w:proofErr w:type="spellStart"/>
             <w:r>
@@ -1447,15 +1494,21 @@
         </w:tc>
         <w:tc>
           <w:tcPr>
-            <w:tcW w:w="4509" w:type="dxa"/>
-          </w:tcPr>
-          <w:p/>
-        </w:tc>
-      </w:tr>
-      <w:tr>
-        <w:tc>
-          <w:tcPr>
-            <w:tcW w:w="4508" w:type="dxa"/>
+            <w:tcW w:w="7037" w:type="dxa"/>
+          </w:tcPr>
+          <w:p>
+            <w:proofErr w:type="spellStart"/>
+            <w:r>
+              <w:t>Rakitan</w:t>
+            </w:r>
+            <w:proofErr w:type="spellEnd"/>
+          </w:p>
+        </w:tc>
+      </w:tr>
+      <w:tr>
+        <w:tc>
+          <w:tcPr>
+            <w:tcW w:w="1980" w:type="dxa"/>
           </w:tcPr>
           <w:p>
             <w:r>
@@ -1465,15 +1518,19 @@
         </w:tc>
         <w:tc>
           <w:tcPr>
-            <w:tcW w:w="4509" w:type="dxa"/>
-          </w:tcPr>
-          <w:p/>
-        </w:tc>
-      </w:tr>
-      <w:tr>
-        <w:tc>
-          <w:tcPr>
-            <w:tcW w:w="4508" w:type="dxa"/>
+            <w:tcW w:w="7037" w:type="dxa"/>
+          </w:tcPr>
+          <w:p>
+            <w:r>
+              <w:t>Pro H510M-b II</w:t>
+            </w:r>
+          </w:p>
+        </w:tc>
+      </w:tr>
+      <w:tr>
+        <w:tc>
+          <w:tcPr>
+            <w:tcW w:w="1980" w:type="dxa"/>
           </w:tcPr>
           <w:p>
             <w:r>
@@ -1483,7 +1540,7 @@
         </w:tc>
         <w:tc>
           <w:tcPr>
-            <w:tcW w:w="4509" w:type="dxa"/>
+            <w:tcW w:w="7037" w:type="dxa"/>
           </w:tcPr>
           <w:p>
             <w:r>
@@ -1495,7 +1552,7 @@
       <w:tr>
         <w:tc>
           <w:tcPr>
-            <w:tcW w:w="4508" w:type="dxa"/>
+            <w:tcW w:w="1980" w:type="dxa"/>
           </w:tcPr>
           <w:p>
             <w:r>
@@ -1505,15 +1562,19 @@
         </w:tc>
         <w:tc>
           <w:tcPr>
-            <w:tcW w:w="4509" w:type="dxa"/>
-          </w:tcPr>
-          <w:p/>
-        </w:tc>
-      </w:tr>
-      <w:tr>
-        <w:tc>
-          <w:tcPr>
-            <w:tcW w:w="4508" w:type="dxa"/>
+            <w:tcW w:w="7037" w:type="dxa"/>
+          </w:tcPr>
+          <w:p>
+            <w:r>
+              <w:t>6</w:t>
+            </w:r>
+          </w:p>
+        </w:tc>
+      </w:tr>
+      <w:tr>
+        <w:tc>
+          <w:tcPr>
+            <w:tcW w:w="1980" w:type="dxa"/>
           </w:tcPr>
           <w:p>
             <w:r>
@@ -1523,15 +1584,19 @@
         </w:tc>
         <w:tc>
           <w:tcPr>
-            <w:tcW w:w="4509" w:type="dxa"/>
-          </w:tcPr>
-          <w:p/>
-        </w:tc>
-      </w:tr>
-      <w:tr>
-        <w:tc>
-          <w:tcPr>
-            <w:tcW w:w="4508" w:type="dxa"/>
+            <w:tcW w:w="7037" w:type="dxa"/>
+          </w:tcPr>
+          <w:p>
+            <w:r>
+              <w:t>12</w:t>
+            </w:r>
+          </w:p>
+        </w:tc>
+      </w:tr>
+      <w:tr>
+        <w:tc>
+          <w:tcPr>
+            <w:tcW w:w="1980" w:type="dxa"/>
           </w:tcPr>
           <w:p>
             <w:proofErr w:type="spellStart"/>
@@ -1551,15 +1616,19 @@
         </w:tc>
         <w:tc>
           <w:tcPr>
-            <w:tcW w:w="4509" w:type="dxa"/>
-          </w:tcPr>
-          <w:p/>
-        </w:tc>
-      </w:tr>
-      <w:tr>
-        <w:tc>
-          <w:tcPr>
-            <w:tcW w:w="4508" w:type="dxa"/>
+            <w:tcW w:w="7037" w:type="dxa"/>
+          </w:tcPr>
+          <w:p>
+            <w:r>
+              <w:t>SSD</w:t>
+            </w:r>
+          </w:p>
+        </w:tc>
+      </w:tr>
+      <w:tr>
+        <w:tc>
+          <w:tcPr>
+            <w:tcW w:w="1980" w:type="dxa"/>
           </w:tcPr>
           <w:p>
             <w:proofErr w:type="spellStart"/>
@@ -1582,15 +1651,19 @@
         </w:tc>
         <w:tc>
           <w:tcPr>
-            <w:tcW w:w="4509" w:type="dxa"/>
-          </w:tcPr>
-          <w:p/>
-        </w:tc>
-      </w:tr>
-      <w:tr>
-        <w:tc>
-          <w:tcPr>
-            <w:tcW w:w="4508" w:type="dxa"/>
+            <w:tcW w:w="7037" w:type="dxa"/>
+          </w:tcPr>
+          <w:p>
+            <w:r>
+              <w:t>480GB</w:t>
+            </w:r>
+          </w:p>
+        </w:tc>
+      </w:tr>
+      <w:tr>
+        <w:tc>
+          <w:tcPr>
+            <w:tcW w:w="1980" w:type="dxa"/>
           </w:tcPr>
           <w:p>
             <w:r>
@@ -1600,15 +1673,19 @@
         </w:tc>
         <w:tc>
           <w:tcPr>
-            <w:tcW w:w="4509" w:type="dxa"/>
-          </w:tcPr>
-          <w:p/>
-        </w:tc>
-      </w:tr>
-      <w:tr>
-        <w:tc>
-          <w:tcPr>
-            <w:tcW w:w="4508" w:type="dxa"/>
+            <w:tcW w:w="7037" w:type="dxa"/>
+          </w:tcPr>
+          <w:p>
+            <w:r>
+              <w:t>8GB</w:t>
+            </w:r>
+          </w:p>
+        </w:tc>
+      </w:tr>
+      <w:tr>
+        <w:tc>
+          <w:tcPr>
+            <w:tcW w:w="1980" w:type="dxa"/>
           </w:tcPr>
           <w:p>
             <w:proofErr w:type="spellStart"/>
@@ -1617,21 +1694,30 @@
             </w:r>
             <w:proofErr w:type="spellEnd"/>
             <w:r>
-              <w:t xml:space="preserve"> LAN Card Ethernet/Kabel</w:t>
-            </w:r>
-          </w:p>
-        </w:tc>
-        <w:tc>
-          <w:tcPr>
-            <w:tcW w:w="4509" w:type="dxa"/>
-          </w:tcPr>
-          <w:p/>
-        </w:tc>
-      </w:tr>
-      <w:tr>
-        <w:tc>
-          <w:tcPr>
-            <w:tcW w:w="4508" w:type="dxa"/>
+              <w:t xml:space="preserve"> LAN Card Ethernet/</w:t>
+            </w:r>
+            <w:proofErr w:type="spellStart"/>
+            <w:r>
+              <w:t>Kabel</w:t>
+            </w:r>
+            <w:proofErr w:type="spellEnd"/>
+          </w:p>
+        </w:tc>
+        <w:tc>
+          <w:tcPr>
+            <w:tcW w:w="7037" w:type="dxa"/>
+          </w:tcPr>
+          <w:p>
+            <w:r>
+              <w:t>1GBPS</w:t>
+            </w:r>
+          </w:p>
+        </w:tc>
+      </w:tr>
+      <w:tr>
+        <w:tc>
+          <w:tcPr>
+            <w:tcW w:w="1980" w:type="dxa"/>
           </w:tcPr>
           <w:p>
             <w:proofErr w:type="spellStart"/>
@@ -1651,15 +1737,19 @@
         </w:tc>
         <w:tc>
           <w:tcPr>
-            <w:tcW w:w="4509" w:type="dxa"/>
-          </w:tcPr>
-          <w:p/>
-        </w:tc>
-      </w:tr>
-      <w:tr>
-        <w:tc>
-          <w:tcPr>
-            <w:tcW w:w="4508" w:type="dxa"/>
+            <w:tcW w:w="7037" w:type="dxa"/>
+          </w:tcPr>
+          <w:p>
+            <w:r>
+              <w:t>Windows 10 Pro</w:t>
+            </w:r>
+          </w:p>
+        </w:tc>
+      </w:tr>
+      <w:tr>
+        <w:tc>
+          <w:tcPr>
+            <w:tcW w:w="1980" w:type="dxa"/>
           </w:tcPr>
           <w:p>
             <w:r>
@@ -1674,33 +1764,110 @@
         </w:tc>
         <w:tc>
           <w:tcPr>
-            <w:tcW w:w="4509" w:type="dxa"/>
-          </w:tcPr>
-          <w:p/>
-        </w:tc>
-      </w:tr>
-      <w:tr>
-        <w:tc>
-          <w:tcPr>
-            <w:tcW w:w="4508" w:type="dxa"/>
-          </w:tcPr>
-          <w:p>
-            <w:r>
+            <w:tcW w:w="7037" w:type="dxa"/>
+          </w:tcPr>
+          <w:p>
+            <w:r>
+              <w:drawing>
+                <wp:inline distT="0" distB="0" distL="0" distR="0" wp14:anchorId="3C4E28FB" wp14:editId="6645E97D">
+                  <wp:extent cx="3316406" cy="2440556"/>
+                  <wp:effectExtent l="0" t="0" r="0" b="0"/>
+                  <wp:docPr id="4" name="Picture 4"/>
+                  <wp:cNvGraphicFramePr>
+                    <a:graphicFrameLocks xmlns:a="http://schemas.openxmlformats.org/drawingml/2006/main" noChangeAspect="1"/>
+                  </wp:cNvGraphicFramePr>
+                  <a:graphic xmlns:a="http://schemas.openxmlformats.org/drawingml/2006/main">
+                    <a:graphicData uri="http://schemas.openxmlformats.org/drawingml/2006/picture">
+                      <pic:pic xmlns:pic="http://schemas.openxmlformats.org/drawingml/2006/picture">
+                        <pic:nvPicPr>
+                          <pic:cNvPr id="1" name=""/>
+                          <pic:cNvPicPr/>
+                        </pic:nvPicPr>
+                        <pic:blipFill>
+                          <a:blip r:embed="rId9"/>
+                          <a:stretch>
+                            <a:fillRect/>
+                          </a:stretch>
+                        </pic:blipFill>
+                        <pic:spPr>
+                          <a:xfrm>
+                            <a:off x="0" y="0"/>
+                            <a:ext cx="3398119" cy="2500689"/>
+                          </a:xfrm>
+                          <a:prstGeom prst="rect">
+                            <a:avLst/>
+                          </a:prstGeom>
+                        </pic:spPr>
+                      </pic:pic>
+                    </a:graphicData>
+                  </a:graphic>
+                </wp:inline>
+              </w:drawing>
+            </w:r>
+          </w:p>
+        </w:tc>
+      </w:tr>
+      <w:tr>
+        <w:tc>
+          <w:tcPr>
+            <w:tcW w:w="1980" w:type="dxa"/>
+          </w:tcPr>
+          <w:p>
+            <w:r>
+              <w:lastRenderedPageBreak/>
               <w:t>Screenshot CPU Core &amp; Thread</w:t>
             </w:r>
           </w:p>
         </w:tc>
         <w:tc>
           <w:tcPr>
-            <w:tcW w:w="4509" w:type="dxa"/>
-          </w:tcPr>
-          <w:p/>
-        </w:tc>
-      </w:tr>
-      <w:tr>
-        <w:tc>
-          <w:tcPr>
-            <w:tcW w:w="4508" w:type="dxa"/>
+            <w:tcW w:w="7037" w:type="dxa"/>
+          </w:tcPr>
+          <w:p>
+            <w:r>
+              <w:drawing>
+                <wp:inline distT="0" distB="0" distL="0" distR="0" wp14:anchorId="3346A563" wp14:editId="0E16309C">
+                  <wp:extent cx="3124935" cy="2780836"/>
+                  <wp:effectExtent l="0" t="0" r="0" b="635"/>
+                  <wp:docPr id="5" name="Picture 5"/>
+                  <wp:cNvGraphicFramePr>
+                    <a:graphicFrameLocks xmlns:a="http://schemas.openxmlformats.org/drawingml/2006/main" noChangeAspect="1"/>
+                  </wp:cNvGraphicFramePr>
+                  <a:graphic xmlns:a="http://schemas.openxmlformats.org/drawingml/2006/main">
+                    <a:graphicData uri="http://schemas.openxmlformats.org/drawingml/2006/picture">
+                      <pic:pic xmlns:pic="http://schemas.openxmlformats.org/drawingml/2006/picture">
+                        <pic:nvPicPr>
+                          <pic:cNvPr id="1" name=""/>
+                          <pic:cNvPicPr/>
+                        </pic:nvPicPr>
+                        <pic:blipFill>
+                          <a:blip r:embed="rId10"/>
+                          <a:stretch>
+                            <a:fillRect/>
+                          </a:stretch>
+                        </pic:blipFill>
+                        <pic:spPr>
+                          <a:xfrm>
+                            <a:off x="0" y="0"/>
+                            <a:ext cx="3130019" cy="2785360"/>
+                          </a:xfrm>
+                          <a:prstGeom prst="rect">
+                            <a:avLst/>
+                          </a:prstGeom>
+                        </pic:spPr>
+                      </pic:pic>
+                    </a:graphicData>
+                  </a:graphic>
+                </wp:inline>
+              </w:drawing>
+            </w:r>
+          </w:p>
+        </w:tc>
+      </w:tr>
+      <w:tr>
+        <w:tc>
+          <w:tcPr>
+            <w:tcW w:w="1980" w:type="dxa"/>
           </w:tcPr>
           <w:p>
             <w:r>
@@ -1731,15 +1898,53 @@
         </w:tc>
         <w:tc>
           <w:tcPr>
-            <w:tcW w:w="4509" w:type="dxa"/>
-          </w:tcPr>
-          <w:p/>
-        </w:tc>
-      </w:tr>
-      <w:tr>
-        <w:tc>
-          <w:tcPr>
-            <w:tcW w:w="4508" w:type="dxa"/>
+            <w:tcW w:w="7037" w:type="dxa"/>
+          </w:tcPr>
+          <w:p>
+            <w:r>
+              <w:drawing>
+                <wp:inline distT="0" distB="0" distL="0" distR="0" wp14:anchorId="0FE3746F" wp14:editId="2039B664">
+                  <wp:extent cx="3626480" cy="2914602"/>
+                  <wp:effectExtent l="0" t="0" r="0" b="635"/>
+                  <wp:docPr id="6" name="Picture 6"/>
+                  <wp:cNvGraphicFramePr>
+                    <a:graphicFrameLocks xmlns:a="http://schemas.openxmlformats.org/drawingml/2006/main" noChangeAspect="1"/>
+                  </wp:cNvGraphicFramePr>
+                  <a:graphic xmlns:a="http://schemas.openxmlformats.org/drawingml/2006/main">
+                    <a:graphicData uri="http://schemas.openxmlformats.org/drawingml/2006/picture">
+                      <pic:pic xmlns:pic="http://schemas.openxmlformats.org/drawingml/2006/picture">
+                        <pic:nvPicPr>
+                          <pic:cNvPr id="1" name=""/>
+                          <pic:cNvPicPr/>
+                        </pic:nvPicPr>
+                        <pic:blipFill>
+                          <a:blip r:embed="rId11"/>
+                          <a:stretch>
+                            <a:fillRect/>
+                          </a:stretch>
+                        </pic:blipFill>
+                        <pic:spPr>
+                          <a:xfrm>
+                            <a:off x="0" y="0"/>
+                            <a:ext cx="3647086" cy="2931163"/>
+                          </a:xfrm>
+                          <a:prstGeom prst="rect">
+                            <a:avLst/>
+                          </a:prstGeom>
+                        </pic:spPr>
+                      </pic:pic>
+                    </a:graphicData>
+                  </a:graphic>
+                </wp:inline>
+              </w:drawing>
+            </w:r>
+          </w:p>
+        </w:tc>
+      </w:tr>
+      <w:tr>
+        <w:tc>
+          <w:tcPr>
+            <w:tcW w:w="1980" w:type="dxa"/>
           </w:tcPr>
           <w:p>
             <w:r>
@@ -1757,9 +1962,47 @@
         </w:tc>
         <w:tc>
           <w:tcPr>
-            <w:tcW w:w="4509" w:type="dxa"/>
-          </w:tcPr>
-          <w:p/>
+            <w:tcW w:w="7037" w:type="dxa"/>
+          </w:tcPr>
+          <w:p>
+            <w:r>
+              <w:drawing>
+                <wp:inline distT="0" distB="0" distL="0" distR="0" wp14:anchorId="1FA14EF6" wp14:editId="7F1E832D">
+                  <wp:extent cx="3630441" cy="3088308"/>
+                  <wp:effectExtent l="0" t="0" r="8255" b="0"/>
+                  <wp:docPr id="7" name="Picture 7"/>
+                  <wp:cNvGraphicFramePr>
+                    <a:graphicFrameLocks xmlns:a="http://schemas.openxmlformats.org/drawingml/2006/main" noChangeAspect="1"/>
+                  </wp:cNvGraphicFramePr>
+                  <a:graphic xmlns:a="http://schemas.openxmlformats.org/drawingml/2006/main">
+                    <a:graphicData uri="http://schemas.openxmlformats.org/drawingml/2006/picture">
+                      <pic:pic xmlns:pic="http://schemas.openxmlformats.org/drawingml/2006/picture">
+                        <pic:nvPicPr>
+                          <pic:cNvPr id="1" name=""/>
+                          <pic:cNvPicPr/>
+                        </pic:nvPicPr>
+                        <pic:blipFill>
+                          <a:blip r:embed="rId12"/>
+                          <a:stretch>
+                            <a:fillRect/>
+                          </a:stretch>
+                        </pic:blipFill>
+                        <pic:spPr>
+                          <a:xfrm>
+                            <a:off x="0" y="0"/>
+                            <a:ext cx="3640017" cy="3096454"/>
+                          </a:xfrm>
+                          <a:prstGeom prst="rect">
+                            <a:avLst/>
+                          </a:prstGeom>
+                        </pic:spPr>
+                      </pic:pic>
+                    </a:graphicData>
+                  </a:graphic>
+                </wp:inline>
+              </w:drawing>
+            </w:r>
+          </w:p>
         </w:tc>
       </w:tr>
     </w:tbl>
@@ -1829,8 +2072,13 @@
             <w:tcW w:w="4508" w:type="dxa"/>
           </w:tcPr>
           <w:p>
-            <w:r>
-              <w:t xml:space="preserve">Jenis </w:t>
+            <w:proofErr w:type="spellStart"/>
+            <w:r>
+              <w:t>Jenis</w:t>
+            </w:r>
+            <w:proofErr w:type="spellEnd"/>
+            <w:r>
+              <w:t xml:space="preserve"> </w:t>
             </w:r>
             <w:proofErr w:type="spellStart"/>
             <w:r>
@@ -2041,8 +2289,13 @@
             </w:r>
             <w:proofErr w:type="spellEnd"/>
             <w:r>
-              <w:t xml:space="preserve"> LAN Card Ethernet/Kabel</w:t>
-            </w:r>
+              <w:t xml:space="preserve"> LAN Card Ethernet/</w:t>
+            </w:r>
+            <w:proofErr w:type="spellStart"/>
+            <w:r>
+              <w:t>Kabel</w:t>
+            </w:r>
+            <w:proofErr w:type="spellEnd"/>
           </w:p>
         </w:tc>
         <w:tc>
@@ -2095,7 +2348,6 @@
           </w:tcPr>
           <w:p>
             <w:r>
-              <w:lastRenderedPageBreak/>
               <w:t xml:space="preserve">Screenshot </w:t>
             </w:r>
             <w:proofErr w:type="spellStart"/>
@@ -2130,7 +2382,7 @@
                           <pic:cNvPicPr/>
                         </pic:nvPicPr>
                         <pic:blipFill>
-                          <a:blip r:embed="rId9"/>
+                          <a:blip r:embed="rId13"/>
                           <a:stretch>
                             <a:fillRect/>
                           </a:stretch>
@@ -2160,6 +2412,7 @@
           </w:tcPr>
           <w:p>
             <w:r>
+              <w:lastRenderedPageBreak/>
               <w:t>Screenshot CPU Core &amp; Thread</w:t>
             </w:r>
           </w:p>
@@ -2189,7 +2442,7 @@
                           <pic:cNvPicPr/>
                         </pic:nvPicPr>
                         <pic:blipFill>
-                          <a:blip r:embed="rId10"/>
+                          <a:blip r:embed="rId14"/>
                           <a:stretch>
                             <a:fillRect/>
                           </a:stretch>
@@ -2295,7 +2548,7 @@
                           <pic:cNvPicPr/>
                         </pic:nvPicPr>
                         <pic:blipFill>
-                          <a:blip r:embed="rId11"/>
+                          <a:blip r:embed="rId15"/>
                           <a:stretch>
                             <a:fillRect/>
                           </a:stretch>
@@ -2385,8 +2638,13 @@
             <w:tcW w:w="4508" w:type="dxa"/>
           </w:tcPr>
           <w:p>
-            <w:r>
-              <w:t xml:space="preserve">Jenis </w:t>
+            <w:proofErr w:type="spellStart"/>
+            <w:r>
+              <w:t>Jenis</w:t>
+            </w:r>
+            <w:proofErr w:type="spellEnd"/>
+            <w:r>
+              <w:t xml:space="preserve"> </w:t>
             </w:r>
             <w:proofErr w:type="spellStart"/>
             <w:r>
@@ -2399,7 +2657,10 @@
           <w:tcPr>
             <w:tcW w:w="4509" w:type="dxa"/>
           </w:tcPr>
-          <w:p/>
+          <w:p>
+            <w:bookmarkStart w:id="0" w:name="_GoBack"/>
+            <w:bookmarkEnd w:id="0"/>
+          </w:p>
         </w:tc>
       </w:tr>
       <w:tr>
@@ -2449,7 +2710,6 @@
           </w:tcPr>
           <w:p>
             <w:r>
-              <w:lastRenderedPageBreak/>
               <w:t>CPU Core</w:t>
             </w:r>
           </w:p>
@@ -2568,8 +2828,13 @@
             </w:r>
             <w:proofErr w:type="spellEnd"/>
             <w:r>
-              <w:t xml:space="preserve"> LAN Card Ethernet/Kabel</w:t>
-            </w:r>
+              <w:t xml:space="preserve"> LAN Card Ethernet/</w:t>
+            </w:r>
+            <w:proofErr w:type="spellStart"/>
+            <w:r>
+              <w:t>Kabel</w:t>
+            </w:r>
+            <w:proofErr w:type="spellEnd"/>
           </w:p>
         </w:tc>
         <w:tc>
@@ -2780,8 +3045,14 @@
             <w:tcW w:w="4508" w:type="dxa"/>
           </w:tcPr>
           <w:p>
-            <w:r>
-              <w:t xml:space="preserve">Jenis </w:t>
+            <w:proofErr w:type="spellStart"/>
+            <w:r>
+              <w:lastRenderedPageBreak/>
+              <w:t>Jenis</w:t>
+            </w:r>
+            <w:proofErr w:type="spellEnd"/>
+            <w:r>
+              <w:t xml:space="preserve"> </w:t>
             </w:r>
             <w:proofErr w:type="spellStart"/>
             <w:r>
@@ -2962,8 +3233,13 @@
             </w:r>
             <w:proofErr w:type="spellEnd"/>
             <w:r>
-              <w:t xml:space="preserve"> LAN Card Ethernet/Kabel</w:t>
-            </w:r>
+              <w:t xml:space="preserve"> LAN Card Ethernet/</w:t>
+            </w:r>
+            <w:proofErr w:type="spellStart"/>
+            <w:r>
+              <w:t>Kabel</w:t>
+            </w:r>
+            <w:proofErr w:type="spellEnd"/>
           </w:p>
         </w:tc>
         <w:tc>
@@ -3170,8 +3446,13 @@
             <w:tcW w:w="4508" w:type="dxa"/>
           </w:tcPr>
           <w:p>
-            <w:r>
-              <w:t xml:space="preserve">Jenis </w:t>
+            <w:proofErr w:type="spellStart"/>
+            <w:r>
+              <w:t>Jenis</w:t>
+            </w:r>
+            <w:proofErr w:type="spellEnd"/>
+            <w:r>
+              <w:t xml:space="preserve"> </w:t>
             </w:r>
             <w:proofErr w:type="spellStart"/>
             <w:r>
@@ -3352,8 +3633,13 @@
             </w:r>
             <w:proofErr w:type="spellEnd"/>
             <w:r>
-              <w:t xml:space="preserve"> LAN Card Ethernet/Kabel</w:t>
-            </w:r>
+              <w:t xml:space="preserve"> LAN Card Ethernet/</w:t>
+            </w:r>
+            <w:proofErr w:type="spellStart"/>
+            <w:r>
+              <w:t>Kabel</w:t>
+            </w:r>
+            <w:proofErr w:type="spellEnd"/>
           </w:p>
         </w:tc>
         <w:tc>
@@ -3512,7 +3798,7 @@
 </file>
 
 <file path=word/styles.xml><?xml version="1.0" encoding="utf-8"?>
-<w:styles xmlns:mc="http://schemas.openxmlformats.org/markup-compatibility/2006" xmlns:r="http://schemas.openxmlformats.org/officeDocument/2006/relationships" xmlns:w="http://schemas.openxmlformats.org/wordprocessingml/2006/main" xmlns:w14="http://schemas.microsoft.com/office/word/2010/wordml" xmlns:w15="http://schemas.microsoft.com/office/word/2012/wordml" xmlns:w16cex="http://schemas.microsoft.com/office/word/2018/wordml/cex" xmlns:w16cid="http://schemas.microsoft.com/office/word/2016/wordml/cid" xmlns:w16="http://schemas.microsoft.com/office/word/2018/wordml" xmlns:w16du="http://schemas.microsoft.com/office/word/2023/wordml/word16du" xmlns:w16sdtdh="http://schemas.microsoft.com/office/word/2020/wordml/sdtdatahash" xmlns:w16sdtfl="http://schemas.microsoft.com/office/word/2024/wordml/sdtformatlock" xmlns:w16se="http://schemas.microsoft.com/office/word/2015/wordml/symex" mc:Ignorable="w14 w15 w16se w16cid w16 w16cex w16sdtdh w16sdtfl w16du">
+<w:styles xmlns:mc="http://schemas.openxmlformats.org/markup-compatibility/2006" xmlns:r="http://schemas.openxmlformats.org/officeDocument/2006/relationships" xmlns:w="http://schemas.openxmlformats.org/wordprocessingml/2006/main" xmlns:w14="http://schemas.microsoft.com/office/word/2010/wordml" xmlns:w15="http://schemas.microsoft.com/office/word/2012/wordml" xmlns:w16se="http://schemas.microsoft.com/office/word/2015/wordml/symex" mc:Ignorable="w14 w15 w16se">
   <w:docDefaults>
     <w:rPrDefault>
       <w:rPr>
@@ -3528,7 +3814,7 @@
       </w:pPr>
     </w:pPrDefault>
   </w:docDefaults>
-  <w:latentStyles w:defLockedState="0" w:defUIPriority="99" w:defSemiHidden="0" w:defUnhideWhenUsed="0" w:defQFormat="0" w:count="376">
+  <w:latentStyles w:defLockedState="0" w:defUIPriority="99" w:defSemiHidden="0" w:defUnhideWhenUsed="0" w:defQFormat="0" w:count="371">
     <w:lsdException w:name="Normal" w:uiPriority="0" w:qFormat="1"/>
     <w:lsdException w:name="heading 1" w:uiPriority="9" w:qFormat="1"/>
     <w:lsdException w:name="heading 2" w:semiHidden="1" w:uiPriority="9" w:unhideWhenUsed="1" w:qFormat="1"/>
@@ -3900,11 +4186,6 @@
     <w:lsdException w:name="List Table 5 Dark Accent 6" w:uiPriority="50"/>
     <w:lsdException w:name="List Table 6 Colorful Accent 6" w:uiPriority="51"/>
     <w:lsdException w:name="List Table 7 Colorful Accent 6" w:uiPriority="52"/>
-    <w:lsdException w:name="Mention" w:semiHidden="1" w:unhideWhenUsed="1"/>
-    <w:lsdException w:name="Smart Hyperlink" w:semiHidden="1" w:unhideWhenUsed="1"/>
-    <w:lsdException w:name="Hashtag" w:semiHidden="1" w:unhideWhenUsed="1"/>
-    <w:lsdException w:name="Unresolved Mention" w:semiHidden="1" w:unhideWhenUsed="1"/>
-    <w:lsdException w:name="Smart Link" w:semiHidden="1" w:unhideWhenUsed="1"/>
   </w:latentStyles>
   <w:style w:type="paragraph" w:default="1" w:styleId="Normal">
     <w:name w:val="Normal"/>
@@ -4260,7 +4541,7 @@
 </file>
 
 <file path=customXml/itemProps1.xml><?xml version="1.0" encoding="utf-8"?>
-<ds:datastoreItem xmlns:ds="http://schemas.openxmlformats.org/officeDocument/2006/customXml" ds:itemID="{01B201E7-245C-4552-AE1E-E0108E40E95A}">
+<ds:datastoreItem xmlns:ds="http://schemas.openxmlformats.org/officeDocument/2006/customXml" ds:itemID="{A19DB970-DB38-4AD4-B2E9-1F1222471EB1}">
   <ds:schemaRefs>
     <ds:schemaRef ds:uri="http://schemas.openxmlformats.org/officeDocument/2006/bibliography"/>
   </ds:schemaRefs>

--- a/Nama Varian.docx
+++ b/Nama Varian.docx
@@ -1,6 +1,6 @@
 
 <file path=word/document.xml><?xml version="1.0" encoding="utf-8"?>
-<w:document xmlns:wpc="http://schemas.microsoft.com/office/word/2010/wordprocessingCanvas" xmlns:cx="http://schemas.microsoft.com/office/drawing/2014/chartex" xmlns:mc="http://schemas.openxmlformats.org/markup-compatibility/2006" xmlns:o="urn:schemas-microsoft-com:office:office" xmlns:r="http://schemas.openxmlformats.org/officeDocument/2006/relationships" xmlns:m="http://schemas.openxmlformats.org/officeDocument/2006/math" xmlns:v="urn:schemas-microsoft-com:vml" xmlns:wp14="http://schemas.microsoft.com/office/word/2010/wordprocessingDrawing" xmlns:wp="http://schemas.openxmlformats.org/drawingml/2006/wordprocessingDrawing" xmlns:w10="urn:schemas-microsoft-com:office:word" xmlns:w="http://schemas.openxmlformats.org/wordprocessingml/2006/main" xmlns:w14="http://schemas.microsoft.com/office/word/2010/wordml" xmlns:w15="http://schemas.microsoft.com/office/word/2012/wordml" xmlns:w16se="http://schemas.microsoft.com/office/word/2015/wordml/symex" xmlns:wpg="http://schemas.microsoft.com/office/word/2010/wordprocessingGroup" xmlns:wpi="http://schemas.microsoft.com/office/word/2010/wordprocessingInk" xmlns:wne="http://schemas.microsoft.com/office/word/2006/wordml" xmlns:wps="http://schemas.microsoft.com/office/word/2010/wordprocessingShape" mc:Ignorable="w14 w15 w16se wp14">
+<w:document xmlns:wpc="http://schemas.microsoft.com/office/word/2010/wordprocessingCanvas" xmlns:cx="http://schemas.microsoft.com/office/drawing/2014/chartex" xmlns:cx1="http://schemas.microsoft.com/office/drawing/2015/9/8/chartex" xmlns:cx2="http://schemas.microsoft.com/office/drawing/2015/10/21/chartex" xmlns:cx3="http://schemas.microsoft.com/office/drawing/2016/5/9/chartex" xmlns:cx4="http://schemas.microsoft.com/office/drawing/2016/5/10/chartex" xmlns:cx5="http://schemas.microsoft.com/office/drawing/2016/5/11/chartex" xmlns:cx6="http://schemas.microsoft.com/office/drawing/2016/5/12/chartex" xmlns:cx7="http://schemas.microsoft.com/office/drawing/2016/5/13/chartex" xmlns:cx8="http://schemas.microsoft.com/office/drawing/2016/5/14/chartex" xmlns:mc="http://schemas.openxmlformats.org/markup-compatibility/2006" xmlns:aink="http://schemas.microsoft.com/office/drawing/2016/ink" xmlns:am3d="http://schemas.microsoft.com/office/drawing/2017/model3d" xmlns:o="urn:schemas-microsoft-com:office:office" xmlns:r="http://schemas.openxmlformats.org/officeDocument/2006/relationships" xmlns:m="http://schemas.openxmlformats.org/officeDocument/2006/math" xmlns:v="urn:schemas-microsoft-com:vml" xmlns:wp14="http://schemas.microsoft.com/office/word/2010/wordprocessingDrawing" xmlns:wp="http://schemas.openxmlformats.org/drawingml/2006/wordprocessingDrawing" xmlns:w10="urn:schemas-microsoft-com:office:word" xmlns:w="http://schemas.openxmlformats.org/wordprocessingml/2006/main" xmlns:w14="http://schemas.microsoft.com/office/word/2010/wordml" xmlns:w15="http://schemas.microsoft.com/office/word/2012/wordml" xmlns:w16cex="http://schemas.microsoft.com/office/word/2018/wordml/cex" xmlns:w16cid="http://schemas.microsoft.com/office/word/2016/wordml/cid" xmlns:w16="http://schemas.microsoft.com/office/word/2018/wordml" xmlns:w16sdtdh="http://schemas.microsoft.com/office/word/2020/wordml/sdtdatahash" xmlns:w16se="http://schemas.microsoft.com/office/word/2015/wordml/symex" xmlns:wpg="http://schemas.microsoft.com/office/word/2010/wordprocessingGroup" xmlns:wpi="http://schemas.microsoft.com/office/word/2010/wordprocessingInk" xmlns:wne="http://schemas.microsoft.com/office/word/2006/wordml" xmlns:wps="http://schemas.microsoft.com/office/word/2010/wordprocessingShape" mc:Ignorable="w14 w15 w16se w16cid w16 w16cex w16sdtdh wp14">
   <w:body>
     <w:tbl>
       <w:tblPr>
@@ -284,13 +284,8 @@
             </w:r>
             <w:proofErr w:type="spellEnd"/>
             <w:r>
-              <w:t xml:space="preserve"> LAN Card Ethernet/</w:t>
-            </w:r>
-            <w:proofErr w:type="spellStart"/>
-            <w:r>
-              <w:t>Kabel</w:t>
-            </w:r>
-            <w:proofErr w:type="spellEnd"/>
+              <w:t xml:space="preserve"> LAN Card Ethernet/Kabel</w:t>
+            </w:r>
           </w:p>
         </w:tc>
         <w:tc>
@@ -867,13 +862,8 @@
             </w:r>
             <w:proofErr w:type="spellEnd"/>
             <w:r>
-              <w:t xml:space="preserve"> LAN Card Ethernet/</w:t>
-            </w:r>
-            <w:proofErr w:type="spellStart"/>
-            <w:r>
-              <w:t>Kabel</w:t>
-            </w:r>
-            <w:proofErr w:type="spellEnd"/>
+              <w:t xml:space="preserve"> LAN Card Ethernet/Kabel</w:t>
+            </w:r>
           </w:p>
         </w:tc>
         <w:tc>
@@ -1260,13 +1250,8 @@
             </w:r>
             <w:proofErr w:type="spellEnd"/>
             <w:r>
-              <w:t xml:space="preserve"> LAN Card Ethernet/</w:t>
-            </w:r>
-            <w:proofErr w:type="spellStart"/>
-            <w:r>
-              <w:t>Kabel</w:t>
-            </w:r>
-            <w:proofErr w:type="spellEnd"/>
+              <w:t xml:space="preserve"> LAN Card Ethernet/Kabel</w:t>
+            </w:r>
           </w:p>
         </w:tc>
         <w:tc>
@@ -1694,13 +1679,8 @@
             </w:r>
             <w:proofErr w:type="spellEnd"/>
             <w:r>
-              <w:t xml:space="preserve"> LAN Card Ethernet/</w:t>
-            </w:r>
-            <w:proofErr w:type="spellStart"/>
-            <w:r>
-              <w:t>Kabel</w:t>
-            </w:r>
-            <w:proofErr w:type="spellEnd"/>
+              <w:t xml:space="preserve"> LAN Card Ethernet/Kabel</w:t>
+            </w:r>
           </w:p>
         </w:tc>
         <w:tc>
@@ -1768,6 +1748,9 @@
           </w:tcPr>
           <w:p>
             <w:r>
+              <w:rPr>
+                <w:noProof/>
+              </w:rPr>
               <w:drawing>
                 <wp:inline distT="0" distB="0" distL="0" distR="0" wp14:anchorId="3C4E28FB" wp14:editId="6645E97D">
                   <wp:extent cx="3316406" cy="2440556"/>
@@ -1825,6 +1808,9 @@
           </w:tcPr>
           <w:p>
             <w:r>
+              <w:rPr>
+                <w:noProof/>
+              </w:rPr>
               <w:drawing>
                 <wp:inline distT="0" distB="0" distL="0" distR="0" wp14:anchorId="3346A563" wp14:editId="0E16309C">
                   <wp:extent cx="3124935" cy="2780836"/>
@@ -1902,6 +1888,9 @@
           </w:tcPr>
           <w:p>
             <w:r>
+              <w:rPr>
+                <w:noProof/>
+              </w:rPr>
               <w:drawing>
                 <wp:inline distT="0" distB="0" distL="0" distR="0" wp14:anchorId="0FE3746F" wp14:editId="2039B664">
                   <wp:extent cx="3626480" cy="2914602"/>
@@ -1966,6 +1955,9 @@
           </w:tcPr>
           <w:p>
             <w:r>
+              <w:rPr>
+                <w:noProof/>
+              </w:rPr>
               <w:drawing>
                 <wp:inline distT="0" distB="0" distL="0" distR="0" wp14:anchorId="1FA14EF6" wp14:editId="7F1E832D">
                   <wp:extent cx="3630441" cy="3088308"/>
@@ -2289,13 +2281,8 @@
             </w:r>
             <w:proofErr w:type="spellEnd"/>
             <w:r>
-              <w:t xml:space="preserve"> LAN Card Ethernet/</w:t>
-            </w:r>
-            <w:proofErr w:type="spellStart"/>
-            <w:r>
-              <w:t>Kabel</w:t>
-            </w:r>
-            <w:proofErr w:type="spellEnd"/>
+              <w:t xml:space="preserve"> LAN Card Ethernet/Kabel</w:t>
+            </w:r>
           </w:p>
         </w:tc>
         <w:tc>
@@ -2580,8 +2567,8 @@
         <w:tblLook w:val="04A0" w:firstRow="1" w:lastRow="0" w:firstColumn="1" w:lastColumn="0" w:noHBand="0" w:noVBand="1"/>
       </w:tblPr>
       <w:tblGrid>
-        <w:gridCol w:w="4508"/>
-        <w:gridCol w:w="4509"/>
+        <w:gridCol w:w="2951"/>
+        <w:gridCol w:w="6066"/>
       </w:tblGrid>
       <w:tr>
         <w:tc>
@@ -2658,8 +2645,11 @@
             <w:tcW w:w="4509" w:type="dxa"/>
           </w:tcPr>
           <w:p>
-            <w:bookmarkStart w:id="0" w:name="_GoBack"/>
-            <w:bookmarkEnd w:id="0"/>
+            <w:proofErr w:type="spellStart"/>
+            <w:r>
+              <w:t>Rakitan</w:t>
+            </w:r>
+            <w:proofErr w:type="spellEnd"/>
           </w:p>
         </w:tc>
       </w:tr>
@@ -2678,7 +2668,19 @@
           <w:tcPr>
             <w:tcW w:w="4509" w:type="dxa"/>
           </w:tcPr>
-          <w:p/>
+          <w:p>
+            <w:r>
+              <w:t xml:space="preserve">ASUS </w:t>
+            </w:r>
+            <w:proofErr w:type="spellStart"/>
+            <w:r>
+              <w:t>ExpertCenter</w:t>
+            </w:r>
+            <w:proofErr w:type="spellEnd"/>
+            <w:r>
+              <w:t xml:space="preserve"> D500TC</w:t>
+            </w:r>
+          </w:p>
         </w:tc>
       </w:tr>
       <w:tr>
@@ -2718,7 +2720,11 @@
           <w:tcPr>
             <w:tcW w:w="4509" w:type="dxa"/>
           </w:tcPr>
-          <w:p/>
+          <w:p>
+            <w:r>
+              <w:t>8</w:t>
+            </w:r>
+          </w:p>
         </w:tc>
       </w:tr>
       <w:tr>
@@ -2736,7 +2742,11 @@
           <w:tcPr>
             <w:tcW w:w="4509" w:type="dxa"/>
           </w:tcPr>
-          <w:p/>
+          <w:p>
+            <w:r>
+              <w:t>16</w:t>
+            </w:r>
+          </w:p>
         </w:tc>
       </w:tr>
       <w:tr>
@@ -2764,7 +2774,11 @@
           <w:tcPr>
             <w:tcW w:w="4509" w:type="dxa"/>
           </w:tcPr>
-          <w:p/>
+          <w:p>
+            <w:r>
+              <w:t>SSD</w:t>
+            </w:r>
+          </w:p>
         </w:tc>
       </w:tr>
       <w:tr>
@@ -2795,7 +2809,11 @@
           <w:tcPr>
             <w:tcW w:w="4509" w:type="dxa"/>
           </w:tcPr>
-          <w:p/>
+          <w:p>
+            <w:r>
+              <w:t>256GB</w:t>
+            </w:r>
+          </w:p>
         </w:tc>
       </w:tr>
       <w:tr>
@@ -2813,7 +2831,11 @@
           <w:tcPr>
             <w:tcW w:w="4509" w:type="dxa"/>
           </w:tcPr>
-          <w:p/>
+          <w:p>
+            <w:r>
+              <w:t>8GB</w:t>
+            </w:r>
+          </w:p>
         </w:tc>
       </w:tr>
       <w:tr>
@@ -2828,20 +2850,19 @@
             </w:r>
             <w:proofErr w:type="spellEnd"/>
             <w:r>
-              <w:t xml:space="preserve"> LAN Card Ethernet/</w:t>
-            </w:r>
-            <w:proofErr w:type="spellStart"/>
-            <w:r>
-              <w:t>Kabel</w:t>
-            </w:r>
-            <w:proofErr w:type="spellEnd"/>
-          </w:p>
-        </w:tc>
-        <w:tc>
-          <w:tcPr>
-            <w:tcW w:w="4509" w:type="dxa"/>
-          </w:tcPr>
-          <w:p/>
+              <w:t xml:space="preserve"> LAN Card Ethernet/Kabel</w:t>
+            </w:r>
+          </w:p>
+        </w:tc>
+        <w:tc>
+          <w:tcPr>
+            <w:tcW w:w="4509" w:type="dxa"/>
+          </w:tcPr>
+          <w:p>
+            <w:r>
+              <w:t>1GBPS</w:t>
+            </w:r>
+          </w:p>
         </w:tc>
       </w:tr>
       <w:tr>
@@ -2869,16 +2890,21 @@
           <w:tcPr>
             <w:tcW w:w="4509" w:type="dxa"/>
           </w:tcPr>
-          <w:p/>
-        </w:tc>
-      </w:tr>
-      <w:tr>
-        <w:tc>
-          <w:tcPr>
-            <w:tcW w:w="4508" w:type="dxa"/>
-          </w:tcPr>
-          <w:p>
-            <w:r>
+          <w:p>
+            <w:r>
+              <w:t>Windows 11 Home</w:t>
+            </w:r>
+          </w:p>
+        </w:tc>
+      </w:tr>
+      <w:tr>
+        <w:tc>
+          <w:tcPr>
+            <w:tcW w:w="4508" w:type="dxa"/>
+          </w:tcPr>
+          <w:p>
+            <w:r>
+              <w:lastRenderedPageBreak/>
               <w:t xml:space="preserve">Screenshot </w:t>
             </w:r>
             <w:proofErr w:type="spellStart"/>
@@ -2892,7 +2918,45 @@
           <w:tcPr>
             <w:tcW w:w="4509" w:type="dxa"/>
           </w:tcPr>
-          <w:p/>
+          <w:p>
+            <w:r>
+              <w:drawing>
+                <wp:inline distT="0" distB="0" distL="0" distR="0" wp14:anchorId="303E1224" wp14:editId="23982563">
+                  <wp:extent cx="3712845" cy="2725303"/>
+                  <wp:effectExtent l="0" t="0" r="1905" b="0"/>
+                  <wp:docPr id="10" name="Picture 10"/>
+                  <wp:cNvGraphicFramePr>
+                    <a:graphicFrameLocks xmlns:a="http://schemas.openxmlformats.org/drawingml/2006/main" noChangeAspect="1"/>
+                  </wp:cNvGraphicFramePr>
+                  <a:graphic xmlns:a="http://schemas.openxmlformats.org/drawingml/2006/main">
+                    <a:graphicData uri="http://schemas.openxmlformats.org/drawingml/2006/picture">
+                      <pic:pic xmlns:pic="http://schemas.openxmlformats.org/drawingml/2006/picture">
+                        <pic:nvPicPr>
+                          <pic:cNvPr id="1" name=""/>
+                          <pic:cNvPicPr/>
+                        </pic:nvPicPr>
+                        <pic:blipFill>
+                          <a:blip r:embed="rId16"/>
+                          <a:stretch>
+                            <a:fillRect/>
+                          </a:stretch>
+                        </pic:blipFill>
+                        <pic:spPr>
+                          <a:xfrm>
+                            <a:off x="0" y="0"/>
+                            <a:ext cx="3745533" cy="2749297"/>
+                          </a:xfrm>
+                          <a:prstGeom prst="rect">
+                            <a:avLst/>
+                          </a:prstGeom>
+                        </pic:spPr>
+                      </pic:pic>
+                    </a:graphicData>
+                  </a:graphic>
+                </wp:inline>
+              </w:drawing>
+            </w:r>
+          </w:p>
         </w:tc>
       </w:tr>
       <w:tr>
@@ -2910,7 +2974,45 @@
           <w:tcPr>
             <w:tcW w:w="4509" w:type="dxa"/>
           </w:tcPr>
-          <w:p/>
+          <w:p>
+            <w:r>
+              <w:drawing>
+                <wp:inline distT="0" distB="0" distL="0" distR="0" wp14:anchorId="08E04DD8" wp14:editId="5B40223E">
+                  <wp:extent cx="3690319" cy="2806065"/>
+                  <wp:effectExtent l="0" t="0" r="5715" b="0"/>
+                  <wp:docPr id="11" name="Picture 11"/>
+                  <wp:cNvGraphicFramePr>
+                    <a:graphicFrameLocks xmlns:a="http://schemas.openxmlformats.org/drawingml/2006/main" noChangeAspect="1"/>
+                  </wp:cNvGraphicFramePr>
+                  <a:graphic xmlns:a="http://schemas.openxmlformats.org/drawingml/2006/main">
+                    <a:graphicData uri="http://schemas.openxmlformats.org/drawingml/2006/picture">
+                      <pic:pic xmlns:pic="http://schemas.openxmlformats.org/drawingml/2006/picture">
+                        <pic:nvPicPr>
+                          <pic:cNvPr id="1" name=""/>
+                          <pic:cNvPicPr/>
+                        </pic:nvPicPr>
+                        <pic:blipFill>
+                          <a:blip r:embed="rId17"/>
+                          <a:stretch>
+                            <a:fillRect/>
+                          </a:stretch>
+                        </pic:blipFill>
+                        <pic:spPr>
+                          <a:xfrm>
+                            <a:off x="0" y="0"/>
+                            <a:ext cx="3697753" cy="2811717"/>
+                          </a:xfrm>
+                          <a:prstGeom prst="rect">
+                            <a:avLst/>
+                          </a:prstGeom>
+                        </pic:spPr>
+                      </pic:pic>
+                    </a:graphicData>
+                  </a:graphic>
+                </wp:inline>
+              </w:drawing>
+            </w:r>
+          </w:p>
         </w:tc>
       </w:tr>
       <w:tr>
@@ -2949,16 +3051,55 @@
           <w:tcPr>
             <w:tcW w:w="4509" w:type="dxa"/>
           </w:tcPr>
-          <w:p/>
-        </w:tc>
-      </w:tr>
-      <w:tr>
-        <w:tc>
-          <w:tcPr>
-            <w:tcW w:w="4508" w:type="dxa"/>
-          </w:tcPr>
-          <w:p>
-            <w:r>
+          <w:p>
+            <w:r>
+              <w:drawing>
+                <wp:inline distT="0" distB="0" distL="0" distR="0" wp14:anchorId="18422027" wp14:editId="15F89825">
+                  <wp:extent cx="3655695" cy="2917833"/>
+                  <wp:effectExtent l="0" t="0" r="1905" b="0"/>
+                  <wp:docPr id="12" name="Picture 12"/>
+                  <wp:cNvGraphicFramePr>
+                    <a:graphicFrameLocks xmlns:a="http://schemas.openxmlformats.org/drawingml/2006/main" noChangeAspect="1"/>
+                  </wp:cNvGraphicFramePr>
+                  <a:graphic xmlns:a="http://schemas.openxmlformats.org/drawingml/2006/main">
+                    <a:graphicData uri="http://schemas.openxmlformats.org/drawingml/2006/picture">
+                      <pic:pic xmlns:pic="http://schemas.openxmlformats.org/drawingml/2006/picture">
+                        <pic:nvPicPr>
+                          <pic:cNvPr id="1" name=""/>
+                          <pic:cNvPicPr/>
+                        </pic:nvPicPr>
+                        <pic:blipFill>
+                          <a:blip r:embed="rId18"/>
+                          <a:stretch>
+                            <a:fillRect/>
+                          </a:stretch>
+                        </pic:blipFill>
+                        <pic:spPr>
+                          <a:xfrm>
+                            <a:off x="0" y="0"/>
+                            <a:ext cx="3658186" cy="2919821"/>
+                          </a:xfrm>
+                          <a:prstGeom prst="rect">
+                            <a:avLst/>
+                          </a:prstGeom>
+                        </pic:spPr>
+                      </pic:pic>
+                    </a:graphicData>
+                  </a:graphic>
+                </wp:inline>
+              </w:drawing>
+            </w:r>
+          </w:p>
+        </w:tc>
+      </w:tr>
+      <w:tr>
+        <w:tc>
+          <w:tcPr>
+            <w:tcW w:w="4508" w:type="dxa"/>
+          </w:tcPr>
+          <w:p>
+            <w:r>
+              <w:lastRenderedPageBreak/>
               <w:t xml:space="preserve">Screenshot </w:t>
             </w:r>
             <w:proofErr w:type="spellStart"/>
@@ -2975,7 +3116,45 @@
           <w:tcPr>
             <w:tcW w:w="4509" w:type="dxa"/>
           </w:tcPr>
-          <w:p/>
+          <w:p>
+            <w:r>
+              <w:drawing>
+                <wp:inline distT="0" distB="0" distL="0" distR="0" wp14:anchorId="198335E2" wp14:editId="42C57251">
+                  <wp:extent cx="3409950" cy="877512"/>
+                  <wp:effectExtent l="0" t="0" r="0" b="0"/>
+                  <wp:docPr id="13" name="Picture 13"/>
+                  <wp:cNvGraphicFramePr>
+                    <a:graphicFrameLocks xmlns:a="http://schemas.openxmlformats.org/drawingml/2006/main" noChangeAspect="1"/>
+                  </wp:cNvGraphicFramePr>
+                  <a:graphic xmlns:a="http://schemas.openxmlformats.org/drawingml/2006/main">
+                    <a:graphicData uri="http://schemas.openxmlformats.org/drawingml/2006/picture">
+                      <pic:pic xmlns:pic="http://schemas.openxmlformats.org/drawingml/2006/picture">
+                        <pic:nvPicPr>
+                          <pic:cNvPr id="1" name=""/>
+                          <pic:cNvPicPr/>
+                        </pic:nvPicPr>
+                        <pic:blipFill>
+                          <a:blip r:embed="rId19"/>
+                          <a:stretch>
+                            <a:fillRect/>
+                          </a:stretch>
+                        </pic:blipFill>
+                        <pic:spPr>
+                          <a:xfrm>
+                            <a:off x="0" y="0"/>
+                            <a:ext cx="3449014" cy="887565"/>
+                          </a:xfrm>
+                          <a:prstGeom prst="rect">
+                            <a:avLst/>
+                          </a:prstGeom>
+                        </pic:spPr>
+                      </pic:pic>
+                    </a:graphicData>
+                  </a:graphic>
+                </wp:inline>
+              </w:drawing>
+            </w:r>
+          </w:p>
         </w:tc>
       </w:tr>
     </w:tbl>
@@ -3047,7 +3226,6 @@
           <w:p>
             <w:proofErr w:type="spellStart"/>
             <w:r>
-              <w:lastRenderedPageBreak/>
               <w:t>Jenis</w:t>
             </w:r>
             <w:proofErr w:type="spellEnd"/>
@@ -3233,13 +3411,8 @@
             </w:r>
             <w:proofErr w:type="spellEnd"/>
             <w:r>
-              <w:t xml:space="preserve"> LAN Card Ethernet/</w:t>
-            </w:r>
-            <w:proofErr w:type="spellStart"/>
-            <w:r>
-              <w:t>Kabel</w:t>
-            </w:r>
-            <w:proofErr w:type="spellEnd"/>
+              <w:t xml:space="preserve"> LAN Card Ethernet/Kabel</w:t>
+            </w:r>
           </w:p>
         </w:tc>
         <w:tc>
@@ -3633,13 +3806,8 @@
             </w:r>
             <w:proofErr w:type="spellEnd"/>
             <w:r>
-              <w:t xml:space="preserve"> LAN Card Ethernet/</w:t>
-            </w:r>
-            <w:proofErr w:type="spellStart"/>
-            <w:r>
-              <w:t>Kabel</w:t>
-            </w:r>
-            <w:proofErr w:type="spellEnd"/>
+              <w:t xml:space="preserve"> LAN Card Ethernet/Kabel</w:t>
+            </w:r>
           </w:p>
         </w:tc>
         <w:tc>
@@ -3798,7 +3966,7 @@
 </file>
 
 <file path=word/styles.xml><?xml version="1.0" encoding="utf-8"?>
-<w:styles xmlns:mc="http://schemas.openxmlformats.org/markup-compatibility/2006" xmlns:r="http://schemas.openxmlformats.org/officeDocument/2006/relationships" xmlns:w="http://schemas.openxmlformats.org/wordprocessingml/2006/main" xmlns:w14="http://schemas.microsoft.com/office/word/2010/wordml" xmlns:w15="http://schemas.microsoft.com/office/word/2012/wordml" xmlns:w16se="http://schemas.microsoft.com/office/word/2015/wordml/symex" mc:Ignorable="w14 w15 w16se">
+<w:styles xmlns:mc="http://schemas.openxmlformats.org/markup-compatibility/2006" xmlns:r="http://schemas.openxmlformats.org/officeDocument/2006/relationships" xmlns:w="http://schemas.openxmlformats.org/wordprocessingml/2006/main" xmlns:w14="http://schemas.microsoft.com/office/word/2010/wordml" xmlns:w15="http://schemas.microsoft.com/office/word/2012/wordml" xmlns:w16cex="http://schemas.microsoft.com/office/word/2018/wordml/cex" xmlns:w16cid="http://schemas.microsoft.com/office/word/2016/wordml/cid" xmlns:w16="http://schemas.microsoft.com/office/word/2018/wordml" xmlns:w16sdtdh="http://schemas.microsoft.com/office/word/2020/wordml/sdtdatahash" xmlns:w16se="http://schemas.microsoft.com/office/word/2015/wordml/symex" mc:Ignorable="w14 w15 w16se w16cid w16 w16cex w16sdtdh">
   <w:docDefaults>
     <w:rPrDefault>
       <w:rPr>
@@ -3814,7 +3982,7 @@
       </w:pPr>
     </w:pPrDefault>
   </w:docDefaults>
-  <w:latentStyles w:defLockedState="0" w:defUIPriority="99" w:defSemiHidden="0" w:defUnhideWhenUsed="0" w:defQFormat="0" w:count="371">
+  <w:latentStyles w:defLockedState="0" w:defUIPriority="99" w:defSemiHidden="0" w:defUnhideWhenUsed="0" w:defQFormat="0" w:count="376">
     <w:lsdException w:name="Normal" w:uiPriority="0" w:qFormat="1"/>
     <w:lsdException w:name="heading 1" w:uiPriority="9" w:qFormat="1"/>
     <w:lsdException w:name="heading 2" w:semiHidden="1" w:uiPriority="9" w:unhideWhenUsed="1" w:qFormat="1"/>
@@ -3920,7 +4088,6 @@
     <w:lsdException w:name="HTML Sample" w:semiHidden="1" w:unhideWhenUsed="1"/>
     <w:lsdException w:name="HTML Typewriter" w:semiHidden="1" w:unhideWhenUsed="1"/>
     <w:lsdException w:name="HTML Variable" w:semiHidden="1" w:unhideWhenUsed="1"/>
-    <w:lsdException w:name="Normal Table" w:semiHidden="1" w:unhideWhenUsed="1"/>
     <w:lsdException w:name="annotation subject" w:semiHidden="1" w:unhideWhenUsed="1"/>
     <w:lsdException w:name="No List" w:semiHidden="1" w:unhideWhenUsed="1"/>
     <w:lsdException w:name="Outline List 1" w:semiHidden="1" w:unhideWhenUsed="1"/>
@@ -3963,11 +4130,8 @@
     <w:lsdException w:name="Table Contemporary" w:semiHidden="1" w:unhideWhenUsed="1"/>
     <w:lsdException w:name="Table Elegant" w:semiHidden="1" w:unhideWhenUsed="1"/>
     <w:lsdException w:name="Table Professional" w:semiHidden="1" w:unhideWhenUsed="1"/>
-    <w:lsdException w:name="Table Subtle 1" w:semiHidden="1" w:unhideWhenUsed="1"/>
     <w:lsdException w:name="Table Subtle 2" w:semiHidden="1" w:unhideWhenUsed="1"/>
     <w:lsdException w:name="Table Web 1" w:semiHidden="1" w:unhideWhenUsed="1"/>
-    <w:lsdException w:name="Table Web 2" w:semiHidden="1" w:unhideWhenUsed="1"/>
-    <w:lsdException w:name="Table Web 3" w:semiHidden="1" w:unhideWhenUsed="1"/>
     <w:lsdException w:name="Balloon Text" w:semiHidden="1" w:unhideWhenUsed="1"/>
     <w:lsdException w:name="Table Grid" w:uiPriority="39"/>
     <w:lsdException w:name="Table Theme" w:semiHidden="1" w:unhideWhenUsed="1"/>
@@ -4186,6 +4350,11 @@
     <w:lsdException w:name="List Table 5 Dark Accent 6" w:uiPriority="50"/>
     <w:lsdException w:name="List Table 6 Colorful Accent 6" w:uiPriority="51"/>
     <w:lsdException w:name="List Table 7 Colorful Accent 6" w:uiPriority="52"/>
+    <w:lsdException w:name="Mention" w:semiHidden="1" w:unhideWhenUsed="1"/>
+    <w:lsdException w:name="Smart Hyperlink" w:semiHidden="1" w:unhideWhenUsed="1"/>
+    <w:lsdException w:name="Hashtag" w:semiHidden="1" w:unhideWhenUsed="1"/>
+    <w:lsdException w:name="Unresolved Mention" w:semiHidden="1" w:unhideWhenUsed="1"/>
+    <w:lsdException w:name="Smart Link" w:semiHidden="1" w:unhideWhenUsed="1"/>
   </w:latentStyles>
   <w:style w:type="paragraph" w:default="1" w:styleId="Normal">
     <w:name w:val="Normal"/>

--- a/Nama Varian.docx
+++ b/Nama Varian.docx
@@ -1,6 +1,6 @@
 
 <file path=word/document.xml><?xml version="1.0" encoding="utf-8"?>
-<w:document xmlns:wpc="http://schemas.microsoft.com/office/word/2010/wordprocessingCanvas" xmlns:cx="http://schemas.microsoft.com/office/drawing/2014/chartex" xmlns:cx1="http://schemas.microsoft.com/office/drawing/2015/9/8/chartex" xmlns:cx2="http://schemas.microsoft.com/office/drawing/2015/10/21/chartex" xmlns:cx3="http://schemas.microsoft.com/office/drawing/2016/5/9/chartex" xmlns:cx4="http://schemas.microsoft.com/office/drawing/2016/5/10/chartex" xmlns:cx5="http://schemas.microsoft.com/office/drawing/2016/5/11/chartex" xmlns:cx6="http://schemas.microsoft.com/office/drawing/2016/5/12/chartex" xmlns:cx7="http://schemas.microsoft.com/office/drawing/2016/5/13/chartex" xmlns:cx8="http://schemas.microsoft.com/office/drawing/2016/5/14/chartex" xmlns:mc="http://schemas.openxmlformats.org/markup-compatibility/2006" xmlns:aink="http://schemas.microsoft.com/office/drawing/2016/ink" xmlns:am3d="http://schemas.microsoft.com/office/drawing/2017/model3d" xmlns:o="urn:schemas-microsoft-com:office:office" xmlns:r="http://schemas.openxmlformats.org/officeDocument/2006/relationships" xmlns:m="http://schemas.openxmlformats.org/officeDocument/2006/math" xmlns:v="urn:schemas-microsoft-com:vml" xmlns:wp14="http://schemas.microsoft.com/office/word/2010/wordprocessingDrawing" xmlns:wp="http://schemas.openxmlformats.org/drawingml/2006/wordprocessingDrawing" xmlns:w10="urn:schemas-microsoft-com:office:word" xmlns:w="http://schemas.openxmlformats.org/wordprocessingml/2006/main" xmlns:w14="http://schemas.microsoft.com/office/word/2010/wordml" xmlns:w15="http://schemas.microsoft.com/office/word/2012/wordml" xmlns:w16cex="http://schemas.microsoft.com/office/word/2018/wordml/cex" xmlns:w16cid="http://schemas.microsoft.com/office/word/2016/wordml/cid" xmlns:w16="http://schemas.microsoft.com/office/word/2018/wordml" xmlns:w16sdtdh="http://schemas.microsoft.com/office/word/2020/wordml/sdtdatahash" xmlns:w16se="http://schemas.microsoft.com/office/word/2015/wordml/symex" xmlns:wpg="http://schemas.microsoft.com/office/word/2010/wordprocessingGroup" xmlns:wpi="http://schemas.microsoft.com/office/word/2010/wordprocessingInk" xmlns:wne="http://schemas.microsoft.com/office/word/2006/wordml" xmlns:wps="http://schemas.microsoft.com/office/word/2010/wordprocessingShape" mc:Ignorable="w14 w15 w16se w16cid w16 w16cex w16sdtdh wp14">
+<w:document xmlns:wpc="http://schemas.microsoft.com/office/word/2010/wordprocessingCanvas" xmlns:cx="http://schemas.microsoft.com/office/drawing/2014/chartex" xmlns:mc="http://schemas.openxmlformats.org/markup-compatibility/2006" xmlns:o="urn:schemas-microsoft-com:office:office" xmlns:r="http://schemas.openxmlformats.org/officeDocument/2006/relationships" xmlns:m="http://schemas.openxmlformats.org/officeDocument/2006/math" xmlns:v="urn:schemas-microsoft-com:vml" xmlns:wp14="http://schemas.microsoft.com/office/word/2010/wordprocessingDrawing" xmlns:wp="http://schemas.openxmlformats.org/drawingml/2006/wordprocessingDrawing" xmlns:w10="urn:schemas-microsoft-com:office:word" xmlns:w="http://schemas.openxmlformats.org/wordprocessingml/2006/main" xmlns:w14="http://schemas.microsoft.com/office/word/2010/wordml" xmlns:w15="http://schemas.microsoft.com/office/word/2012/wordml" xmlns:w16se="http://schemas.microsoft.com/office/word/2015/wordml/symex" xmlns:wpg="http://schemas.microsoft.com/office/word/2010/wordprocessingGroup" xmlns:wpi="http://schemas.microsoft.com/office/word/2010/wordprocessingInk" xmlns:wne="http://schemas.microsoft.com/office/word/2006/wordml" xmlns:wps="http://schemas.microsoft.com/office/word/2010/wordprocessingShape" mc:Ignorable="w14 w15 w16se wp14">
   <w:body>
     <w:tbl>
       <w:tblPr>
@@ -284,8 +284,13 @@
             </w:r>
             <w:proofErr w:type="spellEnd"/>
             <w:r>
-              <w:t xml:space="preserve"> LAN Card Ethernet/Kabel</w:t>
-            </w:r>
+              <w:t xml:space="preserve"> LAN Card Ethernet/</w:t>
+            </w:r>
+            <w:proofErr w:type="spellStart"/>
+            <w:r>
+              <w:t>Kabel</w:t>
+            </w:r>
+            <w:proofErr w:type="spellEnd"/>
           </w:p>
         </w:tc>
         <w:tc>
@@ -862,8 +867,13 @@
             </w:r>
             <w:proofErr w:type="spellEnd"/>
             <w:r>
-              <w:t xml:space="preserve"> LAN Card Ethernet/Kabel</w:t>
-            </w:r>
+              <w:t xml:space="preserve"> LAN Card Ethernet/</w:t>
+            </w:r>
+            <w:proofErr w:type="spellStart"/>
+            <w:r>
+              <w:t>Kabel</w:t>
+            </w:r>
+            <w:proofErr w:type="spellEnd"/>
           </w:p>
         </w:tc>
         <w:tc>
@@ -1007,6 +1017,18 @@
           <w:p/>
         </w:tc>
       </w:tr>
+    </w:tbl>
+    <w:p/>
+    <w:tbl>
+      <w:tblPr>
+        <w:tblStyle w:val="TableGrid"/>
+        <w:tblW w:w="0" w:type="auto"/>
+        <w:tblLook w:val="04A0" w:firstRow="1" w:lastRow="0" w:firstColumn="1" w:lastColumn="0" w:noHBand="0" w:noVBand="1"/>
+      </w:tblPr>
+      <w:tblGrid>
+        <w:gridCol w:w="4508"/>
+        <w:gridCol w:w="4509"/>
+      </w:tblGrid>
       <w:tr>
         <w:tc>
           <w:tcPr>
@@ -1090,8 +1112,13 @@
             <w:tcW w:w="4508" w:type="dxa"/>
           </w:tcPr>
           <w:p>
-            <w:r>
-              <w:t>Merk/Seri</w:t>
+            <w:proofErr w:type="spellStart"/>
+            <w:r>
+              <w:t>Merk</w:t>
+            </w:r>
+            <w:proofErr w:type="spellEnd"/>
+            <w:r>
+              <w:t>/Seri</w:t>
             </w:r>
           </w:p>
         </w:tc>
@@ -1149,6 +1176,7 @@
           </w:tcPr>
           <w:p>
             <w:r>
+              <w:lastRenderedPageBreak/>
               <w:t>CPU Thread</w:t>
             </w:r>
           </w:p>
@@ -1196,7 +1224,6 @@
           <w:p>
             <w:proofErr w:type="spellStart"/>
             <w:r>
-              <w:lastRenderedPageBreak/>
               <w:t>Kapasitas</w:t>
             </w:r>
             <w:proofErr w:type="spellEnd"/>
@@ -1250,8 +1277,13 @@
             </w:r>
             <w:proofErr w:type="spellEnd"/>
             <w:r>
-              <w:t xml:space="preserve"> LAN Card Ethernet/Kabel</w:t>
-            </w:r>
+              <w:t xml:space="preserve"> LAN Card Ethernet/</w:t>
+            </w:r>
+            <w:proofErr w:type="spellStart"/>
+            <w:r>
+              <w:t>Kabel</w:t>
+            </w:r>
+            <w:proofErr w:type="spellEnd"/>
           </w:p>
         </w:tc>
         <w:tc>
@@ -1396,6 +1428,10 @@
         </w:tc>
       </w:tr>
     </w:tbl>
+    <w:p>
+      <w:bookmarkStart w:id="0" w:name="_GoBack"/>
+      <w:bookmarkEnd w:id="0"/>
+    </w:p>
     <w:p/>
     <w:tbl>
       <w:tblPr>
@@ -1679,8 +1715,13 @@
             </w:r>
             <w:proofErr w:type="spellEnd"/>
             <w:r>
-              <w:t xml:space="preserve"> LAN Card Ethernet/Kabel</w:t>
-            </w:r>
+              <w:t xml:space="preserve"> LAN Card Ethernet/</w:t>
+            </w:r>
+            <w:proofErr w:type="spellStart"/>
+            <w:r>
+              <w:t>Kabel</w:t>
+            </w:r>
+            <w:proofErr w:type="spellEnd"/>
           </w:p>
         </w:tc>
         <w:tc>
@@ -2281,8 +2322,13 @@
             </w:r>
             <w:proofErr w:type="spellEnd"/>
             <w:r>
-              <w:t xml:space="preserve"> LAN Card Ethernet/Kabel</w:t>
-            </w:r>
+              <w:t xml:space="preserve"> LAN Card Ethernet/</w:t>
+            </w:r>
+            <w:proofErr w:type="spellStart"/>
+            <w:r>
+              <w:t>Kabel</w:t>
+            </w:r>
+            <w:proofErr w:type="spellEnd"/>
           </w:p>
         </w:tc>
         <w:tc>
@@ -2850,8 +2896,13 @@
             </w:r>
             <w:proofErr w:type="spellEnd"/>
             <w:r>
-              <w:t xml:space="preserve"> LAN Card Ethernet/Kabel</w:t>
-            </w:r>
+              <w:t xml:space="preserve"> LAN Card Ethernet/</w:t>
+            </w:r>
+            <w:proofErr w:type="spellStart"/>
+            <w:r>
+              <w:t>Kabel</w:t>
+            </w:r>
+            <w:proofErr w:type="spellEnd"/>
           </w:p>
         </w:tc>
         <w:tc>
@@ -2920,6 +2971,9 @@
           </w:tcPr>
           <w:p>
             <w:r>
+              <w:rPr>
+                <w:noProof/>
+              </w:rPr>
               <w:drawing>
                 <wp:inline distT="0" distB="0" distL="0" distR="0" wp14:anchorId="303E1224" wp14:editId="23982563">
                   <wp:extent cx="3712845" cy="2725303"/>
@@ -2976,6 +3030,9 @@
           </w:tcPr>
           <w:p>
             <w:r>
+              <w:rPr>
+                <w:noProof/>
+              </w:rPr>
               <w:drawing>
                 <wp:inline distT="0" distB="0" distL="0" distR="0" wp14:anchorId="08E04DD8" wp14:editId="5B40223E">
                   <wp:extent cx="3690319" cy="2806065"/>
@@ -3053,6 +3110,9 @@
           </w:tcPr>
           <w:p>
             <w:r>
+              <w:rPr>
+                <w:noProof/>
+              </w:rPr>
               <w:drawing>
                 <wp:inline distT="0" distB="0" distL="0" distR="0" wp14:anchorId="18422027" wp14:editId="15F89825">
                   <wp:extent cx="3655695" cy="2917833"/>
@@ -3118,6 +3178,9 @@
           </w:tcPr>
           <w:p>
             <w:r>
+              <w:rPr>
+                <w:noProof/>
+              </w:rPr>
               <w:drawing>
                 <wp:inline distT="0" distB="0" distL="0" distR="0" wp14:anchorId="198335E2" wp14:editId="42C57251">
                   <wp:extent cx="3409950" cy="877512"/>
@@ -3411,8 +3474,13 @@
             </w:r>
             <w:proofErr w:type="spellEnd"/>
             <w:r>
-              <w:t xml:space="preserve"> LAN Card Ethernet/Kabel</w:t>
-            </w:r>
+              <w:t xml:space="preserve"> LAN Card Ethernet/</w:t>
+            </w:r>
+            <w:proofErr w:type="spellStart"/>
+            <w:r>
+              <w:t>Kabel</w:t>
+            </w:r>
+            <w:proofErr w:type="spellEnd"/>
           </w:p>
         </w:tc>
         <w:tc>
@@ -3565,8 +3633,8 @@
         <w:tblLook w:val="04A0" w:firstRow="1" w:lastRow="0" w:firstColumn="1" w:lastColumn="0" w:noHBand="0" w:noVBand="1"/>
       </w:tblPr>
       <w:tblGrid>
-        <w:gridCol w:w="4508"/>
-        <w:gridCol w:w="4509"/>
+        <w:gridCol w:w="2849"/>
+        <w:gridCol w:w="6168"/>
       </w:tblGrid>
       <w:tr>
         <w:tc>
@@ -3610,7 +3678,11 @@
           <w:tcPr>
             <w:tcW w:w="4509" w:type="dxa"/>
           </w:tcPr>
-          <w:p/>
+          <w:p>
+            <w:r>
+              <w:t>1</w:t>
+            </w:r>
+          </w:p>
         </w:tc>
       </w:tr>
       <w:tr>
@@ -3638,25 +3710,40 @@
           <w:tcPr>
             <w:tcW w:w="4509" w:type="dxa"/>
           </w:tcPr>
-          <w:p/>
-        </w:tc>
-      </w:tr>
-      <w:tr>
-        <w:tc>
-          <w:tcPr>
-            <w:tcW w:w="4508" w:type="dxa"/>
-          </w:tcPr>
-          <w:p>
-            <w:r>
-              <w:t>Merk/Seri</w:t>
-            </w:r>
-          </w:p>
-        </w:tc>
-        <w:tc>
-          <w:tcPr>
-            <w:tcW w:w="4509" w:type="dxa"/>
-          </w:tcPr>
-          <w:p/>
+          <w:p>
+            <w:proofErr w:type="spellStart"/>
+            <w:r>
+              <w:t>Rakitan</w:t>
+            </w:r>
+            <w:proofErr w:type="spellEnd"/>
+          </w:p>
+        </w:tc>
+      </w:tr>
+      <w:tr>
+        <w:tc>
+          <w:tcPr>
+            <w:tcW w:w="4508" w:type="dxa"/>
+          </w:tcPr>
+          <w:p>
+            <w:proofErr w:type="spellStart"/>
+            <w:r>
+              <w:t>Merk</w:t>
+            </w:r>
+            <w:proofErr w:type="spellEnd"/>
+            <w:r>
+              <w:t>/Seri</w:t>
+            </w:r>
+          </w:p>
+        </w:tc>
+        <w:tc>
+          <w:tcPr>
+            <w:tcW w:w="4509" w:type="dxa"/>
+          </w:tcPr>
+          <w:p>
+            <w:r>
+              <w:t>H110M-K</w:t>
+            </w:r>
+          </w:p>
         </w:tc>
       </w:tr>
       <w:tr>
@@ -3696,7 +3783,11 @@
           <w:tcPr>
             <w:tcW w:w="4509" w:type="dxa"/>
           </w:tcPr>
-          <w:p/>
+          <w:p>
+            <w:r>
+              <w:t>2</w:t>
+            </w:r>
+          </w:p>
         </w:tc>
       </w:tr>
       <w:tr>
@@ -3714,7 +3805,11 @@
           <w:tcPr>
             <w:tcW w:w="4509" w:type="dxa"/>
           </w:tcPr>
-          <w:p/>
+          <w:p>
+            <w:r>
+              <w:t>4</w:t>
+            </w:r>
+          </w:p>
         </w:tc>
       </w:tr>
       <w:tr>
@@ -3742,7 +3837,11 @@
           <w:tcPr>
             <w:tcW w:w="4509" w:type="dxa"/>
           </w:tcPr>
-          <w:p/>
+          <w:p>
+            <w:r>
+              <w:t>SSD</w:t>
+            </w:r>
+          </w:p>
         </w:tc>
       </w:tr>
       <w:tr>
@@ -3773,7 +3872,11 @@
           <w:tcPr>
             <w:tcW w:w="4509" w:type="dxa"/>
           </w:tcPr>
-          <w:p/>
+          <w:p>
+            <w:r>
+              <w:t>256</w:t>
+            </w:r>
+          </w:p>
         </w:tc>
       </w:tr>
       <w:tr>
@@ -3791,7 +3894,11 @@
           <w:tcPr>
             <w:tcW w:w="4509" w:type="dxa"/>
           </w:tcPr>
-          <w:p/>
+          <w:p>
+            <w:r>
+              <w:t>8GB</w:t>
+            </w:r>
+          </w:p>
         </w:tc>
       </w:tr>
       <w:tr>
@@ -3806,15 +3913,24 @@
             </w:r>
             <w:proofErr w:type="spellEnd"/>
             <w:r>
-              <w:t xml:space="preserve"> LAN Card Ethernet/Kabel</w:t>
-            </w:r>
-          </w:p>
-        </w:tc>
-        <w:tc>
-          <w:tcPr>
-            <w:tcW w:w="4509" w:type="dxa"/>
-          </w:tcPr>
-          <w:p/>
+              <w:t xml:space="preserve"> LAN Card Ethernet/</w:t>
+            </w:r>
+            <w:proofErr w:type="spellStart"/>
+            <w:r>
+              <w:t>Kabel</w:t>
+            </w:r>
+            <w:proofErr w:type="spellEnd"/>
+          </w:p>
+        </w:tc>
+        <w:tc>
+          <w:tcPr>
+            <w:tcW w:w="4509" w:type="dxa"/>
+          </w:tcPr>
+          <w:p>
+            <w:r>
+              <w:t>1GBPS</w:t>
+            </w:r>
+          </w:p>
         </w:tc>
       </w:tr>
       <w:tr>
@@ -3842,16 +3958,21 @@
           <w:tcPr>
             <w:tcW w:w="4509" w:type="dxa"/>
           </w:tcPr>
-          <w:p/>
-        </w:tc>
-      </w:tr>
-      <w:tr>
-        <w:tc>
-          <w:tcPr>
-            <w:tcW w:w="4508" w:type="dxa"/>
-          </w:tcPr>
-          <w:p>
-            <w:r>
+          <w:p>
+            <w:r>
+              <w:t>Windows 10 Pro</w:t>
+            </w:r>
+          </w:p>
+        </w:tc>
+      </w:tr>
+      <w:tr>
+        <w:tc>
+          <w:tcPr>
+            <w:tcW w:w="4508" w:type="dxa"/>
+          </w:tcPr>
+          <w:p>
+            <w:r>
+              <w:lastRenderedPageBreak/>
               <w:t xml:space="preserve">Screenshot </w:t>
             </w:r>
             <w:proofErr w:type="spellStart"/>
@@ -3865,7 +3986,45 @@
           <w:tcPr>
             <w:tcW w:w="4509" w:type="dxa"/>
           </w:tcPr>
-          <w:p/>
+          <w:p>
+            <w:r>
+              <w:drawing>
+                <wp:inline distT="0" distB="0" distL="0" distR="0" wp14:anchorId="30362776" wp14:editId="2A1AB76F">
+                  <wp:extent cx="3608070" cy="2672378"/>
+                  <wp:effectExtent l="0" t="0" r="0" b="0"/>
+                  <wp:docPr id="8" name="Picture 8"/>
+                  <wp:cNvGraphicFramePr>
+                    <a:graphicFrameLocks xmlns:a="http://schemas.openxmlformats.org/drawingml/2006/main" noChangeAspect="1"/>
+                  </wp:cNvGraphicFramePr>
+                  <a:graphic xmlns:a="http://schemas.openxmlformats.org/drawingml/2006/main">
+                    <a:graphicData uri="http://schemas.openxmlformats.org/drawingml/2006/picture">
+                      <pic:pic xmlns:pic="http://schemas.openxmlformats.org/drawingml/2006/picture">
+                        <pic:nvPicPr>
+                          <pic:cNvPr id="1" name=""/>
+                          <pic:cNvPicPr/>
+                        </pic:nvPicPr>
+                        <pic:blipFill>
+                          <a:blip r:embed="rId20"/>
+                          <a:stretch>
+                            <a:fillRect/>
+                          </a:stretch>
+                        </pic:blipFill>
+                        <pic:spPr>
+                          <a:xfrm>
+                            <a:off x="0" y="0"/>
+                            <a:ext cx="3627790" cy="2686984"/>
+                          </a:xfrm>
+                          <a:prstGeom prst="rect">
+                            <a:avLst/>
+                          </a:prstGeom>
+                        </pic:spPr>
+                      </pic:pic>
+                    </a:graphicData>
+                  </a:graphic>
+                </wp:inline>
+              </w:drawing>
+            </w:r>
+          </w:p>
         </w:tc>
       </w:tr>
       <w:tr>
@@ -3883,16 +4042,55 @@
           <w:tcPr>
             <w:tcW w:w="4509" w:type="dxa"/>
           </w:tcPr>
-          <w:p/>
-        </w:tc>
-      </w:tr>
-      <w:tr>
-        <w:tc>
-          <w:tcPr>
-            <w:tcW w:w="4508" w:type="dxa"/>
-          </w:tcPr>
-          <w:p>
-            <w:r>
+          <w:p>
+            <w:r>
+              <w:drawing>
+                <wp:inline distT="0" distB="0" distL="0" distR="0" wp14:anchorId="5C760374" wp14:editId="6C2AFC46">
+                  <wp:extent cx="3640803" cy="3216910"/>
+                  <wp:effectExtent l="0" t="0" r="0" b="2540"/>
+                  <wp:docPr id="9" name="Picture 9"/>
+                  <wp:cNvGraphicFramePr>
+                    <a:graphicFrameLocks xmlns:a="http://schemas.openxmlformats.org/drawingml/2006/main" noChangeAspect="1"/>
+                  </wp:cNvGraphicFramePr>
+                  <a:graphic xmlns:a="http://schemas.openxmlformats.org/drawingml/2006/main">
+                    <a:graphicData uri="http://schemas.openxmlformats.org/drawingml/2006/picture">
+                      <pic:pic xmlns:pic="http://schemas.openxmlformats.org/drawingml/2006/picture">
+                        <pic:nvPicPr>
+                          <pic:cNvPr id="1" name=""/>
+                          <pic:cNvPicPr/>
+                        </pic:nvPicPr>
+                        <pic:blipFill>
+                          <a:blip r:embed="rId21"/>
+                          <a:stretch>
+                            <a:fillRect/>
+                          </a:stretch>
+                        </pic:blipFill>
+                        <pic:spPr>
+                          <a:xfrm>
+                            <a:off x="0" y="0"/>
+                            <a:ext cx="3647373" cy="3222715"/>
+                          </a:xfrm>
+                          <a:prstGeom prst="rect">
+                            <a:avLst/>
+                          </a:prstGeom>
+                        </pic:spPr>
+                      </pic:pic>
+                    </a:graphicData>
+                  </a:graphic>
+                </wp:inline>
+              </w:drawing>
+            </w:r>
+          </w:p>
+        </w:tc>
+      </w:tr>
+      <w:tr>
+        <w:tc>
+          <w:tcPr>
+            <w:tcW w:w="4508" w:type="dxa"/>
+          </w:tcPr>
+          <w:p>
+            <w:r>
+              <w:lastRenderedPageBreak/>
               <w:t xml:space="preserve">Screenshot </w:t>
             </w:r>
             <w:proofErr w:type="spellStart"/>
@@ -3922,7 +4120,45 @@
           <w:tcPr>
             <w:tcW w:w="4509" w:type="dxa"/>
           </w:tcPr>
-          <w:p/>
+          <w:p>
+            <w:r>
+              <w:drawing>
+                <wp:inline distT="0" distB="0" distL="0" distR="0" wp14:anchorId="566FFB33" wp14:editId="75AC5EBD">
+                  <wp:extent cx="3774206" cy="3011170"/>
+                  <wp:effectExtent l="0" t="0" r="0" b="0"/>
+                  <wp:docPr id="14" name="Picture 14"/>
+                  <wp:cNvGraphicFramePr>
+                    <a:graphicFrameLocks xmlns:a="http://schemas.openxmlformats.org/drawingml/2006/main" noChangeAspect="1"/>
+                  </wp:cNvGraphicFramePr>
+                  <a:graphic xmlns:a="http://schemas.openxmlformats.org/drawingml/2006/main">
+                    <a:graphicData uri="http://schemas.openxmlformats.org/drawingml/2006/picture">
+                      <pic:pic xmlns:pic="http://schemas.openxmlformats.org/drawingml/2006/picture">
+                        <pic:nvPicPr>
+                          <pic:cNvPr id="1" name=""/>
+                          <pic:cNvPicPr/>
+                        </pic:nvPicPr>
+                        <pic:blipFill>
+                          <a:blip r:embed="rId22"/>
+                          <a:stretch>
+                            <a:fillRect/>
+                          </a:stretch>
+                        </pic:blipFill>
+                        <pic:spPr>
+                          <a:xfrm>
+                            <a:off x="0" y="0"/>
+                            <a:ext cx="3785047" cy="3019819"/>
+                          </a:xfrm>
+                          <a:prstGeom prst="rect">
+                            <a:avLst/>
+                          </a:prstGeom>
+                        </pic:spPr>
+                      </pic:pic>
+                    </a:graphicData>
+                  </a:graphic>
+                </wp:inline>
+              </w:drawing>
+            </w:r>
+          </w:p>
         </w:tc>
       </w:tr>
       <w:tr>
@@ -3948,7 +4184,45 @@
           <w:tcPr>
             <w:tcW w:w="4509" w:type="dxa"/>
           </w:tcPr>
-          <w:p/>
+          <w:p>
+            <w:r>
+              <w:drawing>
+                <wp:inline distT="0" distB="0" distL="0" distR="0" wp14:anchorId="15580222" wp14:editId="285002B2">
+                  <wp:extent cx="3779520" cy="870458"/>
+                  <wp:effectExtent l="0" t="0" r="0" b="6350"/>
+                  <wp:docPr id="15" name="Picture 15"/>
+                  <wp:cNvGraphicFramePr>
+                    <a:graphicFrameLocks xmlns:a="http://schemas.openxmlformats.org/drawingml/2006/main" noChangeAspect="1"/>
+                  </wp:cNvGraphicFramePr>
+                  <a:graphic xmlns:a="http://schemas.openxmlformats.org/drawingml/2006/main">
+                    <a:graphicData uri="http://schemas.openxmlformats.org/drawingml/2006/picture">
+                      <pic:pic xmlns:pic="http://schemas.openxmlformats.org/drawingml/2006/picture">
+                        <pic:nvPicPr>
+                          <pic:cNvPr id="1" name=""/>
+                          <pic:cNvPicPr/>
+                        </pic:nvPicPr>
+                        <pic:blipFill>
+                          <a:blip r:embed="rId23"/>
+                          <a:stretch>
+                            <a:fillRect/>
+                          </a:stretch>
+                        </pic:blipFill>
+                        <pic:spPr>
+                          <a:xfrm>
+                            <a:off x="0" y="0"/>
+                            <a:ext cx="3802342" cy="875714"/>
+                          </a:xfrm>
+                          <a:prstGeom prst="rect">
+                            <a:avLst/>
+                          </a:prstGeom>
+                        </pic:spPr>
+                      </pic:pic>
+                    </a:graphicData>
+                  </a:graphic>
+                </wp:inline>
+              </w:drawing>
+            </w:r>
+          </w:p>
         </w:tc>
       </w:tr>
     </w:tbl>
@@ -3966,7 +4240,7 @@
 </file>
 
 <file path=word/styles.xml><?xml version="1.0" encoding="utf-8"?>
-<w:styles xmlns:mc="http://schemas.openxmlformats.org/markup-compatibility/2006" xmlns:r="http://schemas.openxmlformats.org/officeDocument/2006/relationships" xmlns:w="http://schemas.openxmlformats.org/wordprocessingml/2006/main" xmlns:w14="http://schemas.microsoft.com/office/word/2010/wordml" xmlns:w15="http://schemas.microsoft.com/office/word/2012/wordml" xmlns:w16cex="http://schemas.microsoft.com/office/word/2018/wordml/cex" xmlns:w16cid="http://schemas.microsoft.com/office/word/2016/wordml/cid" xmlns:w16="http://schemas.microsoft.com/office/word/2018/wordml" xmlns:w16sdtdh="http://schemas.microsoft.com/office/word/2020/wordml/sdtdatahash" xmlns:w16se="http://schemas.microsoft.com/office/word/2015/wordml/symex" mc:Ignorable="w14 w15 w16se w16cid w16 w16cex w16sdtdh">
+<w:styles xmlns:mc="http://schemas.openxmlformats.org/markup-compatibility/2006" xmlns:r="http://schemas.openxmlformats.org/officeDocument/2006/relationships" xmlns:w="http://schemas.openxmlformats.org/wordprocessingml/2006/main" xmlns:w14="http://schemas.microsoft.com/office/word/2010/wordml" xmlns:w15="http://schemas.microsoft.com/office/word/2012/wordml" xmlns:w16se="http://schemas.microsoft.com/office/word/2015/wordml/symex" mc:Ignorable="w14 w15 w16se">
   <w:docDefaults>
     <w:rPrDefault>
       <w:rPr>
@@ -3982,7 +4256,7 @@
       </w:pPr>
     </w:pPrDefault>
   </w:docDefaults>
-  <w:latentStyles w:defLockedState="0" w:defUIPriority="99" w:defSemiHidden="0" w:defUnhideWhenUsed="0" w:defQFormat="0" w:count="376">
+  <w:latentStyles w:defLockedState="0" w:defUIPriority="99" w:defSemiHidden="0" w:defUnhideWhenUsed="0" w:defQFormat="0" w:count="371">
     <w:lsdException w:name="Normal" w:uiPriority="0" w:qFormat="1"/>
     <w:lsdException w:name="heading 1" w:uiPriority="9" w:qFormat="1"/>
     <w:lsdException w:name="heading 2" w:semiHidden="1" w:uiPriority="9" w:unhideWhenUsed="1" w:qFormat="1"/>
@@ -4088,6 +4362,7 @@
     <w:lsdException w:name="HTML Sample" w:semiHidden="1" w:unhideWhenUsed="1"/>
     <w:lsdException w:name="HTML Typewriter" w:semiHidden="1" w:unhideWhenUsed="1"/>
     <w:lsdException w:name="HTML Variable" w:semiHidden="1" w:unhideWhenUsed="1"/>
+    <w:lsdException w:name="Normal Table" w:semiHidden="1" w:unhideWhenUsed="1"/>
     <w:lsdException w:name="annotation subject" w:semiHidden="1" w:unhideWhenUsed="1"/>
     <w:lsdException w:name="No List" w:semiHidden="1" w:unhideWhenUsed="1"/>
     <w:lsdException w:name="Outline List 1" w:semiHidden="1" w:unhideWhenUsed="1"/>
@@ -4130,8 +4405,11 @@
     <w:lsdException w:name="Table Contemporary" w:semiHidden="1" w:unhideWhenUsed="1"/>
     <w:lsdException w:name="Table Elegant" w:semiHidden="1" w:unhideWhenUsed="1"/>
     <w:lsdException w:name="Table Professional" w:semiHidden="1" w:unhideWhenUsed="1"/>
+    <w:lsdException w:name="Table Subtle 1" w:semiHidden="1" w:unhideWhenUsed="1"/>
     <w:lsdException w:name="Table Subtle 2" w:semiHidden="1" w:unhideWhenUsed="1"/>
     <w:lsdException w:name="Table Web 1" w:semiHidden="1" w:unhideWhenUsed="1"/>
+    <w:lsdException w:name="Table Web 2" w:semiHidden="1" w:unhideWhenUsed="1"/>
+    <w:lsdException w:name="Table Web 3" w:semiHidden="1" w:unhideWhenUsed="1"/>
     <w:lsdException w:name="Balloon Text" w:semiHidden="1" w:unhideWhenUsed="1"/>
     <w:lsdException w:name="Table Grid" w:uiPriority="39"/>
     <w:lsdException w:name="Table Theme" w:semiHidden="1" w:unhideWhenUsed="1"/>
@@ -4350,11 +4628,6 @@
     <w:lsdException w:name="List Table 5 Dark Accent 6" w:uiPriority="50"/>
     <w:lsdException w:name="List Table 6 Colorful Accent 6" w:uiPriority="51"/>
     <w:lsdException w:name="List Table 7 Colorful Accent 6" w:uiPriority="52"/>
-    <w:lsdException w:name="Mention" w:semiHidden="1" w:unhideWhenUsed="1"/>
-    <w:lsdException w:name="Smart Hyperlink" w:semiHidden="1" w:unhideWhenUsed="1"/>
-    <w:lsdException w:name="Hashtag" w:semiHidden="1" w:unhideWhenUsed="1"/>
-    <w:lsdException w:name="Unresolved Mention" w:semiHidden="1" w:unhideWhenUsed="1"/>
-    <w:lsdException w:name="Smart Link" w:semiHidden="1" w:unhideWhenUsed="1"/>
   </w:latentStyles>
   <w:style w:type="paragraph" w:default="1" w:styleId="Normal">
     <w:name w:val="Normal"/>
@@ -4710,7 +4983,7 @@
 </file>
 
 <file path=customXml/itemProps1.xml><?xml version="1.0" encoding="utf-8"?>
-<ds:datastoreItem xmlns:ds="http://schemas.openxmlformats.org/officeDocument/2006/customXml" ds:itemID="{A19DB970-DB38-4AD4-B2E9-1F1222471EB1}">
+<ds:datastoreItem xmlns:ds="http://schemas.openxmlformats.org/officeDocument/2006/customXml" ds:itemID="{2A3A094A-8D1E-40FC-9709-9E7D031B088E}">
   <ds:schemaRefs>
     <ds:schemaRef ds:uri="http://schemas.openxmlformats.org/officeDocument/2006/bibliography"/>
   </ds:schemaRefs>

--- a/Nama Varian.docx
+++ b/Nama Varian.docx
@@ -40,13 +40,8 @@
             <w:tcW w:w="4508" w:type="dxa"/>
           </w:tcPr>
           <w:p>
-            <w:proofErr w:type="spellStart"/>
-            <w:r>
-              <w:t>Jumlah</w:t>
-            </w:r>
-            <w:proofErr w:type="spellEnd"/>
-            <w:r>
-              <w:t xml:space="preserve"> Unit</w:t>
+            <w:r>
+              <w:t>Jumlah Unit</w:t>
             </w:r>
           </w:p>
         </w:tc>
@@ -67,31 +62,19 @@
             <w:tcW w:w="4508" w:type="dxa"/>
           </w:tcPr>
           <w:p>
-            <w:proofErr w:type="spellStart"/>
-            <w:r>
-              <w:t>Jenis</w:t>
-            </w:r>
-            <w:proofErr w:type="spellEnd"/>
-            <w:r>
-              <w:t xml:space="preserve"> </w:t>
-            </w:r>
-            <w:proofErr w:type="spellStart"/>
-            <w:r>
-              <w:t>Komputer</w:t>
-            </w:r>
-            <w:proofErr w:type="spellEnd"/>
-          </w:p>
-        </w:tc>
-        <w:tc>
-          <w:tcPr>
-            <w:tcW w:w="4509" w:type="dxa"/>
-          </w:tcPr>
-          <w:p>
-            <w:proofErr w:type="spellStart"/>
+            <w:r>
+              <w:t>Jenis Komputer</w:t>
+            </w:r>
+          </w:p>
+        </w:tc>
+        <w:tc>
+          <w:tcPr>
+            <w:tcW w:w="4509" w:type="dxa"/>
+          </w:tcPr>
+          <w:p>
             <w:r>
               <w:t>Rakitan</w:t>
             </w:r>
-            <w:proofErr w:type="spellEnd"/>
           </w:p>
         </w:tc>
       </w:tr>
@@ -189,19 +172,9 @@
             <w:tcW w:w="4508" w:type="dxa"/>
           </w:tcPr>
           <w:p>
-            <w:proofErr w:type="spellStart"/>
-            <w:r>
-              <w:t>Tipe</w:t>
-            </w:r>
-            <w:proofErr w:type="spellEnd"/>
-            <w:r>
-              <w:t xml:space="preserve"> </w:t>
-            </w:r>
-            <w:proofErr w:type="spellStart"/>
-            <w:r>
-              <w:t>Hardisk</w:t>
-            </w:r>
-            <w:proofErr w:type="spellEnd"/>
+            <w:r>
+              <w:t>Tipe Hardisk</w:t>
+            </w:r>
           </w:p>
         </w:tc>
         <w:tc>
@@ -221,21 +194,8 @@
             <w:tcW w:w="4508" w:type="dxa"/>
           </w:tcPr>
           <w:p>
-            <w:proofErr w:type="spellStart"/>
-            <w:r>
-              <w:t>Kapasitas</w:t>
-            </w:r>
-            <w:proofErr w:type="spellEnd"/>
-            <w:r>
-              <w:t xml:space="preserve"> </w:t>
-            </w:r>
-            <w:proofErr w:type="spellStart"/>
-            <w:r>
-              <w:t>Hardisk</w:t>
-            </w:r>
-            <w:proofErr w:type="spellEnd"/>
-            <w:r>
-              <w:t xml:space="preserve"> (GB)</w:t>
+            <w:r>
+              <w:t>Kapasitas Hardisk (GB)</w:t>
             </w:r>
           </w:p>
         </w:tc>
@@ -278,19 +238,9 @@
             <w:tcW w:w="4508" w:type="dxa"/>
           </w:tcPr>
           <w:p>
-            <w:proofErr w:type="spellStart"/>
-            <w:r>
-              <w:t>Kecepatan</w:t>
-            </w:r>
-            <w:proofErr w:type="spellEnd"/>
-            <w:r>
-              <w:t xml:space="preserve"> LAN Card Ethernet/</w:t>
-            </w:r>
-            <w:proofErr w:type="spellStart"/>
-            <w:r>
-              <w:t>Kabel</w:t>
-            </w:r>
-            <w:proofErr w:type="spellEnd"/>
+            <w:r>
+              <w:t>Kecepatan LAN Card Ethernet/Kabel</w:t>
+            </w:r>
           </w:p>
         </w:tc>
         <w:tc>
@@ -310,19 +260,9 @@
             <w:tcW w:w="4508" w:type="dxa"/>
           </w:tcPr>
           <w:p>
-            <w:proofErr w:type="spellStart"/>
-            <w:r>
-              <w:t>Sistem</w:t>
-            </w:r>
-            <w:proofErr w:type="spellEnd"/>
-            <w:r>
-              <w:t xml:space="preserve"> </w:t>
-            </w:r>
-            <w:proofErr w:type="spellStart"/>
-            <w:r>
-              <w:t>Operasi</w:t>
-            </w:r>
-            <w:proofErr w:type="spellEnd"/>
+            <w:r>
+              <w:t>Sistem Operasi</w:t>
+            </w:r>
           </w:p>
         </w:tc>
         <w:tc>
@@ -343,13 +283,8 @@
           </w:tcPr>
           <w:p>
             <w:r>
-              <w:t xml:space="preserve">Screenshot </w:t>
-            </w:r>
-            <w:proofErr w:type="spellStart"/>
-            <w:r>
-              <w:t>DxDiag</w:t>
-            </w:r>
-            <w:proofErr w:type="spellEnd"/>
+              <w:t>Screenshot DxDiag</w:t>
+            </w:r>
           </w:p>
         </w:tc>
         <w:tc>
@@ -467,29 +402,8 @@
           <w:p>
             <w:r>
               <w:lastRenderedPageBreak/>
-              <w:t xml:space="preserve">Screenshot </w:t>
-            </w:r>
-            <w:proofErr w:type="spellStart"/>
-            <w:r>
-              <w:t>Tipe</w:t>
-            </w:r>
-            <w:proofErr w:type="spellEnd"/>
-            <w:r>
-              <w:t xml:space="preserve"> &amp; </w:t>
-            </w:r>
-            <w:proofErr w:type="spellStart"/>
-            <w:r>
-              <w:t>Kapasitas</w:t>
-            </w:r>
-            <w:proofErr w:type="spellEnd"/>
-            <w:r>
-              <w:t xml:space="preserve"> </w:t>
-            </w:r>
-            <w:proofErr w:type="spellStart"/>
-            <w:r>
-              <w:t>Hardisk</w:t>
-            </w:r>
-            <w:proofErr w:type="spellEnd"/>
+              <w:t>Screenshot Tipe &amp; Kapasitas Hardisk</w:t>
+            </w:r>
           </w:p>
         </w:tc>
         <w:tc>
@@ -547,15 +461,7 @@
           </w:tcPr>
           <w:p>
             <w:r>
-              <w:t xml:space="preserve">Screenshot </w:t>
-            </w:r>
-            <w:proofErr w:type="spellStart"/>
-            <w:r>
-              <w:t>Kecepatan</w:t>
-            </w:r>
-            <w:proofErr w:type="spellEnd"/>
-            <w:r>
-              <w:t xml:space="preserve"> LAN Card Ethernet</w:t>
+              <w:t>Screenshot Kecepatan LAN Card Ethernet</w:t>
             </w:r>
           </w:p>
         </w:tc>
@@ -636,70 +542,49 @@
           </w:tcPr>
           <w:p>
             <w:r>
-              <w:t>2</w:t>
-            </w:r>
-          </w:p>
-        </w:tc>
-      </w:tr>
-      <w:tr>
-        <w:tc>
-          <w:tcPr>
-            <w:tcW w:w="4508" w:type="dxa"/>
-          </w:tcPr>
-          <w:p>
-            <w:proofErr w:type="spellStart"/>
-            <w:r>
-              <w:t>Jumlah</w:t>
-            </w:r>
-            <w:proofErr w:type="spellEnd"/>
-            <w:r>
-              <w:t xml:space="preserve"> Unit</w:t>
-            </w:r>
-          </w:p>
-        </w:tc>
-        <w:tc>
-          <w:tcPr>
-            <w:tcW w:w="4509" w:type="dxa"/>
-          </w:tcPr>
-          <w:p>
-            <w:r>
-              <w:t>15</w:t>
-            </w:r>
-          </w:p>
-        </w:tc>
-      </w:tr>
-      <w:tr>
-        <w:tc>
-          <w:tcPr>
-            <w:tcW w:w="4508" w:type="dxa"/>
-          </w:tcPr>
-          <w:p>
-            <w:proofErr w:type="spellStart"/>
-            <w:r>
-              <w:t>Jenis</w:t>
-            </w:r>
-            <w:proofErr w:type="spellEnd"/>
-            <w:r>
-              <w:t xml:space="preserve"> </w:t>
-            </w:r>
-            <w:proofErr w:type="spellStart"/>
-            <w:r>
-              <w:t>Komputer</w:t>
-            </w:r>
-            <w:proofErr w:type="spellEnd"/>
-          </w:p>
-        </w:tc>
-        <w:tc>
-          <w:tcPr>
-            <w:tcW w:w="4509" w:type="dxa"/>
-          </w:tcPr>
-          <w:p>
-            <w:proofErr w:type="spellStart"/>
-            <w:r>
-              <w:t>Rakitan</w:t>
-            </w:r>
-            <w:proofErr w:type="spellEnd"/>
-          </w:p>
+              <w:t>1</w:t>
+            </w:r>
+          </w:p>
+        </w:tc>
+      </w:tr>
+      <w:tr>
+        <w:tc>
+          <w:tcPr>
+            <w:tcW w:w="4508" w:type="dxa"/>
+          </w:tcPr>
+          <w:p>
+            <w:r>
+              <w:t>Jumlah Unit</w:t>
+            </w:r>
+          </w:p>
+        </w:tc>
+        <w:tc>
+          <w:tcPr>
+            <w:tcW w:w="4509" w:type="dxa"/>
+          </w:tcPr>
+          <w:p>
+            <w:r>
+              <w:t>14</w:t>
+            </w:r>
+          </w:p>
+        </w:tc>
+      </w:tr>
+      <w:tr>
+        <w:tc>
+          <w:tcPr>
+            <w:tcW w:w="4508" w:type="dxa"/>
+          </w:tcPr>
+          <w:p>
+            <w:r>
+              <w:t>Jenis Komputer</w:t>
+            </w:r>
+          </w:p>
+        </w:tc>
+        <w:tc>
+          <w:tcPr>
+            <w:tcW w:w="4509" w:type="dxa"/>
+          </w:tcPr>
+          <w:p/>
         </w:tc>
       </w:tr>
       <w:tr>
@@ -737,7 +622,7 @@
           </w:tcPr>
           <w:p>
             <w:r>
-              <w:t>I3-6100</w:t>
+              <w:t>I5-4590</w:t>
             </w:r>
           </w:p>
         </w:tc>
@@ -784,19 +669,9 @@
             <w:tcW w:w="4508" w:type="dxa"/>
           </w:tcPr>
           <w:p>
-            <w:proofErr w:type="spellStart"/>
-            <w:r>
-              <w:t>Tipe</w:t>
-            </w:r>
-            <w:proofErr w:type="spellEnd"/>
-            <w:r>
-              <w:t xml:space="preserve"> </w:t>
-            </w:r>
-            <w:proofErr w:type="spellStart"/>
-            <w:r>
-              <w:t>Hardisk</w:t>
-            </w:r>
-            <w:proofErr w:type="spellEnd"/>
+            <w:r>
+              <w:t>Tipe Hardisk</w:t>
+            </w:r>
           </w:p>
         </w:tc>
         <w:tc>
@@ -812,21 +687,8 @@
             <w:tcW w:w="4508" w:type="dxa"/>
           </w:tcPr>
           <w:p>
-            <w:proofErr w:type="spellStart"/>
-            <w:r>
-              <w:t>Kapasitas</w:t>
-            </w:r>
-            <w:proofErr w:type="spellEnd"/>
-            <w:r>
-              <w:t xml:space="preserve"> </w:t>
-            </w:r>
-            <w:proofErr w:type="spellStart"/>
-            <w:r>
-              <w:t>Hardisk</w:t>
-            </w:r>
-            <w:proofErr w:type="spellEnd"/>
-            <w:r>
-              <w:t xml:space="preserve"> (GB)</w:t>
+            <w:r>
+              <w:t>Kapasitas Hardisk (GB)</w:t>
             </w:r>
           </w:p>
         </w:tc>
@@ -861,19 +723,9 @@
             <w:tcW w:w="4508" w:type="dxa"/>
           </w:tcPr>
           <w:p>
-            <w:proofErr w:type="spellStart"/>
-            <w:r>
-              <w:t>Kecepatan</w:t>
-            </w:r>
-            <w:proofErr w:type="spellEnd"/>
-            <w:r>
-              <w:t xml:space="preserve"> LAN Card Ethernet/</w:t>
-            </w:r>
-            <w:proofErr w:type="spellStart"/>
-            <w:r>
-              <w:t>Kabel</w:t>
-            </w:r>
-            <w:proofErr w:type="spellEnd"/>
+            <w:r>
+              <w:t>Kecepatan LAN Card Ethernet/Kabel</w:t>
+            </w:r>
           </w:p>
         </w:tc>
         <w:tc>
@@ -889,19 +741,9 @@
             <w:tcW w:w="4508" w:type="dxa"/>
           </w:tcPr>
           <w:p>
-            <w:proofErr w:type="spellStart"/>
-            <w:r>
-              <w:t>Sistem</w:t>
-            </w:r>
-            <w:proofErr w:type="spellEnd"/>
-            <w:r>
-              <w:t xml:space="preserve"> </w:t>
-            </w:r>
-            <w:proofErr w:type="spellStart"/>
-            <w:r>
-              <w:t>Operasi</w:t>
-            </w:r>
-            <w:proofErr w:type="spellEnd"/>
+            <w:r>
+              <w:t>Sistem Operasi</w:t>
+            </w:r>
           </w:p>
         </w:tc>
         <w:tc>
@@ -918,13 +760,8 @@
           </w:tcPr>
           <w:p>
             <w:r>
-              <w:t xml:space="preserve">Screenshot </w:t>
-            </w:r>
-            <w:proofErr w:type="spellStart"/>
-            <w:r>
-              <w:t>DxDiag</w:t>
-            </w:r>
-            <w:proofErr w:type="spellEnd"/>
+              <w:t>Screenshot DxDiag</w:t>
+            </w:r>
           </w:p>
         </w:tc>
         <w:tc>
@@ -959,29 +796,8 @@
           </w:tcPr>
           <w:p>
             <w:r>
-              <w:t xml:space="preserve">Screenshot </w:t>
-            </w:r>
-            <w:proofErr w:type="spellStart"/>
-            <w:r>
-              <w:t>Tipe</w:t>
-            </w:r>
-            <w:proofErr w:type="spellEnd"/>
-            <w:r>
-              <w:t xml:space="preserve"> &amp; </w:t>
-            </w:r>
-            <w:proofErr w:type="spellStart"/>
-            <w:r>
-              <w:t>Kapasitas</w:t>
-            </w:r>
-            <w:proofErr w:type="spellEnd"/>
-            <w:r>
-              <w:t xml:space="preserve"> </w:t>
-            </w:r>
-            <w:proofErr w:type="spellStart"/>
-            <w:r>
-              <w:t>Hardisk</w:t>
-            </w:r>
-            <w:proofErr w:type="spellEnd"/>
+              <w:t>Screenshot Tipe &amp; Kapasitas Hardisk</w:t>
+            </w:r>
           </w:p>
         </w:tc>
         <w:tc>
@@ -998,15 +814,7 @@
           </w:tcPr>
           <w:p>
             <w:r>
-              <w:t xml:space="preserve">Screenshot </w:t>
-            </w:r>
-            <w:proofErr w:type="spellStart"/>
-            <w:r>
-              <w:t>Kecepatan</w:t>
-            </w:r>
-            <w:proofErr w:type="spellEnd"/>
-            <w:r>
-              <w:t xml:space="preserve"> LAN Card Ethernet</w:t>
+              <w:t>Screenshot Kecepatan LAN Card Ethernet</w:t>
             </w:r>
           </w:p>
         </w:tc>
@@ -1019,419 +827,6 @@
       </w:tr>
     </w:tbl>
     <w:p/>
-    <w:tbl>
-      <w:tblPr>
-        <w:tblStyle w:val="TableGrid"/>
-        <w:tblW w:w="0" w:type="auto"/>
-        <w:tblLook w:val="04A0" w:firstRow="1" w:lastRow="0" w:firstColumn="1" w:lastColumn="0" w:noHBand="0" w:noVBand="1"/>
-      </w:tblPr>
-      <w:tblGrid>
-        <w:gridCol w:w="4508"/>
-        <w:gridCol w:w="4509"/>
-      </w:tblGrid>
-      <w:tr>
-        <w:tc>
-          <w:tcPr>
-            <w:tcW w:w="4508" w:type="dxa"/>
-          </w:tcPr>
-          <w:p>
-            <w:r>
-              <w:t>Nama Varian</w:t>
-            </w:r>
-          </w:p>
-        </w:tc>
-        <w:tc>
-          <w:tcPr>
-            <w:tcW w:w="4509" w:type="dxa"/>
-          </w:tcPr>
-          <w:p>
-            <w:r>
-              <w:t>1</w:t>
-            </w:r>
-          </w:p>
-        </w:tc>
-      </w:tr>
-      <w:tr>
-        <w:tc>
-          <w:tcPr>
-            <w:tcW w:w="4508" w:type="dxa"/>
-          </w:tcPr>
-          <w:p>
-            <w:proofErr w:type="spellStart"/>
-            <w:r>
-              <w:t>Jumlah</w:t>
-            </w:r>
-            <w:proofErr w:type="spellEnd"/>
-            <w:r>
-              <w:t xml:space="preserve"> Unit</w:t>
-            </w:r>
-          </w:p>
-        </w:tc>
-        <w:tc>
-          <w:tcPr>
-            <w:tcW w:w="4509" w:type="dxa"/>
-          </w:tcPr>
-          <w:p>
-            <w:r>
-              <w:t>14</w:t>
-            </w:r>
-          </w:p>
-        </w:tc>
-      </w:tr>
-      <w:tr>
-        <w:tc>
-          <w:tcPr>
-            <w:tcW w:w="4508" w:type="dxa"/>
-          </w:tcPr>
-          <w:p>
-            <w:proofErr w:type="spellStart"/>
-            <w:r>
-              <w:t>Jenis</w:t>
-            </w:r>
-            <w:proofErr w:type="spellEnd"/>
-            <w:r>
-              <w:t xml:space="preserve"> </w:t>
-            </w:r>
-            <w:proofErr w:type="spellStart"/>
-            <w:r>
-              <w:t>Komputer</w:t>
-            </w:r>
-            <w:proofErr w:type="spellEnd"/>
-          </w:p>
-        </w:tc>
-        <w:tc>
-          <w:tcPr>
-            <w:tcW w:w="4509" w:type="dxa"/>
-          </w:tcPr>
-          <w:p/>
-        </w:tc>
-      </w:tr>
-      <w:tr>
-        <w:tc>
-          <w:tcPr>
-            <w:tcW w:w="4508" w:type="dxa"/>
-          </w:tcPr>
-          <w:p>
-            <w:proofErr w:type="spellStart"/>
-            <w:r>
-              <w:t>Merk</w:t>
-            </w:r>
-            <w:proofErr w:type="spellEnd"/>
-            <w:r>
-              <w:t>/Seri</w:t>
-            </w:r>
-          </w:p>
-        </w:tc>
-        <w:tc>
-          <w:tcPr>
-            <w:tcW w:w="4509" w:type="dxa"/>
-          </w:tcPr>
-          <w:p/>
-        </w:tc>
-      </w:tr>
-      <w:tr>
-        <w:tc>
-          <w:tcPr>
-            <w:tcW w:w="4508" w:type="dxa"/>
-          </w:tcPr>
-          <w:p>
-            <w:r>
-              <w:t>Processor</w:t>
-            </w:r>
-          </w:p>
-        </w:tc>
-        <w:tc>
-          <w:tcPr>
-            <w:tcW w:w="4509" w:type="dxa"/>
-          </w:tcPr>
-          <w:p>
-            <w:r>
-              <w:t>I5-4590</w:t>
-            </w:r>
-          </w:p>
-        </w:tc>
-      </w:tr>
-      <w:tr>
-        <w:tc>
-          <w:tcPr>
-            <w:tcW w:w="4508" w:type="dxa"/>
-          </w:tcPr>
-          <w:p>
-            <w:r>
-              <w:t>CPU Core</w:t>
-            </w:r>
-          </w:p>
-        </w:tc>
-        <w:tc>
-          <w:tcPr>
-            <w:tcW w:w="4509" w:type="dxa"/>
-          </w:tcPr>
-          <w:p/>
-        </w:tc>
-      </w:tr>
-      <w:tr>
-        <w:tc>
-          <w:tcPr>
-            <w:tcW w:w="4508" w:type="dxa"/>
-          </w:tcPr>
-          <w:p>
-            <w:r>
-              <w:lastRenderedPageBreak/>
-              <w:t>CPU Thread</w:t>
-            </w:r>
-          </w:p>
-        </w:tc>
-        <w:tc>
-          <w:tcPr>
-            <w:tcW w:w="4509" w:type="dxa"/>
-          </w:tcPr>
-          <w:p/>
-        </w:tc>
-      </w:tr>
-      <w:tr>
-        <w:tc>
-          <w:tcPr>
-            <w:tcW w:w="4508" w:type="dxa"/>
-          </w:tcPr>
-          <w:p>
-            <w:proofErr w:type="spellStart"/>
-            <w:r>
-              <w:t>Tipe</w:t>
-            </w:r>
-            <w:proofErr w:type="spellEnd"/>
-            <w:r>
-              <w:t xml:space="preserve"> </w:t>
-            </w:r>
-            <w:proofErr w:type="spellStart"/>
-            <w:r>
-              <w:t>Hardisk</w:t>
-            </w:r>
-            <w:proofErr w:type="spellEnd"/>
-          </w:p>
-        </w:tc>
-        <w:tc>
-          <w:tcPr>
-            <w:tcW w:w="4509" w:type="dxa"/>
-          </w:tcPr>
-          <w:p/>
-        </w:tc>
-      </w:tr>
-      <w:tr>
-        <w:tc>
-          <w:tcPr>
-            <w:tcW w:w="4508" w:type="dxa"/>
-          </w:tcPr>
-          <w:p>
-            <w:proofErr w:type="spellStart"/>
-            <w:r>
-              <w:t>Kapasitas</w:t>
-            </w:r>
-            <w:proofErr w:type="spellEnd"/>
-            <w:r>
-              <w:t xml:space="preserve"> </w:t>
-            </w:r>
-            <w:proofErr w:type="spellStart"/>
-            <w:r>
-              <w:t>Hardisk</w:t>
-            </w:r>
-            <w:proofErr w:type="spellEnd"/>
-            <w:r>
-              <w:t xml:space="preserve"> (GB)</w:t>
-            </w:r>
-          </w:p>
-        </w:tc>
-        <w:tc>
-          <w:tcPr>
-            <w:tcW w:w="4509" w:type="dxa"/>
-          </w:tcPr>
-          <w:p/>
-        </w:tc>
-      </w:tr>
-      <w:tr>
-        <w:tc>
-          <w:tcPr>
-            <w:tcW w:w="4508" w:type="dxa"/>
-          </w:tcPr>
-          <w:p>
-            <w:r>
-              <w:t>RAM (GB)</w:t>
-            </w:r>
-          </w:p>
-        </w:tc>
-        <w:tc>
-          <w:tcPr>
-            <w:tcW w:w="4509" w:type="dxa"/>
-          </w:tcPr>
-          <w:p/>
-        </w:tc>
-      </w:tr>
-      <w:tr>
-        <w:tc>
-          <w:tcPr>
-            <w:tcW w:w="4508" w:type="dxa"/>
-          </w:tcPr>
-          <w:p>
-            <w:proofErr w:type="spellStart"/>
-            <w:r>
-              <w:t>Kecepatan</w:t>
-            </w:r>
-            <w:proofErr w:type="spellEnd"/>
-            <w:r>
-              <w:t xml:space="preserve"> LAN Card Ethernet/</w:t>
-            </w:r>
-            <w:proofErr w:type="spellStart"/>
-            <w:r>
-              <w:t>Kabel</w:t>
-            </w:r>
-            <w:proofErr w:type="spellEnd"/>
-          </w:p>
-        </w:tc>
-        <w:tc>
-          <w:tcPr>
-            <w:tcW w:w="4509" w:type="dxa"/>
-          </w:tcPr>
-          <w:p/>
-        </w:tc>
-      </w:tr>
-      <w:tr>
-        <w:tc>
-          <w:tcPr>
-            <w:tcW w:w="4508" w:type="dxa"/>
-          </w:tcPr>
-          <w:p>
-            <w:proofErr w:type="spellStart"/>
-            <w:r>
-              <w:t>Sistem</w:t>
-            </w:r>
-            <w:proofErr w:type="spellEnd"/>
-            <w:r>
-              <w:t xml:space="preserve"> </w:t>
-            </w:r>
-            <w:proofErr w:type="spellStart"/>
-            <w:r>
-              <w:t>Operasi</w:t>
-            </w:r>
-            <w:proofErr w:type="spellEnd"/>
-          </w:p>
-        </w:tc>
-        <w:tc>
-          <w:tcPr>
-            <w:tcW w:w="4509" w:type="dxa"/>
-          </w:tcPr>
-          <w:p/>
-        </w:tc>
-      </w:tr>
-      <w:tr>
-        <w:tc>
-          <w:tcPr>
-            <w:tcW w:w="4508" w:type="dxa"/>
-          </w:tcPr>
-          <w:p>
-            <w:r>
-              <w:t xml:space="preserve">Screenshot </w:t>
-            </w:r>
-            <w:proofErr w:type="spellStart"/>
-            <w:r>
-              <w:t>DxDiag</w:t>
-            </w:r>
-            <w:proofErr w:type="spellEnd"/>
-          </w:p>
-        </w:tc>
-        <w:tc>
-          <w:tcPr>
-            <w:tcW w:w="4509" w:type="dxa"/>
-          </w:tcPr>
-          <w:p/>
-        </w:tc>
-      </w:tr>
-      <w:tr>
-        <w:tc>
-          <w:tcPr>
-            <w:tcW w:w="4508" w:type="dxa"/>
-          </w:tcPr>
-          <w:p>
-            <w:r>
-              <w:t>Screenshot CPU Core &amp; Thread</w:t>
-            </w:r>
-          </w:p>
-        </w:tc>
-        <w:tc>
-          <w:tcPr>
-            <w:tcW w:w="4509" w:type="dxa"/>
-          </w:tcPr>
-          <w:p/>
-        </w:tc>
-      </w:tr>
-      <w:tr>
-        <w:tc>
-          <w:tcPr>
-            <w:tcW w:w="4508" w:type="dxa"/>
-          </w:tcPr>
-          <w:p>
-            <w:r>
-              <w:t xml:space="preserve">Screenshot </w:t>
-            </w:r>
-            <w:proofErr w:type="spellStart"/>
-            <w:r>
-              <w:t>Tipe</w:t>
-            </w:r>
-            <w:proofErr w:type="spellEnd"/>
-            <w:r>
-              <w:t xml:space="preserve"> &amp; </w:t>
-            </w:r>
-            <w:proofErr w:type="spellStart"/>
-            <w:r>
-              <w:t>Kapasitas</w:t>
-            </w:r>
-            <w:proofErr w:type="spellEnd"/>
-            <w:r>
-              <w:t xml:space="preserve"> </w:t>
-            </w:r>
-            <w:proofErr w:type="spellStart"/>
-            <w:r>
-              <w:t>Hardisk</w:t>
-            </w:r>
-            <w:proofErr w:type="spellEnd"/>
-          </w:p>
-        </w:tc>
-        <w:tc>
-          <w:tcPr>
-            <w:tcW w:w="4509" w:type="dxa"/>
-          </w:tcPr>
-          <w:p/>
-        </w:tc>
-      </w:tr>
-      <w:tr>
-        <w:tc>
-          <w:tcPr>
-            <w:tcW w:w="4508" w:type="dxa"/>
-          </w:tcPr>
-          <w:p>
-            <w:r>
-              <w:t xml:space="preserve">Screenshot </w:t>
-            </w:r>
-            <w:proofErr w:type="spellStart"/>
-            <w:r>
-              <w:t>Kecepatan</w:t>
-            </w:r>
-            <w:proofErr w:type="spellEnd"/>
-            <w:r>
-              <w:t xml:space="preserve"> LAN Card Ethernet</w:t>
-            </w:r>
-          </w:p>
-        </w:tc>
-        <w:tc>
-          <w:tcPr>
-            <w:tcW w:w="4509" w:type="dxa"/>
-          </w:tcPr>
-          <w:p/>
-        </w:tc>
-      </w:tr>
-    </w:tbl>
-    <w:p>
-      <w:bookmarkStart w:id="0" w:name="_GoBack"/>
-      <w:bookmarkEnd w:id="0"/>
-    </w:p>
     <w:p/>
     <w:tbl>
       <w:tblPr>
@@ -1471,13 +866,8 @@
             <w:tcW w:w="1980" w:type="dxa"/>
           </w:tcPr>
           <w:p>
-            <w:proofErr w:type="spellStart"/>
-            <w:r>
-              <w:t>Jumlah</w:t>
-            </w:r>
-            <w:proofErr w:type="spellEnd"/>
-            <w:r>
-              <w:t xml:space="preserve"> Unit</w:t>
+            <w:r>
+              <w:t>Jumlah Unit</w:t>
             </w:r>
           </w:p>
         </w:tc>
@@ -1498,19 +888,9 @@
             <w:tcW w:w="1980" w:type="dxa"/>
           </w:tcPr>
           <w:p>
-            <w:proofErr w:type="spellStart"/>
-            <w:r>
-              <w:t>Jenis</w:t>
-            </w:r>
-            <w:proofErr w:type="spellEnd"/>
-            <w:r>
-              <w:t xml:space="preserve"> </w:t>
-            </w:r>
-            <w:proofErr w:type="spellStart"/>
-            <w:r>
-              <w:t>Komputer</w:t>
-            </w:r>
-            <w:proofErr w:type="spellEnd"/>
+            <w:r>
+              <w:t>Jenis Komputer</w:t>
+            </w:r>
           </w:p>
         </w:tc>
         <w:tc>
@@ -1518,11 +898,9 @@
             <w:tcW w:w="7037" w:type="dxa"/>
           </w:tcPr>
           <w:p>
-            <w:proofErr w:type="spellStart"/>
             <w:r>
               <w:t>Rakitan</w:t>
             </w:r>
-            <w:proofErr w:type="spellEnd"/>
           </w:p>
         </w:tc>
       </w:tr>
@@ -1577,6 +955,7 @@
           </w:tcPr>
           <w:p>
             <w:r>
+              <w:lastRenderedPageBreak/>
               <w:t>CPU Core</w:t>
             </w:r>
           </w:p>
@@ -1620,19 +999,9 @@
             <w:tcW w:w="1980" w:type="dxa"/>
           </w:tcPr>
           <w:p>
-            <w:proofErr w:type="spellStart"/>
-            <w:r>
-              <w:t>Tipe</w:t>
-            </w:r>
-            <w:proofErr w:type="spellEnd"/>
-            <w:r>
-              <w:t xml:space="preserve"> </w:t>
-            </w:r>
-            <w:proofErr w:type="spellStart"/>
-            <w:r>
-              <w:t>Hardisk</w:t>
-            </w:r>
-            <w:proofErr w:type="spellEnd"/>
+            <w:r>
+              <w:t>Tipe Hardisk</w:t>
+            </w:r>
           </w:p>
         </w:tc>
         <w:tc>
@@ -1652,21 +1021,8 @@
             <w:tcW w:w="1980" w:type="dxa"/>
           </w:tcPr>
           <w:p>
-            <w:proofErr w:type="spellStart"/>
-            <w:r>
-              <w:t>Kapasitas</w:t>
-            </w:r>
-            <w:proofErr w:type="spellEnd"/>
-            <w:r>
-              <w:t xml:space="preserve"> </w:t>
-            </w:r>
-            <w:proofErr w:type="spellStart"/>
-            <w:r>
-              <w:t>Hardisk</w:t>
-            </w:r>
-            <w:proofErr w:type="spellEnd"/>
-            <w:r>
-              <w:t xml:space="preserve"> (GB)</w:t>
+            <w:r>
+              <w:t>Kapasitas Hardisk (GB)</w:t>
             </w:r>
           </w:p>
         </w:tc>
@@ -1709,19 +1065,9 @@
             <w:tcW w:w="1980" w:type="dxa"/>
           </w:tcPr>
           <w:p>
-            <w:proofErr w:type="spellStart"/>
-            <w:r>
-              <w:t>Kecepatan</w:t>
-            </w:r>
-            <w:proofErr w:type="spellEnd"/>
-            <w:r>
-              <w:t xml:space="preserve"> LAN Card Ethernet/</w:t>
-            </w:r>
-            <w:proofErr w:type="spellStart"/>
-            <w:r>
-              <w:t>Kabel</w:t>
-            </w:r>
-            <w:proofErr w:type="spellEnd"/>
+            <w:r>
+              <w:t>Kecepatan LAN Card Ethernet/Kabel</w:t>
+            </w:r>
           </w:p>
         </w:tc>
         <w:tc>
@@ -1741,19 +1087,9 @@
             <w:tcW w:w="1980" w:type="dxa"/>
           </w:tcPr>
           <w:p>
-            <w:proofErr w:type="spellStart"/>
-            <w:r>
-              <w:t>Sistem</w:t>
-            </w:r>
-            <w:proofErr w:type="spellEnd"/>
-            <w:r>
-              <w:t xml:space="preserve"> </w:t>
-            </w:r>
-            <w:proofErr w:type="spellStart"/>
-            <w:r>
-              <w:t>Operasi</w:t>
-            </w:r>
-            <w:proofErr w:type="spellEnd"/>
+            <w:r>
+              <w:t>Sistem Operasi</w:t>
+            </w:r>
           </w:p>
         </w:tc>
         <w:tc>
@@ -1774,13 +1110,8 @@
           </w:tcPr>
           <w:p>
             <w:r>
-              <w:t xml:space="preserve">Screenshot </w:t>
-            </w:r>
-            <w:proofErr w:type="spellStart"/>
-            <w:r>
-              <w:t>DxDiag</w:t>
-            </w:r>
-            <w:proofErr w:type="spellEnd"/>
+              <w:t>Screenshot DxDiag</w:t>
+            </w:r>
           </w:p>
         </w:tc>
         <w:tc>
@@ -1838,7 +1169,6 @@
           </w:tcPr>
           <w:p>
             <w:r>
-              <w:lastRenderedPageBreak/>
               <w:t>Screenshot CPU Core &amp; Thread</w:t>
             </w:r>
           </w:p>
@@ -1898,29 +1228,9 @@
           </w:tcPr>
           <w:p>
             <w:r>
-              <w:t xml:space="preserve">Screenshot </w:t>
-            </w:r>
-            <w:proofErr w:type="spellStart"/>
-            <w:r>
-              <w:t>Tipe</w:t>
-            </w:r>
-            <w:proofErr w:type="spellEnd"/>
-            <w:r>
-              <w:t xml:space="preserve"> &amp; </w:t>
-            </w:r>
-            <w:proofErr w:type="spellStart"/>
-            <w:r>
-              <w:t>Kapasitas</w:t>
-            </w:r>
-            <w:proofErr w:type="spellEnd"/>
-            <w:r>
-              <w:t xml:space="preserve"> </w:t>
-            </w:r>
-            <w:proofErr w:type="spellStart"/>
-            <w:r>
-              <w:t>Hardisk</w:t>
-            </w:r>
-            <w:proofErr w:type="spellEnd"/>
+              <w:lastRenderedPageBreak/>
+              <w:t>Screenshot Tipe &amp; Kapasitas Hardisk</w:t>
+            </w:r>
           </w:p>
         </w:tc>
         <w:tc>
@@ -1978,15 +1288,7 @@
           </w:tcPr>
           <w:p>
             <w:r>
-              <w:t xml:space="preserve">Screenshot </w:t>
-            </w:r>
-            <w:proofErr w:type="spellStart"/>
-            <w:r>
-              <w:t>Kecepatan</w:t>
-            </w:r>
-            <w:proofErr w:type="spellEnd"/>
-            <w:r>
-              <w:t xml:space="preserve"> LAN Card Ethernet</w:t>
+              <w:t>Screenshot Kecepatan LAN Card Ethernet</w:t>
             </w:r>
           </w:p>
         </w:tc>
@@ -2078,13 +1380,8 @@
             <w:tcW w:w="4508" w:type="dxa"/>
           </w:tcPr>
           <w:p>
-            <w:proofErr w:type="spellStart"/>
-            <w:r>
-              <w:t>Jumlah</w:t>
-            </w:r>
-            <w:proofErr w:type="spellEnd"/>
-            <w:r>
-              <w:t xml:space="preserve"> Unit</w:t>
+            <w:r>
+              <w:t>Jumlah Unit</w:t>
             </w:r>
           </w:p>
         </w:tc>
@@ -2105,31 +1402,19 @@
             <w:tcW w:w="4508" w:type="dxa"/>
           </w:tcPr>
           <w:p>
-            <w:proofErr w:type="spellStart"/>
-            <w:r>
-              <w:t>Jenis</w:t>
-            </w:r>
-            <w:proofErr w:type="spellEnd"/>
-            <w:r>
-              <w:t xml:space="preserve"> </w:t>
-            </w:r>
-            <w:proofErr w:type="spellStart"/>
-            <w:r>
-              <w:t>Komputer</w:t>
-            </w:r>
-            <w:proofErr w:type="spellEnd"/>
-          </w:p>
-        </w:tc>
-        <w:tc>
-          <w:tcPr>
-            <w:tcW w:w="4509" w:type="dxa"/>
-          </w:tcPr>
-          <w:p>
-            <w:proofErr w:type="spellStart"/>
+            <w:r>
+              <w:t>Jenis Komputer</w:t>
+            </w:r>
+          </w:p>
+        </w:tc>
+        <w:tc>
+          <w:tcPr>
+            <w:tcW w:w="4509" w:type="dxa"/>
+          </w:tcPr>
+          <w:p>
             <w:r>
               <w:t>Rakitan</w:t>
             </w:r>
-            <w:proofErr w:type="spellEnd"/>
           </w:p>
         </w:tc>
       </w:tr>
@@ -2227,19 +1512,9 @@
             <w:tcW w:w="4508" w:type="dxa"/>
           </w:tcPr>
           <w:p>
-            <w:proofErr w:type="spellStart"/>
-            <w:r>
-              <w:t>Tipe</w:t>
-            </w:r>
-            <w:proofErr w:type="spellEnd"/>
-            <w:r>
-              <w:t xml:space="preserve"> </w:t>
-            </w:r>
-            <w:proofErr w:type="spellStart"/>
-            <w:r>
-              <w:t>Hardisk</w:t>
-            </w:r>
-            <w:proofErr w:type="spellEnd"/>
+            <w:r>
+              <w:t>Tipe Hardisk</w:t>
+            </w:r>
           </w:p>
         </w:tc>
         <w:tc>
@@ -2259,21 +1534,8 @@
             <w:tcW w:w="4508" w:type="dxa"/>
           </w:tcPr>
           <w:p>
-            <w:proofErr w:type="spellStart"/>
-            <w:r>
-              <w:t>Kapasitas</w:t>
-            </w:r>
-            <w:proofErr w:type="spellEnd"/>
-            <w:r>
-              <w:t xml:space="preserve"> </w:t>
-            </w:r>
-            <w:proofErr w:type="spellStart"/>
-            <w:r>
-              <w:t>Hardisk</w:t>
-            </w:r>
-            <w:proofErr w:type="spellEnd"/>
-            <w:r>
-              <w:t xml:space="preserve"> (GB)</w:t>
+            <w:r>
+              <w:t>Kapasitas Hardisk (GB)</w:t>
             </w:r>
           </w:p>
         </w:tc>
@@ -2316,19 +1578,9 @@
             <w:tcW w:w="4508" w:type="dxa"/>
           </w:tcPr>
           <w:p>
-            <w:proofErr w:type="spellStart"/>
-            <w:r>
-              <w:t>Kecepatan</w:t>
-            </w:r>
-            <w:proofErr w:type="spellEnd"/>
-            <w:r>
-              <w:t xml:space="preserve"> LAN Card Ethernet/</w:t>
-            </w:r>
-            <w:proofErr w:type="spellStart"/>
-            <w:r>
-              <w:t>Kabel</w:t>
-            </w:r>
-            <w:proofErr w:type="spellEnd"/>
+            <w:r>
+              <w:t>Kecepatan LAN Card Ethernet/Kabel</w:t>
+            </w:r>
           </w:p>
         </w:tc>
         <w:tc>
@@ -2348,19 +1600,9 @@
             <w:tcW w:w="4508" w:type="dxa"/>
           </w:tcPr>
           <w:p>
-            <w:proofErr w:type="spellStart"/>
-            <w:r>
-              <w:t>Sistem</w:t>
-            </w:r>
-            <w:proofErr w:type="spellEnd"/>
-            <w:r>
-              <w:t xml:space="preserve"> </w:t>
-            </w:r>
-            <w:proofErr w:type="spellStart"/>
-            <w:r>
-              <w:t>Operasi</w:t>
-            </w:r>
-            <w:proofErr w:type="spellEnd"/>
+            <w:r>
+              <w:t>Sistem Operasi</w:t>
+            </w:r>
           </w:p>
         </w:tc>
         <w:tc>
@@ -2381,13 +1623,9 @@
           </w:tcPr>
           <w:p>
             <w:r>
-              <w:t xml:space="preserve">Screenshot </w:t>
-            </w:r>
-            <w:proofErr w:type="spellStart"/>
-            <w:r>
-              <w:t>DxDiag</w:t>
-            </w:r>
-            <w:proofErr w:type="spellEnd"/>
+              <w:lastRenderedPageBreak/>
+              <w:t>Screenshot DxDiag</w:t>
+            </w:r>
           </w:p>
         </w:tc>
         <w:tc>
@@ -2445,7 +1683,6 @@
           </w:tcPr>
           <w:p>
             <w:r>
-              <w:lastRenderedPageBreak/>
               <w:t>Screenshot CPU Core &amp; Thread</w:t>
             </w:r>
           </w:p>
@@ -2505,29 +1742,8 @@
           </w:tcPr>
           <w:p>
             <w:r>
-              <w:t xml:space="preserve">Screenshot </w:t>
-            </w:r>
-            <w:proofErr w:type="spellStart"/>
-            <w:r>
-              <w:t>Tipe</w:t>
-            </w:r>
-            <w:proofErr w:type="spellEnd"/>
-            <w:r>
-              <w:t xml:space="preserve"> &amp; </w:t>
-            </w:r>
-            <w:proofErr w:type="spellStart"/>
-            <w:r>
-              <w:t>Kapasitas</w:t>
-            </w:r>
-            <w:proofErr w:type="spellEnd"/>
-            <w:r>
-              <w:t xml:space="preserve"> </w:t>
-            </w:r>
-            <w:proofErr w:type="spellStart"/>
-            <w:r>
-              <w:t>Hardisk</w:t>
-            </w:r>
-            <w:proofErr w:type="spellEnd"/>
+              <w:t>Screenshot Tipe &amp; Kapasitas Hardisk</w:t>
+            </w:r>
           </w:p>
         </w:tc>
         <w:tc>
@@ -2544,15 +1760,7 @@
           </w:tcPr>
           <w:p>
             <w:r>
-              <w:t xml:space="preserve">Screenshot </w:t>
-            </w:r>
-            <w:proofErr w:type="spellStart"/>
-            <w:r>
-              <w:t>Kecepatan</w:t>
-            </w:r>
-            <w:proofErr w:type="spellEnd"/>
-            <w:r>
-              <w:t xml:space="preserve"> LAN Card Ethernet</w:t>
+              <w:t>Screenshot Kecepatan LAN Card Ethernet</w:t>
             </w:r>
           </w:p>
         </w:tc>
@@ -2644,13 +1852,8 @@
             <w:tcW w:w="4508" w:type="dxa"/>
           </w:tcPr>
           <w:p>
-            <w:proofErr w:type="spellStart"/>
-            <w:r>
-              <w:t>Jumlah</w:t>
-            </w:r>
-            <w:proofErr w:type="spellEnd"/>
-            <w:r>
-              <w:t xml:space="preserve"> Unit</w:t>
+            <w:r>
+              <w:t>Jumlah Unit</w:t>
             </w:r>
           </w:p>
         </w:tc>
@@ -2671,31 +1874,19 @@
             <w:tcW w:w="4508" w:type="dxa"/>
           </w:tcPr>
           <w:p>
-            <w:proofErr w:type="spellStart"/>
-            <w:r>
-              <w:t>Jenis</w:t>
-            </w:r>
-            <w:proofErr w:type="spellEnd"/>
-            <w:r>
-              <w:t xml:space="preserve"> </w:t>
-            </w:r>
-            <w:proofErr w:type="spellStart"/>
-            <w:r>
-              <w:t>Komputer</w:t>
-            </w:r>
-            <w:proofErr w:type="spellEnd"/>
-          </w:p>
-        </w:tc>
-        <w:tc>
-          <w:tcPr>
-            <w:tcW w:w="4509" w:type="dxa"/>
-          </w:tcPr>
-          <w:p>
-            <w:proofErr w:type="spellStart"/>
+            <w:r>
+              <w:t>Jenis Komputer</w:t>
+            </w:r>
+          </w:p>
+        </w:tc>
+        <w:tc>
+          <w:tcPr>
+            <w:tcW w:w="4509" w:type="dxa"/>
+          </w:tcPr>
+          <w:p>
             <w:r>
               <w:t>Rakitan</w:t>
             </w:r>
-            <w:proofErr w:type="spellEnd"/>
           </w:p>
         </w:tc>
       </w:tr>
@@ -2716,15 +1907,7 @@
           </w:tcPr>
           <w:p>
             <w:r>
-              <w:t xml:space="preserve">ASUS </w:t>
-            </w:r>
-            <w:proofErr w:type="spellStart"/>
-            <w:r>
-              <w:t>ExpertCenter</w:t>
-            </w:r>
-            <w:proofErr w:type="spellEnd"/>
-            <w:r>
-              <w:t xml:space="preserve"> D500TC</w:t>
+              <w:t>ASUS ExpertCenter D500TC</w:t>
             </w:r>
           </w:p>
         </w:tc>
@@ -2758,6 +1941,7 @@
           </w:tcPr>
           <w:p>
             <w:r>
+              <w:lastRenderedPageBreak/>
               <w:t>CPU Core</w:t>
             </w:r>
           </w:p>
@@ -2801,19 +1985,9 @@
             <w:tcW w:w="4508" w:type="dxa"/>
           </w:tcPr>
           <w:p>
-            <w:proofErr w:type="spellStart"/>
-            <w:r>
-              <w:t>Tipe</w:t>
-            </w:r>
-            <w:proofErr w:type="spellEnd"/>
-            <w:r>
-              <w:t xml:space="preserve"> </w:t>
-            </w:r>
-            <w:proofErr w:type="spellStart"/>
-            <w:r>
-              <w:t>Hardisk</w:t>
-            </w:r>
-            <w:proofErr w:type="spellEnd"/>
+            <w:r>
+              <w:t>Tipe Hardisk</w:t>
+            </w:r>
           </w:p>
         </w:tc>
         <w:tc>
@@ -2833,21 +2007,8 @@
             <w:tcW w:w="4508" w:type="dxa"/>
           </w:tcPr>
           <w:p>
-            <w:proofErr w:type="spellStart"/>
-            <w:r>
-              <w:t>Kapasitas</w:t>
-            </w:r>
-            <w:proofErr w:type="spellEnd"/>
-            <w:r>
-              <w:t xml:space="preserve"> </w:t>
-            </w:r>
-            <w:proofErr w:type="spellStart"/>
-            <w:r>
-              <w:t>Hardisk</w:t>
-            </w:r>
-            <w:proofErr w:type="spellEnd"/>
-            <w:r>
-              <w:t xml:space="preserve"> (GB)</w:t>
+            <w:r>
+              <w:t>Kapasitas Hardisk (GB)</w:t>
             </w:r>
           </w:p>
         </w:tc>
@@ -2890,19 +2051,9 @@
             <w:tcW w:w="4508" w:type="dxa"/>
           </w:tcPr>
           <w:p>
-            <w:proofErr w:type="spellStart"/>
-            <w:r>
-              <w:t>Kecepatan</w:t>
-            </w:r>
-            <w:proofErr w:type="spellEnd"/>
-            <w:r>
-              <w:t xml:space="preserve"> LAN Card Ethernet/</w:t>
-            </w:r>
-            <w:proofErr w:type="spellStart"/>
-            <w:r>
-              <w:t>Kabel</w:t>
-            </w:r>
-            <w:proofErr w:type="spellEnd"/>
+            <w:r>
+              <w:t>Kecepatan LAN Card Ethernet/Kabel</w:t>
+            </w:r>
           </w:p>
         </w:tc>
         <w:tc>
@@ -2922,19 +2073,9 @@
             <w:tcW w:w="4508" w:type="dxa"/>
           </w:tcPr>
           <w:p>
-            <w:proofErr w:type="spellStart"/>
-            <w:r>
-              <w:t>Sistem</w:t>
-            </w:r>
-            <w:proofErr w:type="spellEnd"/>
-            <w:r>
-              <w:t xml:space="preserve"> </w:t>
-            </w:r>
-            <w:proofErr w:type="spellStart"/>
-            <w:r>
-              <w:t>Operasi</w:t>
-            </w:r>
-            <w:proofErr w:type="spellEnd"/>
+            <w:r>
+              <w:t>Sistem Operasi</w:t>
+            </w:r>
           </w:p>
         </w:tc>
         <w:tc>
@@ -2955,14 +2096,8 @@
           </w:tcPr>
           <w:p>
             <w:r>
-              <w:lastRenderedPageBreak/>
-              <w:t xml:space="preserve">Screenshot </w:t>
-            </w:r>
-            <w:proofErr w:type="spellStart"/>
-            <w:r>
-              <w:t>DxDiag</w:t>
-            </w:r>
-            <w:proofErr w:type="spellEnd"/>
+              <w:t>Screenshot DxDiag</w:t>
+            </w:r>
           </w:p>
         </w:tc>
         <w:tc>
@@ -3079,29 +2214,9 @@
           </w:tcPr>
           <w:p>
             <w:r>
-              <w:t xml:space="preserve">Screenshot </w:t>
-            </w:r>
-            <w:proofErr w:type="spellStart"/>
-            <w:r>
-              <w:t>Tipe</w:t>
-            </w:r>
-            <w:proofErr w:type="spellEnd"/>
-            <w:r>
-              <w:t xml:space="preserve"> &amp; </w:t>
-            </w:r>
-            <w:proofErr w:type="spellStart"/>
-            <w:r>
-              <w:t>Kapasitas</w:t>
-            </w:r>
-            <w:proofErr w:type="spellEnd"/>
-            <w:r>
-              <w:t xml:space="preserve"> </w:t>
-            </w:r>
-            <w:proofErr w:type="spellStart"/>
-            <w:r>
-              <w:t>Hardisk</w:t>
-            </w:r>
-            <w:proofErr w:type="spellEnd"/>
+              <w:lastRenderedPageBreak/>
+              <w:t>Screenshot Tipe &amp; Kapasitas Hardisk</w:t>
+            </w:r>
           </w:p>
         </w:tc>
         <w:tc>
@@ -3159,16 +2274,7 @@
           </w:tcPr>
           <w:p>
             <w:r>
-              <w:lastRenderedPageBreak/>
-              <w:t xml:space="preserve">Screenshot </w:t>
-            </w:r>
-            <w:proofErr w:type="spellStart"/>
-            <w:r>
-              <w:t>Kecepatan</w:t>
-            </w:r>
-            <w:proofErr w:type="spellEnd"/>
-            <w:r>
-              <w:t xml:space="preserve"> LAN Card Ethernet</w:t>
+              <w:t>Screenshot Kecepatan LAN Card Ethernet</w:t>
             </w:r>
           </w:p>
         </w:tc>
@@ -3229,8 +2335,8 @@
         <w:tblLook w:val="04A0" w:firstRow="1" w:lastRow="0" w:firstColumn="1" w:lastColumn="0" w:noHBand="0" w:noVBand="1"/>
       </w:tblPr>
       <w:tblGrid>
-        <w:gridCol w:w="4508"/>
-        <w:gridCol w:w="4509"/>
+        <w:gridCol w:w="1749"/>
+        <w:gridCol w:w="7268"/>
       </w:tblGrid>
       <w:tr>
         <w:tc>
@@ -3260,13 +2366,8 @@
             <w:tcW w:w="4508" w:type="dxa"/>
           </w:tcPr>
           <w:p>
-            <w:proofErr w:type="spellStart"/>
-            <w:r>
-              <w:t>Jumlah</w:t>
-            </w:r>
-            <w:proofErr w:type="spellEnd"/>
-            <w:r>
-              <w:t xml:space="preserve"> Unit</w:t>
+            <w:r>
+              <w:t>Jumlah Unit</w:t>
             </w:r>
           </w:p>
         </w:tc>
@@ -3287,26 +2388,20 @@
             <w:tcW w:w="4508" w:type="dxa"/>
           </w:tcPr>
           <w:p>
-            <w:proofErr w:type="spellStart"/>
-            <w:r>
-              <w:t>Jenis</w:t>
-            </w:r>
-            <w:proofErr w:type="spellEnd"/>
-            <w:r>
-              <w:t xml:space="preserve"> </w:t>
-            </w:r>
-            <w:proofErr w:type="spellStart"/>
-            <w:r>
-              <w:t>Komputer</w:t>
-            </w:r>
-            <w:proofErr w:type="spellEnd"/>
-          </w:p>
-        </w:tc>
-        <w:tc>
-          <w:tcPr>
-            <w:tcW w:w="4509" w:type="dxa"/>
-          </w:tcPr>
-          <w:p/>
+            <w:r>
+              <w:t>Jenis Komputer</w:t>
+            </w:r>
+          </w:p>
+        </w:tc>
+        <w:tc>
+          <w:tcPr>
+            <w:tcW w:w="4509" w:type="dxa"/>
+          </w:tcPr>
+          <w:p>
+            <w:r>
+              <w:t>Rakitan</w:t>
+            </w:r>
+          </w:p>
         </w:tc>
       </w:tr>
       <w:tr>
@@ -3324,7 +2419,11 @@
           <w:tcPr>
             <w:tcW w:w="4509" w:type="dxa"/>
           </w:tcPr>
-          <w:p/>
+          <w:p>
+            <w:r>
+              <w:t>H81M-DS2</w:t>
+            </w:r>
+          </w:p>
         </w:tc>
       </w:tr>
       <w:tr>
@@ -3364,7 +2463,11 @@
           <w:tcPr>
             <w:tcW w:w="4509" w:type="dxa"/>
           </w:tcPr>
-          <w:p/>
+          <w:p>
+            <w:r>
+              <w:t>4</w:t>
+            </w:r>
+          </w:p>
         </w:tc>
       </w:tr>
       <w:tr>
@@ -3382,66 +2485,55 @@
           <w:tcPr>
             <w:tcW w:w="4509" w:type="dxa"/>
           </w:tcPr>
-          <w:p/>
-        </w:tc>
-      </w:tr>
-      <w:tr>
-        <w:tc>
-          <w:tcPr>
-            <w:tcW w:w="4508" w:type="dxa"/>
-          </w:tcPr>
-          <w:p>
-            <w:proofErr w:type="spellStart"/>
-            <w:r>
-              <w:t>Tipe</w:t>
-            </w:r>
-            <w:proofErr w:type="spellEnd"/>
-            <w:r>
-              <w:t xml:space="preserve"> </w:t>
-            </w:r>
-            <w:proofErr w:type="spellStart"/>
-            <w:r>
-              <w:t>Hardisk</w:t>
-            </w:r>
-            <w:proofErr w:type="spellEnd"/>
-          </w:p>
-        </w:tc>
-        <w:tc>
-          <w:tcPr>
-            <w:tcW w:w="4509" w:type="dxa"/>
-          </w:tcPr>
-          <w:p/>
-        </w:tc>
-      </w:tr>
-      <w:tr>
-        <w:tc>
-          <w:tcPr>
-            <w:tcW w:w="4508" w:type="dxa"/>
-          </w:tcPr>
-          <w:p>
-            <w:proofErr w:type="spellStart"/>
-            <w:r>
-              <w:t>Kapasitas</w:t>
-            </w:r>
-            <w:proofErr w:type="spellEnd"/>
-            <w:r>
-              <w:t xml:space="preserve"> </w:t>
-            </w:r>
-            <w:proofErr w:type="spellStart"/>
-            <w:r>
-              <w:t>Hardisk</w:t>
-            </w:r>
-            <w:proofErr w:type="spellEnd"/>
-            <w:r>
-              <w:t xml:space="preserve"> (GB)</w:t>
-            </w:r>
-          </w:p>
-        </w:tc>
-        <w:tc>
-          <w:tcPr>
-            <w:tcW w:w="4509" w:type="dxa"/>
-          </w:tcPr>
-          <w:p/>
+          <w:p>
+            <w:r>
+              <w:t>8</w:t>
+            </w:r>
+          </w:p>
+        </w:tc>
+      </w:tr>
+      <w:tr>
+        <w:tc>
+          <w:tcPr>
+            <w:tcW w:w="4508" w:type="dxa"/>
+          </w:tcPr>
+          <w:p>
+            <w:r>
+              <w:t>Tipe Hardisk</w:t>
+            </w:r>
+          </w:p>
+        </w:tc>
+        <w:tc>
+          <w:tcPr>
+            <w:tcW w:w="4509" w:type="dxa"/>
+          </w:tcPr>
+          <w:p>
+            <w:r>
+              <w:t>SSD</w:t>
+            </w:r>
+          </w:p>
+        </w:tc>
+      </w:tr>
+      <w:tr>
+        <w:tc>
+          <w:tcPr>
+            <w:tcW w:w="4508" w:type="dxa"/>
+          </w:tcPr>
+          <w:p>
+            <w:r>
+              <w:t>Kapasitas Hardisk (GB)</w:t>
+            </w:r>
+          </w:p>
+        </w:tc>
+        <w:tc>
+          <w:tcPr>
+            <w:tcW w:w="4509" w:type="dxa"/>
+          </w:tcPr>
+          <w:p>
+            <w:r>
+              <w:t>480GB</w:t>
+            </w:r>
+          </w:p>
         </w:tc>
       </w:tr>
       <w:tr>
@@ -3459,441 +2551,6 @@
           <w:tcPr>
             <w:tcW w:w="4509" w:type="dxa"/>
           </w:tcPr>
-          <w:p/>
-        </w:tc>
-      </w:tr>
-      <w:tr>
-        <w:tc>
-          <w:tcPr>
-            <w:tcW w:w="4508" w:type="dxa"/>
-          </w:tcPr>
-          <w:p>
-            <w:proofErr w:type="spellStart"/>
-            <w:r>
-              <w:t>Kecepatan</w:t>
-            </w:r>
-            <w:proofErr w:type="spellEnd"/>
-            <w:r>
-              <w:t xml:space="preserve"> LAN Card Ethernet/</w:t>
-            </w:r>
-            <w:proofErr w:type="spellStart"/>
-            <w:r>
-              <w:t>Kabel</w:t>
-            </w:r>
-            <w:proofErr w:type="spellEnd"/>
-          </w:p>
-        </w:tc>
-        <w:tc>
-          <w:tcPr>
-            <w:tcW w:w="4509" w:type="dxa"/>
-          </w:tcPr>
-          <w:p/>
-        </w:tc>
-      </w:tr>
-      <w:tr>
-        <w:tc>
-          <w:tcPr>
-            <w:tcW w:w="4508" w:type="dxa"/>
-          </w:tcPr>
-          <w:p>
-            <w:proofErr w:type="spellStart"/>
-            <w:r>
-              <w:t>Sistem</w:t>
-            </w:r>
-            <w:proofErr w:type="spellEnd"/>
-            <w:r>
-              <w:t xml:space="preserve"> </w:t>
-            </w:r>
-            <w:proofErr w:type="spellStart"/>
-            <w:r>
-              <w:t>Operasi</w:t>
-            </w:r>
-            <w:proofErr w:type="spellEnd"/>
-          </w:p>
-        </w:tc>
-        <w:tc>
-          <w:tcPr>
-            <w:tcW w:w="4509" w:type="dxa"/>
-          </w:tcPr>
-          <w:p/>
-        </w:tc>
-      </w:tr>
-      <w:tr>
-        <w:tc>
-          <w:tcPr>
-            <w:tcW w:w="4508" w:type="dxa"/>
-          </w:tcPr>
-          <w:p>
-            <w:r>
-              <w:t xml:space="preserve">Screenshot </w:t>
-            </w:r>
-            <w:proofErr w:type="spellStart"/>
-            <w:r>
-              <w:t>DxDiag</w:t>
-            </w:r>
-            <w:proofErr w:type="spellEnd"/>
-          </w:p>
-        </w:tc>
-        <w:tc>
-          <w:tcPr>
-            <w:tcW w:w="4509" w:type="dxa"/>
-          </w:tcPr>
-          <w:p/>
-        </w:tc>
-      </w:tr>
-      <w:tr>
-        <w:tc>
-          <w:tcPr>
-            <w:tcW w:w="4508" w:type="dxa"/>
-          </w:tcPr>
-          <w:p>
-            <w:r>
-              <w:t>Screenshot CPU Core &amp; Thread</w:t>
-            </w:r>
-          </w:p>
-        </w:tc>
-        <w:tc>
-          <w:tcPr>
-            <w:tcW w:w="4509" w:type="dxa"/>
-          </w:tcPr>
-          <w:p/>
-        </w:tc>
-      </w:tr>
-      <w:tr>
-        <w:tc>
-          <w:tcPr>
-            <w:tcW w:w="4508" w:type="dxa"/>
-          </w:tcPr>
-          <w:p>
-            <w:r>
-              <w:t xml:space="preserve">Screenshot </w:t>
-            </w:r>
-            <w:proofErr w:type="spellStart"/>
-            <w:r>
-              <w:t>Tipe</w:t>
-            </w:r>
-            <w:proofErr w:type="spellEnd"/>
-            <w:r>
-              <w:t xml:space="preserve"> &amp; </w:t>
-            </w:r>
-            <w:proofErr w:type="spellStart"/>
-            <w:r>
-              <w:t>Kapasitas</w:t>
-            </w:r>
-            <w:proofErr w:type="spellEnd"/>
-            <w:r>
-              <w:t xml:space="preserve"> </w:t>
-            </w:r>
-            <w:proofErr w:type="spellStart"/>
-            <w:r>
-              <w:t>Hardisk</w:t>
-            </w:r>
-            <w:proofErr w:type="spellEnd"/>
-          </w:p>
-        </w:tc>
-        <w:tc>
-          <w:tcPr>
-            <w:tcW w:w="4509" w:type="dxa"/>
-          </w:tcPr>
-          <w:p/>
-        </w:tc>
-      </w:tr>
-      <w:tr>
-        <w:tc>
-          <w:tcPr>
-            <w:tcW w:w="4508" w:type="dxa"/>
-          </w:tcPr>
-          <w:p>
-            <w:r>
-              <w:t xml:space="preserve">Screenshot </w:t>
-            </w:r>
-            <w:proofErr w:type="spellStart"/>
-            <w:r>
-              <w:t>Kecepatan</w:t>
-            </w:r>
-            <w:proofErr w:type="spellEnd"/>
-            <w:r>
-              <w:t xml:space="preserve"> LAN Card Ethernet</w:t>
-            </w:r>
-          </w:p>
-        </w:tc>
-        <w:tc>
-          <w:tcPr>
-            <w:tcW w:w="4509" w:type="dxa"/>
-          </w:tcPr>
-          <w:p/>
-        </w:tc>
-      </w:tr>
-    </w:tbl>
-    <w:p/>
-    <w:tbl>
-      <w:tblPr>
-        <w:tblStyle w:val="TableGrid"/>
-        <w:tblW w:w="0" w:type="auto"/>
-        <w:tblLook w:val="04A0" w:firstRow="1" w:lastRow="0" w:firstColumn="1" w:lastColumn="0" w:noHBand="0" w:noVBand="1"/>
-      </w:tblPr>
-      <w:tblGrid>
-        <w:gridCol w:w="2849"/>
-        <w:gridCol w:w="6168"/>
-      </w:tblGrid>
-      <w:tr>
-        <w:tc>
-          <w:tcPr>
-            <w:tcW w:w="4508" w:type="dxa"/>
-          </w:tcPr>
-          <w:p>
-            <w:r>
-              <w:t>Nama Varian</w:t>
-            </w:r>
-          </w:p>
-        </w:tc>
-        <w:tc>
-          <w:tcPr>
-            <w:tcW w:w="4509" w:type="dxa"/>
-          </w:tcPr>
-          <w:p>
-            <w:r>
-              <w:t>1</w:t>
-            </w:r>
-          </w:p>
-        </w:tc>
-      </w:tr>
-      <w:tr>
-        <w:tc>
-          <w:tcPr>
-            <w:tcW w:w="4508" w:type="dxa"/>
-          </w:tcPr>
-          <w:p>
-            <w:proofErr w:type="spellStart"/>
-            <w:r>
-              <w:t>Jumlah</w:t>
-            </w:r>
-            <w:proofErr w:type="spellEnd"/>
-            <w:r>
-              <w:t xml:space="preserve"> Unit</w:t>
-            </w:r>
-          </w:p>
-        </w:tc>
-        <w:tc>
-          <w:tcPr>
-            <w:tcW w:w="4509" w:type="dxa"/>
-          </w:tcPr>
-          <w:p>
-            <w:r>
-              <w:t>1</w:t>
-            </w:r>
-          </w:p>
-        </w:tc>
-      </w:tr>
-      <w:tr>
-        <w:tc>
-          <w:tcPr>
-            <w:tcW w:w="4508" w:type="dxa"/>
-          </w:tcPr>
-          <w:p>
-            <w:proofErr w:type="spellStart"/>
-            <w:r>
-              <w:t>Jenis</w:t>
-            </w:r>
-            <w:proofErr w:type="spellEnd"/>
-            <w:r>
-              <w:t xml:space="preserve"> </w:t>
-            </w:r>
-            <w:proofErr w:type="spellStart"/>
-            <w:r>
-              <w:t>Komputer</w:t>
-            </w:r>
-            <w:proofErr w:type="spellEnd"/>
-          </w:p>
-        </w:tc>
-        <w:tc>
-          <w:tcPr>
-            <w:tcW w:w="4509" w:type="dxa"/>
-          </w:tcPr>
-          <w:p>
-            <w:proofErr w:type="spellStart"/>
-            <w:r>
-              <w:t>Rakitan</w:t>
-            </w:r>
-            <w:proofErr w:type="spellEnd"/>
-          </w:p>
-        </w:tc>
-      </w:tr>
-      <w:tr>
-        <w:tc>
-          <w:tcPr>
-            <w:tcW w:w="4508" w:type="dxa"/>
-          </w:tcPr>
-          <w:p>
-            <w:proofErr w:type="spellStart"/>
-            <w:r>
-              <w:t>Merk</w:t>
-            </w:r>
-            <w:proofErr w:type="spellEnd"/>
-            <w:r>
-              <w:t>/Seri</w:t>
-            </w:r>
-          </w:p>
-        </w:tc>
-        <w:tc>
-          <w:tcPr>
-            <w:tcW w:w="4509" w:type="dxa"/>
-          </w:tcPr>
-          <w:p>
-            <w:r>
-              <w:t>H110M-K</w:t>
-            </w:r>
-          </w:p>
-        </w:tc>
-      </w:tr>
-      <w:tr>
-        <w:tc>
-          <w:tcPr>
-            <w:tcW w:w="4508" w:type="dxa"/>
-          </w:tcPr>
-          <w:p>
-            <w:r>
-              <w:t>Processor</w:t>
-            </w:r>
-          </w:p>
-        </w:tc>
-        <w:tc>
-          <w:tcPr>
-            <w:tcW w:w="4509" w:type="dxa"/>
-          </w:tcPr>
-          <w:p>
-            <w:r>
-              <w:t>I3-6100</w:t>
-            </w:r>
-          </w:p>
-        </w:tc>
-      </w:tr>
-      <w:tr>
-        <w:tc>
-          <w:tcPr>
-            <w:tcW w:w="4508" w:type="dxa"/>
-          </w:tcPr>
-          <w:p>
-            <w:r>
-              <w:t>CPU Core</w:t>
-            </w:r>
-          </w:p>
-        </w:tc>
-        <w:tc>
-          <w:tcPr>
-            <w:tcW w:w="4509" w:type="dxa"/>
-          </w:tcPr>
-          <w:p>
-            <w:r>
-              <w:t>2</w:t>
-            </w:r>
-          </w:p>
-        </w:tc>
-      </w:tr>
-      <w:tr>
-        <w:tc>
-          <w:tcPr>
-            <w:tcW w:w="4508" w:type="dxa"/>
-          </w:tcPr>
-          <w:p>
-            <w:r>
-              <w:t>CPU Thread</w:t>
-            </w:r>
-          </w:p>
-        </w:tc>
-        <w:tc>
-          <w:tcPr>
-            <w:tcW w:w="4509" w:type="dxa"/>
-          </w:tcPr>
-          <w:p>
-            <w:r>
-              <w:t>4</w:t>
-            </w:r>
-          </w:p>
-        </w:tc>
-      </w:tr>
-      <w:tr>
-        <w:tc>
-          <w:tcPr>
-            <w:tcW w:w="4508" w:type="dxa"/>
-          </w:tcPr>
-          <w:p>
-            <w:proofErr w:type="spellStart"/>
-            <w:r>
-              <w:t>Tipe</w:t>
-            </w:r>
-            <w:proofErr w:type="spellEnd"/>
-            <w:r>
-              <w:t xml:space="preserve"> </w:t>
-            </w:r>
-            <w:proofErr w:type="spellStart"/>
-            <w:r>
-              <w:t>Hardisk</w:t>
-            </w:r>
-            <w:proofErr w:type="spellEnd"/>
-          </w:p>
-        </w:tc>
-        <w:tc>
-          <w:tcPr>
-            <w:tcW w:w="4509" w:type="dxa"/>
-          </w:tcPr>
-          <w:p>
-            <w:r>
-              <w:t>SSD</w:t>
-            </w:r>
-          </w:p>
-        </w:tc>
-      </w:tr>
-      <w:tr>
-        <w:tc>
-          <w:tcPr>
-            <w:tcW w:w="4508" w:type="dxa"/>
-          </w:tcPr>
-          <w:p>
-            <w:proofErr w:type="spellStart"/>
-            <w:r>
-              <w:t>Kapasitas</w:t>
-            </w:r>
-            <w:proofErr w:type="spellEnd"/>
-            <w:r>
-              <w:t xml:space="preserve"> </w:t>
-            </w:r>
-            <w:proofErr w:type="spellStart"/>
-            <w:r>
-              <w:t>Hardisk</w:t>
-            </w:r>
-            <w:proofErr w:type="spellEnd"/>
-            <w:r>
-              <w:t xml:space="preserve"> (GB)</w:t>
-            </w:r>
-          </w:p>
-        </w:tc>
-        <w:tc>
-          <w:tcPr>
-            <w:tcW w:w="4509" w:type="dxa"/>
-          </w:tcPr>
-          <w:p>
-            <w:r>
-              <w:t>256</w:t>
-            </w:r>
-          </w:p>
-        </w:tc>
-      </w:tr>
-      <w:tr>
-        <w:tc>
-          <w:tcPr>
-            <w:tcW w:w="4508" w:type="dxa"/>
-          </w:tcPr>
-          <w:p>
-            <w:r>
-              <w:t>RAM (GB)</w:t>
-            </w:r>
-          </w:p>
-        </w:tc>
-        <w:tc>
-          <w:tcPr>
-            <w:tcW w:w="4509" w:type="dxa"/>
-          </w:tcPr>
           <w:p>
             <w:r>
               <w:t>8GB</w:t>
@@ -3907,19 +2564,9 @@
             <w:tcW w:w="4508" w:type="dxa"/>
           </w:tcPr>
           <w:p>
-            <w:proofErr w:type="spellStart"/>
-            <w:r>
-              <w:t>Kecepatan</w:t>
-            </w:r>
-            <w:proofErr w:type="spellEnd"/>
-            <w:r>
-              <w:t xml:space="preserve"> LAN Card Ethernet/</w:t>
-            </w:r>
-            <w:proofErr w:type="spellStart"/>
-            <w:r>
-              <w:t>Kabel</w:t>
-            </w:r>
-            <w:proofErr w:type="spellEnd"/>
+            <w:r>
+              <w:t>Kecepatan LAN Card Ethernet/Kabel</w:t>
+            </w:r>
           </w:p>
         </w:tc>
         <w:tc>
@@ -3939,19 +2586,9 @@
             <w:tcW w:w="4508" w:type="dxa"/>
           </w:tcPr>
           <w:p>
-            <w:proofErr w:type="spellStart"/>
-            <w:r>
-              <w:t>Sistem</w:t>
-            </w:r>
-            <w:proofErr w:type="spellEnd"/>
-            <w:r>
-              <w:t xml:space="preserve"> </w:t>
-            </w:r>
-            <w:proofErr w:type="spellStart"/>
-            <w:r>
-              <w:t>Operasi</w:t>
-            </w:r>
-            <w:proofErr w:type="spellEnd"/>
+            <w:r>
+              <w:t>Sistem Operasi</w:t>
+            </w:r>
           </w:p>
         </w:tc>
         <w:tc>
@@ -3973,13 +2610,8 @@
           <w:p>
             <w:r>
               <w:lastRenderedPageBreak/>
-              <w:t xml:space="preserve">Screenshot </w:t>
-            </w:r>
-            <w:proofErr w:type="spellStart"/>
-            <w:r>
-              <w:t>DxDiag</w:t>
-            </w:r>
-            <w:proofErr w:type="spellEnd"/>
+              <w:t>Screenshot DxDiag</w:t>
+            </w:r>
           </w:p>
         </w:tc>
         <w:tc>
@@ -3989,10 +2621,10 @@
           <w:p>
             <w:r>
               <w:drawing>
-                <wp:inline distT="0" distB="0" distL="0" distR="0" wp14:anchorId="30362776" wp14:editId="2A1AB76F">
-                  <wp:extent cx="3608070" cy="2672378"/>
+                <wp:inline distT="0" distB="0" distL="0" distR="0" wp14:anchorId="70C81676" wp14:editId="0FF610F3">
+                  <wp:extent cx="4478456" cy="3266440"/>
                   <wp:effectExtent l="0" t="0" r="0" b="0"/>
-                  <wp:docPr id="8" name="Picture 8"/>
+                  <wp:docPr id="16" name="Picture 16"/>
                   <wp:cNvGraphicFramePr>
                     <a:graphicFrameLocks xmlns:a="http://schemas.openxmlformats.org/drawingml/2006/main" noChangeAspect="1"/>
                   </wp:cNvGraphicFramePr>
@@ -4012,7 +2644,7 @@
                         <pic:spPr>
                           <a:xfrm>
                             <a:off x="0" y="0"/>
-                            <a:ext cx="3627790" cy="2686984"/>
+                            <a:ext cx="4485112" cy="3271294"/>
                           </a:xfrm>
                           <a:prstGeom prst="rect">
                             <a:avLst/>
@@ -4045,10 +2677,10 @@
           <w:p>
             <w:r>
               <w:drawing>
-                <wp:inline distT="0" distB="0" distL="0" distR="0" wp14:anchorId="5C760374" wp14:editId="6C2AFC46">
-                  <wp:extent cx="3640803" cy="3216910"/>
-                  <wp:effectExtent l="0" t="0" r="0" b="2540"/>
-                  <wp:docPr id="9" name="Picture 9"/>
+                <wp:inline distT="0" distB="0" distL="0" distR="0" wp14:anchorId="63B3BC89" wp14:editId="459DCCB5">
+                  <wp:extent cx="4409342" cy="3937000"/>
+                  <wp:effectExtent l="0" t="0" r="0" b="6350"/>
+                  <wp:docPr id="17" name="Picture 17"/>
                   <wp:cNvGraphicFramePr>
                     <a:graphicFrameLocks xmlns:a="http://schemas.openxmlformats.org/drawingml/2006/main" noChangeAspect="1"/>
                   </wp:cNvGraphicFramePr>
@@ -4068,7 +2700,7 @@
                         <pic:spPr>
                           <a:xfrm>
                             <a:off x="0" y="0"/>
-                            <a:ext cx="3647373" cy="3222715"/>
+                            <a:ext cx="4420674" cy="3947119"/>
                           </a:xfrm>
                           <a:prstGeom prst="rect">
                             <a:avLst/>
@@ -4091,29 +2723,8 @@
           <w:p>
             <w:r>
               <w:lastRenderedPageBreak/>
-              <w:t xml:space="preserve">Screenshot </w:t>
-            </w:r>
-            <w:proofErr w:type="spellStart"/>
-            <w:r>
-              <w:t>Tipe</w:t>
-            </w:r>
-            <w:proofErr w:type="spellEnd"/>
-            <w:r>
-              <w:t xml:space="preserve"> &amp; </w:t>
-            </w:r>
-            <w:proofErr w:type="spellStart"/>
-            <w:r>
-              <w:t>Kapasitas</w:t>
-            </w:r>
-            <w:proofErr w:type="spellEnd"/>
-            <w:r>
-              <w:t xml:space="preserve"> </w:t>
-            </w:r>
-            <w:proofErr w:type="spellStart"/>
-            <w:r>
-              <w:t>Hardisk</w:t>
-            </w:r>
-            <w:proofErr w:type="spellEnd"/>
+              <w:t>Screenshot Tipe &amp; Kapasitas Hardisk</w:t>
+            </w:r>
           </w:p>
         </w:tc>
         <w:tc>
@@ -4123,10 +2734,10 @@
           <w:p>
             <w:r>
               <w:drawing>
-                <wp:inline distT="0" distB="0" distL="0" distR="0" wp14:anchorId="566FFB33" wp14:editId="75AC5EBD">
-                  <wp:extent cx="3774206" cy="3011170"/>
-                  <wp:effectExtent l="0" t="0" r="0" b="0"/>
-                  <wp:docPr id="14" name="Picture 14"/>
+                <wp:inline distT="0" distB="0" distL="0" distR="0" wp14:anchorId="386C8A31" wp14:editId="6A92B05F">
+                  <wp:extent cx="4227195" cy="3367427"/>
+                  <wp:effectExtent l="0" t="0" r="1905" b="4445"/>
+                  <wp:docPr id="18" name="Picture 18"/>
                   <wp:cNvGraphicFramePr>
                     <a:graphicFrameLocks xmlns:a="http://schemas.openxmlformats.org/drawingml/2006/main" noChangeAspect="1"/>
                   </wp:cNvGraphicFramePr>
@@ -4146,6 +2757,519 @@
                         <pic:spPr>
                           <a:xfrm>
                             <a:off x="0" y="0"/>
+                            <a:ext cx="4234698" cy="3373404"/>
+                          </a:xfrm>
+                          <a:prstGeom prst="rect">
+                            <a:avLst/>
+                          </a:prstGeom>
+                        </pic:spPr>
+                      </pic:pic>
+                    </a:graphicData>
+                  </a:graphic>
+                </wp:inline>
+              </w:drawing>
+            </w:r>
+          </w:p>
+        </w:tc>
+      </w:tr>
+      <w:tr>
+        <w:tc>
+          <w:tcPr>
+            <w:tcW w:w="4508" w:type="dxa"/>
+          </w:tcPr>
+          <w:p>
+            <w:r>
+              <w:t>Screenshot Kecepatan LAN Card Ethernet</w:t>
+            </w:r>
+          </w:p>
+        </w:tc>
+        <w:tc>
+          <w:tcPr>
+            <w:tcW w:w="4509" w:type="dxa"/>
+          </w:tcPr>
+          <w:p>
+            <w:bookmarkStart w:id="0" w:name="_GoBack"/>
+            <w:r>
+              <w:drawing>
+                <wp:inline distT="0" distB="0" distL="0" distR="0" wp14:anchorId="284AD272" wp14:editId="0974DC65">
+                  <wp:extent cx="4208145" cy="907173"/>
+                  <wp:effectExtent l="0" t="0" r="1905" b="7620"/>
+                  <wp:docPr id="19" name="Picture 19"/>
+                  <wp:cNvGraphicFramePr>
+                    <a:graphicFrameLocks xmlns:a="http://schemas.openxmlformats.org/drawingml/2006/main" noChangeAspect="1"/>
+                  </wp:cNvGraphicFramePr>
+                  <a:graphic xmlns:a="http://schemas.openxmlformats.org/drawingml/2006/main">
+                    <a:graphicData uri="http://schemas.openxmlformats.org/drawingml/2006/picture">
+                      <pic:pic xmlns:pic="http://schemas.openxmlformats.org/drawingml/2006/picture">
+                        <pic:nvPicPr>
+                          <pic:cNvPr id="1" name=""/>
+                          <pic:cNvPicPr/>
+                        </pic:nvPicPr>
+                        <pic:blipFill>
+                          <a:blip r:embed="rId23"/>
+                          <a:stretch>
+                            <a:fillRect/>
+                          </a:stretch>
+                        </pic:blipFill>
+                        <pic:spPr>
+                          <a:xfrm>
+                            <a:off x="0" y="0"/>
+                            <a:ext cx="4243025" cy="914692"/>
+                          </a:xfrm>
+                          <a:prstGeom prst="rect">
+                            <a:avLst/>
+                          </a:prstGeom>
+                        </pic:spPr>
+                      </pic:pic>
+                    </a:graphicData>
+                  </a:graphic>
+                </wp:inline>
+              </w:drawing>
+            </w:r>
+            <w:bookmarkEnd w:id="0"/>
+          </w:p>
+        </w:tc>
+      </w:tr>
+    </w:tbl>
+    <w:p/>
+    <w:tbl>
+      <w:tblPr>
+        <w:tblStyle w:val="TableGrid"/>
+        <w:tblW w:w="0" w:type="auto"/>
+        <w:tblLook w:val="04A0" w:firstRow="1" w:lastRow="0" w:firstColumn="1" w:lastColumn="0" w:noHBand="0" w:noVBand="1"/>
+      </w:tblPr>
+      <w:tblGrid>
+        <w:gridCol w:w="2849"/>
+        <w:gridCol w:w="6168"/>
+      </w:tblGrid>
+      <w:tr>
+        <w:tc>
+          <w:tcPr>
+            <w:tcW w:w="4508" w:type="dxa"/>
+          </w:tcPr>
+          <w:p>
+            <w:r>
+              <w:t>Nama Varian</w:t>
+            </w:r>
+          </w:p>
+        </w:tc>
+        <w:tc>
+          <w:tcPr>
+            <w:tcW w:w="4509" w:type="dxa"/>
+          </w:tcPr>
+          <w:p>
+            <w:r>
+              <w:t>1</w:t>
+            </w:r>
+          </w:p>
+        </w:tc>
+      </w:tr>
+      <w:tr>
+        <w:tc>
+          <w:tcPr>
+            <w:tcW w:w="4508" w:type="dxa"/>
+          </w:tcPr>
+          <w:p>
+            <w:r>
+              <w:t>Jumlah Unit</w:t>
+            </w:r>
+          </w:p>
+        </w:tc>
+        <w:tc>
+          <w:tcPr>
+            <w:tcW w:w="4509" w:type="dxa"/>
+          </w:tcPr>
+          <w:p>
+            <w:r>
+              <w:t>1</w:t>
+            </w:r>
+          </w:p>
+        </w:tc>
+      </w:tr>
+      <w:tr>
+        <w:tc>
+          <w:tcPr>
+            <w:tcW w:w="4508" w:type="dxa"/>
+          </w:tcPr>
+          <w:p>
+            <w:r>
+              <w:t>Jenis Komputer</w:t>
+            </w:r>
+          </w:p>
+        </w:tc>
+        <w:tc>
+          <w:tcPr>
+            <w:tcW w:w="4509" w:type="dxa"/>
+          </w:tcPr>
+          <w:p>
+            <w:r>
+              <w:t>Rakitan</w:t>
+            </w:r>
+          </w:p>
+        </w:tc>
+      </w:tr>
+      <w:tr>
+        <w:tc>
+          <w:tcPr>
+            <w:tcW w:w="4508" w:type="dxa"/>
+          </w:tcPr>
+          <w:p>
+            <w:r>
+              <w:t>Merk/Seri</w:t>
+            </w:r>
+          </w:p>
+        </w:tc>
+        <w:tc>
+          <w:tcPr>
+            <w:tcW w:w="4509" w:type="dxa"/>
+          </w:tcPr>
+          <w:p>
+            <w:r>
+              <w:t>H110M-K</w:t>
+            </w:r>
+          </w:p>
+        </w:tc>
+      </w:tr>
+      <w:tr>
+        <w:tc>
+          <w:tcPr>
+            <w:tcW w:w="4508" w:type="dxa"/>
+          </w:tcPr>
+          <w:p>
+            <w:r>
+              <w:t>Processor</w:t>
+            </w:r>
+          </w:p>
+        </w:tc>
+        <w:tc>
+          <w:tcPr>
+            <w:tcW w:w="4509" w:type="dxa"/>
+          </w:tcPr>
+          <w:p>
+            <w:r>
+              <w:t>I3-6100</w:t>
+            </w:r>
+          </w:p>
+        </w:tc>
+      </w:tr>
+      <w:tr>
+        <w:tc>
+          <w:tcPr>
+            <w:tcW w:w="4508" w:type="dxa"/>
+          </w:tcPr>
+          <w:p>
+            <w:r>
+              <w:t>CPU Core</w:t>
+            </w:r>
+          </w:p>
+        </w:tc>
+        <w:tc>
+          <w:tcPr>
+            <w:tcW w:w="4509" w:type="dxa"/>
+          </w:tcPr>
+          <w:p>
+            <w:r>
+              <w:t>2</w:t>
+            </w:r>
+          </w:p>
+        </w:tc>
+      </w:tr>
+      <w:tr>
+        <w:tc>
+          <w:tcPr>
+            <w:tcW w:w="4508" w:type="dxa"/>
+          </w:tcPr>
+          <w:p>
+            <w:r>
+              <w:t>CPU Thread</w:t>
+            </w:r>
+          </w:p>
+        </w:tc>
+        <w:tc>
+          <w:tcPr>
+            <w:tcW w:w="4509" w:type="dxa"/>
+          </w:tcPr>
+          <w:p>
+            <w:r>
+              <w:t>4</w:t>
+            </w:r>
+          </w:p>
+        </w:tc>
+      </w:tr>
+      <w:tr>
+        <w:tc>
+          <w:tcPr>
+            <w:tcW w:w="4508" w:type="dxa"/>
+          </w:tcPr>
+          <w:p>
+            <w:r>
+              <w:t>Tipe Hardisk</w:t>
+            </w:r>
+          </w:p>
+        </w:tc>
+        <w:tc>
+          <w:tcPr>
+            <w:tcW w:w="4509" w:type="dxa"/>
+          </w:tcPr>
+          <w:p>
+            <w:r>
+              <w:t>SSD</w:t>
+            </w:r>
+          </w:p>
+        </w:tc>
+      </w:tr>
+      <w:tr>
+        <w:tc>
+          <w:tcPr>
+            <w:tcW w:w="4508" w:type="dxa"/>
+          </w:tcPr>
+          <w:p>
+            <w:r>
+              <w:t>Kapasitas Hardisk (GB)</w:t>
+            </w:r>
+          </w:p>
+        </w:tc>
+        <w:tc>
+          <w:tcPr>
+            <w:tcW w:w="4509" w:type="dxa"/>
+          </w:tcPr>
+          <w:p>
+            <w:r>
+              <w:t>256</w:t>
+            </w:r>
+          </w:p>
+        </w:tc>
+      </w:tr>
+      <w:tr>
+        <w:tc>
+          <w:tcPr>
+            <w:tcW w:w="4508" w:type="dxa"/>
+          </w:tcPr>
+          <w:p>
+            <w:r>
+              <w:t>RAM (GB)</w:t>
+            </w:r>
+          </w:p>
+        </w:tc>
+        <w:tc>
+          <w:tcPr>
+            <w:tcW w:w="4509" w:type="dxa"/>
+          </w:tcPr>
+          <w:p>
+            <w:r>
+              <w:t>8GB</w:t>
+            </w:r>
+          </w:p>
+        </w:tc>
+      </w:tr>
+      <w:tr>
+        <w:tc>
+          <w:tcPr>
+            <w:tcW w:w="4508" w:type="dxa"/>
+          </w:tcPr>
+          <w:p>
+            <w:r>
+              <w:t>Kecepatan LAN Card Ethernet/Kabel</w:t>
+            </w:r>
+          </w:p>
+        </w:tc>
+        <w:tc>
+          <w:tcPr>
+            <w:tcW w:w="4509" w:type="dxa"/>
+          </w:tcPr>
+          <w:p>
+            <w:r>
+              <w:t>1GBPS</w:t>
+            </w:r>
+          </w:p>
+        </w:tc>
+      </w:tr>
+      <w:tr>
+        <w:tc>
+          <w:tcPr>
+            <w:tcW w:w="4508" w:type="dxa"/>
+          </w:tcPr>
+          <w:p>
+            <w:r>
+              <w:t>Sistem Operasi</w:t>
+            </w:r>
+          </w:p>
+        </w:tc>
+        <w:tc>
+          <w:tcPr>
+            <w:tcW w:w="4509" w:type="dxa"/>
+          </w:tcPr>
+          <w:p>
+            <w:r>
+              <w:t>Windows 10 Pro</w:t>
+            </w:r>
+          </w:p>
+        </w:tc>
+      </w:tr>
+      <w:tr>
+        <w:tc>
+          <w:tcPr>
+            <w:tcW w:w="4508" w:type="dxa"/>
+          </w:tcPr>
+          <w:p>
+            <w:r>
+              <w:lastRenderedPageBreak/>
+              <w:t>Screenshot DxDiag</w:t>
+            </w:r>
+          </w:p>
+        </w:tc>
+        <w:tc>
+          <w:tcPr>
+            <w:tcW w:w="4509" w:type="dxa"/>
+          </w:tcPr>
+          <w:p>
+            <w:r>
+              <w:rPr>
+                <w:noProof/>
+              </w:rPr>
+              <w:drawing>
+                <wp:inline distT="0" distB="0" distL="0" distR="0" wp14:anchorId="30362776" wp14:editId="2A1AB76F">
+                  <wp:extent cx="3608070" cy="2672378"/>
+                  <wp:effectExtent l="0" t="0" r="0" b="0"/>
+                  <wp:docPr id="8" name="Picture 8"/>
+                  <wp:cNvGraphicFramePr>
+                    <a:graphicFrameLocks xmlns:a="http://schemas.openxmlformats.org/drawingml/2006/main" noChangeAspect="1"/>
+                  </wp:cNvGraphicFramePr>
+                  <a:graphic xmlns:a="http://schemas.openxmlformats.org/drawingml/2006/main">
+                    <a:graphicData uri="http://schemas.openxmlformats.org/drawingml/2006/picture">
+                      <pic:pic xmlns:pic="http://schemas.openxmlformats.org/drawingml/2006/picture">
+                        <pic:nvPicPr>
+                          <pic:cNvPr id="1" name=""/>
+                          <pic:cNvPicPr/>
+                        </pic:nvPicPr>
+                        <pic:blipFill>
+                          <a:blip r:embed="rId24"/>
+                          <a:stretch>
+                            <a:fillRect/>
+                          </a:stretch>
+                        </pic:blipFill>
+                        <pic:spPr>
+                          <a:xfrm>
+                            <a:off x="0" y="0"/>
+                            <a:ext cx="3627790" cy="2686984"/>
+                          </a:xfrm>
+                          <a:prstGeom prst="rect">
+                            <a:avLst/>
+                          </a:prstGeom>
+                        </pic:spPr>
+                      </pic:pic>
+                    </a:graphicData>
+                  </a:graphic>
+                </wp:inline>
+              </w:drawing>
+            </w:r>
+          </w:p>
+        </w:tc>
+      </w:tr>
+      <w:tr>
+        <w:tc>
+          <w:tcPr>
+            <w:tcW w:w="4508" w:type="dxa"/>
+          </w:tcPr>
+          <w:p>
+            <w:r>
+              <w:t>Screenshot CPU Core &amp; Thread</w:t>
+            </w:r>
+          </w:p>
+        </w:tc>
+        <w:tc>
+          <w:tcPr>
+            <w:tcW w:w="4509" w:type="dxa"/>
+          </w:tcPr>
+          <w:p>
+            <w:r>
+              <w:rPr>
+                <w:noProof/>
+              </w:rPr>
+              <w:drawing>
+                <wp:inline distT="0" distB="0" distL="0" distR="0" wp14:anchorId="5C760374" wp14:editId="6C2AFC46">
+                  <wp:extent cx="3640803" cy="3216910"/>
+                  <wp:effectExtent l="0" t="0" r="0" b="2540"/>
+                  <wp:docPr id="9" name="Picture 9"/>
+                  <wp:cNvGraphicFramePr>
+                    <a:graphicFrameLocks xmlns:a="http://schemas.openxmlformats.org/drawingml/2006/main" noChangeAspect="1"/>
+                  </wp:cNvGraphicFramePr>
+                  <a:graphic xmlns:a="http://schemas.openxmlformats.org/drawingml/2006/main">
+                    <a:graphicData uri="http://schemas.openxmlformats.org/drawingml/2006/picture">
+                      <pic:pic xmlns:pic="http://schemas.openxmlformats.org/drawingml/2006/picture">
+                        <pic:nvPicPr>
+                          <pic:cNvPr id="1" name=""/>
+                          <pic:cNvPicPr/>
+                        </pic:nvPicPr>
+                        <pic:blipFill>
+                          <a:blip r:embed="rId25"/>
+                          <a:stretch>
+                            <a:fillRect/>
+                          </a:stretch>
+                        </pic:blipFill>
+                        <pic:spPr>
+                          <a:xfrm>
+                            <a:off x="0" y="0"/>
+                            <a:ext cx="3647373" cy="3222715"/>
+                          </a:xfrm>
+                          <a:prstGeom prst="rect">
+                            <a:avLst/>
+                          </a:prstGeom>
+                        </pic:spPr>
+                      </pic:pic>
+                    </a:graphicData>
+                  </a:graphic>
+                </wp:inline>
+              </w:drawing>
+            </w:r>
+          </w:p>
+        </w:tc>
+      </w:tr>
+      <w:tr>
+        <w:tc>
+          <w:tcPr>
+            <w:tcW w:w="4508" w:type="dxa"/>
+          </w:tcPr>
+          <w:p>
+            <w:r>
+              <w:lastRenderedPageBreak/>
+              <w:t>Screenshot Tipe &amp; Kapasitas Hardisk</w:t>
+            </w:r>
+          </w:p>
+        </w:tc>
+        <w:tc>
+          <w:tcPr>
+            <w:tcW w:w="4509" w:type="dxa"/>
+          </w:tcPr>
+          <w:p>
+            <w:r>
+              <w:rPr>
+                <w:noProof/>
+              </w:rPr>
+              <w:drawing>
+                <wp:inline distT="0" distB="0" distL="0" distR="0" wp14:anchorId="566FFB33" wp14:editId="75AC5EBD">
+                  <wp:extent cx="3774206" cy="3011170"/>
+                  <wp:effectExtent l="0" t="0" r="0" b="0"/>
+                  <wp:docPr id="14" name="Picture 14"/>
+                  <wp:cNvGraphicFramePr>
+                    <a:graphicFrameLocks xmlns:a="http://schemas.openxmlformats.org/drawingml/2006/main" noChangeAspect="1"/>
+                  </wp:cNvGraphicFramePr>
+                  <a:graphic xmlns:a="http://schemas.openxmlformats.org/drawingml/2006/main">
+                    <a:graphicData uri="http://schemas.openxmlformats.org/drawingml/2006/picture">
+                      <pic:pic xmlns:pic="http://schemas.openxmlformats.org/drawingml/2006/picture">
+                        <pic:nvPicPr>
+                          <pic:cNvPr id="1" name=""/>
+                          <pic:cNvPicPr/>
+                        </pic:nvPicPr>
+                        <pic:blipFill>
+                          <a:blip r:embed="rId26"/>
+                          <a:stretch>
+                            <a:fillRect/>
+                          </a:stretch>
+                        </pic:blipFill>
+                        <pic:spPr>
+                          <a:xfrm>
+                            <a:off x="0" y="0"/>
                             <a:ext cx="3785047" cy="3019819"/>
                           </a:xfrm>
                           <a:prstGeom prst="rect">
@@ -4168,24 +3292,19 @@
           </w:tcPr>
           <w:p>
             <w:r>
-              <w:t xml:space="preserve">Screenshot </w:t>
-            </w:r>
-            <w:proofErr w:type="spellStart"/>
-            <w:r>
-              <w:t>Kecepatan</w:t>
-            </w:r>
-            <w:proofErr w:type="spellEnd"/>
-            <w:r>
-              <w:t xml:space="preserve"> LAN Card Ethernet</w:t>
-            </w:r>
-          </w:p>
-        </w:tc>
-        <w:tc>
-          <w:tcPr>
-            <w:tcW w:w="4509" w:type="dxa"/>
-          </w:tcPr>
-          <w:p>
-            <w:r>
+              <w:t>Screenshot Kecepatan LAN Card Ethernet</w:t>
+            </w:r>
+          </w:p>
+        </w:tc>
+        <w:tc>
+          <w:tcPr>
+            <w:tcW w:w="4509" w:type="dxa"/>
+          </w:tcPr>
+          <w:p>
+            <w:r>
+              <w:rPr>
+                <w:noProof/>
+              </w:rPr>
               <w:drawing>
                 <wp:inline distT="0" distB="0" distL="0" distR="0" wp14:anchorId="15580222" wp14:editId="285002B2">
                   <wp:extent cx="3779520" cy="870458"/>
@@ -4202,7 +3321,7 @@
                           <pic:cNvPicPr/>
                         </pic:nvPicPr>
                         <pic:blipFill>
-                          <a:blip r:embed="rId23"/>
+                          <a:blip r:embed="rId27"/>
                           <a:stretch>
                             <a:fillRect/>
                           </a:stretch>
@@ -4983,7 +4102,7 @@
 </file>
 
 <file path=customXml/itemProps1.xml><?xml version="1.0" encoding="utf-8"?>
-<ds:datastoreItem xmlns:ds="http://schemas.openxmlformats.org/officeDocument/2006/customXml" ds:itemID="{2A3A094A-8D1E-40FC-9709-9E7D031B088E}">
+<ds:datastoreItem xmlns:ds="http://schemas.openxmlformats.org/officeDocument/2006/customXml" ds:itemID="{0FD839DE-E1F7-4E1F-9D96-84D2FD967FE4}">
   <ds:schemaRefs>
     <ds:schemaRef ds:uri="http://schemas.openxmlformats.org/officeDocument/2006/bibliography"/>
   </ds:schemaRefs>

--- a/Nama Varian.docx
+++ b/Nama Varian.docx
@@ -40,8 +40,13 @@
             <w:tcW w:w="4508" w:type="dxa"/>
           </w:tcPr>
           <w:p>
-            <w:r>
-              <w:t>Jumlah Unit</w:t>
+            <w:proofErr w:type="spellStart"/>
+            <w:r>
+              <w:t>Jumlah</w:t>
+            </w:r>
+            <w:proofErr w:type="spellEnd"/>
+            <w:r>
+              <w:t xml:space="preserve"> Unit</w:t>
             </w:r>
           </w:p>
         </w:tc>
@@ -62,30 +67,47 @@
             <w:tcW w:w="4508" w:type="dxa"/>
           </w:tcPr>
           <w:p>
-            <w:r>
-              <w:t>Jenis Komputer</w:t>
-            </w:r>
-          </w:p>
-        </w:tc>
-        <w:tc>
-          <w:tcPr>
-            <w:tcW w:w="4509" w:type="dxa"/>
-          </w:tcPr>
-          <w:p>
+            <w:proofErr w:type="spellStart"/>
+            <w:r>
+              <w:t>Jenis</w:t>
+            </w:r>
+            <w:proofErr w:type="spellEnd"/>
+            <w:r>
+              <w:t xml:space="preserve"> </w:t>
+            </w:r>
+            <w:proofErr w:type="spellStart"/>
+            <w:r>
+              <w:t>Komputer</w:t>
+            </w:r>
+            <w:proofErr w:type="spellEnd"/>
+          </w:p>
+        </w:tc>
+        <w:tc>
+          <w:tcPr>
+            <w:tcW w:w="4509" w:type="dxa"/>
+          </w:tcPr>
+          <w:p>
+            <w:proofErr w:type="spellStart"/>
             <w:r>
               <w:t>Rakitan</w:t>
             </w:r>
-          </w:p>
-        </w:tc>
-      </w:tr>
-      <w:tr>
-        <w:tc>
-          <w:tcPr>
-            <w:tcW w:w="4508" w:type="dxa"/>
-          </w:tcPr>
-          <w:p>
-            <w:r>
-              <w:t>Merk/Seri</w:t>
+            <w:proofErr w:type="spellEnd"/>
+          </w:p>
+        </w:tc>
+      </w:tr>
+      <w:tr>
+        <w:tc>
+          <w:tcPr>
+            <w:tcW w:w="4508" w:type="dxa"/>
+          </w:tcPr>
+          <w:p>
+            <w:proofErr w:type="spellStart"/>
+            <w:r>
+              <w:t>Merk</w:t>
+            </w:r>
+            <w:proofErr w:type="spellEnd"/>
+            <w:r>
+              <w:t>/Seri</w:t>
             </w:r>
           </w:p>
         </w:tc>
@@ -172,9 +194,19 @@
             <w:tcW w:w="4508" w:type="dxa"/>
           </w:tcPr>
           <w:p>
-            <w:r>
-              <w:t>Tipe Hardisk</w:t>
-            </w:r>
+            <w:proofErr w:type="spellStart"/>
+            <w:r>
+              <w:t>Tipe</w:t>
+            </w:r>
+            <w:proofErr w:type="spellEnd"/>
+            <w:r>
+              <w:t xml:space="preserve"> </w:t>
+            </w:r>
+            <w:proofErr w:type="spellStart"/>
+            <w:r>
+              <w:t>Hardisk</w:t>
+            </w:r>
+            <w:proofErr w:type="spellEnd"/>
           </w:p>
         </w:tc>
         <w:tc>
@@ -194,8 +226,21 @@
             <w:tcW w:w="4508" w:type="dxa"/>
           </w:tcPr>
           <w:p>
-            <w:r>
-              <w:t>Kapasitas Hardisk (GB)</w:t>
+            <w:proofErr w:type="spellStart"/>
+            <w:r>
+              <w:t>Kapasitas</w:t>
+            </w:r>
+            <w:proofErr w:type="spellEnd"/>
+            <w:r>
+              <w:t xml:space="preserve"> </w:t>
+            </w:r>
+            <w:proofErr w:type="spellStart"/>
+            <w:r>
+              <w:t>Hardisk</w:t>
+            </w:r>
+            <w:proofErr w:type="spellEnd"/>
+            <w:r>
+              <w:t xml:space="preserve"> (GB)</w:t>
             </w:r>
           </w:p>
         </w:tc>
@@ -238,9 +283,19 @@
             <w:tcW w:w="4508" w:type="dxa"/>
           </w:tcPr>
           <w:p>
-            <w:r>
-              <w:t>Kecepatan LAN Card Ethernet/Kabel</w:t>
-            </w:r>
+            <w:proofErr w:type="spellStart"/>
+            <w:r>
+              <w:t>Kecepatan</w:t>
+            </w:r>
+            <w:proofErr w:type="spellEnd"/>
+            <w:r>
+              <w:t xml:space="preserve"> LAN Card Ethernet/</w:t>
+            </w:r>
+            <w:proofErr w:type="spellStart"/>
+            <w:r>
+              <w:t>Kabel</w:t>
+            </w:r>
+            <w:proofErr w:type="spellEnd"/>
           </w:p>
         </w:tc>
         <w:tc>
@@ -260,9 +315,19 @@
             <w:tcW w:w="4508" w:type="dxa"/>
           </w:tcPr>
           <w:p>
-            <w:r>
-              <w:t>Sistem Operasi</w:t>
-            </w:r>
+            <w:proofErr w:type="spellStart"/>
+            <w:r>
+              <w:t>Sistem</w:t>
+            </w:r>
+            <w:proofErr w:type="spellEnd"/>
+            <w:r>
+              <w:t xml:space="preserve"> </w:t>
+            </w:r>
+            <w:proofErr w:type="spellStart"/>
+            <w:r>
+              <w:t>Operasi</w:t>
+            </w:r>
+            <w:proofErr w:type="spellEnd"/>
           </w:p>
         </w:tc>
         <w:tc>
@@ -283,8 +348,13 @@
           </w:tcPr>
           <w:p>
             <w:r>
-              <w:t>Screenshot DxDiag</w:t>
-            </w:r>
+              <w:t xml:space="preserve">Screenshot </w:t>
+            </w:r>
+            <w:proofErr w:type="spellStart"/>
+            <w:r>
+              <w:t>DxDiag</w:t>
+            </w:r>
+            <w:proofErr w:type="spellEnd"/>
           </w:p>
         </w:tc>
         <w:tc>
@@ -402,8 +472,29 @@
           <w:p>
             <w:r>
               <w:lastRenderedPageBreak/>
-              <w:t>Screenshot Tipe &amp; Kapasitas Hardisk</w:t>
-            </w:r>
+              <w:t xml:space="preserve">Screenshot </w:t>
+            </w:r>
+            <w:proofErr w:type="spellStart"/>
+            <w:r>
+              <w:t>Tipe</w:t>
+            </w:r>
+            <w:proofErr w:type="spellEnd"/>
+            <w:r>
+              <w:t xml:space="preserve"> &amp; </w:t>
+            </w:r>
+            <w:proofErr w:type="spellStart"/>
+            <w:r>
+              <w:t>Kapasitas</w:t>
+            </w:r>
+            <w:proofErr w:type="spellEnd"/>
+            <w:r>
+              <w:t xml:space="preserve"> </w:t>
+            </w:r>
+            <w:proofErr w:type="spellStart"/>
+            <w:r>
+              <w:t>Hardisk</w:t>
+            </w:r>
+            <w:proofErr w:type="spellEnd"/>
           </w:p>
         </w:tc>
         <w:tc>
@@ -416,10 +507,10 @@
                 <w:noProof/>
               </w:rPr>
               <w:drawing>
-                <wp:inline distT="0" distB="0" distL="0" distR="0" wp14:anchorId="3A8E9201" wp14:editId="5CCB54E0">
-                  <wp:extent cx="4112895" cy="3255415"/>
-                  <wp:effectExtent l="0" t="0" r="1905" b="2540"/>
-                  <wp:docPr id="2107982587" name="Picture 1"/>
+                <wp:inline distT="0" distB="0" distL="0" distR="0" wp14:anchorId="4E068B21" wp14:editId="31430CA0">
+                  <wp:extent cx="3700573" cy="2793365"/>
+                  <wp:effectExtent l="0" t="0" r="0" b="6985"/>
+                  <wp:docPr id="24" name="Picture 24"/>
                   <wp:cNvGraphicFramePr>
                     <a:graphicFrameLocks xmlns:a="http://schemas.openxmlformats.org/drawingml/2006/main" noChangeAspect="1"/>
                   </wp:cNvGraphicFramePr>
@@ -427,11 +518,17 @@
                     <a:graphicData uri="http://schemas.openxmlformats.org/drawingml/2006/picture">
                       <pic:pic xmlns:pic="http://schemas.openxmlformats.org/drawingml/2006/picture">
                         <pic:nvPicPr>
-                          <pic:cNvPr id="2107982587" name=""/>
+                          <pic:cNvPr id="24" name="Screenshot 2026-06-11 171629.png"/>
                           <pic:cNvPicPr/>
                         </pic:nvPicPr>
                         <pic:blipFill>
-                          <a:blip r:embed="rId7"/>
+                          <a:blip r:embed="rId7">
+                            <a:extLst>
+                              <a:ext uri="{28A0092B-C50C-407E-A947-70E740481C1C}">
+                                <a14:useLocalDpi xmlns:a14="http://schemas.microsoft.com/office/drawing/2010/main" val="0"/>
+                              </a:ext>
+                            </a:extLst>
+                          </a:blip>
                           <a:stretch>
                             <a:fillRect/>
                           </a:stretch>
@@ -439,7 +536,7 @@
                         <pic:spPr>
                           <a:xfrm>
                             <a:off x="0" y="0"/>
-                            <a:ext cx="4115463" cy="3257447"/>
+                            <a:ext cx="3729345" cy="2815084"/>
                           </a:xfrm>
                           <a:prstGeom prst="rect">
                             <a:avLst/>
@@ -461,7 +558,15 @@
           </w:tcPr>
           <w:p>
             <w:r>
-              <w:t>Screenshot Kecepatan LAN Card Ethernet</w:t>
+              <w:t xml:space="preserve">Screenshot </w:t>
+            </w:r>
+            <w:proofErr w:type="spellStart"/>
+            <w:r>
+              <w:t>Kecepatan</w:t>
+            </w:r>
+            <w:proofErr w:type="spellEnd"/>
+            <w:r>
+              <w:t xml:space="preserve"> LAN Card Ethernet</w:t>
             </w:r>
           </w:p>
         </w:tc>
@@ -515,6 +620,23 @@
       </w:tr>
     </w:tbl>
     <w:p/>
+    <w:p/>
+    <w:p/>
+    <w:p/>
+    <w:p/>
+    <w:p/>
+    <w:p/>
+    <w:p/>
+    <w:p/>
+    <w:p/>
+    <w:p/>
+    <w:p/>
+    <w:p/>
+    <w:p/>
+    <w:p/>
+    <w:p/>
+    <w:p/>
+    <w:p/>
     <w:tbl>
       <w:tblPr>
         <w:tblStyle w:val="TableGrid"/>
@@ -522,8 +644,8 @@
         <w:tblLook w:val="04A0" w:firstRow="1" w:lastRow="0" w:firstColumn="1" w:lastColumn="0" w:noHBand="0" w:noVBand="1"/>
       </w:tblPr>
       <w:tblGrid>
-        <w:gridCol w:w="4508"/>
-        <w:gridCol w:w="4509"/>
+        <w:gridCol w:w="2047"/>
+        <w:gridCol w:w="6970"/>
       </w:tblGrid>
       <w:tr>
         <w:tc>
@@ -532,6 +654,7 @@
           </w:tcPr>
           <w:p>
             <w:r>
+              <w:lastRenderedPageBreak/>
               <w:t>Nama Varian</w:t>
             </w:r>
           </w:p>
@@ -542,19 +665,24 @@
           </w:tcPr>
           <w:p>
             <w:r>
-              <w:t>1</w:t>
-            </w:r>
-          </w:p>
-        </w:tc>
-      </w:tr>
-      <w:tr>
-        <w:tc>
-          <w:tcPr>
-            <w:tcW w:w="4508" w:type="dxa"/>
-          </w:tcPr>
-          <w:p>
-            <w:r>
-              <w:t>Jumlah Unit</w:t>
+              <w:t>2</w:t>
+            </w:r>
+          </w:p>
+        </w:tc>
+      </w:tr>
+      <w:tr>
+        <w:tc>
+          <w:tcPr>
+            <w:tcW w:w="4508" w:type="dxa"/>
+          </w:tcPr>
+          <w:p>
+            <w:proofErr w:type="spellStart"/>
+            <w:r>
+              <w:t>Jumlah</w:t>
+            </w:r>
+            <w:proofErr w:type="spellEnd"/>
+            <w:r>
+              <w:t xml:space="preserve"> Unit</w:t>
             </w:r>
           </w:p>
         </w:tc>
@@ -575,34 +703,59 @@
             <w:tcW w:w="4508" w:type="dxa"/>
           </w:tcPr>
           <w:p>
-            <w:r>
-              <w:t>Jenis Komputer</w:t>
-            </w:r>
-          </w:p>
-        </w:tc>
-        <w:tc>
-          <w:tcPr>
-            <w:tcW w:w="4509" w:type="dxa"/>
-          </w:tcPr>
-          <w:p/>
-        </w:tc>
-      </w:tr>
-      <w:tr>
-        <w:tc>
-          <w:tcPr>
-            <w:tcW w:w="4508" w:type="dxa"/>
-          </w:tcPr>
-          <w:p>
-            <w:r>
-              <w:t>Merk/Seri</w:t>
-            </w:r>
-          </w:p>
-        </w:tc>
-        <w:tc>
-          <w:tcPr>
-            <w:tcW w:w="4509" w:type="dxa"/>
-          </w:tcPr>
-          <w:p/>
+            <w:proofErr w:type="spellStart"/>
+            <w:r>
+              <w:t>Jenis</w:t>
+            </w:r>
+            <w:proofErr w:type="spellEnd"/>
+            <w:r>
+              <w:t xml:space="preserve"> </w:t>
+            </w:r>
+            <w:proofErr w:type="spellStart"/>
+            <w:r>
+              <w:t>Komputer</w:t>
+            </w:r>
+            <w:proofErr w:type="spellEnd"/>
+          </w:p>
+        </w:tc>
+        <w:tc>
+          <w:tcPr>
+            <w:tcW w:w="4509" w:type="dxa"/>
+          </w:tcPr>
+          <w:p>
+            <w:proofErr w:type="spellStart"/>
+            <w:r>
+              <w:t>Rakitan</w:t>
+            </w:r>
+            <w:proofErr w:type="spellEnd"/>
+          </w:p>
+        </w:tc>
+      </w:tr>
+      <w:tr>
+        <w:tc>
+          <w:tcPr>
+            <w:tcW w:w="4508" w:type="dxa"/>
+          </w:tcPr>
+          <w:p>
+            <w:proofErr w:type="spellStart"/>
+            <w:r>
+              <w:t>Merk</w:t>
+            </w:r>
+            <w:proofErr w:type="spellEnd"/>
+            <w:r>
+              <w:t>/Seri</w:t>
+            </w:r>
+          </w:p>
+        </w:tc>
+        <w:tc>
+          <w:tcPr>
+            <w:tcW w:w="4509" w:type="dxa"/>
+          </w:tcPr>
+          <w:p>
+            <w:r>
+              <w:t>H81M-DS2</w:t>
+            </w:r>
+          </w:p>
         </w:tc>
       </w:tr>
       <w:tr>
@@ -642,7 +795,11 @@
           <w:tcPr>
             <w:tcW w:w="4509" w:type="dxa"/>
           </w:tcPr>
-          <w:p/>
+          <w:p>
+            <w:r>
+              <w:t>4</w:t>
+            </w:r>
+          </w:p>
         </w:tc>
       </w:tr>
       <w:tr>
@@ -660,43 +817,78 @@
           <w:tcPr>
             <w:tcW w:w="4509" w:type="dxa"/>
           </w:tcPr>
-          <w:p/>
-        </w:tc>
-      </w:tr>
-      <w:tr>
-        <w:tc>
-          <w:tcPr>
-            <w:tcW w:w="4508" w:type="dxa"/>
-          </w:tcPr>
-          <w:p>
-            <w:r>
-              <w:t>Tipe Hardisk</w:t>
-            </w:r>
-          </w:p>
-        </w:tc>
-        <w:tc>
-          <w:tcPr>
-            <w:tcW w:w="4509" w:type="dxa"/>
-          </w:tcPr>
-          <w:p/>
-        </w:tc>
-      </w:tr>
-      <w:tr>
-        <w:tc>
-          <w:tcPr>
-            <w:tcW w:w="4508" w:type="dxa"/>
-          </w:tcPr>
-          <w:p>
-            <w:r>
-              <w:t>Kapasitas Hardisk (GB)</w:t>
-            </w:r>
-          </w:p>
-        </w:tc>
-        <w:tc>
-          <w:tcPr>
-            <w:tcW w:w="4509" w:type="dxa"/>
-          </w:tcPr>
-          <w:p/>
+          <w:p>
+            <w:r>
+              <w:t>4</w:t>
+            </w:r>
+          </w:p>
+        </w:tc>
+      </w:tr>
+      <w:tr>
+        <w:tc>
+          <w:tcPr>
+            <w:tcW w:w="4508" w:type="dxa"/>
+          </w:tcPr>
+          <w:p>
+            <w:proofErr w:type="spellStart"/>
+            <w:r>
+              <w:t>Tipe</w:t>
+            </w:r>
+            <w:proofErr w:type="spellEnd"/>
+            <w:r>
+              <w:t xml:space="preserve"> </w:t>
+            </w:r>
+            <w:proofErr w:type="spellStart"/>
+            <w:r>
+              <w:t>Hardisk</w:t>
+            </w:r>
+            <w:proofErr w:type="spellEnd"/>
+          </w:p>
+        </w:tc>
+        <w:tc>
+          <w:tcPr>
+            <w:tcW w:w="4509" w:type="dxa"/>
+          </w:tcPr>
+          <w:p>
+            <w:r>
+              <w:t>SSD</w:t>
+            </w:r>
+          </w:p>
+        </w:tc>
+      </w:tr>
+      <w:tr>
+        <w:tc>
+          <w:tcPr>
+            <w:tcW w:w="4508" w:type="dxa"/>
+          </w:tcPr>
+          <w:p>
+            <w:proofErr w:type="spellStart"/>
+            <w:r>
+              <w:t>Kapasitas</w:t>
+            </w:r>
+            <w:proofErr w:type="spellEnd"/>
+            <w:r>
+              <w:t xml:space="preserve"> </w:t>
+            </w:r>
+            <w:proofErr w:type="spellStart"/>
+            <w:r>
+              <w:t>Hardisk</w:t>
+            </w:r>
+            <w:proofErr w:type="spellEnd"/>
+            <w:r>
+              <w:t xml:space="preserve"> (GB)</w:t>
+            </w:r>
+          </w:p>
+        </w:tc>
+        <w:tc>
+          <w:tcPr>
+            <w:tcW w:w="4509" w:type="dxa"/>
+          </w:tcPr>
+          <w:p>
+            <w:r>
+              <w:t>256GB</w:t>
+            </w:r>
+          </w:p>
         </w:tc>
       </w:tr>
       <w:tr>
@@ -714,70 +906,149 @@
           <w:tcPr>
             <w:tcW w:w="4509" w:type="dxa"/>
           </w:tcPr>
-          <w:p/>
-        </w:tc>
-      </w:tr>
-      <w:tr>
-        <w:tc>
-          <w:tcPr>
-            <w:tcW w:w="4508" w:type="dxa"/>
-          </w:tcPr>
-          <w:p>
-            <w:r>
-              <w:t>Kecepatan LAN Card Ethernet/Kabel</w:t>
-            </w:r>
-          </w:p>
-        </w:tc>
-        <w:tc>
-          <w:tcPr>
-            <w:tcW w:w="4509" w:type="dxa"/>
-          </w:tcPr>
-          <w:p/>
-        </w:tc>
-      </w:tr>
-      <w:tr>
-        <w:tc>
-          <w:tcPr>
-            <w:tcW w:w="4508" w:type="dxa"/>
-          </w:tcPr>
-          <w:p>
-            <w:r>
-              <w:t>Sistem Operasi</w:t>
-            </w:r>
-          </w:p>
-        </w:tc>
-        <w:tc>
-          <w:tcPr>
-            <w:tcW w:w="4509" w:type="dxa"/>
-          </w:tcPr>
-          <w:p/>
-        </w:tc>
-      </w:tr>
-      <w:tr>
-        <w:tc>
-          <w:tcPr>
-            <w:tcW w:w="4508" w:type="dxa"/>
-          </w:tcPr>
-          <w:p>
-            <w:r>
-              <w:t>Screenshot DxDiag</w:t>
-            </w:r>
-          </w:p>
-        </w:tc>
-        <w:tc>
-          <w:tcPr>
-            <w:tcW w:w="4509" w:type="dxa"/>
-          </w:tcPr>
-          <w:p/>
-        </w:tc>
-      </w:tr>
-      <w:tr>
-        <w:tc>
-          <w:tcPr>
-            <w:tcW w:w="4508" w:type="dxa"/>
-          </w:tcPr>
-          <w:p>
-            <w:r>
+          <w:p>
+            <w:r>
+              <w:t>8GB</w:t>
+            </w:r>
+          </w:p>
+        </w:tc>
+      </w:tr>
+      <w:tr>
+        <w:tc>
+          <w:tcPr>
+            <w:tcW w:w="4508" w:type="dxa"/>
+          </w:tcPr>
+          <w:p>
+            <w:proofErr w:type="spellStart"/>
+            <w:r>
+              <w:t>Kecepatan</w:t>
+            </w:r>
+            <w:proofErr w:type="spellEnd"/>
+            <w:r>
+              <w:t xml:space="preserve"> LAN Card Ethernet/</w:t>
+            </w:r>
+            <w:proofErr w:type="spellStart"/>
+            <w:r>
+              <w:t>Kabel</w:t>
+            </w:r>
+            <w:proofErr w:type="spellEnd"/>
+          </w:p>
+        </w:tc>
+        <w:tc>
+          <w:tcPr>
+            <w:tcW w:w="4509" w:type="dxa"/>
+          </w:tcPr>
+          <w:p>
+            <w:r>
+              <w:t>1GBPS</w:t>
+            </w:r>
+          </w:p>
+        </w:tc>
+      </w:tr>
+      <w:tr>
+        <w:tc>
+          <w:tcPr>
+            <w:tcW w:w="4508" w:type="dxa"/>
+          </w:tcPr>
+          <w:p>
+            <w:proofErr w:type="spellStart"/>
+            <w:r>
+              <w:t>Sistem</w:t>
+            </w:r>
+            <w:proofErr w:type="spellEnd"/>
+            <w:r>
+              <w:t xml:space="preserve"> </w:t>
+            </w:r>
+            <w:proofErr w:type="spellStart"/>
+            <w:r>
+              <w:t>Operasi</w:t>
+            </w:r>
+            <w:proofErr w:type="spellEnd"/>
+          </w:p>
+        </w:tc>
+        <w:tc>
+          <w:tcPr>
+            <w:tcW w:w="4509" w:type="dxa"/>
+          </w:tcPr>
+          <w:p>
+            <w:r>
+              <w:t>Windows 10 Pro</w:t>
+            </w:r>
+          </w:p>
+        </w:tc>
+      </w:tr>
+      <w:tr>
+        <w:tc>
+          <w:tcPr>
+            <w:tcW w:w="4508" w:type="dxa"/>
+          </w:tcPr>
+          <w:p>
+            <w:r>
+              <w:t xml:space="preserve">Screenshot </w:t>
+            </w:r>
+            <w:proofErr w:type="spellStart"/>
+            <w:r>
+              <w:t>DxDiag</w:t>
+            </w:r>
+            <w:proofErr w:type="spellEnd"/>
+          </w:p>
+        </w:tc>
+        <w:tc>
+          <w:tcPr>
+            <w:tcW w:w="4509" w:type="dxa"/>
+          </w:tcPr>
+          <w:p>
+            <w:r>
+              <w:rPr>
+                <w:noProof/>
+              </w:rPr>
+              <w:drawing>
+                <wp:inline distT="0" distB="0" distL="0" distR="0" wp14:anchorId="5D41BCAB" wp14:editId="4D9F460D">
+                  <wp:extent cx="4289142" cy="3142615"/>
+                  <wp:effectExtent l="0" t="0" r="0" b="635"/>
+                  <wp:docPr id="20" name="Picture 20"/>
+                  <wp:cNvGraphicFramePr>
+                    <a:graphicFrameLocks xmlns:a="http://schemas.openxmlformats.org/drawingml/2006/main" noChangeAspect="1"/>
+                  </wp:cNvGraphicFramePr>
+                  <a:graphic xmlns:a="http://schemas.openxmlformats.org/drawingml/2006/main">
+                    <a:graphicData uri="http://schemas.openxmlformats.org/drawingml/2006/picture">
+                      <pic:pic xmlns:pic="http://schemas.openxmlformats.org/drawingml/2006/picture">
+                        <pic:nvPicPr>
+                          <pic:cNvPr id="1" name=""/>
+                          <pic:cNvPicPr/>
+                        </pic:nvPicPr>
+                        <pic:blipFill>
+                          <a:blip r:embed="rId9"/>
+                          <a:stretch>
+                            <a:fillRect/>
+                          </a:stretch>
+                        </pic:blipFill>
+                        <pic:spPr>
+                          <a:xfrm>
+                            <a:off x="0" y="0"/>
+                            <a:ext cx="4300058" cy="3150613"/>
+                          </a:xfrm>
+                          <a:prstGeom prst="rect">
+                            <a:avLst/>
+                          </a:prstGeom>
+                        </pic:spPr>
+                      </pic:pic>
+                    </a:graphicData>
+                  </a:graphic>
+                </wp:inline>
+              </w:drawing>
+            </w:r>
+          </w:p>
+        </w:tc>
+      </w:tr>
+      <w:tr>
+        <w:tc>
+          <w:tcPr>
+            <w:tcW w:w="4508" w:type="dxa"/>
+          </w:tcPr>
+          <w:p>
+            <w:r>
+              <w:lastRenderedPageBreak/>
               <w:t>Screenshot CPU Core &amp; Thread</w:t>
             </w:r>
           </w:p>
@@ -786,47 +1057,204 @@
           <w:tcPr>
             <w:tcW w:w="4509" w:type="dxa"/>
           </w:tcPr>
-          <w:p/>
-        </w:tc>
-      </w:tr>
-      <w:tr>
-        <w:tc>
-          <w:tcPr>
-            <w:tcW w:w="4508" w:type="dxa"/>
-          </w:tcPr>
-          <w:p>
-            <w:r>
-              <w:t>Screenshot Tipe &amp; Kapasitas Hardisk</w:t>
-            </w:r>
-          </w:p>
-        </w:tc>
-        <w:tc>
-          <w:tcPr>
-            <w:tcW w:w="4509" w:type="dxa"/>
-          </w:tcPr>
-          <w:p/>
-        </w:tc>
-      </w:tr>
-      <w:tr>
-        <w:tc>
-          <w:tcPr>
-            <w:tcW w:w="4508" w:type="dxa"/>
-          </w:tcPr>
-          <w:p>
-            <w:r>
-              <w:t>Screenshot Kecepatan LAN Card Ethernet</w:t>
-            </w:r>
-          </w:p>
-        </w:tc>
-        <w:tc>
-          <w:tcPr>
-            <w:tcW w:w="4509" w:type="dxa"/>
-          </w:tcPr>
-          <w:p/>
+          <w:p>
+            <w:r>
+              <w:rPr>
+                <w:noProof/>
+              </w:rPr>
+              <w:drawing>
+                <wp:inline distT="0" distB="0" distL="0" distR="0" wp14:anchorId="2D761946" wp14:editId="59F2426B">
+                  <wp:extent cx="4246584" cy="3811905"/>
+                  <wp:effectExtent l="0" t="0" r="1905" b="0"/>
+                  <wp:docPr id="21" name="Picture 21"/>
+                  <wp:cNvGraphicFramePr>
+                    <a:graphicFrameLocks xmlns:a="http://schemas.openxmlformats.org/drawingml/2006/main" noChangeAspect="1"/>
+                  </wp:cNvGraphicFramePr>
+                  <a:graphic xmlns:a="http://schemas.openxmlformats.org/drawingml/2006/main">
+                    <a:graphicData uri="http://schemas.openxmlformats.org/drawingml/2006/picture">
+                      <pic:pic xmlns:pic="http://schemas.openxmlformats.org/drawingml/2006/picture">
+                        <pic:nvPicPr>
+                          <pic:cNvPr id="1" name=""/>
+                          <pic:cNvPicPr/>
+                        </pic:nvPicPr>
+                        <pic:blipFill>
+                          <a:blip r:embed="rId10"/>
+                          <a:stretch>
+                            <a:fillRect/>
+                          </a:stretch>
+                        </pic:blipFill>
+                        <pic:spPr>
+                          <a:xfrm>
+                            <a:off x="0" y="0"/>
+                            <a:ext cx="4249788" cy="3814781"/>
+                          </a:xfrm>
+                          <a:prstGeom prst="rect">
+                            <a:avLst/>
+                          </a:prstGeom>
+                        </pic:spPr>
+                      </pic:pic>
+                    </a:graphicData>
+                  </a:graphic>
+                </wp:inline>
+              </w:drawing>
+            </w:r>
+          </w:p>
+        </w:tc>
+      </w:tr>
+      <w:tr>
+        <w:tc>
+          <w:tcPr>
+            <w:tcW w:w="4508" w:type="dxa"/>
+          </w:tcPr>
+          <w:p>
+            <w:r>
+              <w:t xml:space="preserve">Screenshot </w:t>
+            </w:r>
+            <w:proofErr w:type="spellStart"/>
+            <w:r>
+              <w:t>Tipe</w:t>
+            </w:r>
+            <w:proofErr w:type="spellEnd"/>
+            <w:r>
+              <w:t xml:space="preserve"> &amp; </w:t>
+            </w:r>
+            <w:proofErr w:type="spellStart"/>
+            <w:r>
+              <w:t>Kapasitas</w:t>
+            </w:r>
+            <w:proofErr w:type="spellEnd"/>
+            <w:r>
+              <w:t xml:space="preserve"> </w:t>
+            </w:r>
+            <w:proofErr w:type="spellStart"/>
+            <w:r>
+              <w:t>Hardisk</w:t>
+            </w:r>
+            <w:proofErr w:type="spellEnd"/>
+          </w:p>
+        </w:tc>
+        <w:tc>
+          <w:tcPr>
+            <w:tcW w:w="4509" w:type="dxa"/>
+          </w:tcPr>
+          <w:p>
+            <w:r>
+              <w:rPr>
+                <w:noProof/>
+              </w:rPr>
+              <w:drawing>
+                <wp:inline distT="0" distB="0" distL="0" distR="0" wp14:anchorId="6A0199AD" wp14:editId="5A71699F">
+                  <wp:extent cx="4085632" cy="3639820"/>
+                  <wp:effectExtent l="0" t="0" r="0" b="0"/>
+                  <wp:docPr id="25" name="Picture 25"/>
+                  <wp:cNvGraphicFramePr>
+                    <a:graphicFrameLocks xmlns:a="http://schemas.openxmlformats.org/drawingml/2006/main" noChangeAspect="1"/>
+                  </wp:cNvGraphicFramePr>
+                  <a:graphic xmlns:a="http://schemas.openxmlformats.org/drawingml/2006/main">
+                    <a:graphicData uri="http://schemas.openxmlformats.org/drawingml/2006/picture">
+                      <pic:pic xmlns:pic="http://schemas.openxmlformats.org/drawingml/2006/picture">
+                        <pic:nvPicPr>
+                          <pic:cNvPr id="1" name=""/>
+                          <pic:cNvPicPr/>
+                        </pic:nvPicPr>
+                        <pic:blipFill>
+                          <a:blip r:embed="rId11"/>
+                          <a:stretch>
+                            <a:fillRect/>
+                          </a:stretch>
+                        </pic:blipFill>
+                        <pic:spPr>
+                          <a:xfrm>
+                            <a:off x="0" y="0"/>
+                            <a:ext cx="4102849" cy="3655158"/>
+                          </a:xfrm>
+                          <a:prstGeom prst="rect">
+                            <a:avLst/>
+                          </a:prstGeom>
+                        </pic:spPr>
+                      </pic:pic>
+                    </a:graphicData>
+                  </a:graphic>
+                </wp:inline>
+              </w:drawing>
+            </w:r>
+          </w:p>
+        </w:tc>
+      </w:tr>
+      <w:tr>
+        <w:tc>
+          <w:tcPr>
+            <w:tcW w:w="4508" w:type="dxa"/>
+          </w:tcPr>
+          <w:p>
+            <w:r>
+              <w:t xml:space="preserve">Screenshot </w:t>
+            </w:r>
+            <w:proofErr w:type="spellStart"/>
+            <w:r>
+              <w:t>Kecepatan</w:t>
+            </w:r>
+            <w:proofErr w:type="spellEnd"/>
+            <w:r>
+              <w:t xml:space="preserve"> LAN Card Ethernet</w:t>
+            </w:r>
+          </w:p>
+        </w:tc>
+        <w:tc>
+          <w:tcPr>
+            <w:tcW w:w="4509" w:type="dxa"/>
+          </w:tcPr>
+          <w:p>
+            <w:r>
+              <w:rPr>
+                <w:noProof/>
+              </w:rPr>
+              <w:drawing>
+                <wp:inline distT="0" distB="0" distL="0" distR="0" wp14:anchorId="57A55B5B" wp14:editId="5FE84D27">
+                  <wp:extent cx="4274820" cy="976479"/>
+                  <wp:effectExtent l="0" t="0" r="0" b="0"/>
+                  <wp:docPr id="2" name="Picture 2"/>
+                  <wp:cNvGraphicFramePr>
+                    <a:graphicFrameLocks xmlns:a="http://schemas.openxmlformats.org/drawingml/2006/main" noChangeAspect="1"/>
+                  </wp:cNvGraphicFramePr>
+                  <a:graphic xmlns:a="http://schemas.openxmlformats.org/drawingml/2006/main">
+                    <a:graphicData uri="http://schemas.openxmlformats.org/drawingml/2006/picture">
+                      <pic:pic xmlns:pic="http://schemas.openxmlformats.org/drawingml/2006/picture">
+                        <pic:nvPicPr>
+                          <pic:cNvPr id="2" name="Screenshot 2026-06-11 175640.png"/>
+                          <pic:cNvPicPr/>
+                        </pic:nvPicPr>
+                        <pic:blipFill>
+                          <a:blip r:embed="rId12">
+                            <a:extLst>
+                              <a:ext uri="{28A0092B-C50C-407E-A947-70E740481C1C}">
+                                <a14:useLocalDpi xmlns:a14="http://schemas.microsoft.com/office/drawing/2010/main" val="0"/>
+                              </a:ext>
+                            </a:extLst>
+                          </a:blip>
+                          <a:stretch>
+                            <a:fillRect/>
+                          </a:stretch>
+                        </pic:blipFill>
+                        <pic:spPr>
+                          <a:xfrm flipV="1">
+                            <a:off x="0" y="0"/>
+                            <a:ext cx="4320998" cy="987027"/>
+                          </a:xfrm>
+                          <a:prstGeom prst="rect">
+                            <a:avLst/>
+                          </a:prstGeom>
+                        </pic:spPr>
+                      </pic:pic>
+                    </a:graphicData>
+                  </a:graphic>
+                </wp:inline>
+              </w:drawing>
+            </w:r>
+          </w:p>
         </w:tc>
       </w:tr>
     </w:tbl>
-    <w:p/>
     <w:p/>
     <w:tbl>
       <w:tblPr>
@@ -845,6 +1273,7 @@
           </w:tcPr>
           <w:p>
             <w:r>
+              <w:lastRenderedPageBreak/>
               <w:t>Nama Varian</w:t>
             </w:r>
           </w:p>
@@ -855,7 +1284,7 @@
           </w:tcPr>
           <w:p>
             <w:r>
-              <w:t>1</w:t>
+              <w:t>3</w:t>
             </w:r>
           </w:p>
         </w:tc>
@@ -866,8 +1295,13 @@
             <w:tcW w:w="1980" w:type="dxa"/>
           </w:tcPr>
           <w:p>
-            <w:r>
-              <w:t>Jumlah Unit</w:t>
+            <w:proofErr w:type="spellStart"/>
+            <w:r>
+              <w:t>Jumlah</w:t>
+            </w:r>
+            <w:proofErr w:type="spellEnd"/>
+            <w:r>
+              <w:t xml:space="preserve"> Unit</w:t>
             </w:r>
           </w:p>
         </w:tc>
@@ -888,9 +1322,19 @@
             <w:tcW w:w="1980" w:type="dxa"/>
           </w:tcPr>
           <w:p>
-            <w:r>
-              <w:t>Jenis Komputer</w:t>
-            </w:r>
+            <w:proofErr w:type="spellStart"/>
+            <w:r>
+              <w:t>Jenis</w:t>
+            </w:r>
+            <w:proofErr w:type="spellEnd"/>
+            <w:r>
+              <w:t xml:space="preserve"> </w:t>
+            </w:r>
+            <w:proofErr w:type="spellStart"/>
+            <w:r>
+              <w:t>Komputer</w:t>
+            </w:r>
+            <w:proofErr w:type="spellEnd"/>
           </w:p>
         </w:tc>
         <w:tc>
@@ -898,9 +1342,11 @@
             <w:tcW w:w="7037" w:type="dxa"/>
           </w:tcPr>
           <w:p>
+            <w:proofErr w:type="spellStart"/>
             <w:r>
               <w:t>Rakitan</w:t>
             </w:r>
+            <w:proofErr w:type="spellEnd"/>
           </w:p>
         </w:tc>
       </w:tr>
@@ -910,8 +1356,13 @@
             <w:tcW w:w="1980" w:type="dxa"/>
           </w:tcPr>
           <w:p>
-            <w:r>
-              <w:t>Merk/Seri</w:t>
+            <w:proofErr w:type="spellStart"/>
+            <w:r>
+              <w:t>Merk</w:t>
+            </w:r>
+            <w:proofErr w:type="spellEnd"/>
+            <w:r>
+              <w:t>/Seri</w:t>
             </w:r>
           </w:p>
         </w:tc>
@@ -955,7 +1406,6 @@
           </w:tcPr>
           <w:p>
             <w:r>
-              <w:lastRenderedPageBreak/>
               <w:t>CPU Core</w:t>
             </w:r>
           </w:p>
@@ -999,9 +1449,19 @@
             <w:tcW w:w="1980" w:type="dxa"/>
           </w:tcPr>
           <w:p>
-            <w:r>
-              <w:t>Tipe Hardisk</w:t>
-            </w:r>
+            <w:proofErr w:type="spellStart"/>
+            <w:r>
+              <w:t>Tipe</w:t>
+            </w:r>
+            <w:proofErr w:type="spellEnd"/>
+            <w:r>
+              <w:t xml:space="preserve"> </w:t>
+            </w:r>
+            <w:proofErr w:type="spellStart"/>
+            <w:r>
+              <w:t>Hardisk</w:t>
+            </w:r>
+            <w:proofErr w:type="spellEnd"/>
           </w:p>
         </w:tc>
         <w:tc>
@@ -1021,8 +1481,21 @@
             <w:tcW w:w="1980" w:type="dxa"/>
           </w:tcPr>
           <w:p>
-            <w:r>
-              <w:t>Kapasitas Hardisk (GB)</w:t>
+            <w:proofErr w:type="spellStart"/>
+            <w:r>
+              <w:t>Kapasitas</w:t>
+            </w:r>
+            <w:proofErr w:type="spellEnd"/>
+            <w:r>
+              <w:t xml:space="preserve"> </w:t>
+            </w:r>
+            <w:proofErr w:type="spellStart"/>
+            <w:r>
+              <w:t>Hardisk</w:t>
+            </w:r>
+            <w:proofErr w:type="spellEnd"/>
+            <w:r>
+              <w:t xml:space="preserve"> (GB)</w:t>
             </w:r>
           </w:p>
         </w:tc>
@@ -1065,9 +1538,19 @@
             <w:tcW w:w="1980" w:type="dxa"/>
           </w:tcPr>
           <w:p>
-            <w:r>
-              <w:t>Kecepatan LAN Card Ethernet/Kabel</w:t>
-            </w:r>
+            <w:proofErr w:type="spellStart"/>
+            <w:r>
+              <w:t>Kecepatan</w:t>
+            </w:r>
+            <w:proofErr w:type="spellEnd"/>
+            <w:r>
+              <w:t xml:space="preserve"> LAN Card Ethernet/</w:t>
+            </w:r>
+            <w:proofErr w:type="spellStart"/>
+            <w:r>
+              <w:t>Kabel</w:t>
+            </w:r>
+            <w:proofErr w:type="spellEnd"/>
           </w:p>
         </w:tc>
         <w:tc>
@@ -1087,9 +1570,19 @@
             <w:tcW w:w="1980" w:type="dxa"/>
           </w:tcPr>
           <w:p>
-            <w:r>
-              <w:t>Sistem Operasi</w:t>
-            </w:r>
+            <w:proofErr w:type="spellStart"/>
+            <w:r>
+              <w:t>Sistem</w:t>
+            </w:r>
+            <w:proofErr w:type="spellEnd"/>
+            <w:r>
+              <w:t xml:space="preserve"> </w:t>
+            </w:r>
+            <w:proofErr w:type="spellStart"/>
+            <w:r>
+              <w:t>Operasi</w:t>
+            </w:r>
+            <w:proofErr w:type="spellEnd"/>
           </w:p>
         </w:tc>
         <w:tc>
@@ -1110,8 +1603,13 @@
           </w:tcPr>
           <w:p>
             <w:r>
-              <w:t>Screenshot DxDiag</w:t>
-            </w:r>
+              <w:t xml:space="preserve">Screenshot </w:t>
+            </w:r>
+            <w:proofErr w:type="spellStart"/>
+            <w:r>
+              <w:t>DxDiag</w:t>
+            </w:r>
+            <w:proofErr w:type="spellEnd"/>
           </w:p>
         </w:tc>
         <w:tc>
@@ -1139,7 +1637,7 @@
                           <pic:cNvPicPr/>
                         </pic:nvPicPr>
                         <pic:blipFill>
-                          <a:blip r:embed="rId9"/>
+                          <a:blip r:embed="rId13"/>
                           <a:stretch>
                             <a:fillRect/>
                           </a:stretch>
@@ -1198,7 +1696,7 @@
                           <pic:cNvPicPr/>
                         </pic:nvPicPr>
                         <pic:blipFill>
-                          <a:blip r:embed="rId10"/>
+                          <a:blip r:embed="rId14"/>
                           <a:stretch>
                             <a:fillRect/>
                           </a:stretch>
@@ -1229,8 +1727,29 @@
           <w:p>
             <w:r>
               <w:lastRenderedPageBreak/>
-              <w:t>Screenshot Tipe &amp; Kapasitas Hardisk</w:t>
-            </w:r>
+              <w:t xml:space="preserve">Screenshot </w:t>
+            </w:r>
+            <w:proofErr w:type="spellStart"/>
+            <w:r>
+              <w:t>Tipe</w:t>
+            </w:r>
+            <w:proofErr w:type="spellEnd"/>
+            <w:r>
+              <w:t xml:space="preserve"> &amp; </w:t>
+            </w:r>
+            <w:proofErr w:type="spellStart"/>
+            <w:r>
+              <w:t>Kapasitas</w:t>
+            </w:r>
+            <w:proofErr w:type="spellEnd"/>
+            <w:r>
+              <w:t xml:space="preserve"> </w:t>
+            </w:r>
+            <w:proofErr w:type="spellStart"/>
+            <w:r>
+              <w:t>Hardisk</w:t>
+            </w:r>
+            <w:proofErr w:type="spellEnd"/>
           </w:p>
         </w:tc>
         <w:tc>
@@ -1243,10 +1762,10 @@
                 <w:noProof/>
               </w:rPr>
               <w:drawing>
-                <wp:inline distT="0" distB="0" distL="0" distR="0" wp14:anchorId="0FE3746F" wp14:editId="2039B664">
-                  <wp:extent cx="3626480" cy="2914602"/>
-                  <wp:effectExtent l="0" t="0" r="0" b="635"/>
-                  <wp:docPr id="6" name="Picture 6"/>
+                <wp:inline distT="0" distB="0" distL="0" distR="0" wp14:anchorId="28D56BCC" wp14:editId="2A2FC6D7">
+                  <wp:extent cx="3280839" cy="2961005"/>
+                  <wp:effectExtent l="0" t="0" r="0" b="0"/>
+                  <wp:docPr id="26" name="Picture 26"/>
                   <wp:cNvGraphicFramePr>
                     <a:graphicFrameLocks xmlns:a="http://schemas.openxmlformats.org/drawingml/2006/main" noChangeAspect="1"/>
                   </wp:cNvGraphicFramePr>
@@ -1254,11 +1773,17 @@
                     <a:graphicData uri="http://schemas.openxmlformats.org/drawingml/2006/picture">
                       <pic:pic xmlns:pic="http://schemas.openxmlformats.org/drawingml/2006/picture">
                         <pic:nvPicPr>
-                          <pic:cNvPr id="1" name=""/>
+                          <pic:cNvPr id="26" name="Screenshot 2026-06-11 171448.png"/>
                           <pic:cNvPicPr/>
                         </pic:nvPicPr>
                         <pic:blipFill>
-                          <a:blip r:embed="rId11"/>
+                          <a:blip r:embed="rId15">
+                            <a:extLst>
+                              <a:ext uri="{28A0092B-C50C-407E-A947-70E740481C1C}">
+                                <a14:useLocalDpi xmlns:a14="http://schemas.microsoft.com/office/drawing/2010/main" val="0"/>
+                              </a:ext>
+                            </a:extLst>
+                          </a:blip>
                           <a:stretch>
                             <a:fillRect/>
                           </a:stretch>
@@ -1266,7 +1791,7 @@
                         <pic:spPr>
                           <a:xfrm>
                             <a:off x="0" y="0"/>
-                            <a:ext cx="3647086" cy="2931163"/>
+                            <a:ext cx="3285834" cy="2965513"/>
                           </a:xfrm>
                           <a:prstGeom prst="rect">
                             <a:avLst/>
@@ -1288,7 +1813,15 @@
           </w:tcPr>
           <w:p>
             <w:r>
-              <w:t>Screenshot Kecepatan LAN Card Ethernet</w:t>
+              <w:t xml:space="preserve">Screenshot </w:t>
+            </w:r>
+            <w:proofErr w:type="spellStart"/>
+            <w:r>
+              <w:t>Kecepatan</w:t>
+            </w:r>
+            <w:proofErr w:type="spellEnd"/>
+            <w:r>
+              <w:t xml:space="preserve"> LAN Card Ethernet</w:t>
             </w:r>
           </w:p>
         </w:tc>
@@ -1302,7 +1835,7 @@
                 <w:noProof/>
               </w:rPr>
               <w:drawing>
-                <wp:inline distT="0" distB="0" distL="0" distR="0" wp14:anchorId="1FA14EF6" wp14:editId="7F1E832D">
+                <wp:inline distT="0" distB="0" distL="0" distR="0" wp14:anchorId="1FA14EF6" wp14:editId="6D67FC65">
                   <wp:extent cx="3630441" cy="3088308"/>
                   <wp:effectExtent l="0" t="0" r="8255" b="0"/>
                   <wp:docPr id="7" name="Picture 7"/>
@@ -1317,7 +1850,7 @@
                           <pic:cNvPicPr/>
                         </pic:nvPicPr>
                         <pic:blipFill>
-                          <a:blip r:embed="rId12"/>
+                          <a:blip r:embed="rId16"/>
                           <a:stretch>
                             <a:fillRect/>
                           </a:stretch>
@@ -1325,7 +1858,7 @@
                         <pic:spPr>
                           <a:xfrm>
                             <a:off x="0" y="0"/>
-                            <a:ext cx="3640017" cy="3096454"/>
+                            <a:ext cx="3630441" cy="3088308"/>
                           </a:xfrm>
                           <a:prstGeom prst="rect">
                             <a:avLst/>
@@ -1342,6 +1875,14 @@
       </w:tr>
     </w:tbl>
     <w:p/>
+    <w:p/>
+    <w:p/>
+    <w:p/>
+    <w:p/>
+    <w:p/>
+    <w:p/>
+    <w:p/>
+    <w:p/>
     <w:tbl>
       <w:tblPr>
         <w:tblStyle w:val="TableGrid"/>
@@ -1359,6 +1900,7 @@
           </w:tcPr>
           <w:p>
             <w:r>
+              <w:lastRenderedPageBreak/>
               <w:t>Nama Varian</w:t>
             </w:r>
           </w:p>
@@ -1369,28 +1911,6 @@
           </w:tcPr>
           <w:p>
             <w:r>
-              <w:t>1</w:t>
-            </w:r>
-          </w:p>
-        </w:tc>
-      </w:tr>
-      <w:tr>
-        <w:tc>
-          <w:tcPr>
-            <w:tcW w:w="4508" w:type="dxa"/>
-          </w:tcPr>
-          <w:p>
-            <w:r>
-              <w:t>Jumlah Unit</w:t>
-            </w:r>
-          </w:p>
-        </w:tc>
-        <w:tc>
-          <w:tcPr>
-            <w:tcW w:w="4509" w:type="dxa"/>
-          </w:tcPr>
-          <w:p>
-            <w:r>
               <w:t>4</w:t>
             </w:r>
           </w:p>
@@ -1402,30 +1922,74 @@
             <w:tcW w:w="4508" w:type="dxa"/>
           </w:tcPr>
           <w:p>
-            <w:r>
-              <w:t>Jenis Komputer</w:t>
-            </w:r>
-          </w:p>
-        </w:tc>
-        <w:tc>
-          <w:tcPr>
-            <w:tcW w:w="4509" w:type="dxa"/>
-          </w:tcPr>
-          <w:p>
+            <w:proofErr w:type="spellStart"/>
+            <w:r>
+              <w:t>Jumlah</w:t>
+            </w:r>
+            <w:proofErr w:type="spellEnd"/>
+            <w:r>
+              <w:t xml:space="preserve"> Unit</w:t>
+            </w:r>
+          </w:p>
+        </w:tc>
+        <w:tc>
+          <w:tcPr>
+            <w:tcW w:w="4509" w:type="dxa"/>
+          </w:tcPr>
+          <w:p>
+            <w:r>
+              <w:t>4</w:t>
+            </w:r>
+          </w:p>
+        </w:tc>
+      </w:tr>
+      <w:tr>
+        <w:tc>
+          <w:tcPr>
+            <w:tcW w:w="4508" w:type="dxa"/>
+          </w:tcPr>
+          <w:p>
+            <w:proofErr w:type="spellStart"/>
+            <w:r>
+              <w:t>Jenis</w:t>
+            </w:r>
+            <w:proofErr w:type="spellEnd"/>
+            <w:r>
+              <w:t xml:space="preserve"> </w:t>
+            </w:r>
+            <w:proofErr w:type="spellStart"/>
+            <w:r>
+              <w:t>Komputer</w:t>
+            </w:r>
+            <w:proofErr w:type="spellEnd"/>
+          </w:p>
+        </w:tc>
+        <w:tc>
+          <w:tcPr>
+            <w:tcW w:w="4509" w:type="dxa"/>
+          </w:tcPr>
+          <w:p>
+            <w:proofErr w:type="spellStart"/>
             <w:r>
               <w:t>Rakitan</w:t>
             </w:r>
-          </w:p>
-        </w:tc>
-      </w:tr>
-      <w:tr>
-        <w:tc>
-          <w:tcPr>
-            <w:tcW w:w="4508" w:type="dxa"/>
-          </w:tcPr>
-          <w:p>
-            <w:r>
-              <w:t>Merk/Seri</w:t>
+            <w:proofErr w:type="spellEnd"/>
+          </w:p>
+        </w:tc>
+      </w:tr>
+      <w:tr>
+        <w:tc>
+          <w:tcPr>
+            <w:tcW w:w="4508" w:type="dxa"/>
+          </w:tcPr>
+          <w:p>
+            <w:proofErr w:type="spellStart"/>
+            <w:r>
+              <w:t>Merk</w:t>
+            </w:r>
+            <w:proofErr w:type="spellEnd"/>
+            <w:r>
+              <w:t>/Seri</w:t>
             </w:r>
           </w:p>
         </w:tc>
@@ -1512,9 +2076,19 @@
             <w:tcW w:w="4508" w:type="dxa"/>
           </w:tcPr>
           <w:p>
-            <w:r>
-              <w:t>Tipe Hardisk</w:t>
-            </w:r>
+            <w:proofErr w:type="spellStart"/>
+            <w:r>
+              <w:t>Tipe</w:t>
+            </w:r>
+            <w:proofErr w:type="spellEnd"/>
+            <w:r>
+              <w:t xml:space="preserve"> </w:t>
+            </w:r>
+            <w:proofErr w:type="spellStart"/>
+            <w:r>
+              <w:t>Hardisk</w:t>
+            </w:r>
+            <w:proofErr w:type="spellEnd"/>
           </w:p>
         </w:tc>
         <w:tc>
@@ -1534,18 +2108,34 @@
             <w:tcW w:w="4508" w:type="dxa"/>
           </w:tcPr>
           <w:p>
-            <w:r>
-              <w:t>Kapasitas Hardisk (GB)</w:t>
-            </w:r>
-          </w:p>
-        </w:tc>
-        <w:tc>
-          <w:tcPr>
-            <w:tcW w:w="4509" w:type="dxa"/>
-          </w:tcPr>
-          <w:p>
-            <w:r>
-              <w:t>480GB</w:t>
+            <w:proofErr w:type="spellStart"/>
+            <w:r>
+              <w:t>Kapasitas</w:t>
+            </w:r>
+            <w:proofErr w:type="spellEnd"/>
+            <w:r>
+              <w:t xml:space="preserve"> </w:t>
+            </w:r>
+            <w:proofErr w:type="spellStart"/>
+            <w:r>
+              <w:t>Hardisk</w:t>
+            </w:r>
+            <w:proofErr w:type="spellEnd"/>
+            <w:r>
+              <w:t xml:space="preserve"> (GB)</w:t>
+            </w:r>
+          </w:p>
+        </w:tc>
+        <w:tc>
+          <w:tcPr>
+            <w:tcW w:w="4509" w:type="dxa"/>
+          </w:tcPr>
+          <w:p>
+            <w:r>
+              <w:t>256</w:t>
+            </w:r>
+            <w:r>
+              <w:t>GB</w:t>
             </w:r>
           </w:p>
         </w:tc>
@@ -1578,9 +2168,19 @@
             <w:tcW w:w="4508" w:type="dxa"/>
           </w:tcPr>
           <w:p>
-            <w:r>
-              <w:t>Kecepatan LAN Card Ethernet/Kabel</w:t>
-            </w:r>
+            <w:proofErr w:type="spellStart"/>
+            <w:r>
+              <w:t>Kecepatan</w:t>
+            </w:r>
+            <w:proofErr w:type="spellEnd"/>
+            <w:r>
+              <w:t xml:space="preserve"> LAN Card Ethernet/</w:t>
+            </w:r>
+            <w:proofErr w:type="spellStart"/>
+            <w:r>
+              <w:t>Kabel</w:t>
+            </w:r>
+            <w:proofErr w:type="spellEnd"/>
           </w:p>
         </w:tc>
         <w:tc>
@@ -1600,9 +2200,19 @@
             <w:tcW w:w="4508" w:type="dxa"/>
           </w:tcPr>
           <w:p>
-            <w:r>
-              <w:t>Sistem Operasi</w:t>
-            </w:r>
+            <w:proofErr w:type="spellStart"/>
+            <w:r>
+              <w:t>Sistem</w:t>
+            </w:r>
+            <w:proofErr w:type="spellEnd"/>
+            <w:r>
+              <w:t xml:space="preserve"> </w:t>
+            </w:r>
+            <w:proofErr w:type="spellStart"/>
+            <w:r>
+              <w:t>Operasi</w:t>
+            </w:r>
+            <w:proofErr w:type="spellEnd"/>
           </w:p>
         </w:tc>
         <w:tc>
@@ -1623,9 +2233,13 @@
           </w:tcPr>
           <w:p>
             <w:r>
-              <w:lastRenderedPageBreak/>
-              <w:t>Screenshot DxDiag</w:t>
-            </w:r>
+              <w:t xml:space="preserve">Screenshot </w:t>
+            </w:r>
+            <w:proofErr w:type="spellStart"/>
+            <w:r>
+              <w:t>DxDiag</w:t>
+            </w:r>
+            <w:proofErr w:type="spellEnd"/>
           </w:p>
         </w:tc>
         <w:tc>
@@ -1653,7 +2267,7 @@
                           <pic:cNvPicPr/>
                         </pic:nvPicPr>
                         <pic:blipFill>
-                          <a:blip r:embed="rId13"/>
+                          <a:blip r:embed="rId17"/>
                           <a:stretch>
                             <a:fillRect/>
                           </a:stretch>
@@ -1697,10 +2311,10 @@
                 <w:noProof/>
               </w:rPr>
               <w:drawing>
-                <wp:inline distT="0" distB="0" distL="0" distR="0" wp14:anchorId="235839A4" wp14:editId="245A4D2D">
-                  <wp:extent cx="4065270" cy="3585201"/>
-                  <wp:effectExtent l="0" t="0" r="0" b="0"/>
-                  <wp:docPr id="2" name="Picture 2"/>
+                <wp:inline distT="0" distB="0" distL="0" distR="0" wp14:anchorId="44A5C412" wp14:editId="61E119D1">
+                  <wp:extent cx="3522345" cy="2677950"/>
+                  <wp:effectExtent l="0" t="0" r="1905" b="8255"/>
+                  <wp:docPr id="27" name="Picture 27"/>
                   <wp:cNvGraphicFramePr>
                     <a:graphicFrameLocks xmlns:a="http://schemas.openxmlformats.org/drawingml/2006/main" noChangeAspect="1"/>
                   </wp:cNvGraphicFramePr>
@@ -1708,11 +2322,17 @@
                     <a:graphicData uri="http://schemas.openxmlformats.org/drawingml/2006/picture">
                       <pic:pic xmlns:pic="http://schemas.openxmlformats.org/drawingml/2006/picture">
                         <pic:nvPicPr>
-                          <pic:cNvPr id="1" name=""/>
+                          <pic:cNvPr id="27" name="Screenshot 2026-06-11 174021.png"/>
                           <pic:cNvPicPr/>
                         </pic:nvPicPr>
                         <pic:blipFill>
-                          <a:blip r:embed="rId14"/>
+                          <a:blip r:embed="rId18">
+                            <a:extLst>
+                              <a:ext uri="{28A0092B-C50C-407E-A947-70E740481C1C}">
+                                <a14:useLocalDpi xmlns:a14="http://schemas.microsoft.com/office/drawing/2010/main" val="0"/>
+                              </a:ext>
+                            </a:extLst>
+                          </a:blip>
                           <a:stretch>
                             <a:fillRect/>
                           </a:stretch>
@@ -1720,7 +2340,7 @@
                         <pic:spPr>
                           <a:xfrm>
                             <a:off x="0" y="0"/>
-                            <a:ext cx="4083139" cy="3600960"/>
+                            <a:ext cx="3548236" cy="2697634"/>
                           </a:xfrm>
                           <a:prstGeom prst="rect">
                             <a:avLst/>
@@ -1742,25 +2362,102 @@
           </w:tcPr>
           <w:p>
             <w:r>
-              <w:t>Screenshot Tipe &amp; Kapasitas Hardisk</w:t>
-            </w:r>
-          </w:p>
-        </w:tc>
-        <w:tc>
-          <w:tcPr>
-            <w:tcW w:w="4509" w:type="dxa"/>
-          </w:tcPr>
-          <w:p/>
-        </w:tc>
-      </w:tr>
-      <w:tr>
-        <w:tc>
-          <w:tcPr>
-            <w:tcW w:w="4508" w:type="dxa"/>
-          </w:tcPr>
-          <w:p>
-            <w:r>
-              <w:t>Screenshot Kecepatan LAN Card Ethernet</w:t>
+              <w:lastRenderedPageBreak/>
+              <w:t xml:space="preserve">Screenshot </w:t>
+            </w:r>
+            <w:proofErr w:type="spellStart"/>
+            <w:r>
+              <w:t>Tipe</w:t>
+            </w:r>
+            <w:proofErr w:type="spellEnd"/>
+            <w:r>
+              <w:t xml:space="preserve"> &amp; </w:t>
+            </w:r>
+            <w:proofErr w:type="spellStart"/>
+            <w:r>
+              <w:t>Kapasitas</w:t>
+            </w:r>
+            <w:proofErr w:type="spellEnd"/>
+            <w:r>
+              <w:t xml:space="preserve"> </w:t>
+            </w:r>
+            <w:proofErr w:type="spellStart"/>
+            <w:r>
+              <w:t>Hardisk</w:t>
+            </w:r>
+            <w:proofErr w:type="spellEnd"/>
+          </w:p>
+        </w:tc>
+        <w:tc>
+          <w:tcPr>
+            <w:tcW w:w="4509" w:type="dxa"/>
+          </w:tcPr>
+          <w:p>
+            <w:r>
+              <w:rPr>
+                <w:noProof/>
+              </w:rPr>
+              <w:drawing>
+                <wp:inline distT="0" distB="0" distL="0" distR="0" wp14:anchorId="7F0C7A1D" wp14:editId="13747DFF">
+                  <wp:extent cx="3427095" cy="2606293"/>
+                  <wp:effectExtent l="0" t="0" r="1905" b="3810"/>
+                  <wp:docPr id="28" name="Picture 28"/>
+                  <wp:cNvGraphicFramePr>
+                    <a:graphicFrameLocks xmlns:a="http://schemas.openxmlformats.org/drawingml/2006/main" noChangeAspect="1"/>
+                  </wp:cNvGraphicFramePr>
+                  <a:graphic xmlns:a="http://schemas.openxmlformats.org/drawingml/2006/main">
+                    <a:graphicData uri="http://schemas.openxmlformats.org/drawingml/2006/picture">
+                      <pic:pic xmlns:pic="http://schemas.openxmlformats.org/drawingml/2006/picture">
+                        <pic:nvPicPr>
+                          <pic:cNvPr id="28" name="Screenshot 2026-06-11 174032.png"/>
+                          <pic:cNvPicPr/>
+                        </pic:nvPicPr>
+                        <pic:blipFill>
+                          <a:blip r:embed="rId19">
+                            <a:extLst>
+                              <a:ext uri="{28A0092B-C50C-407E-A947-70E740481C1C}">
+                                <a14:useLocalDpi xmlns:a14="http://schemas.microsoft.com/office/drawing/2010/main" val="0"/>
+                              </a:ext>
+                            </a:extLst>
+                          </a:blip>
+                          <a:stretch>
+                            <a:fillRect/>
+                          </a:stretch>
+                        </pic:blipFill>
+                        <pic:spPr>
+                          <a:xfrm>
+                            <a:off x="0" y="0"/>
+                            <a:ext cx="3445779" cy="2620502"/>
+                          </a:xfrm>
+                          <a:prstGeom prst="rect">
+                            <a:avLst/>
+                          </a:prstGeom>
+                        </pic:spPr>
+                      </pic:pic>
+                    </a:graphicData>
+                  </a:graphic>
+                </wp:inline>
+              </w:drawing>
+            </w:r>
+          </w:p>
+        </w:tc>
+      </w:tr>
+      <w:tr>
+        <w:tc>
+          <w:tcPr>
+            <w:tcW w:w="4508" w:type="dxa"/>
+          </w:tcPr>
+          <w:p>
+            <w:r>
+              <w:t xml:space="preserve">Screenshot </w:t>
+            </w:r>
+            <w:proofErr w:type="spellStart"/>
+            <w:r>
+              <w:t>Kecepatan</w:t>
+            </w:r>
+            <w:proofErr w:type="spellEnd"/>
+            <w:r>
+              <w:t xml:space="preserve"> LAN Card Ethernet</w:t>
             </w:r>
           </w:p>
         </w:tc>
@@ -1789,7 +2486,7 @@
                           <pic:cNvPicPr/>
                         </pic:nvPicPr>
                         <pic:blipFill>
-                          <a:blip r:embed="rId15"/>
+                          <a:blip r:embed="rId20"/>
                           <a:stretch>
                             <a:fillRect/>
                           </a:stretch>
@@ -1814,6 +2511,23 @@
       </w:tr>
     </w:tbl>
     <w:p/>
+    <w:p/>
+    <w:p/>
+    <w:p/>
+    <w:p/>
+    <w:p/>
+    <w:p/>
+    <w:p/>
+    <w:p/>
+    <w:p/>
+    <w:p/>
+    <w:p/>
+    <w:p/>
+    <w:p/>
+    <w:p/>
+    <w:p/>
+    <w:p/>
+    <w:p/>
     <w:tbl>
       <w:tblPr>
         <w:tblStyle w:val="TableGrid"/>
@@ -1831,6 +2545,7 @@
           </w:tcPr>
           <w:p>
             <w:r>
+              <w:lastRenderedPageBreak/>
               <w:t>Nama Varian</w:t>
             </w:r>
           </w:p>
@@ -1841,6 +2556,33 @@
           </w:tcPr>
           <w:p>
             <w:r>
+              <w:t>5</w:t>
+            </w:r>
+          </w:p>
+        </w:tc>
+      </w:tr>
+      <w:tr>
+        <w:tc>
+          <w:tcPr>
+            <w:tcW w:w="4508" w:type="dxa"/>
+          </w:tcPr>
+          <w:p>
+            <w:proofErr w:type="spellStart"/>
+            <w:r>
+              <w:t>Jumlah</w:t>
+            </w:r>
+            <w:proofErr w:type="spellEnd"/>
+            <w:r>
+              <w:t xml:space="preserve"> Unit</w:t>
+            </w:r>
+          </w:p>
+        </w:tc>
+        <w:tc>
+          <w:tcPr>
+            <w:tcW w:w="4509" w:type="dxa"/>
+          </w:tcPr>
+          <w:p>
+            <w:r>
               <w:t>1</w:t>
             </w:r>
           </w:p>
@@ -1852,62 +2594,65 @@
             <w:tcW w:w="4508" w:type="dxa"/>
           </w:tcPr>
           <w:p>
-            <w:r>
-              <w:t>Jumlah Unit</w:t>
-            </w:r>
-          </w:p>
-        </w:tc>
-        <w:tc>
-          <w:tcPr>
-            <w:tcW w:w="4509" w:type="dxa"/>
-          </w:tcPr>
-          <w:p>
-            <w:r>
-              <w:t>1</w:t>
-            </w:r>
-          </w:p>
-        </w:tc>
-      </w:tr>
-      <w:tr>
-        <w:tc>
-          <w:tcPr>
-            <w:tcW w:w="4508" w:type="dxa"/>
-          </w:tcPr>
-          <w:p>
-            <w:r>
-              <w:t>Jenis Komputer</w:t>
-            </w:r>
-          </w:p>
-        </w:tc>
-        <w:tc>
-          <w:tcPr>
-            <w:tcW w:w="4509" w:type="dxa"/>
-          </w:tcPr>
-          <w:p>
+            <w:proofErr w:type="spellStart"/>
+            <w:r>
+              <w:t>Jenis</w:t>
+            </w:r>
+            <w:proofErr w:type="spellEnd"/>
+            <w:r>
+              <w:t xml:space="preserve"> </w:t>
+            </w:r>
+            <w:proofErr w:type="spellStart"/>
+            <w:r>
+              <w:t>Komputer</w:t>
+            </w:r>
+            <w:proofErr w:type="spellEnd"/>
+          </w:p>
+        </w:tc>
+        <w:tc>
+          <w:tcPr>
+            <w:tcW w:w="4509" w:type="dxa"/>
+          </w:tcPr>
+          <w:p>
+            <w:proofErr w:type="spellStart"/>
             <w:r>
               <w:t>Rakitan</w:t>
             </w:r>
-          </w:p>
-        </w:tc>
-      </w:tr>
-      <w:tr>
-        <w:tc>
-          <w:tcPr>
-            <w:tcW w:w="4508" w:type="dxa"/>
-          </w:tcPr>
-          <w:p>
-            <w:r>
-              <w:t>Merk/Seri</w:t>
-            </w:r>
-          </w:p>
-        </w:tc>
-        <w:tc>
-          <w:tcPr>
-            <w:tcW w:w="4509" w:type="dxa"/>
-          </w:tcPr>
-          <w:p>
-            <w:r>
-              <w:t>ASUS ExpertCenter D500TC</w:t>
+            <w:proofErr w:type="spellEnd"/>
+          </w:p>
+        </w:tc>
+      </w:tr>
+      <w:tr>
+        <w:tc>
+          <w:tcPr>
+            <w:tcW w:w="4508" w:type="dxa"/>
+          </w:tcPr>
+          <w:p>
+            <w:proofErr w:type="spellStart"/>
+            <w:r>
+              <w:t>Merk</w:t>
+            </w:r>
+            <w:proofErr w:type="spellEnd"/>
+            <w:r>
+              <w:t>/Seri</w:t>
+            </w:r>
+          </w:p>
+        </w:tc>
+        <w:tc>
+          <w:tcPr>
+            <w:tcW w:w="4509" w:type="dxa"/>
+          </w:tcPr>
+          <w:p>
+            <w:r>
+              <w:t xml:space="preserve">ASUS </w:t>
+            </w:r>
+            <w:proofErr w:type="spellStart"/>
+            <w:r>
+              <w:t>ExpertCenter</w:t>
+            </w:r>
+            <w:proofErr w:type="spellEnd"/>
+            <w:r>
+              <w:t xml:space="preserve"> D500TC</w:t>
             </w:r>
           </w:p>
         </w:tc>
@@ -1941,7 +2686,6 @@
           </w:tcPr>
           <w:p>
             <w:r>
-              <w:lastRenderedPageBreak/>
               <w:t>CPU Core</w:t>
             </w:r>
           </w:p>
@@ -1985,9 +2729,19 @@
             <w:tcW w:w="4508" w:type="dxa"/>
           </w:tcPr>
           <w:p>
-            <w:r>
-              <w:t>Tipe Hardisk</w:t>
-            </w:r>
+            <w:proofErr w:type="spellStart"/>
+            <w:r>
+              <w:t>Tipe</w:t>
+            </w:r>
+            <w:proofErr w:type="spellEnd"/>
+            <w:r>
+              <w:t xml:space="preserve"> </w:t>
+            </w:r>
+            <w:proofErr w:type="spellStart"/>
+            <w:r>
+              <w:t>Hardisk</w:t>
+            </w:r>
+            <w:proofErr w:type="spellEnd"/>
           </w:p>
         </w:tc>
         <w:tc>
@@ -2007,8 +2761,21 @@
             <w:tcW w:w="4508" w:type="dxa"/>
           </w:tcPr>
           <w:p>
-            <w:r>
-              <w:t>Kapasitas Hardisk (GB)</w:t>
+            <w:proofErr w:type="spellStart"/>
+            <w:r>
+              <w:t>Kapasitas</w:t>
+            </w:r>
+            <w:proofErr w:type="spellEnd"/>
+            <w:r>
+              <w:t xml:space="preserve"> </w:t>
+            </w:r>
+            <w:proofErr w:type="spellStart"/>
+            <w:r>
+              <w:t>Hardisk</w:t>
+            </w:r>
+            <w:proofErr w:type="spellEnd"/>
+            <w:r>
+              <w:t xml:space="preserve"> (GB)</w:t>
             </w:r>
           </w:p>
         </w:tc>
@@ -2051,9 +2818,19 @@
             <w:tcW w:w="4508" w:type="dxa"/>
           </w:tcPr>
           <w:p>
-            <w:r>
-              <w:t>Kecepatan LAN Card Ethernet/Kabel</w:t>
-            </w:r>
+            <w:proofErr w:type="spellStart"/>
+            <w:r>
+              <w:t>Kecepatan</w:t>
+            </w:r>
+            <w:proofErr w:type="spellEnd"/>
+            <w:r>
+              <w:t xml:space="preserve"> LAN Card Ethernet/</w:t>
+            </w:r>
+            <w:proofErr w:type="spellStart"/>
+            <w:r>
+              <w:t>Kabel</w:t>
+            </w:r>
+            <w:proofErr w:type="spellEnd"/>
           </w:p>
         </w:tc>
         <w:tc>
@@ -2073,9 +2850,19 @@
             <w:tcW w:w="4508" w:type="dxa"/>
           </w:tcPr>
           <w:p>
-            <w:r>
-              <w:t>Sistem Operasi</w:t>
-            </w:r>
+            <w:proofErr w:type="spellStart"/>
+            <w:r>
+              <w:t>Sistem</w:t>
+            </w:r>
+            <w:proofErr w:type="spellEnd"/>
+            <w:r>
+              <w:t xml:space="preserve"> </w:t>
+            </w:r>
+            <w:proofErr w:type="spellStart"/>
+            <w:r>
+              <w:t>Operasi</w:t>
+            </w:r>
+            <w:proofErr w:type="spellEnd"/>
           </w:p>
         </w:tc>
         <w:tc>
@@ -2096,8 +2883,13 @@
           </w:tcPr>
           <w:p>
             <w:r>
-              <w:t>Screenshot DxDiag</w:t>
-            </w:r>
+              <w:t xml:space="preserve">Screenshot </w:t>
+            </w:r>
+            <w:proofErr w:type="spellStart"/>
+            <w:r>
+              <w:t>DxDiag</w:t>
+            </w:r>
+            <w:proofErr w:type="spellEnd"/>
           </w:p>
         </w:tc>
         <w:tc>
@@ -2125,7 +2917,7 @@
                           <pic:cNvPicPr/>
                         </pic:nvPicPr>
                         <pic:blipFill>
-                          <a:blip r:embed="rId16"/>
+                          <a:blip r:embed="rId21"/>
                           <a:stretch>
                             <a:fillRect/>
                           </a:stretch>
@@ -2184,7 +2976,7 @@
                           <pic:cNvPicPr/>
                         </pic:nvPicPr>
                         <pic:blipFill>
-                          <a:blip r:embed="rId17"/>
+                          <a:blip r:embed="rId22"/>
                           <a:stretch>
                             <a:fillRect/>
                           </a:stretch>
@@ -2215,24 +3007,46 @@
           <w:p>
             <w:r>
               <w:lastRenderedPageBreak/>
-              <w:t>Screenshot Tipe &amp; Kapasitas Hardisk</w:t>
-            </w:r>
-          </w:p>
-        </w:tc>
-        <w:tc>
-          <w:tcPr>
-            <w:tcW w:w="4509" w:type="dxa"/>
-          </w:tcPr>
-          <w:p>
+              <w:t xml:space="preserve">Screenshot </w:t>
+            </w:r>
+            <w:proofErr w:type="spellStart"/>
+            <w:r>
+              <w:t>Tipe</w:t>
+            </w:r>
+            <w:proofErr w:type="spellEnd"/>
+            <w:r>
+              <w:t xml:space="preserve"> &amp; </w:t>
+            </w:r>
+            <w:proofErr w:type="spellStart"/>
+            <w:r>
+              <w:t>Kapasitas</w:t>
+            </w:r>
+            <w:proofErr w:type="spellEnd"/>
+            <w:r>
+              <w:t xml:space="preserve"> </w:t>
+            </w:r>
+            <w:proofErr w:type="spellStart"/>
+            <w:r>
+              <w:t>Hardisk</w:t>
+            </w:r>
+            <w:proofErr w:type="spellEnd"/>
+          </w:p>
+        </w:tc>
+        <w:tc>
+          <w:tcPr>
+            <w:tcW w:w="4509" w:type="dxa"/>
+          </w:tcPr>
+          <w:p>
+            <w:bookmarkStart w:id="0" w:name="_GoBack"/>
             <w:r>
               <w:rPr>
                 <w:noProof/>
               </w:rPr>
               <w:drawing>
-                <wp:inline distT="0" distB="0" distL="0" distR="0" wp14:anchorId="18422027" wp14:editId="15F89825">
-                  <wp:extent cx="3655695" cy="2917833"/>
-                  <wp:effectExtent l="0" t="0" r="1905" b="0"/>
-                  <wp:docPr id="12" name="Picture 12"/>
+                <wp:inline distT="0" distB="0" distL="0" distR="0" wp14:anchorId="5D11B8A0" wp14:editId="05C047F5">
+                  <wp:extent cx="3659082" cy="2790825"/>
+                  <wp:effectExtent l="0" t="0" r="0" b="0"/>
+                  <wp:docPr id="23" name="Picture 23"/>
                   <wp:cNvGraphicFramePr>
                     <a:graphicFrameLocks xmlns:a="http://schemas.openxmlformats.org/drawingml/2006/main" noChangeAspect="1"/>
                   </wp:cNvGraphicFramePr>
@@ -2240,11 +3054,17 @@
                     <a:graphicData uri="http://schemas.openxmlformats.org/drawingml/2006/picture">
                       <pic:pic xmlns:pic="http://schemas.openxmlformats.org/drawingml/2006/picture">
                         <pic:nvPicPr>
-                          <pic:cNvPr id="1" name=""/>
+                          <pic:cNvPr id="23" name="Screenshot 2026-06-11 171303.png"/>
                           <pic:cNvPicPr/>
                         </pic:nvPicPr>
                         <pic:blipFill>
-                          <a:blip r:embed="rId18"/>
+                          <a:blip r:embed="rId23">
+                            <a:extLst>
+                              <a:ext uri="{28A0092B-C50C-407E-A947-70E740481C1C}">
+                                <a14:useLocalDpi xmlns:a14="http://schemas.microsoft.com/office/drawing/2010/main" val="0"/>
+                              </a:ext>
+                            </a:extLst>
+                          </a:blip>
                           <a:stretch>
                             <a:fillRect/>
                           </a:stretch>
@@ -2252,7 +3072,7 @@
                         <pic:spPr>
                           <a:xfrm>
                             <a:off x="0" y="0"/>
-                            <a:ext cx="3658186" cy="2919821"/>
+                            <a:ext cx="3666703" cy="2796638"/>
                           </a:xfrm>
                           <a:prstGeom prst="rect">
                             <a:avLst/>
@@ -2264,17 +3084,26 @@
                 </wp:inline>
               </w:drawing>
             </w:r>
-          </w:p>
-        </w:tc>
-      </w:tr>
-      <w:tr>
-        <w:tc>
-          <w:tcPr>
-            <w:tcW w:w="4508" w:type="dxa"/>
-          </w:tcPr>
-          <w:p>
-            <w:r>
-              <w:t>Screenshot Kecepatan LAN Card Ethernet</w:t>
+            <w:bookmarkEnd w:id="0"/>
+          </w:p>
+        </w:tc>
+      </w:tr>
+      <w:tr>
+        <w:tc>
+          <w:tcPr>
+            <w:tcW w:w="4508" w:type="dxa"/>
+          </w:tcPr>
+          <w:p>
+            <w:r>
+              <w:t xml:space="preserve">Screenshot </w:t>
+            </w:r>
+            <w:proofErr w:type="spellStart"/>
+            <w:r>
+              <w:t>Kecepatan</w:t>
+            </w:r>
+            <w:proofErr w:type="spellEnd"/>
+            <w:r>
+              <w:t xml:space="preserve"> LAN Card Ethernet</w:t>
             </w:r>
           </w:p>
         </w:tc>
@@ -2303,7 +3132,7 @@
                           <pic:cNvPicPr/>
                         </pic:nvPicPr>
                         <pic:blipFill>
-                          <a:blip r:embed="rId19"/>
+                          <a:blip r:embed="rId24"/>
                           <a:stretch>
                             <a:fillRect/>
                           </a:stretch>
@@ -2328,6 +3157,22 @@
       </w:tr>
     </w:tbl>
     <w:p/>
+    <w:p/>
+    <w:p/>
+    <w:p/>
+    <w:p/>
+    <w:p/>
+    <w:p/>
+    <w:p/>
+    <w:p/>
+    <w:p/>
+    <w:p/>
+    <w:p/>
+    <w:p/>
+    <w:p/>
+    <w:p/>
+    <w:p/>
+    <w:p/>
     <w:tbl>
       <w:tblPr>
         <w:tblStyle w:val="TableGrid"/>
@@ -2355,6 +3200,34 @@
           </w:tcPr>
           <w:p>
             <w:r>
+              <w:t>6</w:t>
+            </w:r>
+          </w:p>
+        </w:tc>
+      </w:tr>
+      <w:tr>
+        <w:tc>
+          <w:tcPr>
+            <w:tcW w:w="4508" w:type="dxa"/>
+          </w:tcPr>
+          <w:p>
+            <w:proofErr w:type="spellStart"/>
+            <w:r>
+              <w:lastRenderedPageBreak/>
+              <w:t>Jumlah</w:t>
+            </w:r>
+            <w:proofErr w:type="spellEnd"/>
+            <w:r>
+              <w:t xml:space="preserve"> Unit</w:t>
+            </w:r>
+          </w:p>
+        </w:tc>
+        <w:tc>
+          <w:tcPr>
+            <w:tcW w:w="4509" w:type="dxa"/>
+          </w:tcPr>
+          <w:p>
+            <w:r>
               <w:t>1</w:t>
             </w:r>
           </w:p>
@@ -2366,52 +3239,47 @@
             <w:tcW w:w="4508" w:type="dxa"/>
           </w:tcPr>
           <w:p>
-            <w:r>
-              <w:t>Jumlah Unit</w:t>
-            </w:r>
-          </w:p>
-        </w:tc>
-        <w:tc>
-          <w:tcPr>
-            <w:tcW w:w="4509" w:type="dxa"/>
-          </w:tcPr>
-          <w:p>
-            <w:r>
-              <w:t>1</w:t>
-            </w:r>
-          </w:p>
-        </w:tc>
-      </w:tr>
-      <w:tr>
-        <w:tc>
-          <w:tcPr>
-            <w:tcW w:w="4508" w:type="dxa"/>
-          </w:tcPr>
-          <w:p>
-            <w:r>
-              <w:t>Jenis Komputer</w:t>
-            </w:r>
-          </w:p>
-        </w:tc>
-        <w:tc>
-          <w:tcPr>
-            <w:tcW w:w="4509" w:type="dxa"/>
-          </w:tcPr>
-          <w:p>
+            <w:proofErr w:type="spellStart"/>
+            <w:r>
+              <w:t>Jenis</w:t>
+            </w:r>
+            <w:proofErr w:type="spellEnd"/>
+            <w:r>
+              <w:t xml:space="preserve"> </w:t>
+            </w:r>
+            <w:proofErr w:type="spellStart"/>
+            <w:r>
+              <w:t>Komputer</w:t>
+            </w:r>
+            <w:proofErr w:type="spellEnd"/>
+          </w:p>
+        </w:tc>
+        <w:tc>
+          <w:tcPr>
+            <w:tcW w:w="4509" w:type="dxa"/>
+          </w:tcPr>
+          <w:p>
+            <w:proofErr w:type="spellStart"/>
             <w:r>
               <w:t>Rakitan</w:t>
             </w:r>
-          </w:p>
-        </w:tc>
-      </w:tr>
-      <w:tr>
-        <w:tc>
-          <w:tcPr>
-            <w:tcW w:w="4508" w:type="dxa"/>
-          </w:tcPr>
-          <w:p>
-            <w:r>
-              <w:t>Merk/Seri</w:t>
+            <w:proofErr w:type="spellEnd"/>
+          </w:p>
+        </w:tc>
+      </w:tr>
+      <w:tr>
+        <w:tc>
+          <w:tcPr>
+            <w:tcW w:w="4508" w:type="dxa"/>
+          </w:tcPr>
+          <w:p>
+            <w:proofErr w:type="spellStart"/>
+            <w:r>
+              <w:t>Merk</w:t>
+            </w:r>
+            <w:proofErr w:type="spellEnd"/>
+            <w:r>
+              <w:t>/Seri</w:t>
             </w:r>
           </w:p>
         </w:tc>
@@ -2498,9 +3366,19 @@
             <w:tcW w:w="4508" w:type="dxa"/>
           </w:tcPr>
           <w:p>
-            <w:r>
-              <w:t>Tipe Hardisk</w:t>
-            </w:r>
+            <w:proofErr w:type="spellStart"/>
+            <w:r>
+              <w:t>Tipe</w:t>
+            </w:r>
+            <w:proofErr w:type="spellEnd"/>
+            <w:r>
+              <w:t xml:space="preserve"> </w:t>
+            </w:r>
+            <w:proofErr w:type="spellStart"/>
+            <w:r>
+              <w:t>Hardisk</w:t>
+            </w:r>
+            <w:proofErr w:type="spellEnd"/>
           </w:p>
         </w:tc>
         <w:tc>
@@ -2520,8 +3398,21 @@
             <w:tcW w:w="4508" w:type="dxa"/>
           </w:tcPr>
           <w:p>
-            <w:r>
-              <w:t>Kapasitas Hardisk (GB)</w:t>
+            <w:proofErr w:type="spellStart"/>
+            <w:r>
+              <w:t>Kapasitas</w:t>
+            </w:r>
+            <w:proofErr w:type="spellEnd"/>
+            <w:r>
+              <w:t xml:space="preserve"> </w:t>
+            </w:r>
+            <w:proofErr w:type="spellStart"/>
+            <w:r>
+              <w:t>Hardisk</w:t>
+            </w:r>
+            <w:proofErr w:type="spellEnd"/>
+            <w:r>
+              <w:t xml:space="preserve"> (GB)</w:t>
             </w:r>
           </w:p>
         </w:tc>
@@ -2564,9 +3455,19 @@
             <w:tcW w:w="4508" w:type="dxa"/>
           </w:tcPr>
           <w:p>
-            <w:r>
-              <w:t>Kecepatan LAN Card Ethernet/Kabel</w:t>
-            </w:r>
+            <w:proofErr w:type="spellStart"/>
+            <w:r>
+              <w:t>Kecepatan</w:t>
+            </w:r>
+            <w:proofErr w:type="spellEnd"/>
+            <w:r>
+              <w:t xml:space="preserve"> LAN Card Ethernet/</w:t>
+            </w:r>
+            <w:proofErr w:type="spellStart"/>
+            <w:r>
+              <w:t>Kabel</w:t>
+            </w:r>
+            <w:proofErr w:type="spellEnd"/>
           </w:p>
         </w:tc>
         <w:tc>
@@ -2586,9 +3487,19 @@
             <w:tcW w:w="4508" w:type="dxa"/>
           </w:tcPr>
           <w:p>
-            <w:r>
-              <w:t>Sistem Operasi</w:t>
-            </w:r>
+            <w:proofErr w:type="spellStart"/>
+            <w:r>
+              <w:t>Sistem</w:t>
+            </w:r>
+            <w:proofErr w:type="spellEnd"/>
+            <w:r>
+              <w:t xml:space="preserve"> </w:t>
+            </w:r>
+            <w:proofErr w:type="spellStart"/>
+            <w:r>
+              <w:t>Operasi</w:t>
+            </w:r>
+            <w:proofErr w:type="spellEnd"/>
           </w:p>
         </w:tc>
         <w:tc>
@@ -2609,17 +3520,24 @@
           </w:tcPr>
           <w:p>
             <w:r>
-              <w:lastRenderedPageBreak/>
-              <w:t>Screenshot DxDiag</w:t>
-            </w:r>
-          </w:p>
-        </w:tc>
-        <w:tc>
-          <w:tcPr>
-            <w:tcW w:w="4509" w:type="dxa"/>
-          </w:tcPr>
-          <w:p>
-            <w:r>
+              <w:t xml:space="preserve">Screenshot </w:t>
+            </w:r>
+            <w:proofErr w:type="spellStart"/>
+            <w:r>
+              <w:t>DxDiag</w:t>
+            </w:r>
+            <w:proofErr w:type="spellEnd"/>
+          </w:p>
+        </w:tc>
+        <w:tc>
+          <w:tcPr>
+            <w:tcW w:w="4509" w:type="dxa"/>
+          </w:tcPr>
+          <w:p>
+            <w:r>
+              <w:rPr>
+                <w:noProof/>
+              </w:rPr>
               <w:drawing>
                 <wp:inline distT="0" distB="0" distL="0" distR="0" wp14:anchorId="70C81676" wp14:editId="0FF610F3">
                   <wp:extent cx="4478456" cy="3266440"/>
@@ -2636,7 +3554,7 @@
                           <pic:cNvPicPr/>
                         </pic:nvPicPr>
                         <pic:blipFill>
-                          <a:blip r:embed="rId20"/>
+                          <a:blip r:embed="rId25"/>
                           <a:stretch>
                             <a:fillRect/>
                           </a:stretch>
@@ -2666,6 +3584,7 @@
           </w:tcPr>
           <w:p>
             <w:r>
+              <w:lastRenderedPageBreak/>
               <w:t>Screenshot CPU Core &amp; Thread</w:t>
             </w:r>
           </w:p>
@@ -2676,6 +3595,9 @@
           </w:tcPr>
           <w:p>
             <w:r>
+              <w:rPr>
+                <w:noProof/>
+              </w:rPr>
               <w:drawing>
                 <wp:inline distT="0" distB="0" distL="0" distR="0" wp14:anchorId="63B3BC89" wp14:editId="459DCCB5">
                   <wp:extent cx="4409342" cy="3937000"/>
@@ -2692,7 +3614,7 @@
                           <pic:cNvPicPr/>
                         </pic:nvPicPr>
                         <pic:blipFill>
-                          <a:blip r:embed="rId21"/>
+                          <a:blip r:embed="rId26"/>
                           <a:stretch>
                             <a:fillRect/>
                           </a:stretch>
@@ -2722,22 +3644,45 @@
           </w:tcPr>
           <w:p>
             <w:r>
-              <w:lastRenderedPageBreak/>
-              <w:t>Screenshot Tipe &amp; Kapasitas Hardisk</w:t>
-            </w:r>
-          </w:p>
-        </w:tc>
-        <w:tc>
-          <w:tcPr>
-            <w:tcW w:w="4509" w:type="dxa"/>
-          </w:tcPr>
-          <w:p>
-            <w:r>
+              <w:t xml:space="preserve">Screenshot </w:t>
+            </w:r>
+            <w:proofErr w:type="spellStart"/>
+            <w:r>
+              <w:t>Tipe</w:t>
+            </w:r>
+            <w:proofErr w:type="spellEnd"/>
+            <w:r>
+              <w:t xml:space="preserve"> &amp; </w:t>
+            </w:r>
+            <w:proofErr w:type="spellStart"/>
+            <w:r>
+              <w:t>Kapasitas</w:t>
+            </w:r>
+            <w:proofErr w:type="spellEnd"/>
+            <w:r>
+              <w:t xml:space="preserve"> </w:t>
+            </w:r>
+            <w:proofErr w:type="spellStart"/>
+            <w:r>
+              <w:t>Hardisk</w:t>
+            </w:r>
+            <w:proofErr w:type="spellEnd"/>
+          </w:p>
+        </w:tc>
+        <w:tc>
+          <w:tcPr>
+            <w:tcW w:w="4509" w:type="dxa"/>
+          </w:tcPr>
+          <w:p>
+            <w:r>
+              <w:rPr>
+                <w:noProof/>
+              </w:rPr>
               <w:drawing>
-                <wp:inline distT="0" distB="0" distL="0" distR="0" wp14:anchorId="386C8A31" wp14:editId="6A92B05F">
-                  <wp:extent cx="4227195" cy="3367427"/>
-                  <wp:effectExtent l="0" t="0" r="1905" b="4445"/>
-                  <wp:docPr id="18" name="Picture 18"/>
+                <wp:inline distT="0" distB="0" distL="0" distR="0" wp14:anchorId="6D5C71A7" wp14:editId="43ABCCA6">
+                  <wp:extent cx="4236720" cy="3809152"/>
+                  <wp:effectExtent l="0" t="0" r="0" b="1270"/>
+                  <wp:docPr id="6" name="Picture 6"/>
                   <wp:cNvGraphicFramePr>
                     <a:graphicFrameLocks xmlns:a="http://schemas.openxmlformats.org/drawingml/2006/main" noChangeAspect="1"/>
                   </wp:cNvGraphicFramePr>
@@ -2745,11 +3690,17 @@
                     <a:graphicData uri="http://schemas.openxmlformats.org/drawingml/2006/picture">
                       <pic:pic xmlns:pic="http://schemas.openxmlformats.org/drawingml/2006/picture">
                         <pic:nvPicPr>
-                          <pic:cNvPr id="1" name=""/>
+                          <pic:cNvPr id="6" name="Screenshot 2026-06-11 171838.png"/>
                           <pic:cNvPicPr/>
                         </pic:nvPicPr>
                         <pic:blipFill>
-                          <a:blip r:embed="rId22"/>
+                          <a:blip r:embed="rId27">
+                            <a:extLst>
+                              <a:ext uri="{28A0092B-C50C-407E-A947-70E740481C1C}">
+                                <a14:useLocalDpi xmlns:a14="http://schemas.microsoft.com/office/drawing/2010/main" val="0"/>
+                              </a:ext>
+                            </a:extLst>
+                          </a:blip>
                           <a:stretch>
                             <a:fillRect/>
                           </a:stretch>
@@ -2757,7 +3708,7 @@
                         <pic:spPr>
                           <a:xfrm>
                             <a:off x="0" y="0"/>
-                            <a:ext cx="4234698" cy="3373404"/>
+                            <a:ext cx="4272469" cy="3841294"/>
                           </a:xfrm>
                           <a:prstGeom prst="rect">
                             <a:avLst/>
@@ -2779,17 +3730,27 @@
           </w:tcPr>
           <w:p>
             <w:r>
-              <w:t>Screenshot Kecepatan LAN Card Ethernet</w:t>
-            </w:r>
-          </w:p>
-        </w:tc>
-        <w:tc>
-          <w:tcPr>
-            <w:tcW w:w="4509" w:type="dxa"/>
-          </w:tcPr>
-          <w:p>
-            <w:bookmarkStart w:id="0" w:name="_GoBack"/>
-            <w:r>
+              <w:t xml:space="preserve">Screenshot </w:t>
+            </w:r>
+            <w:proofErr w:type="spellStart"/>
+            <w:r>
+              <w:t>Kecepatan</w:t>
+            </w:r>
+            <w:proofErr w:type="spellEnd"/>
+            <w:r>
+              <w:t xml:space="preserve"> LAN Card Ethernet</w:t>
+            </w:r>
+          </w:p>
+        </w:tc>
+        <w:tc>
+          <w:tcPr>
+            <w:tcW w:w="4509" w:type="dxa"/>
+          </w:tcPr>
+          <w:p>
+            <w:r>
+              <w:rPr>
+                <w:noProof/>
+              </w:rPr>
               <w:drawing>
                 <wp:inline distT="0" distB="0" distL="0" distR="0" wp14:anchorId="284AD272" wp14:editId="0974DC65">
                   <wp:extent cx="4208145" cy="907173"/>
@@ -2806,7 +3767,7 @@
                           <pic:cNvPicPr/>
                         </pic:nvPicPr>
                         <pic:blipFill>
-                          <a:blip r:embed="rId23"/>
+                          <a:blip r:embed="rId28"/>
                           <a:stretch>
                             <a:fillRect/>
                           </a:stretch>
@@ -2826,7 +3787,6 @@
                 </wp:inline>
               </w:drawing>
             </w:r>
-            <w:bookmarkEnd w:id="0"/>
           </w:p>
         </w:tc>
       </w:tr>
@@ -2859,6 +3819,33 @@
           </w:tcPr>
           <w:p>
             <w:r>
+              <w:t>7</w:t>
+            </w:r>
+          </w:p>
+        </w:tc>
+      </w:tr>
+      <w:tr>
+        <w:tc>
+          <w:tcPr>
+            <w:tcW w:w="4508" w:type="dxa"/>
+          </w:tcPr>
+          <w:p>
+            <w:proofErr w:type="spellStart"/>
+            <w:r>
+              <w:t>Jumlah</w:t>
+            </w:r>
+            <w:proofErr w:type="spellEnd"/>
+            <w:r>
+              <w:t xml:space="preserve"> Unit</w:t>
+            </w:r>
+          </w:p>
+        </w:tc>
+        <w:tc>
+          <w:tcPr>
+            <w:tcW w:w="4509" w:type="dxa"/>
+          </w:tcPr>
+          <w:p>
+            <w:r>
               <w:t>1</w:t>
             </w:r>
           </w:p>
@@ -2870,52 +3857,47 @@
             <w:tcW w:w="4508" w:type="dxa"/>
           </w:tcPr>
           <w:p>
-            <w:r>
-              <w:t>Jumlah Unit</w:t>
-            </w:r>
-          </w:p>
-        </w:tc>
-        <w:tc>
-          <w:tcPr>
-            <w:tcW w:w="4509" w:type="dxa"/>
-          </w:tcPr>
-          <w:p>
-            <w:r>
-              <w:t>1</w:t>
-            </w:r>
-          </w:p>
-        </w:tc>
-      </w:tr>
-      <w:tr>
-        <w:tc>
-          <w:tcPr>
-            <w:tcW w:w="4508" w:type="dxa"/>
-          </w:tcPr>
-          <w:p>
-            <w:r>
-              <w:t>Jenis Komputer</w:t>
-            </w:r>
-          </w:p>
-        </w:tc>
-        <w:tc>
-          <w:tcPr>
-            <w:tcW w:w="4509" w:type="dxa"/>
-          </w:tcPr>
-          <w:p>
+            <w:proofErr w:type="spellStart"/>
+            <w:r>
+              <w:t>Jenis</w:t>
+            </w:r>
+            <w:proofErr w:type="spellEnd"/>
+            <w:r>
+              <w:t xml:space="preserve"> </w:t>
+            </w:r>
+            <w:proofErr w:type="spellStart"/>
+            <w:r>
+              <w:t>Komputer</w:t>
+            </w:r>
+            <w:proofErr w:type="spellEnd"/>
+          </w:p>
+        </w:tc>
+        <w:tc>
+          <w:tcPr>
+            <w:tcW w:w="4509" w:type="dxa"/>
+          </w:tcPr>
+          <w:p>
+            <w:proofErr w:type="spellStart"/>
             <w:r>
               <w:t>Rakitan</w:t>
             </w:r>
-          </w:p>
-        </w:tc>
-      </w:tr>
-      <w:tr>
-        <w:tc>
-          <w:tcPr>
-            <w:tcW w:w="4508" w:type="dxa"/>
-          </w:tcPr>
-          <w:p>
-            <w:r>
-              <w:t>Merk/Seri</w:t>
+            <w:proofErr w:type="spellEnd"/>
+          </w:p>
+        </w:tc>
+      </w:tr>
+      <w:tr>
+        <w:tc>
+          <w:tcPr>
+            <w:tcW w:w="4508" w:type="dxa"/>
+          </w:tcPr>
+          <w:p>
+            <w:proofErr w:type="spellStart"/>
+            <w:r>
+              <w:t>Merk</w:t>
+            </w:r>
+            <w:proofErr w:type="spellEnd"/>
+            <w:r>
+              <w:t>/Seri</w:t>
             </w:r>
           </w:p>
         </w:tc>
@@ -3002,9 +3984,19 @@
             <w:tcW w:w="4508" w:type="dxa"/>
           </w:tcPr>
           <w:p>
-            <w:r>
-              <w:t>Tipe Hardisk</w:t>
-            </w:r>
+            <w:proofErr w:type="spellStart"/>
+            <w:r>
+              <w:t>Tipe</w:t>
+            </w:r>
+            <w:proofErr w:type="spellEnd"/>
+            <w:r>
+              <w:t xml:space="preserve"> </w:t>
+            </w:r>
+            <w:proofErr w:type="spellStart"/>
+            <w:r>
+              <w:t>Hardisk</w:t>
+            </w:r>
+            <w:proofErr w:type="spellEnd"/>
           </w:p>
         </w:tc>
         <w:tc>
@@ -3024,8 +4016,21 @@
             <w:tcW w:w="4508" w:type="dxa"/>
           </w:tcPr>
           <w:p>
-            <w:r>
-              <w:t>Kapasitas Hardisk (GB)</w:t>
+            <w:proofErr w:type="spellStart"/>
+            <w:r>
+              <w:t>Kapasitas</w:t>
+            </w:r>
+            <w:proofErr w:type="spellEnd"/>
+            <w:r>
+              <w:t xml:space="preserve"> </w:t>
+            </w:r>
+            <w:proofErr w:type="spellStart"/>
+            <w:r>
+              <w:t>Hardisk</w:t>
+            </w:r>
+            <w:proofErr w:type="spellEnd"/>
+            <w:r>
+              <w:t xml:space="preserve"> (GB)</w:t>
             </w:r>
           </w:p>
         </w:tc>
@@ -3068,9 +4073,19 @@
             <w:tcW w:w="4508" w:type="dxa"/>
           </w:tcPr>
           <w:p>
-            <w:r>
-              <w:t>Kecepatan LAN Card Ethernet/Kabel</w:t>
-            </w:r>
+            <w:proofErr w:type="spellStart"/>
+            <w:r>
+              <w:t>Kecepatan</w:t>
+            </w:r>
+            <w:proofErr w:type="spellEnd"/>
+            <w:r>
+              <w:t xml:space="preserve"> LAN Card Ethernet/</w:t>
+            </w:r>
+            <w:proofErr w:type="spellStart"/>
+            <w:r>
+              <w:t>Kabel</w:t>
+            </w:r>
+            <w:proofErr w:type="spellEnd"/>
           </w:p>
         </w:tc>
         <w:tc>
@@ -3090,9 +4105,19 @@
             <w:tcW w:w="4508" w:type="dxa"/>
           </w:tcPr>
           <w:p>
-            <w:r>
-              <w:t>Sistem Operasi</w:t>
-            </w:r>
+            <w:proofErr w:type="spellStart"/>
+            <w:r>
+              <w:t>Sistem</w:t>
+            </w:r>
+            <w:proofErr w:type="spellEnd"/>
+            <w:r>
+              <w:t xml:space="preserve"> </w:t>
+            </w:r>
+            <w:proofErr w:type="spellStart"/>
+            <w:r>
+              <w:t>Operasi</w:t>
+            </w:r>
+            <w:proofErr w:type="spellEnd"/>
           </w:p>
         </w:tc>
         <w:tc>
@@ -3113,9 +4138,13 @@
           </w:tcPr>
           <w:p>
             <w:r>
-              <w:lastRenderedPageBreak/>
-              <w:t>Screenshot DxDiag</w:t>
-            </w:r>
+              <w:t xml:space="preserve">Screenshot </w:t>
+            </w:r>
+            <w:proofErr w:type="spellStart"/>
+            <w:r>
+              <w:t>DxDiag</w:t>
+            </w:r>
+            <w:proofErr w:type="spellEnd"/>
           </w:p>
         </w:tc>
         <w:tc>
@@ -3143,7 +4172,7 @@
                           <pic:cNvPicPr/>
                         </pic:nvPicPr>
                         <pic:blipFill>
-                          <a:blip r:embed="rId24"/>
+                          <a:blip r:embed="rId29"/>
                           <a:stretch>
                             <a:fillRect/>
                           </a:stretch>
@@ -3202,7 +4231,7 @@
                           <pic:cNvPicPr/>
                         </pic:nvPicPr>
                         <pic:blipFill>
-                          <a:blip r:embed="rId25"/>
+                          <a:blip r:embed="rId30"/>
                           <a:stretch>
                             <a:fillRect/>
                           </a:stretch>
@@ -3233,8 +4262,29 @@
           <w:p>
             <w:r>
               <w:lastRenderedPageBreak/>
-              <w:t>Screenshot Tipe &amp; Kapasitas Hardisk</w:t>
-            </w:r>
+              <w:t xml:space="preserve">Screenshot </w:t>
+            </w:r>
+            <w:proofErr w:type="spellStart"/>
+            <w:r>
+              <w:t>Tipe</w:t>
+            </w:r>
+            <w:proofErr w:type="spellEnd"/>
+            <w:r>
+              <w:t xml:space="preserve"> &amp; </w:t>
+            </w:r>
+            <w:proofErr w:type="spellStart"/>
+            <w:r>
+              <w:t>Kapasitas</w:t>
+            </w:r>
+            <w:proofErr w:type="spellEnd"/>
+            <w:r>
+              <w:t xml:space="preserve"> </w:t>
+            </w:r>
+            <w:proofErr w:type="spellStart"/>
+            <w:r>
+              <w:t>Hardisk</w:t>
+            </w:r>
+            <w:proofErr w:type="spellEnd"/>
           </w:p>
         </w:tc>
         <w:tc>
@@ -3247,10 +4297,10 @@
                 <w:noProof/>
               </w:rPr>
               <w:drawing>
-                <wp:inline distT="0" distB="0" distL="0" distR="0" wp14:anchorId="566FFB33" wp14:editId="75AC5EBD">
-                  <wp:extent cx="3774206" cy="3011170"/>
+                <wp:inline distT="0" distB="0" distL="0" distR="0" wp14:anchorId="0B174559" wp14:editId="765C85C3">
+                  <wp:extent cx="3743061" cy="3315970"/>
                   <wp:effectExtent l="0" t="0" r="0" b="0"/>
-                  <wp:docPr id="14" name="Picture 14"/>
+                  <wp:docPr id="22" name="Picture 22"/>
                   <wp:cNvGraphicFramePr>
                     <a:graphicFrameLocks xmlns:a="http://schemas.openxmlformats.org/drawingml/2006/main" noChangeAspect="1"/>
                   </wp:cNvGraphicFramePr>
@@ -3258,11 +4308,17 @@
                     <a:graphicData uri="http://schemas.openxmlformats.org/drawingml/2006/picture">
                       <pic:pic xmlns:pic="http://schemas.openxmlformats.org/drawingml/2006/picture">
                         <pic:nvPicPr>
-                          <pic:cNvPr id="1" name=""/>
+                          <pic:cNvPr id="22" name="Annotation 2026-06-11 171023.png"/>
                           <pic:cNvPicPr/>
                         </pic:nvPicPr>
                         <pic:blipFill>
-                          <a:blip r:embed="rId26"/>
+                          <a:blip r:embed="rId31">
+                            <a:extLst>
+                              <a:ext uri="{28A0092B-C50C-407E-A947-70E740481C1C}">
+                                <a14:useLocalDpi xmlns:a14="http://schemas.microsoft.com/office/drawing/2010/main" val="0"/>
+                              </a:ext>
+                            </a:extLst>
+                          </a:blip>
                           <a:stretch>
                             <a:fillRect/>
                           </a:stretch>
@@ -3270,7 +4326,7 @@
                         <pic:spPr>
                           <a:xfrm>
                             <a:off x="0" y="0"/>
-                            <a:ext cx="3785047" cy="3019819"/>
+                            <a:ext cx="3751950" cy="3323845"/>
                           </a:xfrm>
                           <a:prstGeom prst="rect">
                             <a:avLst/>
@@ -3292,7 +4348,15 @@
           </w:tcPr>
           <w:p>
             <w:r>
-              <w:t>Screenshot Kecepatan LAN Card Ethernet</w:t>
+              <w:t xml:space="preserve">Screenshot </w:t>
+            </w:r>
+            <w:proofErr w:type="spellStart"/>
+            <w:r>
+              <w:t>Kecepatan</w:t>
+            </w:r>
+            <w:proofErr w:type="spellEnd"/>
+            <w:r>
+              <w:t xml:space="preserve"> LAN Card Ethernet</w:t>
             </w:r>
           </w:p>
         </w:tc>
@@ -3321,7 +4385,7 @@
                           <pic:cNvPicPr/>
                         </pic:nvPicPr>
                         <pic:blipFill>
-                          <a:blip r:embed="rId27"/>
+                          <a:blip r:embed="rId32"/>
                           <a:stretch>
                             <a:fillRect/>
                           </a:stretch>
@@ -4102,7 +5166,7 @@
 </file>
 
 <file path=customXml/itemProps1.xml><?xml version="1.0" encoding="utf-8"?>
-<ds:datastoreItem xmlns:ds="http://schemas.openxmlformats.org/officeDocument/2006/customXml" ds:itemID="{0FD839DE-E1F7-4E1F-9D96-84D2FD967FE4}">
+<ds:datastoreItem xmlns:ds="http://schemas.openxmlformats.org/officeDocument/2006/customXml" ds:itemID="{61C6C7D6-7C49-4576-B433-D8E624337D73}">
   <ds:schemaRefs>
     <ds:schemaRef ds:uri="http://schemas.openxmlformats.org/officeDocument/2006/bibliography"/>
   </ds:schemaRefs>
